--- a/Output/table1.docx
+++ b/Output/table1.docx
@@ -279,7 +279,7 @@
                 <w:szCs w:val="22"/>
                 <w:color w:val="000000"/>
               </w:rPr>
-              <w:t xml:space="preserve">N = 1,556</w:t>
+              <w:t xml:space="preserve">N = 1,384</w:t>
             </w:r>
             <w:r>
               <w:rPr>
@@ -386,7 +386,7 @@
                 <w:szCs w:val="22"/>
                 <w:color w:val="000000"/>
               </w:rPr>
-              <w:t xml:space="preserve">N = 1,065</w:t>
+              <w:t xml:space="preserve">N = 1,237</w:t>
             </w:r>
             <w:r>
               <w:rPr>
@@ -528,7 +528,7 @@
                 <w:szCs w:val="22"/>
                 <w:color w:val="000000"/>
               </w:rPr>
-              <w:t xml:space="preserve">Age, months **</w:t>
+              <w:t xml:space="preserve">Age, months</w:t>
             </w:r>
           </w:p>
         </w:tc>
@@ -636,7 +636,7 @@
                 <w:szCs w:val="22"/>
                 <w:color w:val="000000"/>
               </w:rPr>
-              <w:t xml:space="preserve">25 (10, 53)</w:t>
+              <w:t xml:space="preserve">25 (10, 55)</w:t>
             </w:r>
           </w:p>
         </w:tc>
@@ -690,7 +690,7 @@
                 <w:szCs w:val="22"/>
                 <w:color w:val="000000"/>
               </w:rPr>
-              <w:t xml:space="preserve">29 (11, 61)</w:t>
+              <w:t xml:space="preserve">27 (11, 59)</w:t>
             </w:r>
           </w:p>
         </w:tc>
@@ -725,26 +725,26 @@
               <w:rPr>
                 <w:rFonts w:ascii="Arial" w:hAnsi="Arial" w:eastAsia="Arial" w:cs="Arial"/>
                 <w:i w:val="false"/>
-                <w:b w:val="true"/>
-                <w:u w:val="none"/>
-                <w:strike w:val="false"/>
-                <w:sz w:val="22"/>
-                <w:szCs w:val="22"/>
-                <w:color w:val="000000"/>
-              </w:rPr>
-            </w:pPr>
-            <w:r>
-              <w:rPr>
-                <w:rFonts w:ascii="Arial" w:hAnsi="Arial" w:eastAsia="Arial" w:cs="Arial"/>
-                <w:i w:val="false"/>
-                <w:b w:val="true"/>
-                <w:u w:val="none"/>
-                <w:strike w:val="false"/>
-                <w:sz w:val="22"/>
-                <w:szCs w:val="22"/>
-                <w:color w:val="000000"/>
-              </w:rPr>
-              <w:t xml:space="preserve">0.004</w:t>
+                <w:b w:val="false"/>
+                <w:u w:val="none"/>
+                <w:strike w:val="false"/>
+                <w:sz w:val="22"/>
+                <w:szCs w:val="22"/>
+                <w:color w:val="000000"/>
+              </w:rPr>
+            </w:pPr>
+            <w:r>
+              <w:rPr>
+                <w:rFonts w:ascii="Arial" w:hAnsi="Arial" w:eastAsia="Arial" w:cs="Arial"/>
+                <w:i w:val="false"/>
+                <w:b w:val="false"/>
+                <w:u w:val="none"/>
+                <w:strike w:val="false"/>
+                <w:sz w:val="22"/>
+                <w:szCs w:val="22"/>
+                <w:color w:val="000000"/>
+              </w:rPr>
+              <w:t xml:space="preserve">0.11</w:t>
             </w:r>
           </w:p>
         </w:tc>
@@ -912,61 +912,61 @@
                 <w:szCs w:val="22"/>
                 <w:color w:val="000000"/>
               </w:rPr>
-              <w:t xml:space="preserve">24.9 (22.1, 27.4)</w:t>
-            </w:r>
-          </w:p>
-        </w:tc>
-        <w:tc>
-          <w:tcPr>
-            <w:tcBorders>
-              <w:bottom w:val="none" w:sz="0" w:space="0" w:color="000000"/>
-              <w:top w:val="none" w:sz="0" w:space="0" w:color="000000"/>
-              <w:left w:val="none" w:sz="0" w:space="0" w:color="000000"/>
-              <w:right w:val="none" w:sz="0" w:space="0" w:color="000000"/>
-            </w:tcBorders>
-            <w:shd w:val="clear" w:color="auto" w:fill="FFFFFF"/>
-            <w:tcMar>
-              <w:top w:w="0" w:type="dxa"/>
-              <w:bottom w:w="0" w:type="dxa"/>
-              <w:left w:w="0" w:type="dxa"/>
-              <w:right w:w="0" w:type="dxa"/>
-            </w:tcMar>
-            <w:vAlign w:val="top"/>
-          </w:tcPr>
-          <w:p>
-            <w:pPr>
-              <w:jc w:val="center"/>
-              <w:pBdr>
-                <w:bottom w:val="none" w:sz="0" w:space="0" w:color="000000"/>
-                <w:top w:val="none" w:sz="0" w:space="0" w:color="000000"/>
-                <w:left w:val="none" w:sz="0" w:space="0" w:color="000000"/>
-                <w:right w:val="none" w:sz="0" w:space="0" w:color="000000"/>
-              </w:pBdr>
-              <w:spacing w:after="100" w:before="100" w:line="240"/>
-              <w:ind w:left="100" w:right="100" w:firstLine="0" w:firstLineChars="0"/>
-              <w:rPr>
-                <w:rFonts w:ascii="Arial" w:hAnsi="Arial" w:eastAsia="Arial" w:cs="Arial"/>
-                <w:i w:val="false"/>
-                <w:b w:val="false"/>
-                <w:u w:val="none"/>
-                <w:strike w:val="false"/>
-                <w:sz w:val="22"/>
-                <w:szCs w:val="22"/>
-                <w:color w:val="000000"/>
-              </w:rPr>
-            </w:pPr>
-            <w:r>
-              <w:rPr>
-                <w:rFonts w:ascii="Arial" w:hAnsi="Arial" w:eastAsia="Arial" w:cs="Arial"/>
-                <w:i w:val="false"/>
-                <w:b w:val="false"/>
-                <w:u w:val="none"/>
-                <w:strike w:val="false"/>
-                <w:sz w:val="22"/>
-                <w:szCs w:val="22"/>
-                <w:color w:val="000000"/>
-              </w:rPr>
-              <w:t xml:space="preserve">33.8 (31.6, 36.3)</w:t>
+              <w:t xml:space="preserve">25.0 (22.2, 27.4)</w:t>
+            </w:r>
+          </w:p>
+        </w:tc>
+        <w:tc>
+          <w:tcPr>
+            <w:tcBorders>
+              <w:bottom w:val="none" w:sz="0" w:space="0" w:color="000000"/>
+              <w:top w:val="none" w:sz="0" w:space="0" w:color="000000"/>
+              <w:left w:val="none" w:sz="0" w:space="0" w:color="000000"/>
+              <w:right w:val="none" w:sz="0" w:space="0" w:color="000000"/>
+            </w:tcBorders>
+            <w:shd w:val="clear" w:color="auto" w:fill="FFFFFF"/>
+            <w:tcMar>
+              <w:top w:w="0" w:type="dxa"/>
+              <w:bottom w:w="0" w:type="dxa"/>
+              <w:left w:w="0" w:type="dxa"/>
+              <w:right w:w="0" w:type="dxa"/>
+            </w:tcMar>
+            <w:vAlign w:val="top"/>
+          </w:tcPr>
+          <w:p>
+            <w:pPr>
+              <w:jc w:val="center"/>
+              <w:pBdr>
+                <w:bottom w:val="none" w:sz="0" w:space="0" w:color="000000"/>
+                <w:top w:val="none" w:sz="0" w:space="0" w:color="000000"/>
+                <w:left w:val="none" w:sz="0" w:space="0" w:color="000000"/>
+                <w:right w:val="none" w:sz="0" w:space="0" w:color="000000"/>
+              </w:pBdr>
+              <w:spacing w:after="100" w:before="100" w:line="240"/>
+              <w:ind w:left="100" w:right="100" w:firstLine="0" w:firstLineChars="0"/>
+              <w:rPr>
+                <w:rFonts w:ascii="Arial" w:hAnsi="Arial" w:eastAsia="Arial" w:cs="Arial"/>
+                <w:i w:val="false"/>
+                <w:b w:val="false"/>
+                <w:u w:val="none"/>
+                <w:strike w:val="false"/>
+                <w:sz w:val="22"/>
+                <w:szCs w:val="22"/>
+                <w:color w:val="000000"/>
+              </w:rPr>
+            </w:pPr>
+            <w:r>
+              <w:rPr>
+                <w:rFonts w:ascii="Arial" w:hAnsi="Arial" w:eastAsia="Arial" w:cs="Arial"/>
+                <w:i w:val="false"/>
+                <w:b w:val="false"/>
+                <w:u w:val="none"/>
+                <w:strike w:val="false"/>
+                <w:sz w:val="22"/>
+                <w:szCs w:val="22"/>
+                <w:color w:val="000000"/>
+              </w:rPr>
+              <w:t xml:space="preserve">33.0 (30.8, 35.9)</w:t>
             </w:r>
           </w:p>
         </w:tc>
@@ -1296,7 +1296,7 @@
                 <w:szCs w:val="22"/>
                 <w:color w:val="000000"/>
               </w:rPr>
-              <w:t xml:space="preserve">0.3</w:t>
+              <w:t xml:space="preserve">0.2</w:t>
             </w:r>
           </w:p>
         </w:tc>
@@ -1464,61 +1464,61 @@
                 <w:szCs w:val="22"/>
                 <w:color w:val="000000"/>
               </w:rPr>
-              <w:t xml:space="preserve">803 (53%)</w:t>
-            </w:r>
-          </w:p>
-        </w:tc>
-        <w:tc>
-          <w:tcPr>
-            <w:tcBorders>
-              <w:bottom w:val="none" w:sz="0" w:space="0" w:color="000000"/>
-              <w:top w:val="none" w:sz="0" w:space="0" w:color="000000"/>
-              <w:left w:val="none" w:sz="0" w:space="0" w:color="000000"/>
-              <w:right w:val="none" w:sz="0" w:space="0" w:color="000000"/>
-            </w:tcBorders>
-            <w:shd w:val="clear" w:color="auto" w:fill="FFFFFF"/>
-            <w:tcMar>
-              <w:top w:w="0" w:type="dxa"/>
-              <w:bottom w:w="0" w:type="dxa"/>
-              <w:left w:w="0" w:type="dxa"/>
-              <w:right w:w="0" w:type="dxa"/>
-            </w:tcMar>
-            <w:vAlign w:val="top"/>
-          </w:tcPr>
-          <w:p>
-            <w:pPr>
-              <w:jc w:val="center"/>
-              <w:pBdr>
-                <w:bottom w:val="none" w:sz="0" w:space="0" w:color="000000"/>
-                <w:top w:val="none" w:sz="0" w:space="0" w:color="000000"/>
-                <w:left w:val="none" w:sz="0" w:space="0" w:color="000000"/>
-                <w:right w:val="none" w:sz="0" w:space="0" w:color="000000"/>
-              </w:pBdr>
-              <w:spacing w:after="100" w:before="100" w:line="240"/>
-              <w:ind w:left="100" w:right="100" w:firstLine="0" w:firstLineChars="0"/>
-              <w:rPr>
-                <w:rFonts w:ascii="Arial" w:hAnsi="Arial" w:eastAsia="Arial" w:cs="Arial"/>
-                <w:i w:val="false"/>
-                <w:b w:val="false"/>
-                <w:u w:val="none"/>
-                <w:strike w:val="false"/>
-                <w:sz w:val="22"/>
-                <w:szCs w:val="22"/>
-                <w:color w:val="000000"/>
-              </w:rPr>
-            </w:pPr>
-            <w:r>
-              <w:rPr>
-                <w:rFonts w:ascii="Arial" w:hAnsi="Arial" w:eastAsia="Arial" w:cs="Arial"/>
-                <w:i w:val="false"/>
-                <w:b w:val="false"/>
-                <w:u w:val="none"/>
-                <w:strike w:val="false"/>
-                <w:sz w:val="22"/>
-                <w:szCs w:val="22"/>
-                <w:color w:val="000000"/>
-              </w:rPr>
-              <w:t xml:space="preserve">536 (51%)</w:t>
+              <w:t xml:space="preserve">717 (53%)</w:t>
+            </w:r>
+          </w:p>
+        </w:tc>
+        <w:tc>
+          <w:tcPr>
+            <w:tcBorders>
+              <w:bottom w:val="none" w:sz="0" w:space="0" w:color="000000"/>
+              <w:top w:val="none" w:sz="0" w:space="0" w:color="000000"/>
+              <w:left w:val="none" w:sz="0" w:space="0" w:color="000000"/>
+              <w:right w:val="none" w:sz="0" w:space="0" w:color="000000"/>
+            </w:tcBorders>
+            <w:shd w:val="clear" w:color="auto" w:fill="FFFFFF"/>
+            <w:tcMar>
+              <w:top w:w="0" w:type="dxa"/>
+              <w:bottom w:w="0" w:type="dxa"/>
+              <w:left w:w="0" w:type="dxa"/>
+              <w:right w:w="0" w:type="dxa"/>
+            </w:tcMar>
+            <w:vAlign w:val="top"/>
+          </w:tcPr>
+          <w:p>
+            <w:pPr>
+              <w:jc w:val="center"/>
+              <w:pBdr>
+                <w:bottom w:val="none" w:sz="0" w:space="0" w:color="000000"/>
+                <w:top w:val="none" w:sz="0" w:space="0" w:color="000000"/>
+                <w:left w:val="none" w:sz="0" w:space="0" w:color="000000"/>
+                <w:right w:val="none" w:sz="0" w:space="0" w:color="000000"/>
+              </w:pBdr>
+              <w:spacing w:after="100" w:before="100" w:line="240"/>
+              <w:ind w:left="100" w:right="100" w:firstLine="0" w:firstLineChars="0"/>
+              <w:rPr>
+                <w:rFonts w:ascii="Arial" w:hAnsi="Arial" w:eastAsia="Arial" w:cs="Arial"/>
+                <w:i w:val="false"/>
+                <w:b w:val="false"/>
+                <w:u w:val="none"/>
+                <w:strike w:val="false"/>
+                <w:sz w:val="22"/>
+                <w:szCs w:val="22"/>
+                <w:color w:val="000000"/>
+              </w:rPr>
+            </w:pPr>
+            <w:r>
+              <w:rPr>
+                <w:rFonts w:ascii="Arial" w:hAnsi="Arial" w:eastAsia="Arial" w:cs="Arial"/>
+                <w:i w:val="false"/>
+                <w:b w:val="false"/>
+                <w:u w:val="none"/>
+                <w:strike w:val="false"/>
+                <w:sz w:val="22"/>
+                <w:szCs w:val="22"/>
+                <w:color w:val="000000"/>
+              </w:rPr>
+              <w:t xml:space="preserve">622 (51%)</w:t>
             </w:r>
           </w:p>
         </w:tc>
@@ -1740,61 +1740,61 @@
                 <w:szCs w:val="22"/>
                 <w:color w:val="000000"/>
               </w:rPr>
-              <w:t xml:space="preserve">710 (47%)</w:t>
-            </w:r>
-          </w:p>
-        </w:tc>
-        <w:tc>
-          <w:tcPr>
-            <w:tcBorders>
-              <w:bottom w:val="none" w:sz="0" w:space="0" w:color="000000"/>
-              <w:top w:val="none" w:sz="0" w:space="0" w:color="000000"/>
-              <w:left w:val="none" w:sz="0" w:space="0" w:color="000000"/>
-              <w:right w:val="none" w:sz="0" w:space="0" w:color="000000"/>
-            </w:tcBorders>
-            <w:shd w:val="clear" w:color="auto" w:fill="FFFFFF"/>
-            <w:tcMar>
-              <w:top w:w="0" w:type="dxa"/>
-              <w:bottom w:w="0" w:type="dxa"/>
-              <w:left w:w="0" w:type="dxa"/>
-              <w:right w:w="0" w:type="dxa"/>
-            </w:tcMar>
-            <w:vAlign w:val="top"/>
-          </w:tcPr>
-          <w:p>
-            <w:pPr>
-              <w:jc w:val="center"/>
-              <w:pBdr>
-                <w:bottom w:val="none" w:sz="0" w:space="0" w:color="000000"/>
-                <w:top w:val="none" w:sz="0" w:space="0" w:color="000000"/>
-                <w:left w:val="none" w:sz="0" w:space="0" w:color="000000"/>
-                <w:right w:val="none" w:sz="0" w:space="0" w:color="000000"/>
-              </w:pBdr>
-              <w:spacing w:after="100" w:before="100" w:line="240"/>
-              <w:ind w:left="100" w:right="100" w:firstLine="0" w:firstLineChars="0"/>
-              <w:rPr>
-                <w:rFonts w:ascii="Arial" w:hAnsi="Arial" w:eastAsia="Arial" w:cs="Arial"/>
-                <w:i w:val="false"/>
-                <w:b w:val="false"/>
-                <w:u w:val="none"/>
-                <w:strike w:val="false"/>
-                <w:sz w:val="22"/>
-                <w:szCs w:val="22"/>
-                <w:color w:val="000000"/>
-              </w:rPr>
-            </w:pPr>
-            <w:r>
-              <w:rPr>
-                <w:rFonts w:ascii="Arial" w:hAnsi="Arial" w:eastAsia="Arial" w:cs="Arial"/>
-                <w:i w:val="false"/>
-                <w:b w:val="false"/>
-                <w:u w:val="none"/>
-                <w:strike w:val="false"/>
-                <w:sz w:val="22"/>
-                <w:szCs w:val="22"/>
-                <w:color w:val="000000"/>
-              </w:rPr>
-              <w:t xml:space="preserve">516 (49%)</w:t>
+              <w:t xml:space="preserve">627 (47%)</w:t>
+            </w:r>
+          </w:p>
+        </w:tc>
+        <w:tc>
+          <w:tcPr>
+            <w:tcBorders>
+              <w:bottom w:val="none" w:sz="0" w:space="0" w:color="000000"/>
+              <w:top w:val="none" w:sz="0" w:space="0" w:color="000000"/>
+              <w:left w:val="none" w:sz="0" w:space="0" w:color="000000"/>
+              <w:right w:val="none" w:sz="0" w:space="0" w:color="000000"/>
+            </w:tcBorders>
+            <w:shd w:val="clear" w:color="auto" w:fill="FFFFFF"/>
+            <w:tcMar>
+              <w:top w:w="0" w:type="dxa"/>
+              <w:bottom w:w="0" w:type="dxa"/>
+              <w:left w:w="0" w:type="dxa"/>
+              <w:right w:w="0" w:type="dxa"/>
+            </w:tcMar>
+            <w:vAlign w:val="top"/>
+          </w:tcPr>
+          <w:p>
+            <w:pPr>
+              <w:jc w:val="center"/>
+              <w:pBdr>
+                <w:bottom w:val="none" w:sz="0" w:space="0" w:color="000000"/>
+                <w:top w:val="none" w:sz="0" w:space="0" w:color="000000"/>
+                <w:left w:val="none" w:sz="0" w:space="0" w:color="000000"/>
+                <w:right w:val="none" w:sz="0" w:space="0" w:color="000000"/>
+              </w:pBdr>
+              <w:spacing w:after="100" w:before="100" w:line="240"/>
+              <w:ind w:left="100" w:right="100" w:firstLine="0" w:firstLineChars="0"/>
+              <w:rPr>
+                <w:rFonts w:ascii="Arial" w:hAnsi="Arial" w:eastAsia="Arial" w:cs="Arial"/>
+                <w:i w:val="false"/>
+                <w:b w:val="false"/>
+                <w:u w:val="none"/>
+                <w:strike w:val="false"/>
+                <w:sz w:val="22"/>
+                <w:szCs w:val="22"/>
+                <w:color w:val="000000"/>
+              </w:rPr>
+            </w:pPr>
+            <w:r>
+              <w:rPr>
+                <w:rFonts w:ascii="Arial" w:hAnsi="Arial" w:eastAsia="Arial" w:cs="Arial"/>
+                <w:i w:val="false"/>
+                <w:b w:val="false"/>
+                <w:u w:val="none"/>
+                <w:strike w:val="false"/>
+                <w:sz w:val="22"/>
+                <w:szCs w:val="22"/>
+                <w:color w:val="000000"/>
+              </w:rPr>
+              <w:t xml:space="preserve">599 (49%)</w:t>
             </w:r>
           </w:p>
         </w:tc>
@@ -1855,7 +1855,7 @@
       </w:tr>
       <w:tr>
         <w:trPr>
-          <w:trHeight w:val="572" w:hRule="auto"/>
+          <w:trHeight w:val="571" w:hRule="auto"/>
         </w:trPr>
         body 6
         <w:tc>
@@ -2016,61 +2016,61 @@
                 <w:szCs w:val="22"/>
                 <w:color w:val="000000"/>
               </w:rPr>
-              <w:t xml:space="preserve">43</w:t>
-            </w:r>
-          </w:p>
-        </w:tc>
-        <w:tc>
-          <w:tcPr>
-            <w:tcBorders>
-              <w:bottom w:val="none" w:sz="0" w:space="0" w:color="000000"/>
-              <w:top w:val="none" w:sz="0" w:space="0" w:color="000000"/>
-              <w:left w:val="none" w:sz="0" w:space="0" w:color="000000"/>
-              <w:right w:val="none" w:sz="0" w:space="0" w:color="000000"/>
-            </w:tcBorders>
-            <w:shd w:val="clear" w:color="auto" w:fill="FFFFFF"/>
-            <w:tcMar>
-              <w:top w:w="0" w:type="dxa"/>
-              <w:bottom w:w="0" w:type="dxa"/>
-              <w:left w:w="0" w:type="dxa"/>
-              <w:right w:w="0" w:type="dxa"/>
-            </w:tcMar>
-            <w:vAlign w:val="top"/>
-          </w:tcPr>
-          <w:p>
-            <w:pPr>
-              <w:jc w:val="center"/>
-              <w:pBdr>
-                <w:bottom w:val="none" w:sz="0" w:space="0" w:color="000000"/>
-                <w:top w:val="none" w:sz="0" w:space="0" w:color="000000"/>
-                <w:left w:val="none" w:sz="0" w:space="0" w:color="000000"/>
-                <w:right w:val="none" w:sz="0" w:space="0" w:color="000000"/>
-              </w:pBdr>
-              <w:spacing w:after="100" w:before="100" w:line="240"/>
-              <w:ind w:left="100" w:right="100" w:firstLine="0" w:firstLineChars="0"/>
-              <w:rPr>
-                <w:rFonts w:ascii="Arial" w:hAnsi="Arial" w:eastAsia="Arial" w:cs="Arial"/>
-                <w:i w:val="false"/>
-                <w:b w:val="false"/>
-                <w:u w:val="none"/>
-                <w:strike w:val="false"/>
-                <w:sz w:val="22"/>
-                <w:szCs w:val="22"/>
-                <w:color w:val="000000"/>
-              </w:rPr>
-            </w:pPr>
-            <w:r>
-              <w:rPr>
-                <w:rFonts w:ascii="Arial" w:hAnsi="Arial" w:eastAsia="Arial" w:cs="Arial"/>
-                <w:i w:val="false"/>
-                <w:b w:val="false"/>
-                <w:u w:val="none"/>
-                <w:strike w:val="false"/>
-                <w:sz w:val="22"/>
-                <w:szCs w:val="22"/>
-                <w:color w:val="000000"/>
-              </w:rPr>
-              <w:t xml:space="preserve">13</w:t>
+              <w:t xml:space="preserve">40</w:t>
+            </w:r>
+          </w:p>
+        </w:tc>
+        <w:tc>
+          <w:tcPr>
+            <w:tcBorders>
+              <w:bottom w:val="none" w:sz="0" w:space="0" w:color="000000"/>
+              <w:top w:val="none" w:sz="0" w:space="0" w:color="000000"/>
+              <w:left w:val="none" w:sz="0" w:space="0" w:color="000000"/>
+              <w:right w:val="none" w:sz="0" w:space="0" w:color="000000"/>
+            </w:tcBorders>
+            <w:shd w:val="clear" w:color="auto" w:fill="FFFFFF"/>
+            <w:tcMar>
+              <w:top w:w="0" w:type="dxa"/>
+              <w:bottom w:w="0" w:type="dxa"/>
+              <w:left w:w="0" w:type="dxa"/>
+              <w:right w:w="0" w:type="dxa"/>
+            </w:tcMar>
+            <w:vAlign w:val="top"/>
+          </w:tcPr>
+          <w:p>
+            <w:pPr>
+              <w:jc w:val="center"/>
+              <w:pBdr>
+                <w:bottom w:val="none" w:sz="0" w:space="0" w:color="000000"/>
+                <w:top w:val="none" w:sz="0" w:space="0" w:color="000000"/>
+                <w:left w:val="none" w:sz="0" w:space="0" w:color="000000"/>
+                <w:right w:val="none" w:sz="0" w:space="0" w:color="000000"/>
+              </w:pBdr>
+              <w:spacing w:after="100" w:before="100" w:line="240"/>
+              <w:ind w:left="100" w:right="100" w:firstLine="0" w:firstLineChars="0"/>
+              <w:rPr>
+                <w:rFonts w:ascii="Arial" w:hAnsi="Arial" w:eastAsia="Arial" w:cs="Arial"/>
+                <w:i w:val="false"/>
+                <w:b w:val="false"/>
+                <w:u w:val="none"/>
+                <w:strike w:val="false"/>
+                <w:sz w:val="22"/>
+                <w:szCs w:val="22"/>
+                <w:color w:val="000000"/>
+              </w:rPr>
+            </w:pPr>
+            <w:r>
+              <w:rPr>
+                <w:rFonts w:ascii="Arial" w:hAnsi="Arial" w:eastAsia="Arial" w:cs="Arial"/>
+                <w:i w:val="false"/>
+                <w:b w:val="false"/>
+                <w:u w:val="none"/>
+                <w:strike w:val="false"/>
+                <w:sz w:val="22"/>
+                <w:szCs w:val="22"/>
+                <w:color w:val="000000"/>
+              </w:rPr>
+              <w:t xml:space="preserve">16</w:t>
             </w:r>
           </w:p>
         </w:tc>
@@ -2400,7 +2400,7 @@
                 <w:szCs w:val="22"/>
                 <w:color w:val="000000"/>
               </w:rPr>
-              <w:t xml:space="preserve">0.002</w:t>
+              <w:t xml:space="preserve">0.007</w:t>
             </w:r>
           </w:p>
         </w:tc>
@@ -2568,61 +2568,61 @@
                 <w:szCs w:val="22"/>
                 <w:color w:val="000000"/>
               </w:rPr>
-              <w:t xml:space="preserve">507 (33%)</w:t>
-            </w:r>
-          </w:p>
-        </w:tc>
-        <w:tc>
-          <w:tcPr>
-            <w:tcBorders>
-              <w:bottom w:val="none" w:sz="0" w:space="0" w:color="000000"/>
-              <w:top w:val="none" w:sz="0" w:space="0" w:color="000000"/>
-              <w:left w:val="none" w:sz="0" w:space="0" w:color="000000"/>
-              <w:right w:val="none" w:sz="0" w:space="0" w:color="000000"/>
-            </w:tcBorders>
-            <w:shd w:val="clear" w:color="auto" w:fill="FFFFFF"/>
-            <w:tcMar>
-              <w:top w:w="0" w:type="dxa"/>
-              <w:bottom w:w="0" w:type="dxa"/>
-              <w:left w:w="0" w:type="dxa"/>
-              <w:right w:w="0" w:type="dxa"/>
-            </w:tcMar>
-            <w:vAlign w:val="top"/>
-          </w:tcPr>
-          <w:p>
-            <w:pPr>
-              <w:jc w:val="center"/>
-              <w:pBdr>
-                <w:bottom w:val="none" w:sz="0" w:space="0" w:color="000000"/>
-                <w:top w:val="none" w:sz="0" w:space="0" w:color="000000"/>
-                <w:left w:val="none" w:sz="0" w:space="0" w:color="000000"/>
-                <w:right w:val="none" w:sz="0" w:space="0" w:color="000000"/>
-              </w:pBdr>
-              <w:spacing w:after="100" w:before="100" w:line="240"/>
-              <w:ind w:left="100" w:right="100" w:firstLine="0" w:firstLineChars="0"/>
-              <w:rPr>
-                <w:rFonts w:ascii="Arial" w:hAnsi="Arial" w:eastAsia="Arial" w:cs="Arial"/>
-                <w:i w:val="false"/>
-                <w:b w:val="false"/>
-                <w:u w:val="none"/>
-                <w:strike w:val="false"/>
-                <w:sz w:val="22"/>
-                <w:szCs w:val="22"/>
-                <w:color w:val="000000"/>
-              </w:rPr>
-            </w:pPr>
-            <w:r>
-              <w:rPr>
-                <w:rFonts w:ascii="Arial" w:hAnsi="Arial" w:eastAsia="Arial" w:cs="Arial"/>
-                <w:i w:val="false"/>
-                <w:b w:val="false"/>
-                <w:u w:val="none"/>
-                <w:strike w:val="false"/>
-                <w:sz w:val="22"/>
-                <w:szCs w:val="22"/>
-                <w:color w:val="000000"/>
-              </w:rPr>
-              <w:t xml:space="preserve">293 (28%)</w:t>
+              <w:t xml:space="preserve">455 (33%)</w:t>
+            </w:r>
+          </w:p>
+        </w:tc>
+        <w:tc>
+          <w:tcPr>
+            <w:tcBorders>
+              <w:bottom w:val="none" w:sz="0" w:space="0" w:color="000000"/>
+              <w:top w:val="none" w:sz="0" w:space="0" w:color="000000"/>
+              <w:left w:val="none" w:sz="0" w:space="0" w:color="000000"/>
+              <w:right w:val="none" w:sz="0" w:space="0" w:color="000000"/>
+            </w:tcBorders>
+            <w:shd w:val="clear" w:color="auto" w:fill="FFFFFF"/>
+            <w:tcMar>
+              <w:top w:w="0" w:type="dxa"/>
+              <w:bottom w:w="0" w:type="dxa"/>
+              <w:left w:w="0" w:type="dxa"/>
+              <w:right w:w="0" w:type="dxa"/>
+            </w:tcMar>
+            <w:vAlign w:val="top"/>
+          </w:tcPr>
+          <w:p>
+            <w:pPr>
+              <w:jc w:val="center"/>
+              <w:pBdr>
+                <w:bottom w:val="none" w:sz="0" w:space="0" w:color="000000"/>
+                <w:top w:val="none" w:sz="0" w:space="0" w:color="000000"/>
+                <w:left w:val="none" w:sz="0" w:space="0" w:color="000000"/>
+                <w:right w:val="none" w:sz="0" w:space="0" w:color="000000"/>
+              </w:pBdr>
+              <w:spacing w:after="100" w:before="100" w:line="240"/>
+              <w:ind w:left="100" w:right="100" w:firstLine="0" w:firstLineChars="0"/>
+              <w:rPr>
+                <w:rFonts w:ascii="Arial" w:hAnsi="Arial" w:eastAsia="Arial" w:cs="Arial"/>
+                <w:i w:val="false"/>
+                <w:b w:val="false"/>
+                <w:u w:val="none"/>
+                <w:strike w:val="false"/>
+                <w:sz w:val="22"/>
+                <w:szCs w:val="22"/>
+                <w:color w:val="000000"/>
+              </w:rPr>
+            </w:pPr>
+            <w:r>
+              <w:rPr>
+                <w:rFonts w:ascii="Arial" w:hAnsi="Arial" w:eastAsia="Arial" w:cs="Arial"/>
+                <w:i w:val="false"/>
+                <w:b w:val="false"/>
+                <w:u w:val="none"/>
+                <w:strike w:val="false"/>
+                <w:sz w:val="22"/>
+                <w:szCs w:val="22"/>
+                <w:color w:val="000000"/>
+              </w:rPr>
+              <w:t xml:space="preserve">345 (29%)</w:t>
             </w:r>
           </w:p>
         </w:tc>
@@ -2844,61 +2844,61 @@
                 <w:szCs w:val="22"/>
                 <w:color w:val="000000"/>
               </w:rPr>
-              <w:t xml:space="preserve">306 (20%)</w:t>
-            </w:r>
-          </w:p>
-        </w:tc>
-        <w:tc>
-          <w:tcPr>
-            <w:tcBorders>
-              <w:bottom w:val="none" w:sz="0" w:space="0" w:color="000000"/>
-              <w:top w:val="none" w:sz="0" w:space="0" w:color="000000"/>
-              <w:left w:val="none" w:sz="0" w:space="0" w:color="000000"/>
-              <w:right w:val="none" w:sz="0" w:space="0" w:color="000000"/>
-            </w:tcBorders>
-            <w:shd w:val="clear" w:color="auto" w:fill="FFFFFF"/>
-            <w:tcMar>
-              <w:top w:w="0" w:type="dxa"/>
-              <w:bottom w:w="0" w:type="dxa"/>
-              <w:left w:w="0" w:type="dxa"/>
-              <w:right w:w="0" w:type="dxa"/>
-            </w:tcMar>
-            <w:vAlign w:val="top"/>
-          </w:tcPr>
-          <w:p>
-            <w:pPr>
-              <w:jc w:val="center"/>
-              <w:pBdr>
-                <w:bottom w:val="none" w:sz="0" w:space="0" w:color="000000"/>
-                <w:top w:val="none" w:sz="0" w:space="0" w:color="000000"/>
-                <w:left w:val="none" w:sz="0" w:space="0" w:color="000000"/>
-                <w:right w:val="none" w:sz="0" w:space="0" w:color="000000"/>
-              </w:pBdr>
-              <w:spacing w:after="100" w:before="100" w:line="240"/>
-              <w:ind w:left="100" w:right="100" w:firstLine="0" w:firstLineChars="0"/>
-              <w:rPr>
-                <w:rFonts w:ascii="Arial" w:hAnsi="Arial" w:eastAsia="Arial" w:cs="Arial"/>
-                <w:i w:val="false"/>
-                <w:b w:val="false"/>
-                <w:u w:val="none"/>
-                <w:strike w:val="false"/>
-                <w:sz w:val="22"/>
-                <w:szCs w:val="22"/>
-                <w:color w:val="000000"/>
-              </w:rPr>
-            </w:pPr>
-            <w:r>
-              <w:rPr>
-                <w:rFonts w:ascii="Arial" w:hAnsi="Arial" w:eastAsia="Arial" w:cs="Arial"/>
-                <w:i w:val="false"/>
-                <w:b w:val="false"/>
-                <w:u w:val="none"/>
-                <w:strike w:val="false"/>
-                <w:sz w:val="22"/>
-                <w:szCs w:val="22"/>
-                <w:color w:val="000000"/>
-              </w:rPr>
-              <w:t xml:space="preserve">263 (25%)</w:t>
+              <w:t xml:space="preserve">265 (19%)</w:t>
+            </w:r>
+          </w:p>
+        </w:tc>
+        <w:tc>
+          <w:tcPr>
+            <w:tcBorders>
+              <w:bottom w:val="none" w:sz="0" w:space="0" w:color="000000"/>
+              <w:top w:val="none" w:sz="0" w:space="0" w:color="000000"/>
+              <w:left w:val="none" w:sz="0" w:space="0" w:color="000000"/>
+              <w:right w:val="none" w:sz="0" w:space="0" w:color="000000"/>
+            </w:tcBorders>
+            <w:shd w:val="clear" w:color="auto" w:fill="FFFFFF"/>
+            <w:tcMar>
+              <w:top w:w="0" w:type="dxa"/>
+              <w:bottom w:w="0" w:type="dxa"/>
+              <w:left w:w="0" w:type="dxa"/>
+              <w:right w:w="0" w:type="dxa"/>
+            </w:tcMar>
+            <w:vAlign w:val="top"/>
+          </w:tcPr>
+          <w:p>
+            <w:pPr>
+              <w:jc w:val="center"/>
+              <w:pBdr>
+                <w:bottom w:val="none" w:sz="0" w:space="0" w:color="000000"/>
+                <w:top w:val="none" w:sz="0" w:space="0" w:color="000000"/>
+                <w:left w:val="none" w:sz="0" w:space="0" w:color="000000"/>
+                <w:right w:val="none" w:sz="0" w:space="0" w:color="000000"/>
+              </w:pBdr>
+              <w:spacing w:after="100" w:before="100" w:line="240"/>
+              <w:ind w:left="100" w:right="100" w:firstLine="0" w:firstLineChars="0"/>
+              <w:rPr>
+                <w:rFonts w:ascii="Arial" w:hAnsi="Arial" w:eastAsia="Arial" w:cs="Arial"/>
+                <w:i w:val="false"/>
+                <w:b w:val="false"/>
+                <w:u w:val="none"/>
+                <w:strike w:val="false"/>
+                <w:sz w:val="22"/>
+                <w:szCs w:val="22"/>
+                <w:color w:val="000000"/>
+              </w:rPr>
+            </w:pPr>
+            <w:r>
+              <w:rPr>
+                <w:rFonts w:ascii="Arial" w:hAnsi="Arial" w:eastAsia="Arial" w:cs="Arial"/>
+                <w:i w:val="false"/>
+                <w:b w:val="false"/>
+                <w:u w:val="none"/>
+                <w:strike w:val="false"/>
+                <w:sz w:val="22"/>
+                <w:szCs w:val="22"/>
+                <w:color w:val="000000"/>
+              </w:rPr>
+              <w:t xml:space="preserve">304 (25%)</w:t>
             </w:r>
           </w:p>
         </w:tc>
@@ -3120,61 +3120,61 @@
                 <w:szCs w:val="22"/>
                 <w:color w:val="000000"/>
               </w:rPr>
-              <w:t xml:space="preserve">584 (38%)</w:t>
-            </w:r>
-          </w:p>
-        </w:tc>
-        <w:tc>
-          <w:tcPr>
-            <w:tcBorders>
-              <w:bottom w:val="none" w:sz="0" w:space="0" w:color="000000"/>
-              <w:top w:val="none" w:sz="0" w:space="0" w:color="000000"/>
-              <w:left w:val="none" w:sz="0" w:space="0" w:color="000000"/>
-              <w:right w:val="none" w:sz="0" w:space="0" w:color="000000"/>
-            </w:tcBorders>
-            <w:shd w:val="clear" w:color="auto" w:fill="FFFFFF"/>
-            <w:tcMar>
-              <w:top w:w="0" w:type="dxa"/>
-              <w:bottom w:w="0" w:type="dxa"/>
-              <w:left w:w="0" w:type="dxa"/>
-              <w:right w:w="0" w:type="dxa"/>
-            </w:tcMar>
-            <w:vAlign w:val="top"/>
-          </w:tcPr>
-          <w:p>
-            <w:pPr>
-              <w:jc w:val="center"/>
-              <w:pBdr>
-                <w:bottom w:val="none" w:sz="0" w:space="0" w:color="000000"/>
-                <w:top w:val="none" w:sz="0" w:space="0" w:color="000000"/>
-                <w:left w:val="none" w:sz="0" w:space="0" w:color="000000"/>
-                <w:right w:val="none" w:sz="0" w:space="0" w:color="000000"/>
-              </w:pBdr>
-              <w:spacing w:after="100" w:before="100" w:line="240"/>
-              <w:ind w:left="100" w:right="100" w:firstLine="0" w:firstLineChars="0"/>
-              <w:rPr>
-                <w:rFonts w:ascii="Arial" w:hAnsi="Arial" w:eastAsia="Arial" w:cs="Arial"/>
-                <w:i w:val="false"/>
-                <w:b w:val="false"/>
-                <w:u w:val="none"/>
-                <w:strike w:val="false"/>
-                <w:sz w:val="22"/>
-                <w:szCs w:val="22"/>
-                <w:color w:val="000000"/>
-              </w:rPr>
-            </w:pPr>
-            <w:r>
-              <w:rPr>
-                <w:rFonts w:ascii="Arial" w:hAnsi="Arial" w:eastAsia="Arial" w:cs="Arial"/>
-                <w:i w:val="false"/>
-                <w:b w:val="false"/>
-                <w:u w:val="none"/>
-                <w:strike w:val="false"/>
-                <w:sz w:val="22"/>
-                <w:szCs w:val="22"/>
-                <w:color w:val="000000"/>
-              </w:rPr>
-              <w:t xml:space="preserve">410 (39%)</w:t>
+              <w:t xml:space="preserve">532 (39%)</w:t>
+            </w:r>
+          </w:p>
+        </w:tc>
+        <w:tc>
+          <w:tcPr>
+            <w:tcBorders>
+              <w:bottom w:val="none" w:sz="0" w:space="0" w:color="000000"/>
+              <w:top w:val="none" w:sz="0" w:space="0" w:color="000000"/>
+              <w:left w:val="none" w:sz="0" w:space="0" w:color="000000"/>
+              <w:right w:val="none" w:sz="0" w:space="0" w:color="000000"/>
+            </w:tcBorders>
+            <w:shd w:val="clear" w:color="auto" w:fill="FFFFFF"/>
+            <w:tcMar>
+              <w:top w:w="0" w:type="dxa"/>
+              <w:bottom w:w="0" w:type="dxa"/>
+              <w:left w:w="0" w:type="dxa"/>
+              <w:right w:w="0" w:type="dxa"/>
+            </w:tcMar>
+            <w:vAlign w:val="top"/>
+          </w:tcPr>
+          <w:p>
+            <w:pPr>
+              <w:jc w:val="center"/>
+              <w:pBdr>
+                <w:bottom w:val="none" w:sz="0" w:space="0" w:color="000000"/>
+                <w:top w:val="none" w:sz="0" w:space="0" w:color="000000"/>
+                <w:left w:val="none" w:sz="0" w:space="0" w:color="000000"/>
+                <w:right w:val="none" w:sz="0" w:space="0" w:color="000000"/>
+              </w:pBdr>
+              <w:spacing w:after="100" w:before="100" w:line="240"/>
+              <w:ind w:left="100" w:right="100" w:firstLine="0" w:firstLineChars="0"/>
+              <w:rPr>
+                <w:rFonts w:ascii="Arial" w:hAnsi="Arial" w:eastAsia="Arial" w:cs="Arial"/>
+                <w:i w:val="false"/>
+                <w:b w:val="false"/>
+                <w:u w:val="none"/>
+                <w:strike w:val="false"/>
+                <w:sz w:val="22"/>
+                <w:szCs w:val="22"/>
+                <w:color w:val="000000"/>
+              </w:rPr>
+            </w:pPr>
+            <w:r>
+              <w:rPr>
+                <w:rFonts w:ascii="Arial" w:hAnsi="Arial" w:eastAsia="Arial" w:cs="Arial"/>
+                <w:i w:val="false"/>
+                <w:b w:val="false"/>
+                <w:u w:val="none"/>
+                <w:strike w:val="false"/>
+                <w:sz w:val="22"/>
+                <w:szCs w:val="22"/>
+                <w:color w:val="000000"/>
+              </w:rPr>
+              <w:t xml:space="preserve">462 (38%)</w:t>
             </w:r>
           </w:p>
         </w:tc>
@@ -3450,7 +3450,7 @@
                 <w:szCs w:val="22"/>
                 <w:color w:val="000000"/>
               </w:rPr>
-              <w:t xml:space="preserve">5 (0.5%)</w:t>
+              <w:t xml:space="preserve">5 (0.4%)</w:t>
             </w:r>
           </w:p>
         </w:tc>
@@ -3672,61 +3672,61 @@
                 <w:szCs w:val="22"/>
                 <w:color w:val="000000"/>
               </w:rPr>
-              <w:t xml:space="preserve">8 (0.5%)</w:t>
-            </w:r>
-          </w:p>
-        </w:tc>
-        <w:tc>
-          <w:tcPr>
-            <w:tcBorders>
-              <w:bottom w:val="none" w:sz="0" w:space="0" w:color="000000"/>
-              <w:top w:val="none" w:sz="0" w:space="0" w:color="000000"/>
-              <w:left w:val="none" w:sz="0" w:space="0" w:color="000000"/>
-              <w:right w:val="none" w:sz="0" w:space="0" w:color="000000"/>
-            </w:tcBorders>
-            <w:shd w:val="clear" w:color="auto" w:fill="FFFFFF"/>
-            <w:tcMar>
-              <w:top w:w="0" w:type="dxa"/>
-              <w:bottom w:w="0" w:type="dxa"/>
-              <w:left w:w="0" w:type="dxa"/>
-              <w:right w:w="0" w:type="dxa"/>
-            </w:tcMar>
-            <w:vAlign w:val="top"/>
-          </w:tcPr>
-          <w:p>
-            <w:pPr>
-              <w:jc w:val="center"/>
-              <w:pBdr>
-                <w:bottom w:val="none" w:sz="0" w:space="0" w:color="000000"/>
-                <w:top w:val="none" w:sz="0" w:space="0" w:color="000000"/>
-                <w:left w:val="none" w:sz="0" w:space="0" w:color="000000"/>
-                <w:right w:val="none" w:sz="0" w:space="0" w:color="000000"/>
-              </w:pBdr>
-              <w:spacing w:after="100" w:before="100" w:line="240"/>
-              <w:ind w:left="100" w:right="100" w:firstLine="0" w:firstLineChars="0"/>
-              <w:rPr>
-                <w:rFonts w:ascii="Arial" w:hAnsi="Arial" w:eastAsia="Arial" w:cs="Arial"/>
-                <w:i w:val="false"/>
-                <w:b w:val="false"/>
-                <w:u w:val="none"/>
-                <w:strike w:val="false"/>
-                <w:sz w:val="22"/>
-                <w:szCs w:val="22"/>
-                <w:color w:val="000000"/>
-              </w:rPr>
-            </w:pPr>
-            <w:r>
-              <w:rPr>
-                <w:rFonts w:ascii="Arial" w:hAnsi="Arial" w:eastAsia="Arial" w:cs="Arial"/>
-                <w:i w:val="false"/>
-                <w:b w:val="false"/>
-                <w:u w:val="none"/>
-                <w:strike w:val="false"/>
-                <w:sz w:val="22"/>
-                <w:szCs w:val="22"/>
-                <w:color w:val="000000"/>
-              </w:rPr>
-              <w:t xml:space="preserve">3 (0.3%)</w:t>
+              <w:t xml:space="preserve">7 (0.5%)</w:t>
+            </w:r>
+          </w:p>
+        </w:tc>
+        <w:tc>
+          <w:tcPr>
+            <w:tcBorders>
+              <w:bottom w:val="none" w:sz="0" w:space="0" w:color="000000"/>
+              <w:top w:val="none" w:sz="0" w:space="0" w:color="000000"/>
+              <w:left w:val="none" w:sz="0" w:space="0" w:color="000000"/>
+              <w:right w:val="none" w:sz="0" w:space="0" w:color="000000"/>
+            </w:tcBorders>
+            <w:shd w:val="clear" w:color="auto" w:fill="FFFFFF"/>
+            <w:tcMar>
+              <w:top w:w="0" w:type="dxa"/>
+              <w:bottom w:w="0" w:type="dxa"/>
+              <w:left w:w="0" w:type="dxa"/>
+              <w:right w:w="0" w:type="dxa"/>
+            </w:tcMar>
+            <w:vAlign w:val="top"/>
+          </w:tcPr>
+          <w:p>
+            <w:pPr>
+              <w:jc w:val="center"/>
+              <w:pBdr>
+                <w:bottom w:val="none" w:sz="0" w:space="0" w:color="000000"/>
+                <w:top w:val="none" w:sz="0" w:space="0" w:color="000000"/>
+                <w:left w:val="none" w:sz="0" w:space="0" w:color="000000"/>
+                <w:right w:val="none" w:sz="0" w:space="0" w:color="000000"/>
+              </w:pBdr>
+              <w:spacing w:after="100" w:before="100" w:line="240"/>
+              <w:ind w:left="100" w:right="100" w:firstLine="0" w:firstLineChars="0"/>
+              <w:rPr>
+                <w:rFonts w:ascii="Arial" w:hAnsi="Arial" w:eastAsia="Arial" w:cs="Arial"/>
+                <w:i w:val="false"/>
+                <w:b w:val="false"/>
+                <w:u w:val="none"/>
+                <w:strike w:val="false"/>
+                <w:sz w:val="22"/>
+                <w:szCs w:val="22"/>
+                <w:color w:val="000000"/>
+              </w:rPr>
+            </w:pPr>
+            <w:r>
+              <w:rPr>
+                <w:rFonts w:ascii="Arial" w:hAnsi="Arial" w:eastAsia="Arial" w:cs="Arial"/>
+                <w:i w:val="false"/>
+                <w:b w:val="false"/>
+                <w:u w:val="none"/>
+                <w:strike w:val="false"/>
+                <w:sz w:val="22"/>
+                <w:szCs w:val="22"/>
+                <w:color w:val="000000"/>
+              </w:rPr>
+              <w:t xml:space="preserve">4 (0.3%)</w:t>
             </w:r>
           </w:p>
         </w:tc>
@@ -3948,61 +3948,61 @@
                 <w:szCs w:val="22"/>
                 <w:color w:val="000000"/>
               </w:rPr>
-              <w:t xml:space="preserve">44 (2.9%)</w:t>
-            </w:r>
-          </w:p>
-        </w:tc>
-        <w:tc>
-          <w:tcPr>
-            <w:tcBorders>
-              <w:bottom w:val="none" w:sz="0" w:space="0" w:color="000000"/>
-              <w:top w:val="none" w:sz="0" w:space="0" w:color="000000"/>
-              <w:left w:val="none" w:sz="0" w:space="0" w:color="000000"/>
-              <w:right w:val="none" w:sz="0" w:space="0" w:color="000000"/>
-            </w:tcBorders>
-            <w:shd w:val="clear" w:color="auto" w:fill="FFFFFF"/>
-            <w:tcMar>
-              <w:top w:w="0" w:type="dxa"/>
-              <w:bottom w:w="0" w:type="dxa"/>
-              <w:left w:w="0" w:type="dxa"/>
-              <w:right w:w="0" w:type="dxa"/>
-            </w:tcMar>
-            <w:vAlign w:val="top"/>
-          </w:tcPr>
-          <w:p>
-            <w:pPr>
-              <w:jc w:val="center"/>
-              <w:pBdr>
-                <w:bottom w:val="none" w:sz="0" w:space="0" w:color="000000"/>
-                <w:top w:val="none" w:sz="0" w:space="0" w:color="000000"/>
-                <w:left w:val="none" w:sz="0" w:space="0" w:color="000000"/>
-                <w:right w:val="none" w:sz="0" w:space="0" w:color="000000"/>
-              </w:pBdr>
-              <w:spacing w:after="100" w:before="100" w:line="240"/>
-              <w:ind w:left="100" w:right="100" w:firstLine="0" w:firstLineChars="0"/>
-              <w:rPr>
-                <w:rFonts w:ascii="Arial" w:hAnsi="Arial" w:eastAsia="Arial" w:cs="Arial"/>
-                <w:i w:val="false"/>
-                <w:b w:val="false"/>
-                <w:u w:val="none"/>
-                <w:strike w:val="false"/>
-                <w:sz w:val="22"/>
-                <w:szCs w:val="22"/>
-                <w:color w:val="000000"/>
-              </w:rPr>
-            </w:pPr>
-            <w:r>
-              <w:rPr>
-                <w:rFonts w:ascii="Arial" w:hAnsi="Arial" w:eastAsia="Arial" w:cs="Arial"/>
-                <w:i w:val="false"/>
-                <w:b w:val="false"/>
-                <w:u w:val="none"/>
-                <w:strike w:val="false"/>
-                <w:sz w:val="22"/>
-                <w:szCs w:val="22"/>
-                <w:color w:val="000000"/>
-              </w:rPr>
-              <w:t xml:space="preserve">27 (2.6%)</w:t>
+              <w:t xml:space="preserve">35 (2.6%)</w:t>
+            </w:r>
+          </w:p>
+        </w:tc>
+        <w:tc>
+          <w:tcPr>
+            <w:tcBorders>
+              <w:bottom w:val="none" w:sz="0" w:space="0" w:color="000000"/>
+              <w:top w:val="none" w:sz="0" w:space="0" w:color="000000"/>
+              <w:left w:val="none" w:sz="0" w:space="0" w:color="000000"/>
+              <w:right w:val="none" w:sz="0" w:space="0" w:color="000000"/>
+            </w:tcBorders>
+            <w:shd w:val="clear" w:color="auto" w:fill="FFFFFF"/>
+            <w:tcMar>
+              <w:top w:w="0" w:type="dxa"/>
+              <w:bottom w:w="0" w:type="dxa"/>
+              <w:left w:w="0" w:type="dxa"/>
+              <w:right w:w="0" w:type="dxa"/>
+            </w:tcMar>
+            <w:vAlign w:val="top"/>
+          </w:tcPr>
+          <w:p>
+            <w:pPr>
+              <w:jc w:val="center"/>
+              <w:pBdr>
+                <w:bottom w:val="none" w:sz="0" w:space="0" w:color="000000"/>
+                <w:top w:val="none" w:sz="0" w:space="0" w:color="000000"/>
+                <w:left w:val="none" w:sz="0" w:space="0" w:color="000000"/>
+                <w:right w:val="none" w:sz="0" w:space="0" w:color="000000"/>
+              </w:pBdr>
+              <w:spacing w:after="100" w:before="100" w:line="240"/>
+              <w:ind w:left="100" w:right="100" w:firstLine="0" w:firstLineChars="0"/>
+              <w:rPr>
+                <w:rFonts w:ascii="Arial" w:hAnsi="Arial" w:eastAsia="Arial" w:cs="Arial"/>
+                <w:i w:val="false"/>
+                <w:b w:val="false"/>
+                <w:u w:val="none"/>
+                <w:strike w:val="false"/>
+                <w:sz w:val="22"/>
+                <w:szCs w:val="22"/>
+                <w:color w:val="000000"/>
+              </w:rPr>
+            </w:pPr>
+            <w:r>
+              <w:rPr>
+                <w:rFonts w:ascii="Arial" w:hAnsi="Arial" w:eastAsia="Arial" w:cs="Arial"/>
+                <w:i w:val="false"/>
+                <w:b w:val="false"/>
+                <w:u w:val="none"/>
+                <w:strike w:val="false"/>
+                <w:sz w:val="22"/>
+                <w:szCs w:val="22"/>
+                <w:color w:val="000000"/>
+              </w:rPr>
+              <w:t xml:space="preserve">36 (3.0%)</w:t>
             </w:r>
           </w:p>
         </w:tc>
@@ -4224,61 +4224,61 @@
                 <w:szCs w:val="22"/>
                 <w:color w:val="000000"/>
               </w:rPr>
-              <w:t xml:space="preserve">80 (5.2%)</w:t>
-            </w:r>
-          </w:p>
-        </w:tc>
-        <w:tc>
-          <w:tcPr>
-            <w:tcBorders>
-              <w:bottom w:val="none" w:sz="0" w:space="0" w:color="000000"/>
-              <w:top w:val="none" w:sz="0" w:space="0" w:color="000000"/>
-              <w:left w:val="none" w:sz="0" w:space="0" w:color="000000"/>
-              <w:right w:val="none" w:sz="0" w:space="0" w:color="000000"/>
-            </w:tcBorders>
-            <w:shd w:val="clear" w:color="auto" w:fill="FFFFFF"/>
-            <w:tcMar>
-              <w:top w:w="0" w:type="dxa"/>
-              <w:bottom w:w="0" w:type="dxa"/>
-              <w:left w:w="0" w:type="dxa"/>
-              <w:right w:w="0" w:type="dxa"/>
-            </w:tcMar>
-            <w:vAlign w:val="top"/>
-          </w:tcPr>
-          <w:p>
-            <w:pPr>
-              <w:jc w:val="center"/>
-              <w:pBdr>
-                <w:bottom w:val="none" w:sz="0" w:space="0" w:color="000000"/>
-                <w:top w:val="none" w:sz="0" w:space="0" w:color="000000"/>
-                <w:left w:val="none" w:sz="0" w:space="0" w:color="000000"/>
-                <w:right w:val="none" w:sz="0" w:space="0" w:color="000000"/>
-              </w:pBdr>
-              <w:spacing w:after="100" w:before="100" w:line="240"/>
-              <w:ind w:left="100" w:right="100" w:firstLine="0" w:firstLineChars="0"/>
-              <w:rPr>
-                <w:rFonts w:ascii="Arial" w:hAnsi="Arial" w:eastAsia="Arial" w:cs="Arial"/>
-                <w:i w:val="false"/>
-                <w:b w:val="false"/>
-                <w:u w:val="none"/>
-                <w:strike w:val="false"/>
-                <w:sz w:val="22"/>
-                <w:szCs w:val="22"/>
-                <w:color w:val="000000"/>
-              </w:rPr>
-            </w:pPr>
-            <w:r>
-              <w:rPr>
-                <w:rFonts w:ascii="Arial" w:hAnsi="Arial" w:eastAsia="Arial" w:cs="Arial"/>
-                <w:i w:val="false"/>
-                <w:b w:val="false"/>
-                <w:u w:val="none"/>
-                <w:strike w:val="false"/>
-                <w:sz w:val="22"/>
-                <w:szCs w:val="22"/>
-                <w:color w:val="000000"/>
-              </w:rPr>
-              <w:t xml:space="preserve">38 (3.7%)</w:t>
+              <w:t xml:space="preserve">67 (4.9%)</w:t>
+            </w:r>
+          </w:p>
+        </w:tc>
+        <w:tc>
+          <w:tcPr>
+            <w:tcBorders>
+              <w:bottom w:val="none" w:sz="0" w:space="0" w:color="000000"/>
+              <w:top w:val="none" w:sz="0" w:space="0" w:color="000000"/>
+              <w:left w:val="none" w:sz="0" w:space="0" w:color="000000"/>
+              <w:right w:val="none" w:sz="0" w:space="0" w:color="000000"/>
+            </w:tcBorders>
+            <w:shd w:val="clear" w:color="auto" w:fill="FFFFFF"/>
+            <w:tcMar>
+              <w:top w:w="0" w:type="dxa"/>
+              <w:bottom w:w="0" w:type="dxa"/>
+              <w:left w:w="0" w:type="dxa"/>
+              <w:right w:w="0" w:type="dxa"/>
+            </w:tcMar>
+            <w:vAlign w:val="top"/>
+          </w:tcPr>
+          <w:p>
+            <w:pPr>
+              <w:jc w:val="center"/>
+              <w:pBdr>
+                <w:bottom w:val="none" w:sz="0" w:space="0" w:color="000000"/>
+                <w:top w:val="none" w:sz="0" w:space="0" w:color="000000"/>
+                <w:left w:val="none" w:sz="0" w:space="0" w:color="000000"/>
+                <w:right w:val="none" w:sz="0" w:space="0" w:color="000000"/>
+              </w:pBdr>
+              <w:spacing w:after="100" w:before="100" w:line="240"/>
+              <w:ind w:left="100" w:right="100" w:firstLine="0" w:firstLineChars="0"/>
+              <w:rPr>
+                <w:rFonts w:ascii="Arial" w:hAnsi="Arial" w:eastAsia="Arial" w:cs="Arial"/>
+                <w:i w:val="false"/>
+                <w:b w:val="false"/>
+                <w:u w:val="none"/>
+                <w:strike w:val="false"/>
+                <w:sz w:val="22"/>
+                <w:szCs w:val="22"/>
+                <w:color w:val="000000"/>
+              </w:rPr>
+            </w:pPr>
+            <w:r>
+              <w:rPr>
+                <w:rFonts w:ascii="Arial" w:hAnsi="Arial" w:eastAsia="Arial" w:cs="Arial"/>
+                <w:i w:val="false"/>
+                <w:b w:val="false"/>
+                <w:u w:val="none"/>
+                <w:strike w:val="false"/>
+                <w:sz w:val="22"/>
+                <w:szCs w:val="22"/>
+                <w:color w:val="000000"/>
+              </w:rPr>
+              <w:t xml:space="preserve">51 (4.2%)</w:t>
             </w:r>
           </w:p>
         </w:tc>
@@ -4339,7 +4339,7 @@
       </w:tr>
       <w:tr>
         <w:trPr>
-          <w:trHeight w:val="571" w:hRule="auto"/>
+          <w:trHeight w:val="572" w:hRule="auto"/>
         </w:trPr>
         body15
         <w:tc>
@@ -4500,61 +4500,61 @@
                 <w:szCs w:val="22"/>
                 <w:color w:val="000000"/>
               </w:rPr>
-              <w:t xml:space="preserve">25</w:t>
-            </w:r>
-          </w:p>
-        </w:tc>
-        <w:tc>
-          <w:tcPr>
-            <w:tcBorders>
-              <w:bottom w:val="none" w:sz="0" w:space="0" w:color="000000"/>
-              <w:top w:val="none" w:sz="0" w:space="0" w:color="000000"/>
-              <w:left w:val="none" w:sz="0" w:space="0" w:color="000000"/>
-              <w:right w:val="none" w:sz="0" w:space="0" w:color="000000"/>
-            </w:tcBorders>
-            <w:shd w:val="clear" w:color="auto" w:fill="FFFFFF"/>
-            <w:tcMar>
-              <w:top w:w="0" w:type="dxa"/>
-              <w:bottom w:w="0" w:type="dxa"/>
-              <w:left w:w="0" w:type="dxa"/>
-              <w:right w:w="0" w:type="dxa"/>
-            </w:tcMar>
-            <w:vAlign w:val="top"/>
-          </w:tcPr>
-          <w:p>
-            <w:pPr>
-              <w:jc w:val="center"/>
-              <w:pBdr>
-                <w:bottom w:val="none" w:sz="0" w:space="0" w:color="000000"/>
-                <w:top w:val="none" w:sz="0" w:space="0" w:color="000000"/>
-                <w:left w:val="none" w:sz="0" w:space="0" w:color="000000"/>
-                <w:right w:val="none" w:sz="0" w:space="0" w:color="000000"/>
-              </w:pBdr>
-              <w:spacing w:after="100" w:before="100" w:line="240"/>
-              <w:ind w:left="100" w:right="100" w:firstLine="0" w:firstLineChars="0"/>
-              <w:rPr>
-                <w:rFonts w:ascii="Arial" w:hAnsi="Arial" w:eastAsia="Arial" w:cs="Arial"/>
-                <w:i w:val="false"/>
-                <w:b w:val="false"/>
-                <w:u w:val="none"/>
-                <w:strike w:val="false"/>
-                <w:sz w:val="22"/>
-                <w:szCs w:val="22"/>
-                <w:color w:val="000000"/>
-              </w:rPr>
-            </w:pPr>
-            <w:r>
-              <w:rPr>
-                <w:rFonts w:ascii="Arial" w:hAnsi="Arial" w:eastAsia="Arial" w:cs="Arial"/>
-                <w:i w:val="false"/>
-                <w:b w:val="false"/>
-                <w:u w:val="none"/>
-                <w:strike w:val="false"/>
-                <w:sz w:val="22"/>
-                <w:szCs w:val="22"/>
-                <w:color w:val="000000"/>
-              </w:rPr>
-              <w:t xml:space="preserve">26</w:t>
+              <w:t xml:space="preserve">21</w:t>
+            </w:r>
+          </w:p>
+        </w:tc>
+        <w:tc>
+          <w:tcPr>
+            <w:tcBorders>
+              <w:bottom w:val="none" w:sz="0" w:space="0" w:color="000000"/>
+              <w:top w:val="none" w:sz="0" w:space="0" w:color="000000"/>
+              <w:left w:val="none" w:sz="0" w:space="0" w:color="000000"/>
+              <w:right w:val="none" w:sz="0" w:space="0" w:color="000000"/>
+            </w:tcBorders>
+            <w:shd w:val="clear" w:color="auto" w:fill="FFFFFF"/>
+            <w:tcMar>
+              <w:top w:w="0" w:type="dxa"/>
+              <w:bottom w:w="0" w:type="dxa"/>
+              <w:left w:w="0" w:type="dxa"/>
+              <w:right w:w="0" w:type="dxa"/>
+            </w:tcMar>
+            <w:vAlign w:val="top"/>
+          </w:tcPr>
+          <w:p>
+            <w:pPr>
+              <w:jc w:val="center"/>
+              <w:pBdr>
+                <w:bottom w:val="none" w:sz="0" w:space="0" w:color="000000"/>
+                <w:top w:val="none" w:sz="0" w:space="0" w:color="000000"/>
+                <w:left w:val="none" w:sz="0" w:space="0" w:color="000000"/>
+                <w:right w:val="none" w:sz="0" w:space="0" w:color="000000"/>
+              </w:pBdr>
+              <w:spacing w:after="100" w:before="100" w:line="240"/>
+              <w:ind w:left="100" w:right="100" w:firstLine="0" w:firstLineChars="0"/>
+              <w:rPr>
+                <w:rFonts w:ascii="Arial" w:hAnsi="Arial" w:eastAsia="Arial" w:cs="Arial"/>
+                <w:i w:val="false"/>
+                <w:b w:val="false"/>
+                <w:u w:val="none"/>
+                <w:strike w:val="false"/>
+                <w:sz w:val="22"/>
+                <w:szCs w:val="22"/>
+                <w:color w:val="000000"/>
+              </w:rPr>
+            </w:pPr>
+            <w:r>
+              <w:rPr>
+                <w:rFonts w:ascii="Arial" w:hAnsi="Arial" w:eastAsia="Arial" w:cs="Arial"/>
+                <w:i w:val="false"/>
+                <w:b w:val="false"/>
+                <w:u w:val="none"/>
+                <w:strike w:val="false"/>
+                <w:sz w:val="22"/>
+                <w:szCs w:val="22"/>
+                <w:color w:val="000000"/>
+              </w:rPr>
+              <w:t xml:space="preserve">30</w:t>
             </w:r>
           </w:p>
         </w:tc>
@@ -4884,7 +4884,7 @@
                 <w:szCs w:val="22"/>
                 <w:color w:val="000000"/>
               </w:rPr>
-              <w:t xml:space="preserve">0.082</w:t>
+              <w:t xml:space="preserve">0.4</w:t>
             </w:r>
           </w:p>
         </w:tc>
@@ -5052,61 +5052,61 @@
                 <w:szCs w:val="22"/>
                 <w:color w:val="000000"/>
               </w:rPr>
-              <w:t xml:space="preserve">969 (64%)</w:t>
-            </w:r>
-          </w:p>
-        </w:tc>
-        <w:tc>
-          <w:tcPr>
-            <w:tcBorders>
-              <w:bottom w:val="none" w:sz="0" w:space="0" w:color="000000"/>
-              <w:top w:val="none" w:sz="0" w:space="0" w:color="000000"/>
-              <w:left w:val="none" w:sz="0" w:space="0" w:color="000000"/>
-              <w:right w:val="none" w:sz="0" w:space="0" w:color="000000"/>
-            </w:tcBorders>
-            <w:shd w:val="clear" w:color="auto" w:fill="FFFFFF"/>
-            <w:tcMar>
-              <w:top w:w="0" w:type="dxa"/>
-              <w:bottom w:w="0" w:type="dxa"/>
-              <w:left w:w="0" w:type="dxa"/>
-              <w:right w:w="0" w:type="dxa"/>
-            </w:tcMar>
-            <w:vAlign w:val="top"/>
-          </w:tcPr>
-          <w:p>
-            <w:pPr>
-              <w:jc w:val="center"/>
-              <w:pBdr>
-                <w:bottom w:val="none" w:sz="0" w:space="0" w:color="000000"/>
-                <w:top w:val="none" w:sz="0" w:space="0" w:color="000000"/>
-                <w:left w:val="none" w:sz="0" w:space="0" w:color="000000"/>
-                <w:right w:val="none" w:sz="0" w:space="0" w:color="000000"/>
-              </w:pBdr>
-              <w:spacing w:after="100" w:before="100" w:line="240"/>
-              <w:ind w:left="100" w:right="100" w:firstLine="0" w:firstLineChars="0"/>
-              <w:rPr>
-                <w:rFonts w:ascii="Arial" w:hAnsi="Arial" w:eastAsia="Arial" w:cs="Arial"/>
-                <w:i w:val="false"/>
-                <w:b w:val="false"/>
-                <w:u w:val="none"/>
-                <w:strike w:val="false"/>
-                <w:sz w:val="22"/>
-                <w:szCs w:val="22"/>
-                <w:color w:val="000000"/>
-              </w:rPr>
-            </w:pPr>
-            <w:r>
-              <w:rPr>
-                <w:rFonts w:ascii="Arial" w:hAnsi="Arial" w:eastAsia="Arial" w:cs="Arial"/>
-                <w:i w:val="false"/>
-                <w:b w:val="false"/>
-                <w:u w:val="none"/>
-                <w:strike w:val="false"/>
-                <w:sz w:val="22"/>
-                <w:szCs w:val="22"/>
-                <w:color w:val="000000"/>
-              </w:rPr>
-              <w:t xml:space="preserve">708 (68%)</w:t>
+              <w:t xml:space="preserve">861 (64%)</w:t>
+            </w:r>
+          </w:p>
+        </w:tc>
+        <w:tc>
+          <w:tcPr>
+            <w:tcBorders>
+              <w:bottom w:val="none" w:sz="0" w:space="0" w:color="000000"/>
+              <w:top w:val="none" w:sz="0" w:space="0" w:color="000000"/>
+              <w:left w:val="none" w:sz="0" w:space="0" w:color="000000"/>
+              <w:right w:val="none" w:sz="0" w:space="0" w:color="000000"/>
+            </w:tcBorders>
+            <w:shd w:val="clear" w:color="auto" w:fill="FFFFFF"/>
+            <w:tcMar>
+              <w:top w:w="0" w:type="dxa"/>
+              <w:bottom w:w="0" w:type="dxa"/>
+              <w:left w:w="0" w:type="dxa"/>
+              <w:right w:w="0" w:type="dxa"/>
+            </w:tcMar>
+            <w:vAlign w:val="top"/>
+          </w:tcPr>
+          <w:p>
+            <w:pPr>
+              <w:jc w:val="center"/>
+              <w:pBdr>
+                <w:bottom w:val="none" w:sz="0" w:space="0" w:color="000000"/>
+                <w:top w:val="none" w:sz="0" w:space="0" w:color="000000"/>
+                <w:left w:val="none" w:sz="0" w:space="0" w:color="000000"/>
+                <w:right w:val="none" w:sz="0" w:space="0" w:color="000000"/>
+              </w:pBdr>
+              <w:spacing w:after="100" w:before="100" w:line="240"/>
+              <w:ind w:left="100" w:right="100" w:firstLine="0" w:firstLineChars="0"/>
+              <w:rPr>
+                <w:rFonts w:ascii="Arial" w:hAnsi="Arial" w:eastAsia="Arial" w:cs="Arial"/>
+                <w:i w:val="false"/>
+                <w:b w:val="false"/>
+                <w:u w:val="none"/>
+                <w:strike w:val="false"/>
+                <w:sz w:val="22"/>
+                <w:szCs w:val="22"/>
+                <w:color w:val="000000"/>
+              </w:rPr>
+            </w:pPr>
+            <w:r>
+              <w:rPr>
+                <w:rFonts w:ascii="Arial" w:hAnsi="Arial" w:eastAsia="Arial" w:cs="Arial"/>
+                <w:i w:val="false"/>
+                <w:b w:val="false"/>
+                <w:u w:val="none"/>
+                <w:strike w:val="false"/>
+                <w:sz w:val="22"/>
+                <w:szCs w:val="22"/>
+                <w:color w:val="000000"/>
+              </w:rPr>
+              <w:t xml:space="preserve">816 (67%)</w:t>
             </w:r>
           </w:p>
         </w:tc>
@@ -5328,61 +5328,61 @@
                 <w:szCs w:val="22"/>
                 <w:color w:val="000000"/>
               </w:rPr>
-              <w:t xml:space="preserve">433 (29%)</w:t>
-            </w:r>
-          </w:p>
-        </w:tc>
-        <w:tc>
-          <w:tcPr>
-            <w:tcBorders>
-              <w:bottom w:val="none" w:sz="0" w:space="0" w:color="000000"/>
-              <w:top w:val="none" w:sz="0" w:space="0" w:color="000000"/>
-              <w:left w:val="none" w:sz="0" w:space="0" w:color="000000"/>
-              <w:right w:val="none" w:sz="0" w:space="0" w:color="000000"/>
-            </w:tcBorders>
-            <w:shd w:val="clear" w:color="auto" w:fill="FFFFFF"/>
-            <w:tcMar>
-              <w:top w:w="0" w:type="dxa"/>
-              <w:bottom w:w="0" w:type="dxa"/>
-              <w:left w:w="0" w:type="dxa"/>
-              <w:right w:w="0" w:type="dxa"/>
-            </w:tcMar>
-            <w:vAlign w:val="top"/>
-          </w:tcPr>
-          <w:p>
-            <w:pPr>
-              <w:jc w:val="center"/>
-              <w:pBdr>
-                <w:bottom w:val="none" w:sz="0" w:space="0" w:color="000000"/>
-                <w:top w:val="none" w:sz="0" w:space="0" w:color="000000"/>
-                <w:left w:val="none" w:sz="0" w:space="0" w:color="000000"/>
-                <w:right w:val="none" w:sz="0" w:space="0" w:color="000000"/>
-              </w:pBdr>
-              <w:spacing w:after="100" w:before="100" w:line="240"/>
-              <w:ind w:left="100" w:right="100" w:firstLine="0" w:firstLineChars="0"/>
-              <w:rPr>
-                <w:rFonts w:ascii="Arial" w:hAnsi="Arial" w:eastAsia="Arial" w:cs="Arial"/>
-                <w:i w:val="false"/>
-                <w:b w:val="false"/>
-                <w:u w:val="none"/>
-                <w:strike w:val="false"/>
-                <w:sz w:val="22"/>
-                <w:szCs w:val="22"/>
-                <w:color w:val="000000"/>
-              </w:rPr>
-            </w:pPr>
-            <w:r>
-              <w:rPr>
-                <w:rFonts w:ascii="Arial" w:hAnsi="Arial" w:eastAsia="Arial" w:cs="Arial"/>
-                <w:i w:val="false"/>
-                <w:b w:val="false"/>
-                <w:u w:val="none"/>
-                <w:strike w:val="false"/>
-                <w:sz w:val="22"/>
-                <w:szCs w:val="22"/>
-                <w:color w:val="000000"/>
-              </w:rPr>
-              <w:t xml:space="preserve">276 (26%)</w:t>
+              <w:t xml:space="preserve">386 (29%)</w:t>
+            </w:r>
+          </w:p>
+        </w:tc>
+        <w:tc>
+          <w:tcPr>
+            <w:tcBorders>
+              <w:bottom w:val="none" w:sz="0" w:space="0" w:color="000000"/>
+              <w:top w:val="none" w:sz="0" w:space="0" w:color="000000"/>
+              <w:left w:val="none" w:sz="0" w:space="0" w:color="000000"/>
+              <w:right w:val="none" w:sz="0" w:space="0" w:color="000000"/>
+            </w:tcBorders>
+            <w:shd w:val="clear" w:color="auto" w:fill="FFFFFF"/>
+            <w:tcMar>
+              <w:top w:w="0" w:type="dxa"/>
+              <w:bottom w:w="0" w:type="dxa"/>
+              <w:left w:w="0" w:type="dxa"/>
+              <w:right w:w="0" w:type="dxa"/>
+            </w:tcMar>
+            <w:vAlign w:val="top"/>
+          </w:tcPr>
+          <w:p>
+            <w:pPr>
+              <w:jc w:val="center"/>
+              <w:pBdr>
+                <w:bottom w:val="none" w:sz="0" w:space="0" w:color="000000"/>
+                <w:top w:val="none" w:sz="0" w:space="0" w:color="000000"/>
+                <w:left w:val="none" w:sz="0" w:space="0" w:color="000000"/>
+                <w:right w:val="none" w:sz="0" w:space="0" w:color="000000"/>
+              </w:pBdr>
+              <w:spacing w:after="100" w:before="100" w:line="240"/>
+              <w:ind w:left="100" w:right="100" w:firstLine="0" w:firstLineChars="0"/>
+              <w:rPr>
+                <w:rFonts w:ascii="Arial" w:hAnsi="Arial" w:eastAsia="Arial" w:cs="Arial"/>
+                <w:i w:val="false"/>
+                <w:b w:val="false"/>
+                <w:u w:val="none"/>
+                <w:strike w:val="false"/>
+                <w:sz w:val="22"/>
+                <w:szCs w:val="22"/>
+                <w:color w:val="000000"/>
+              </w:rPr>
+            </w:pPr>
+            <w:r>
+              <w:rPr>
+                <w:rFonts w:ascii="Arial" w:hAnsi="Arial" w:eastAsia="Arial" w:cs="Arial"/>
+                <w:i w:val="false"/>
+                <w:b w:val="false"/>
+                <w:u w:val="none"/>
+                <w:strike w:val="false"/>
+                <w:sz w:val="22"/>
+                <w:szCs w:val="22"/>
+                <w:color w:val="000000"/>
+              </w:rPr>
+              <w:t xml:space="preserve">323 (27%)</w:t>
             </w:r>
           </w:p>
         </w:tc>
@@ -5604,61 +5604,61 @@
                 <w:szCs w:val="22"/>
                 <w:color w:val="000000"/>
               </w:rPr>
-              <w:t xml:space="preserve">17 (1.1%)</w:t>
-            </w:r>
-          </w:p>
-        </w:tc>
-        <w:tc>
-          <w:tcPr>
-            <w:tcBorders>
-              <w:bottom w:val="none" w:sz="0" w:space="0" w:color="000000"/>
-              <w:top w:val="none" w:sz="0" w:space="0" w:color="000000"/>
-              <w:left w:val="none" w:sz="0" w:space="0" w:color="000000"/>
-              <w:right w:val="none" w:sz="0" w:space="0" w:color="000000"/>
-            </w:tcBorders>
-            <w:shd w:val="clear" w:color="auto" w:fill="FFFFFF"/>
-            <w:tcMar>
-              <w:top w:w="0" w:type="dxa"/>
-              <w:bottom w:w="0" w:type="dxa"/>
-              <w:left w:w="0" w:type="dxa"/>
-              <w:right w:w="0" w:type="dxa"/>
-            </w:tcMar>
-            <w:vAlign w:val="top"/>
-          </w:tcPr>
-          <w:p>
-            <w:pPr>
-              <w:jc w:val="center"/>
-              <w:pBdr>
-                <w:bottom w:val="none" w:sz="0" w:space="0" w:color="000000"/>
-                <w:top w:val="none" w:sz="0" w:space="0" w:color="000000"/>
-                <w:left w:val="none" w:sz="0" w:space="0" w:color="000000"/>
-                <w:right w:val="none" w:sz="0" w:space="0" w:color="000000"/>
-              </w:pBdr>
-              <w:spacing w:after="100" w:before="100" w:line="240"/>
-              <w:ind w:left="100" w:right="100" w:firstLine="0" w:firstLineChars="0"/>
-              <w:rPr>
-                <w:rFonts w:ascii="Arial" w:hAnsi="Arial" w:eastAsia="Arial" w:cs="Arial"/>
-                <w:i w:val="false"/>
-                <w:b w:val="false"/>
-                <w:u w:val="none"/>
-                <w:strike w:val="false"/>
-                <w:sz w:val="22"/>
-                <w:szCs w:val="22"/>
-                <w:color w:val="000000"/>
-              </w:rPr>
-            </w:pPr>
-            <w:r>
-              <w:rPr>
-                <w:rFonts w:ascii="Arial" w:hAnsi="Arial" w:eastAsia="Arial" w:cs="Arial"/>
-                <w:i w:val="false"/>
-                <w:b w:val="false"/>
-                <w:u w:val="none"/>
-                <w:strike w:val="false"/>
-                <w:sz w:val="22"/>
-                <w:szCs w:val="22"/>
-                <w:color w:val="000000"/>
-              </w:rPr>
-              <w:t xml:space="preserve">4 (0.4%)</w:t>
+              <w:t xml:space="preserve">12 (0.9%)</w:t>
+            </w:r>
+          </w:p>
+        </w:tc>
+        <w:tc>
+          <w:tcPr>
+            <w:tcBorders>
+              <w:bottom w:val="none" w:sz="0" w:space="0" w:color="000000"/>
+              <w:top w:val="none" w:sz="0" w:space="0" w:color="000000"/>
+              <w:left w:val="none" w:sz="0" w:space="0" w:color="000000"/>
+              <w:right w:val="none" w:sz="0" w:space="0" w:color="000000"/>
+            </w:tcBorders>
+            <w:shd w:val="clear" w:color="auto" w:fill="FFFFFF"/>
+            <w:tcMar>
+              <w:top w:w="0" w:type="dxa"/>
+              <w:bottom w:w="0" w:type="dxa"/>
+              <w:left w:w="0" w:type="dxa"/>
+              <w:right w:w="0" w:type="dxa"/>
+            </w:tcMar>
+            <w:vAlign w:val="top"/>
+          </w:tcPr>
+          <w:p>
+            <w:pPr>
+              <w:jc w:val="center"/>
+              <w:pBdr>
+                <w:bottom w:val="none" w:sz="0" w:space="0" w:color="000000"/>
+                <w:top w:val="none" w:sz="0" w:space="0" w:color="000000"/>
+                <w:left w:val="none" w:sz="0" w:space="0" w:color="000000"/>
+                <w:right w:val="none" w:sz="0" w:space="0" w:color="000000"/>
+              </w:pBdr>
+              <w:spacing w:after="100" w:before="100" w:line="240"/>
+              <w:ind w:left="100" w:right="100" w:firstLine="0" w:firstLineChars="0"/>
+              <w:rPr>
+                <w:rFonts w:ascii="Arial" w:hAnsi="Arial" w:eastAsia="Arial" w:cs="Arial"/>
+                <w:i w:val="false"/>
+                <w:b w:val="false"/>
+                <w:u w:val="none"/>
+                <w:strike w:val="false"/>
+                <w:sz w:val="22"/>
+                <w:szCs w:val="22"/>
+                <w:color w:val="000000"/>
+              </w:rPr>
+            </w:pPr>
+            <w:r>
+              <w:rPr>
+                <w:rFonts w:ascii="Arial" w:hAnsi="Arial" w:eastAsia="Arial" w:cs="Arial"/>
+                <w:i w:val="false"/>
+                <w:b w:val="false"/>
+                <w:u w:val="none"/>
+                <w:strike w:val="false"/>
+                <w:sz w:val="22"/>
+                <w:szCs w:val="22"/>
+                <w:color w:val="000000"/>
+              </w:rPr>
+              <w:t xml:space="preserve">9 (0.7%)</w:t>
             </w:r>
           </w:p>
         </w:tc>
@@ -5880,61 +5880,61 @@
                 <w:szCs w:val="22"/>
                 <w:color w:val="000000"/>
               </w:rPr>
-              <w:t xml:space="preserve">89 (5.9%)</w:t>
-            </w:r>
-          </w:p>
-        </w:tc>
-        <w:tc>
-          <w:tcPr>
-            <w:tcBorders>
-              <w:bottom w:val="none" w:sz="0" w:space="0" w:color="000000"/>
-              <w:top w:val="none" w:sz="0" w:space="0" w:color="000000"/>
-              <w:left w:val="none" w:sz="0" w:space="0" w:color="000000"/>
-              <w:right w:val="none" w:sz="0" w:space="0" w:color="000000"/>
-            </w:tcBorders>
-            <w:shd w:val="clear" w:color="auto" w:fill="FFFFFF"/>
-            <w:tcMar>
-              <w:top w:w="0" w:type="dxa"/>
-              <w:bottom w:w="0" w:type="dxa"/>
-              <w:left w:w="0" w:type="dxa"/>
-              <w:right w:w="0" w:type="dxa"/>
-            </w:tcMar>
-            <w:vAlign w:val="top"/>
-          </w:tcPr>
-          <w:p>
-            <w:pPr>
-              <w:jc w:val="center"/>
-              <w:pBdr>
-                <w:bottom w:val="none" w:sz="0" w:space="0" w:color="000000"/>
-                <w:top w:val="none" w:sz="0" w:space="0" w:color="000000"/>
-                <w:left w:val="none" w:sz="0" w:space="0" w:color="000000"/>
-                <w:right w:val="none" w:sz="0" w:space="0" w:color="000000"/>
-              </w:pBdr>
-              <w:spacing w:after="100" w:before="100" w:line="240"/>
-              <w:ind w:left="100" w:right="100" w:firstLine="0" w:firstLineChars="0"/>
-              <w:rPr>
-                <w:rFonts w:ascii="Arial" w:hAnsi="Arial" w:eastAsia="Arial" w:cs="Arial"/>
-                <w:i w:val="false"/>
-                <w:b w:val="false"/>
-                <w:u w:val="none"/>
-                <w:strike w:val="false"/>
-                <w:sz w:val="22"/>
-                <w:szCs w:val="22"/>
-                <w:color w:val="000000"/>
-              </w:rPr>
-            </w:pPr>
-            <w:r>
-              <w:rPr>
-                <w:rFonts w:ascii="Arial" w:hAnsi="Arial" w:eastAsia="Arial" w:cs="Arial"/>
-                <w:i w:val="false"/>
-                <w:b w:val="false"/>
-                <w:u w:val="none"/>
-                <w:strike w:val="false"/>
-                <w:sz w:val="22"/>
-                <w:szCs w:val="22"/>
-                <w:color w:val="000000"/>
-              </w:rPr>
-              <w:t xml:space="preserve">57 (5.5%)</w:t>
+              <w:t xml:space="preserve">82 (6.1%)</w:t>
+            </w:r>
+          </w:p>
+        </w:tc>
+        <w:tc>
+          <w:tcPr>
+            <w:tcBorders>
+              <w:bottom w:val="none" w:sz="0" w:space="0" w:color="000000"/>
+              <w:top w:val="none" w:sz="0" w:space="0" w:color="000000"/>
+              <w:left w:val="none" w:sz="0" w:space="0" w:color="000000"/>
+              <w:right w:val="none" w:sz="0" w:space="0" w:color="000000"/>
+            </w:tcBorders>
+            <w:shd w:val="clear" w:color="auto" w:fill="FFFFFF"/>
+            <w:tcMar>
+              <w:top w:w="0" w:type="dxa"/>
+              <w:bottom w:w="0" w:type="dxa"/>
+              <w:left w:w="0" w:type="dxa"/>
+              <w:right w:w="0" w:type="dxa"/>
+            </w:tcMar>
+            <w:vAlign w:val="top"/>
+          </w:tcPr>
+          <w:p>
+            <w:pPr>
+              <w:jc w:val="center"/>
+              <w:pBdr>
+                <w:bottom w:val="none" w:sz="0" w:space="0" w:color="000000"/>
+                <w:top w:val="none" w:sz="0" w:space="0" w:color="000000"/>
+                <w:left w:val="none" w:sz="0" w:space="0" w:color="000000"/>
+                <w:right w:val="none" w:sz="0" w:space="0" w:color="000000"/>
+              </w:pBdr>
+              <w:spacing w:after="100" w:before="100" w:line="240"/>
+              <w:ind w:left="100" w:right="100" w:firstLine="0" w:firstLineChars="0"/>
+              <w:rPr>
+                <w:rFonts w:ascii="Arial" w:hAnsi="Arial" w:eastAsia="Arial" w:cs="Arial"/>
+                <w:i w:val="false"/>
+                <w:b w:val="false"/>
+                <w:u w:val="none"/>
+                <w:strike w:val="false"/>
+                <w:sz w:val="22"/>
+                <w:szCs w:val="22"/>
+                <w:color w:val="000000"/>
+              </w:rPr>
+            </w:pPr>
+            <w:r>
+              <w:rPr>
+                <w:rFonts w:ascii="Arial" w:hAnsi="Arial" w:eastAsia="Arial" w:cs="Arial"/>
+                <w:i w:val="false"/>
+                <w:b w:val="false"/>
+                <w:u w:val="none"/>
+                <w:strike w:val="false"/>
+                <w:sz w:val="22"/>
+                <w:szCs w:val="22"/>
+                <w:color w:val="000000"/>
+              </w:rPr>
+              <w:t xml:space="preserve">64 (5.3%)</w:t>
             </w:r>
           </w:p>
         </w:tc>
@@ -5995,7 +5995,7 @@
       </w:tr>
       <w:tr>
         <w:trPr>
-          <w:trHeight w:val="571" w:hRule="auto"/>
+          <w:trHeight w:val="572" w:hRule="auto"/>
         </w:trPr>
         body21
         <w:tc>
@@ -6156,61 +6156,61 @@
                 <w:szCs w:val="22"/>
                 <w:color w:val="000000"/>
               </w:rPr>
-              <w:t xml:space="preserve">48</w:t>
-            </w:r>
-          </w:p>
-        </w:tc>
-        <w:tc>
-          <w:tcPr>
-            <w:tcBorders>
-              <w:bottom w:val="none" w:sz="0" w:space="0" w:color="000000"/>
-              <w:top w:val="none" w:sz="0" w:space="0" w:color="000000"/>
-              <w:left w:val="none" w:sz="0" w:space="0" w:color="000000"/>
-              <w:right w:val="none" w:sz="0" w:space="0" w:color="000000"/>
-            </w:tcBorders>
-            <w:shd w:val="clear" w:color="auto" w:fill="FFFFFF"/>
-            <w:tcMar>
-              <w:top w:w="0" w:type="dxa"/>
-              <w:bottom w:w="0" w:type="dxa"/>
-              <w:left w:w="0" w:type="dxa"/>
-              <w:right w:w="0" w:type="dxa"/>
-            </w:tcMar>
-            <w:vAlign w:val="top"/>
-          </w:tcPr>
-          <w:p>
-            <w:pPr>
-              <w:jc w:val="center"/>
-              <w:pBdr>
-                <w:bottom w:val="none" w:sz="0" w:space="0" w:color="000000"/>
-                <w:top w:val="none" w:sz="0" w:space="0" w:color="000000"/>
-                <w:left w:val="none" w:sz="0" w:space="0" w:color="000000"/>
-                <w:right w:val="none" w:sz="0" w:space="0" w:color="000000"/>
-              </w:pBdr>
-              <w:spacing w:after="100" w:before="100" w:line="240"/>
-              <w:ind w:left="100" w:right="100" w:firstLine="0" w:firstLineChars="0"/>
-              <w:rPr>
-                <w:rFonts w:ascii="Arial" w:hAnsi="Arial" w:eastAsia="Arial" w:cs="Arial"/>
-                <w:i w:val="false"/>
-                <w:b w:val="false"/>
-                <w:u w:val="none"/>
-                <w:strike w:val="false"/>
-                <w:sz w:val="22"/>
-                <w:szCs w:val="22"/>
-                <w:color w:val="000000"/>
-              </w:rPr>
-            </w:pPr>
-            <w:r>
-              <w:rPr>
-                <w:rFonts w:ascii="Arial" w:hAnsi="Arial" w:eastAsia="Arial" w:cs="Arial"/>
-                <w:i w:val="false"/>
-                <w:b w:val="false"/>
-                <w:u w:val="none"/>
-                <w:strike w:val="false"/>
-                <w:sz w:val="22"/>
-                <w:szCs w:val="22"/>
-                <w:color w:val="000000"/>
-              </w:rPr>
-              <w:t xml:space="preserve">20</w:t>
+              <w:t xml:space="preserve">43</w:t>
+            </w:r>
+          </w:p>
+        </w:tc>
+        <w:tc>
+          <w:tcPr>
+            <w:tcBorders>
+              <w:bottom w:val="none" w:sz="0" w:space="0" w:color="000000"/>
+              <w:top w:val="none" w:sz="0" w:space="0" w:color="000000"/>
+              <w:left w:val="none" w:sz="0" w:space="0" w:color="000000"/>
+              <w:right w:val="none" w:sz="0" w:space="0" w:color="000000"/>
+            </w:tcBorders>
+            <w:shd w:val="clear" w:color="auto" w:fill="FFFFFF"/>
+            <w:tcMar>
+              <w:top w:w="0" w:type="dxa"/>
+              <w:bottom w:w="0" w:type="dxa"/>
+              <w:left w:w="0" w:type="dxa"/>
+              <w:right w:w="0" w:type="dxa"/>
+            </w:tcMar>
+            <w:vAlign w:val="top"/>
+          </w:tcPr>
+          <w:p>
+            <w:pPr>
+              <w:jc w:val="center"/>
+              <w:pBdr>
+                <w:bottom w:val="none" w:sz="0" w:space="0" w:color="000000"/>
+                <w:top w:val="none" w:sz="0" w:space="0" w:color="000000"/>
+                <w:left w:val="none" w:sz="0" w:space="0" w:color="000000"/>
+                <w:right w:val="none" w:sz="0" w:space="0" w:color="000000"/>
+              </w:pBdr>
+              <w:spacing w:after="100" w:before="100" w:line="240"/>
+              <w:ind w:left="100" w:right="100" w:firstLine="0" w:firstLineChars="0"/>
+              <w:rPr>
+                <w:rFonts w:ascii="Arial" w:hAnsi="Arial" w:eastAsia="Arial" w:cs="Arial"/>
+                <w:i w:val="false"/>
+                <w:b w:val="false"/>
+                <w:u w:val="none"/>
+                <w:strike w:val="false"/>
+                <w:sz w:val="22"/>
+                <w:szCs w:val="22"/>
+                <w:color w:val="000000"/>
+              </w:rPr>
+            </w:pPr>
+            <w:r>
+              <w:rPr>
+                <w:rFonts w:ascii="Arial" w:hAnsi="Arial" w:eastAsia="Arial" w:cs="Arial"/>
+                <w:i w:val="false"/>
+                <w:b w:val="false"/>
+                <w:u w:val="none"/>
+                <w:strike w:val="false"/>
+                <w:sz w:val="22"/>
+                <w:szCs w:val="22"/>
+                <w:color w:val="000000"/>
+              </w:rPr>
+              <w:t xml:space="preserve">25</w:t>
             </w:r>
           </w:p>
         </w:tc>
@@ -6432,115 +6432,115 @@
                 <w:szCs w:val="22"/>
                 <w:color w:val="000000"/>
               </w:rPr>
-              <w:t xml:space="preserve">341 (22%)</w:t>
-            </w:r>
-          </w:p>
-        </w:tc>
-        <w:tc>
-          <w:tcPr>
-            <w:tcBorders>
-              <w:bottom w:val="none" w:sz="0" w:space="0" w:color="000000"/>
-              <w:top w:val="none" w:sz="0" w:space="0" w:color="000000"/>
-              <w:left w:val="none" w:sz="0" w:space="0" w:color="000000"/>
-              <w:right w:val="none" w:sz="0" w:space="0" w:color="000000"/>
-            </w:tcBorders>
-            <w:shd w:val="clear" w:color="auto" w:fill="FFFFFF"/>
-            <w:tcMar>
-              <w:top w:w="0" w:type="dxa"/>
-              <w:bottom w:w="0" w:type="dxa"/>
-              <w:left w:w="0" w:type="dxa"/>
-              <w:right w:w="0" w:type="dxa"/>
-            </w:tcMar>
-            <w:vAlign w:val="top"/>
-          </w:tcPr>
-          <w:p>
-            <w:pPr>
-              <w:jc w:val="center"/>
-              <w:pBdr>
-                <w:bottom w:val="none" w:sz="0" w:space="0" w:color="000000"/>
-                <w:top w:val="none" w:sz="0" w:space="0" w:color="000000"/>
-                <w:left w:val="none" w:sz="0" w:space="0" w:color="000000"/>
-                <w:right w:val="none" w:sz="0" w:space="0" w:color="000000"/>
-              </w:pBdr>
-              <w:spacing w:after="100" w:before="100" w:line="240"/>
-              <w:ind w:left="100" w:right="100" w:firstLine="0" w:firstLineChars="0"/>
-              <w:rPr>
-                <w:rFonts w:ascii="Arial" w:hAnsi="Arial" w:eastAsia="Arial" w:cs="Arial"/>
-                <w:i w:val="false"/>
-                <w:b w:val="false"/>
-                <w:u w:val="none"/>
-                <w:strike w:val="false"/>
-                <w:sz w:val="22"/>
-                <w:szCs w:val="22"/>
-                <w:color w:val="000000"/>
-              </w:rPr>
-            </w:pPr>
-            <w:r>
-              <w:rPr>
-                <w:rFonts w:ascii="Arial" w:hAnsi="Arial" w:eastAsia="Arial" w:cs="Arial"/>
-                <w:i w:val="false"/>
-                <w:b w:val="false"/>
-                <w:u w:val="none"/>
-                <w:strike w:val="false"/>
-                <w:sz w:val="22"/>
-                <w:szCs w:val="22"/>
-                <w:color w:val="000000"/>
-              </w:rPr>
-              <w:t xml:space="preserve">203 (20%)</w:t>
-            </w:r>
-          </w:p>
-        </w:tc>
-        <w:tc>
-          <w:tcPr>
-            <w:tcBorders>
-              <w:bottom w:val="none" w:sz="0" w:space="0" w:color="000000"/>
-              <w:top w:val="none" w:sz="0" w:space="0" w:color="000000"/>
-              <w:left w:val="none" w:sz="0" w:space="0" w:color="000000"/>
-              <w:right w:val="none" w:sz="0" w:space="0" w:color="000000"/>
-            </w:tcBorders>
-            <w:shd w:val="clear" w:color="auto" w:fill="FFFFFF"/>
-            <w:tcMar>
-              <w:top w:w="0" w:type="dxa"/>
-              <w:bottom w:w="0" w:type="dxa"/>
-              <w:left w:w="0" w:type="dxa"/>
-              <w:right w:w="0" w:type="dxa"/>
-            </w:tcMar>
-            <w:vAlign w:val="top"/>
-          </w:tcPr>
-          <w:p>
-            <w:pPr>
-              <w:jc w:val="center"/>
-              <w:pBdr>
-                <w:bottom w:val="none" w:sz="0" w:space="0" w:color="000000"/>
-                <w:top w:val="none" w:sz="0" w:space="0" w:color="000000"/>
-                <w:left w:val="none" w:sz="0" w:space="0" w:color="000000"/>
-                <w:right w:val="none" w:sz="0" w:space="0" w:color="000000"/>
-              </w:pBdr>
-              <w:spacing w:after="100" w:before="100" w:line="240"/>
-              <w:ind w:left="100" w:right="100" w:firstLine="0" w:firstLineChars="0"/>
-              <w:rPr>
-                <w:rFonts w:ascii="Arial" w:hAnsi="Arial" w:eastAsia="Arial" w:cs="Arial"/>
-                <w:i w:val="false"/>
-                <w:b w:val="false"/>
-                <w:u w:val="none"/>
-                <w:strike w:val="false"/>
-                <w:sz w:val="22"/>
-                <w:szCs w:val="22"/>
-                <w:color w:val="000000"/>
-              </w:rPr>
-            </w:pPr>
-            <w:r>
-              <w:rPr>
-                <w:rFonts w:ascii="Arial" w:hAnsi="Arial" w:eastAsia="Arial" w:cs="Arial"/>
-                <w:i w:val="false"/>
-                <w:b w:val="false"/>
-                <w:u w:val="none"/>
-                <w:strike w:val="false"/>
-                <w:sz w:val="22"/>
-                <w:szCs w:val="22"/>
-                <w:color w:val="000000"/>
-              </w:rPr>
-              <w:t xml:space="preserve">0.2</w:t>
+              <w:t xml:space="preserve">310 (23%)</w:t>
+            </w:r>
+          </w:p>
+        </w:tc>
+        <w:tc>
+          <w:tcPr>
+            <w:tcBorders>
+              <w:bottom w:val="none" w:sz="0" w:space="0" w:color="000000"/>
+              <w:top w:val="none" w:sz="0" w:space="0" w:color="000000"/>
+              <w:left w:val="none" w:sz="0" w:space="0" w:color="000000"/>
+              <w:right w:val="none" w:sz="0" w:space="0" w:color="000000"/>
+            </w:tcBorders>
+            <w:shd w:val="clear" w:color="auto" w:fill="FFFFFF"/>
+            <w:tcMar>
+              <w:top w:w="0" w:type="dxa"/>
+              <w:bottom w:w="0" w:type="dxa"/>
+              <w:left w:w="0" w:type="dxa"/>
+              <w:right w:w="0" w:type="dxa"/>
+            </w:tcMar>
+            <w:vAlign w:val="top"/>
+          </w:tcPr>
+          <w:p>
+            <w:pPr>
+              <w:jc w:val="center"/>
+              <w:pBdr>
+                <w:bottom w:val="none" w:sz="0" w:space="0" w:color="000000"/>
+                <w:top w:val="none" w:sz="0" w:space="0" w:color="000000"/>
+                <w:left w:val="none" w:sz="0" w:space="0" w:color="000000"/>
+                <w:right w:val="none" w:sz="0" w:space="0" w:color="000000"/>
+              </w:pBdr>
+              <w:spacing w:after="100" w:before="100" w:line="240"/>
+              <w:ind w:left="100" w:right="100" w:firstLine="0" w:firstLineChars="0"/>
+              <w:rPr>
+                <w:rFonts w:ascii="Arial" w:hAnsi="Arial" w:eastAsia="Arial" w:cs="Arial"/>
+                <w:i w:val="false"/>
+                <w:b w:val="false"/>
+                <w:u w:val="none"/>
+                <w:strike w:val="false"/>
+                <w:sz w:val="22"/>
+                <w:szCs w:val="22"/>
+                <w:color w:val="000000"/>
+              </w:rPr>
+            </w:pPr>
+            <w:r>
+              <w:rPr>
+                <w:rFonts w:ascii="Arial" w:hAnsi="Arial" w:eastAsia="Arial" w:cs="Arial"/>
+                <w:i w:val="false"/>
+                <w:b w:val="false"/>
+                <w:u w:val="none"/>
+                <w:strike w:val="false"/>
+                <w:sz w:val="22"/>
+                <w:szCs w:val="22"/>
+                <w:color w:val="000000"/>
+              </w:rPr>
+              <w:t xml:space="preserve">234 (20%)</w:t>
+            </w:r>
+          </w:p>
+        </w:tc>
+        <w:tc>
+          <w:tcPr>
+            <w:tcBorders>
+              <w:bottom w:val="none" w:sz="0" w:space="0" w:color="000000"/>
+              <w:top w:val="none" w:sz="0" w:space="0" w:color="000000"/>
+              <w:left w:val="none" w:sz="0" w:space="0" w:color="000000"/>
+              <w:right w:val="none" w:sz="0" w:space="0" w:color="000000"/>
+            </w:tcBorders>
+            <w:shd w:val="clear" w:color="auto" w:fill="FFFFFF"/>
+            <w:tcMar>
+              <w:top w:w="0" w:type="dxa"/>
+              <w:bottom w:w="0" w:type="dxa"/>
+              <w:left w:w="0" w:type="dxa"/>
+              <w:right w:w="0" w:type="dxa"/>
+            </w:tcMar>
+            <w:vAlign w:val="top"/>
+          </w:tcPr>
+          <w:p>
+            <w:pPr>
+              <w:jc w:val="center"/>
+              <w:pBdr>
+                <w:bottom w:val="none" w:sz="0" w:space="0" w:color="000000"/>
+                <w:top w:val="none" w:sz="0" w:space="0" w:color="000000"/>
+                <w:left w:val="none" w:sz="0" w:space="0" w:color="000000"/>
+                <w:right w:val="none" w:sz="0" w:space="0" w:color="000000"/>
+              </w:pBdr>
+              <w:spacing w:after="100" w:before="100" w:line="240"/>
+              <w:ind w:left="100" w:right="100" w:firstLine="0" w:firstLineChars="0"/>
+              <w:rPr>
+                <w:rFonts w:ascii="Arial" w:hAnsi="Arial" w:eastAsia="Arial" w:cs="Arial"/>
+                <w:i w:val="false"/>
+                <w:b w:val="false"/>
+                <w:u w:val="none"/>
+                <w:strike w:val="false"/>
+                <w:sz w:val="22"/>
+                <w:szCs w:val="22"/>
+                <w:color w:val="000000"/>
+              </w:rPr>
+            </w:pPr>
+            <w:r>
+              <w:rPr>
+                <w:rFonts w:ascii="Arial" w:hAnsi="Arial" w:eastAsia="Arial" w:cs="Arial"/>
+                <w:i w:val="false"/>
+                <w:b w:val="false"/>
+                <w:u w:val="none"/>
+                <w:strike w:val="false"/>
+                <w:sz w:val="22"/>
+                <w:szCs w:val="22"/>
+                <w:color w:val="000000"/>
+              </w:rPr>
+              <w:t xml:space="preserve">0.062</w:t>
             </w:r>
           </w:p>
         </w:tc>
@@ -6708,61 +6708,61 @@
                 <w:szCs w:val="22"/>
                 <w:color w:val="000000"/>
               </w:rPr>
-              <w:t xml:space="preserve">36</w:t>
-            </w:r>
-          </w:p>
-        </w:tc>
-        <w:tc>
-          <w:tcPr>
-            <w:tcBorders>
-              <w:bottom w:val="none" w:sz="0" w:space="0" w:color="000000"/>
-              <w:top w:val="none" w:sz="0" w:space="0" w:color="000000"/>
-              <w:left w:val="none" w:sz="0" w:space="0" w:color="000000"/>
-              <w:right w:val="none" w:sz="0" w:space="0" w:color="000000"/>
-            </w:tcBorders>
-            <w:shd w:val="clear" w:color="auto" w:fill="FFFFFF"/>
-            <w:tcMar>
-              <w:top w:w="0" w:type="dxa"/>
-              <w:bottom w:w="0" w:type="dxa"/>
-              <w:left w:w="0" w:type="dxa"/>
-              <w:right w:w="0" w:type="dxa"/>
-            </w:tcMar>
-            <w:vAlign w:val="top"/>
-          </w:tcPr>
-          <w:p>
-            <w:pPr>
-              <w:jc w:val="center"/>
-              <w:pBdr>
-                <w:bottom w:val="none" w:sz="0" w:space="0" w:color="000000"/>
-                <w:top w:val="none" w:sz="0" w:space="0" w:color="000000"/>
-                <w:left w:val="none" w:sz="0" w:space="0" w:color="000000"/>
-                <w:right w:val="none" w:sz="0" w:space="0" w:color="000000"/>
-              </w:pBdr>
-              <w:spacing w:after="100" w:before="100" w:line="240"/>
-              <w:ind w:left="100" w:right="100" w:firstLine="0" w:firstLineChars="0"/>
-              <w:rPr>
-                <w:rFonts w:ascii="Arial" w:hAnsi="Arial" w:eastAsia="Arial" w:cs="Arial"/>
-                <w:i w:val="false"/>
-                <w:b w:val="false"/>
-                <w:u w:val="none"/>
-                <w:strike w:val="false"/>
-                <w:sz w:val="22"/>
-                <w:szCs w:val="22"/>
-                <w:color w:val="000000"/>
-              </w:rPr>
-            </w:pPr>
-            <w:r>
-              <w:rPr>
-                <w:rFonts w:ascii="Arial" w:hAnsi="Arial" w:eastAsia="Arial" w:cs="Arial"/>
-                <w:i w:val="false"/>
-                <w:b w:val="false"/>
-                <w:u w:val="none"/>
-                <w:strike w:val="false"/>
-                <w:sz w:val="22"/>
-                <w:szCs w:val="22"/>
-                <w:color w:val="000000"/>
-              </w:rPr>
-              <w:t xml:space="preserve">57</w:t>
+              <w:t xml:space="preserve">35</w:t>
+            </w:r>
+          </w:p>
+        </w:tc>
+        <w:tc>
+          <w:tcPr>
+            <w:tcBorders>
+              <w:bottom w:val="none" w:sz="0" w:space="0" w:color="000000"/>
+              <w:top w:val="none" w:sz="0" w:space="0" w:color="000000"/>
+              <w:left w:val="none" w:sz="0" w:space="0" w:color="000000"/>
+              <w:right w:val="none" w:sz="0" w:space="0" w:color="000000"/>
+            </w:tcBorders>
+            <w:shd w:val="clear" w:color="auto" w:fill="FFFFFF"/>
+            <w:tcMar>
+              <w:top w:w="0" w:type="dxa"/>
+              <w:bottom w:w="0" w:type="dxa"/>
+              <w:left w:w="0" w:type="dxa"/>
+              <w:right w:w="0" w:type="dxa"/>
+            </w:tcMar>
+            <w:vAlign w:val="top"/>
+          </w:tcPr>
+          <w:p>
+            <w:pPr>
+              <w:jc w:val="center"/>
+              <w:pBdr>
+                <w:bottom w:val="none" w:sz="0" w:space="0" w:color="000000"/>
+                <w:top w:val="none" w:sz="0" w:space="0" w:color="000000"/>
+                <w:left w:val="none" w:sz="0" w:space="0" w:color="000000"/>
+                <w:right w:val="none" w:sz="0" w:space="0" w:color="000000"/>
+              </w:pBdr>
+              <w:spacing w:after="100" w:before="100" w:line="240"/>
+              <w:ind w:left="100" w:right="100" w:firstLine="0" w:firstLineChars="0"/>
+              <w:rPr>
+                <w:rFonts w:ascii="Arial" w:hAnsi="Arial" w:eastAsia="Arial" w:cs="Arial"/>
+                <w:i w:val="false"/>
+                <w:b w:val="false"/>
+                <w:u w:val="none"/>
+                <w:strike w:val="false"/>
+                <w:sz w:val="22"/>
+                <w:szCs w:val="22"/>
+                <w:color w:val="000000"/>
+              </w:rPr>
+            </w:pPr>
+            <w:r>
+              <w:rPr>
+                <w:rFonts w:ascii="Arial" w:hAnsi="Arial" w:eastAsia="Arial" w:cs="Arial"/>
+                <w:i w:val="false"/>
+                <w:b w:val="false"/>
+                <w:u w:val="none"/>
+                <w:strike w:val="false"/>
+                <w:sz w:val="22"/>
+                <w:szCs w:val="22"/>
+                <w:color w:val="000000"/>
+              </w:rPr>
+              <w:t xml:space="preserve">58</w:t>
             </w:r>
           </w:p>
         </w:tc>
@@ -6984,115 +6984,115 @@
                 <w:szCs w:val="22"/>
                 <w:color w:val="000000"/>
               </w:rPr>
-              <w:t xml:space="preserve">570 (37%)</w:t>
-            </w:r>
-          </w:p>
-        </w:tc>
-        <w:tc>
-          <w:tcPr>
-            <w:tcBorders>
-              <w:bottom w:val="none" w:sz="0" w:space="0" w:color="000000"/>
-              <w:top w:val="none" w:sz="0" w:space="0" w:color="000000"/>
-              <w:left w:val="none" w:sz="0" w:space="0" w:color="000000"/>
-              <w:right w:val="none" w:sz="0" w:space="0" w:color="000000"/>
-            </w:tcBorders>
-            <w:shd w:val="clear" w:color="auto" w:fill="FFFFFF"/>
-            <w:tcMar>
-              <w:top w:w="0" w:type="dxa"/>
-              <w:bottom w:w="0" w:type="dxa"/>
-              <w:left w:w="0" w:type="dxa"/>
-              <w:right w:w="0" w:type="dxa"/>
-            </w:tcMar>
-            <w:vAlign w:val="top"/>
-          </w:tcPr>
-          <w:p>
-            <w:pPr>
-              <w:jc w:val="center"/>
-              <w:pBdr>
-                <w:bottom w:val="none" w:sz="0" w:space="0" w:color="000000"/>
-                <w:top w:val="none" w:sz="0" w:space="0" w:color="000000"/>
-                <w:left w:val="none" w:sz="0" w:space="0" w:color="000000"/>
-                <w:right w:val="none" w:sz="0" w:space="0" w:color="000000"/>
-              </w:pBdr>
-              <w:spacing w:after="100" w:before="100" w:line="240"/>
-              <w:ind w:left="100" w:right="100" w:firstLine="0" w:firstLineChars="0"/>
-              <w:rPr>
-                <w:rFonts w:ascii="Arial" w:hAnsi="Arial" w:eastAsia="Arial" w:cs="Arial"/>
-                <w:i w:val="false"/>
-                <w:b w:val="false"/>
-                <w:u w:val="none"/>
-                <w:strike w:val="false"/>
-                <w:sz w:val="22"/>
-                <w:szCs w:val="22"/>
-                <w:color w:val="000000"/>
-              </w:rPr>
-            </w:pPr>
-            <w:r>
-              <w:rPr>
-                <w:rFonts w:ascii="Arial" w:hAnsi="Arial" w:eastAsia="Arial" w:cs="Arial"/>
-                <w:i w:val="false"/>
-                <w:b w:val="false"/>
-                <w:u w:val="none"/>
-                <w:strike w:val="false"/>
-                <w:sz w:val="22"/>
-                <w:szCs w:val="22"/>
-                <w:color w:val="000000"/>
-              </w:rPr>
-              <w:t xml:space="preserve">392 (37%)</w:t>
-            </w:r>
-          </w:p>
-        </w:tc>
-        <w:tc>
-          <w:tcPr>
-            <w:tcBorders>
-              <w:bottom w:val="none" w:sz="0" w:space="0" w:color="000000"/>
-              <w:top w:val="none" w:sz="0" w:space="0" w:color="000000"/>
-              <w:left w:val="none" w:sz="0" w:space="0" w:color="000000"/>
-              <w:right w:val="none" w:sz="0" w:space="0" w:color="000000"/>
-            </w:tcBorders>
-            <w:shd w:val="clear" w:color="auto" w:fill="FFFFFF"/>
-            <w:tcMar>
-              <w:top w:w="0" w:type="dxa"/>
-              <w:bottom w:w="0" w:type="dxa"/>
-              <w:left w:w="0" w:type="dxa"/>
-              <w:right w:w="0" w:type="dxa"/>
-            </w:tcMar>
-            <w:vAlign w:val="top"/>
-          </w:tcPr>
-          <w:p>
-            <w:pPr>
-              <w:jc w:val="center"/>
-              <w:pBdr>
-                <w:bottom w:val="none" w:sz="0" w:space="0" w:color="000000"/>
-                <w:top w:val="none" w:sz="0" w:space="0" w:color="000000"/>
-                <w:left w:val="none" w:sz="0" w:space="0" w:color="000000"/>
-                <w:right w:val="none" w:sz="0" w:space="0" w:color="000000"/>
-              </w:pBdr>
-              <w:spacing w:after="100" w:before="100" w:line="240"/>
-              <w:ind w:left="100" w:right="100" w:firstLine="0" w:firstLineChars="0"/>
-              <w:rPr>
-                <w:rFonts w:ascii="Arial" w:hAnsi="Arial" w:eastAsia="Arial" w:cs="Arial"/>
-                <w:i w:val="false"/>
-                <w:b w:val="false"/>
-                <w:u w:val="none"/>
-                <w:strike w:val="false"/>
-                <w:sz w:val="22"/>
-                <w:szCs w:val="22"/>
-                <w:color w:val="000000"/>
-              </w:rPr>
-            </w:pPr>
-            <w:r>
-              <w:rPr>
-                <w:rFonts w:ascii="Arial" w:hAnsi="Arial" w:eastAsia="Arial" w:cs="Arial"/>
-                <w:i w:val="false"/>
-                <w:b w:val="false"/>
-                <w:u w:val="none"/>
-                <w:strike w:val="false"/>
-                <w:sz w:val="22"/>
-                <w:szCs w:val="22"/>
-                <w:color w:val="000000"/>
-              </w:rPr>
-              <w:t xml:space="preserve">&gt;0.9</w:t>
+              <w:t xml:space="preserve">500 (36%)</w:t>
+            </w:r>
+          </w:p>
+        </w:tc>
+        <w:tc>
+          <w:tcPr>
+            <w:tcBorders>
+              <w:bottom w:val="none" w:sz="0" w:space="0" w:color="000000"/>
+              <w:top w:val="none" w:sz="0" w:space="0" w:color="000000"/>
+              <w:left w:val="none" w:sz="0" w:space="0" w:color="000000"/>
+              <w:right w:val="none" w:sz="0" w:space="0" w:color="000000"/>
+            </w:tcBorders>
+            <w:shd w:val="clear" w:color="auto" w:fill="FFFFFF"/>
+            <w:tcMar>
+              <w:top w:w="0" w:type="dxa"/>
+              <w:bottom w:w="0" w:type="dxa"/>
+              <w:left w:w="0" w:type="dxa"/>
+              <w:right w:w="0" w:type="dxa"/>
+            </w:tcMar>
+            <w:vAlign w:val="top"/>
+          </w:tcPr>
+          <w:p>
+            <w:pPr>
+              <w:jc w:val="center"/>
+              <w:pBdr>
+                <w:bottom w:val="none" w:sz="0" w:space="0" w:color="000000"/>
+                <w:top w:val="none" w:sz="0" w:space="0" w:color="000000"/>
+                <w:left w:val="none" w:sz="0" w:space="0" w:color="000000"/>
+                <w:right w:val="none" w:sz="0" w:space="0" w:color="000000"/>
+              </w:pBdr>
+              <w:spacing w:after="100" w:before="100" w:line="240"/>
+              <w:ind w:left="100" w:right="100" w:firstLine="0" w:firstLineChars="0"/>
+              <w:rPr>
+                <w:rFonts w:ascii="Arial" w:hAnsi="Arial" w:eastAsia="Arial" w:cs="Arial"/>
+                <w:i w:val="false"/>
+                <w:b w:val="false"/>
+                <w:u w:val="none"/>
+                <w:strike w:val="false"/>
+                <w:sz w:val="22"/>
+                <w:szCs w:val="22"/>
+                <w:color w:val="000000"/>
+              </w:rPr>
+            </w:pPr>
+            <w:r>
+              <w:rPr>
+                <w:rFonts w:ascii="Arial" w:hAnsi="Arial" w:eastAsia="Arial" w:cs="Arial"/>
+                <w:i w:val="false"/>
+                <w:b w:val="false"/>
+                <w:u w:val="none"/>
+                <w:strike w:val="false"/>
+                <w:sz w:val="22"/>
+                <w:szCs w:val="22"/>
+                <w:color w:val="000000"/>
+              </w:rPr>
+              <w:t xml:space="preserve">462 (37%)</w:t>
+            </w:r>
+          </w:p>
+        </w:tc>
+        <w:tc>
+          <w:tcPr>
+            <w:tcBorders>
+              <w:bottom w:val="none" w:sz="0" w:space="0" w:color="000000"/>
+              <w:top w:val="none" w:sz="0" w:space="0" w:color="000000"/>
+              <w:left w:val="none" w:sz="0" w:space="0" w:color="000000"/>
+              <w:right w:val="none" w:sz="0" w:space="0" w:color="000000"/>
+            </w:tcBorders>
+            <w:shd w:val="clear" w:color="auto" w:fill="FFFFFF"/>
+            <w:tcMar>
+              <w:top w:w="0" w:type="dxa"/>
+              <w:bottom w:w="0" w:type="dxa"/>
+              <w:left w:w="0" w:type="dxa"/>
+              <w:right w:w="0" w:type="dxa"/>
+            </w:tcMar>
+            <w:vAlign w:val="top"/>
+          </w:tcPr>
+          <w:p>
+            <w:pPr>
+              <w:jc w:val="center"/>
+              <w:pBdr>
+                <w:bottom w:val="none" w:sz="0" w:space="0" w:color="000000"/>
+                <w:top w:val="none" w:sz="0" w:space="0" w:color="000000"/>
+                <w:left w:val="none" w:sz="0" w:space="0" w:color="000000"/>
+                <w:right w:val="none" w:sz="0" w:space="0" w:color="000000"/>
+              </w:pBdr>
+              <w:spacing w:after="100" w:before="100" w:line="240"/>
+              <w:ind w:left="100" w:right="100" w:firstLine="0" w:firstLineChars="0"/>
+              <w:rPr>
+                <w:rFonts w:ascii="Arial" w:hAnsi="Arial" w:eastAsia="Arial" w:cs="Arial"/>
+                <w:i w:val="false"/>
+                <w:b w:val="false"/>
+                <w:u w:val="none"/>
+                <w:strike w:val="false"/>
+                <w:sz w:val="22"/>
+                <w:szCs w:val="22"/>
+                <w:color w:val="000000"/>
+              </w:rPr>
+            </w:pPr>
+            <w:r>
+              <w:rPr>
+                <w:rFonts w:ascii="Arial" w:hAnsi="Arial" w:eastAsia="Arial" w:cs="Arial"/>
+                <w:i w:val="false"/>
+                <w:b w:val="false"/>
+                <w:u w:val="none"/>
+                <w:strike w:val="false"/>
+                <w:sz w:val="22"/>
+                <w:szCs w:val="22"/>
+                <w:color w:val="000000"/>
+              </w:rPr>
+              <w:t xml:space="preserve">0.5</w:t>
             </w:r>
           </w:p>
         </w:tc>
@@ -7260,122 +7260,122 @@
                 <w:szCs w:val="22"/>
                 <w:color w:val="000000"/>
               </w:rPr>
-              <w:t xml:space="preserve">700 (46%)</w:t>
-            </w:r>
-          </w:p>
-        </w:tc>
-        <w:tc>
-          <w:tcPr>
-            <w:tcBorders>
-              <w:bottom w:val="none" w:sz="0" w:space="0" w:color="000000"/>
-              <w:top w:val="none" w:sz="0" w:space="0" w:color="000000"/>
-              <w:left w:val="none" w:sz="0" w:space="0" w:color="000000"/>
-              <w:right w:val="none" w:sz="0" w:space="0" w:color="000000"/>
-            </w:tcBorders>
-            <w:shd w:val="clear" w:color="auto" w:fill="FFFFFF"/>
-            <w:tcMar>
-              <w:top w:w="0" w:type="dxa"/>
-              <w:bottom w:w="0" w:type="dxa"/>
-              <w:left w:w="0" w:type="dxa"/>
-              <w:right w:w="0" w:type="dxa"/>
-            </w:tcMar>
-            <w:vAlign w:val="top"/>
-          </w:tcPr>
-          <w:p>
-            <w:pPr>
-              <w:jc w:val="center"/>
-              <w:pBdr>
-                <w:bottom w:val="none" w:sz="0" w:space="0" w:color="000000"/>
-                <w:top w:val="none" w:sz="0" w:space="0" w:color="000000"/>
-                <w:left w:val="none" w:sz="0" w:space="0" w:color="000000"/>
-                <w:right w:val="none" w:sz="0" w:space="0" w:color="000000"/>
-              </w:pBdr>
-              <w:spacing w:after="100" w:before="100" w:line="240"/>
-              <w:ind w:left="100" w:right="100" w:firstLine="0" w:firstLineChars="0"/>
-              <w:rPr>
-                <w:rFonts w:ascii="Arial" w:hAnsi="Arial" w:eastAsia="Arial" w:cs="Arial"/>
-                <w:i w:val="false"/>
-                <w:b w:val="false"/>
-                <w:u w:val="none"/>
-                <w:strike w:val="false"/>
-                <w:sz w:val="22"/>
-                <w:szCs w:val="22"/>
-                <w:color w:val="000000"/>
-              </w:rPr>
-            </w:pPr>
-            <w:r>
-              <w:rPr>
-                <w:rFonts w:ascii="Arial" w:hAnsi="Arial" w:eastAsia="Arial" w:cs="Arial"/>
-                <w:i w:val="false"/>
-                <w:b w:val="false"/>
-                <w:u w:val="none"/>
-                <w:strike w:val="false"/>
-                <w:sz w:val="22"/>
-                <w:szCs w:val="22"/>
-                <w:color w:val="000000"/>
-              </w:rPr>
-              <w:t xml:space="preserve">489 (46%)</w:t>
-            </w:r>
-          </w:p>
-        </w:tc>
-        <w:tc>
-          <w:tcPr>
-            <w:tcBorders>
-              <w:bottom w:val="none" w:sz="0" w:space="0" w:color="000000"/>
-              <w:top w:val="none" w:sz="0" w:space="0" w:color="000000"/>
-              <w:left w:val="none" w:sz="0" w:space="0" w:color="000000"/>
-              <w:right w:val="none" w:sz="0" w:space="0" w:color="000000"/>
-            </w:tcBorders>
-            <w:shd w:val="clear" w:color="auto" w:fill="FFFFFF"/>
-            <w:tcMar>
-              <w:top w:w="0" w:type="dxa"/>
-              <w:bottom w:w="0" w:type="dxa"/>
-              <w:left w:w="0" w:type="dxa"/>
-              <w:right w:w="0" w:type="dxa"/>
-            </w:tcMar>
-            <w:vAlign w:val="top"/>
-          </w:tcPr>
-          <w:p>
-            <w:pPr>
-              <w:jc w:val="center"/>
-              <w:pBdr>
-                <w:bottom w:val="none" w:sz="0" w:space="0" w:color="000000"/>
-                <w:top w:val="none" w:sz="0" w:space="0" w:color="000000"/>
-                <w:left w:val="none" w:sz="0" w:space="0" w:color="000000"/>
-                <w:right w:val="none" w:sz="0" w:space="0" w:color="000000"/>
-              </w:pBdr>
-              <w:spacing w:after="100" w:before="100" w:line="240"/>
-              <w:ind w:left="100" w:right="100" w:firstLine="0" w:firstLineChars="0"/>
-              <w:rPr>
-                <w:rFonts w:ascii="Arial" w:hAnsi="Arial" w:eastAsia="Arial" w:cs="Arial"/>
-                <w:i w:val="false"/>
-                <w:b w:val="false"/>
-                <w:u w:val="none"/>
-                <w:strike w:val="false"/>
-                <w:sz w:val="22"/>
-                <w:szCs w:val="22"/>
-                <w:color w:val="000000"/>
-              </w:rPr>
-            </w:pPr>
-            <w:r>
-              <w:rPr>
-                <w:rFonts w:ascii="Arial" w:hAnsi="Arial" w:eastAsia="Arial" w:cs="Arial"/>
-                <w:i w:val="false"/>
-                <w:b w:val="false"/>
-                <w:u w:val="none"/>
-                <w:strike w:val="false"/>
-                <w:sz w:val="22"/>
-                <w:szCs w:val="22"/>
-                <w:color w:val="000000"/>
-              </w:rPr>
-              <w:t xml:space="preserve">&gt;0.9</w:t>
+              <w:t xml:space="preserve">615 (46%)</w:t>
+            </w:r>
+          </w:p>
+        </w:tc>
+        <w:tc>
+          <w:tcPr>
+            <w:tcBorders>
+              <w:bottom w:val="none" w:sz="0" w:space="0" w:color="000000"/>
+              <w:top w:val="none" w:sz="0" w:space="0" w:color="000000"/>
+              <w:left w:val="none" w:sz="0" w:space="0" w:color="000000"/>
+              <w:right w:val="none" w:sz="0" w:space="0" w:color="000000"/>
+            </w:tcBorders>
+            <w:shd w:val="clear" w:color="auto" w:fill="FFFFFF"/>
+            <w:tcMar>
+              <w:top w:w="0" w:type="dxa"/>
+              <w:bottom w:w="0" w:type="dxa"/>
+              <w:left w:w="0" w:type="dxa"/>
+              <w:right w:w="0" w:type="dxa"/>
+            </w:tcMar>
+            <w:vAlign w:val="top"/>
+          </w:tcPr>
+          <w:p>
+            <w:pPr>
+              <w:jc w:val="center"/>
+              <w:pBdr>
+                <w:bottom w:val="none" w:sz="0" w:space="0" w:color="000000"/>
+                <w:top w:val="none" w:sz="0" w:space="0" w:color="000000"/>
+                <w:left w:val="none" w:sz="0" w:space="0" w:color="000000"/>
+                <w:right w:val="none" w:sz="0" w:space="0" w:color="000000"/>
+              </w:pBdr>
+              <w:spacing w:after="100" w:before="100" w:line="240"/>
+              <w:ind w:left="100" w:right="100" w:firstLine="0" w:firstLineChars="0"/>
+              <w:rPr>
+                <w:rFonts w:ascii="Arial" w:hAnsi="Arial" w:eastAsia="Arial" w:cs="Arial"/>
+                <w:i w:val="false"/>
+                <w:b w:val="false"/>
+                <w:u w:val="none"/>
+                <w:strike w:val="false"/>
+                <w:sz w:val="22"/>
+                <w:szCs w:val="22"/>
+                <w:color w:val="000000"/>
+              </w:rPr>
+            </w:pPr>
+            <w:r>
+              <w:rPr>
+                <w:rFonts w:ascii="Arial" w:hAnsi="Arial" w:eastAsia="Arial" w:cs="Arial"/>
+                <w:i w:val="false"/>
+                <w:b w:val="false"/>
+                <w:u w:val="none"/>
+                <w:strike w:val="false"/>
+                <w:sz w:val="22"/>
+                <w:szCs w:val="22"/>
+                <w:color w:val="000000"/>
+              </w:rPr>
+              <w:t xml:space="preserve">574 (47%)</w:t>
+            </w:r>
+          </w:p>
+        </w:tc>
+        <w:tc>
+          <w:tcPr>
+            <w:tcBorders>
+              <w:bottom w:val="none" w:sz="0" w:space="0" w:color="000000"/>
+              <w:top w:val="none" w:sz="0" w:space="0" w:color="000000"/>
+              <w:left w:val="none" w:sz="0" w:space="0" w:color="000000"/>
+              <w:right w:val="none" w:sz="0" w:space="0" w:color="000000"/>
+            </w:tcBorders>
+            <w:shd w:val="clear" w:color="auto" w:fill="FFFFFF"/>
+            <w:tcMar>
+              <w:top w:w="0" w:type="dxa"/>
+              <w:bottom w:w="0" w:type="dxa"/>
+              <w:left w:w="0" w:type="dxa"/>
+              <w:right w:w="0" w:type="dxa"/>
+            </w:tcMar>
+            <w:vAlign w:val="top"/>
+          </w:tcPr>
+          <w:p>
+            <w:pPr>
+              <w:jc w:val="center"/>
+              <w:pBdr>
+                <w:bottom w:val="none" w:sz="0" w:space="0" w:color="000000"/>
+                <w:top w:val="none" w:sz="0" w:space="0" w:color="000000"/>
+                <w:left w:val="none" w:sz="0" w:space="0" w:color="000000"/>
+                <w:right w:val="none" w:sz="0" w:space="0" w:color="000000"/>
+              </w:pBdr>
+              <w:spacing w:after="100" w:before="100" w:line="240"/>
+              <w:ind w:left="100" w:right="100" w:firstLine="0" w:firstLineChars="0"/>
+              <w:rPr>
+                <w:rFonts w:ascii="Arial" w:hAnsi="Arial" w:eastAsia="Arial" w:cs="Arial"/>
+                <w:i w:val="false"/>
+                <w:b w:val="false"/>
+                <w:u w:val="none"/>
+                <w:strike w:val="false"/>
+                <w:sz w:val="22"/>
+                <w:szCs w:val="22"/>
+                <w:color w:val="000000"/>
+              </w:rPr>
+            </w:pPr>
+            <w:r>
+              <w:rPr>
+                <w:rFonts w:ascii="Arial" w:hAnsi="Arial" w:eastAsia="Arial" w:cs="Arial"/>
+                <w:i w:val="false"/>
+                <w:b w:val="false"/>
+                <w:u w:val="none"/>
+                <w:strike w:val="false"/>
+                <w:sz w:val="22"/>
+                <w:szCs w:val="22"/>
+                <w:color w:val="000000"/>
+              </w:rPr>
+              <w:t xml:space="preserve">0.6</w:t>
             </w:r>
           </w:p>
         </w:tc>
       </w:tr>
       <w:tr>
         <w:trPr>
-          <w:trHeight w:val="572" w:hRule="auto"/>
+          <w:trHeight w:val="571" w:hRule="auto"/>
         </w:trPr>
         body26
         <w:tc>
@@ -7536,61 +7536,61 @@
                 <w:szCs w:val="22"/>
                 <w:color w:val="000000"/>
               </w:rPr>
-              <w:t xml:space="preserve">43</w:t>
-            </w:r>
-          </w:p>
-        </w:tc>
-        <w:tc>
-          <w:tcPr>
-            <w:tcBorders>
-              <w:bottom w:val="none" w:sz="0" w:space="0" w:color="000000"/>
-              <w:top w:val="none" w:sz="0" w:space="0" w:color="000000"/>
-              <w:left w:val="none" w:sz="0" w:space="0" w:color="000000"/>
-              <w:right w:val="none" w:sz="0" w:space="0" w:color="000000"/>
-            </w:tcBorders>
-            <w:shd w:val="clear" w:color="auto" w:fill="FFFFFF"/>
-            <w:tcMar>
-              <w:top w:w="0" w:type="dxa"/>
-              <w:bottom w:w="0" w:type="dxa"/>
-              <w:left w:w="0" w:type="dxa"/>
-              <w:right w:w="0" w:type="dxa"/>
-            </w:tcMar>
-            <w:vAlign w:val="top"/>
-          </w:tcPr>
-          <w:p>
-            <w:pPr>
-              <w:jc w:val="center"/>
-              <w:pBdr>
-                <w:bottom w:val="none" w:sz="0" w:space="0" w:color="000000"/>
-                <w:top w:val="none" w:sz="0" w:space="0" w:color="000000"/>
-                <w:left w:val="none" w:sz="0" w:space="0" w:color="000000"/>
-                <w:right w:val="none" w:sz="0" w:space="0" w:color="000000"/>
-              </w:pBdr>
-              <w:spacing w:after="100" w:before="100" w:line="240"/>
-              <w:ind w:left="100" w:right="100" w:firstLine="0" w:firstLineChars="0"/>
-              <w:rPr>
-                <w:rFonts w:ascii="Arial" w:hAnsi="Arial" w:eastAsia="Arial" w:cs="Arial"/>
-                <w:i w:val="false"/>
-                <w:b w:val="false"/>
-                <w:u w:val="none"/>
-                <w:strike w:val="false"/>
-                <w:sz w:val="22"/>
-                <w:szCs w:val="22"/>
-                <w:color w:val="000000"/>
-              </w:rPr>
-            </w:pPr>
-            <w:r>
-              <w:rPr>
-                <w:rFonts w:ascii="Arial" w:hAnsi="Arial" w:eastAsia="Arial" w:cs="Arial"/>
-                <w:i w:val="false"/>
-                <w:b w:val="false"/>
-                <w:u w:val="none"/>
-                <w:strike w:val="false"/>
-                <w:sz w:val="22"/>
-                <w:szCs w:val="22"/>
-                <w:color w:val="000000"/>
-              </w:rPr>
-              <w:t xml:space="preserve">13</w:t>
+              <w:t xml:space="preserve">40</w:t>
+            </w:r>
+          </w:p>
+        </w:tc>
+        <w:tc>
+          <w:tcPr>
+            <w:tcBorders>
+              <w:bottom w:val="none" w:sz="0" w:space="0" w:color="000000"/>
+              <w:top w:val="none" w:sz="0" w:space="0" w:color="000000"/>
+              <w:left w:val="none" w:sz="0" w:space="0" w:color="000000"/>
+              <w:right w:val="none" w:sz="0" w:space="0" w:color="000000"/>
+            </w:tcBorders>
+            <w:shd w:val="clear" w:color="auto" w:fill="FFFFFF"/>
+            <w:tcMar>
+              <w:top w:w="0" w:type="dxa"/>
+              <w:bottom w:w="0" w:type="dxa"/>
+              <w:left w:w="0" w:type="dxa"/>
+              <w:right w:w="0" w:type="dxa"/>
+            </w:tcMar>
+            <w:vAlign w:val="top"/>
+          </w:tcPr>
+          <w:p>
+            <w:pPr>
+              <w:jc w:val="center"/>
+              <w:pBdr>
+                <w:bottom w:val="none" w:sz="0" w:space="0" w:color="000000"/>
+                <w:top w:val="none" w:sz="0" w:space="0" w:color="000000"/>
+                <w:left w:val="none" w:sz="0" w:space="0" w:color="000000"/>
+                <w:right w:val="none" w:sz="0" w:space="0" w:color="000000"/>
+              </w:pBdr>
+              <w:spacing w:after="100" w:before="100" w:line="240"/>
+              <w:ind w:left="100" w:right="100" w:firstLine="0" w:firstLineChars="0"/>
+              <w:rPr>
+                <w:rFonts w:ascii="Arial" w:hAnsi="Arial" w:eastAsia="Arial" w:cs="Arial"/>
+                <w:i w:val="false"/>
+                <w:b w:val="false"/>
+                <w:u w:val="none"/>
+                <w:strike w:val="false"/>
+                <w:sz w:val="22"/>
+                <w:szCs w:val="22"/>
+                <w:color w:val="000000"/>
+              </w:rPr>
+            </w:pPr>
+            <w:r>
+              <w:rPr>
+                <w:rFonts w:ascii="Arial" w:hAnsi="Arial" w:eastAsia="Arial" w:cs="Arial"/>
+                <w:i w:val="false"/>
+                <w:b w:val="false"/>
+                <w:u w:val="none"/>
+                <w:strike w:val="false"/>
+                <w:sz w:val="22"/>
+                <w:szCs w:val="22"/>
+                <w:color w:val="000000"/>
+              </w:rPr>
+              <w:t xml:space="preserve">16</w:t>
             </w:r>
           </w:p>
         </w:tc>
@@ -8088,61 +8088,61 @@
                 <w:szCs w:val="22"/>
                 <w:color w:val="000000"/>
               </w:rPr>
-              <w:t xml:space="preserve">1,264 (81%)</w:t>
-            </w:r>
-          </w:p>
-        </w:tc>
-        <w:tc>
-          <w:tcPr>
-            <w:tcBorders>
-              <w:bottom w:val="none" w:sz="0" w:space="0" w:color="000000"/>
-              <w:top w:val="none" w:sz="0" w:space="0" w:color="000000"/>
-              <w:left w:val="none" w:sz="0" w:space="0" w:color="000000"/>
-              <w:right w:val="none" w:sz="0" w:space="0" w:color="000000"/>
-            </w:tcBorders>
-            <w:shd w:val="clear" w:color="auto" w:fill="FFFFFF"/>
-            <w:tcMar>
-              <w:top w:w="0" w:type="dxa"/>
-              <w:bottom w:w="0" w:type="dxa"/>
-              <w:left w:w="0" w:type="dxa"/>
-              <w:right w:w="0" w:type="dxa"/>
-            </w:tcMar>
-            <w:vAlign w:val="top"/>
-          </w:tcPr>
-          <w:p>
-            <w:pPr>
-              <w:jc w:val="center"/>
-              <w:pBdr>
-                <w:bottom w:val="none" w:sz="0" w:space="0" w:color="000000"/>
-                <w:top w:val="none" w:sz="0" w:space="0" w:color="000000"/>
-                <w:left w:val="none" w:sz="0" w:space="0" w:color="000000"/>
-                <w:right w:val="none" w:sz="0" w:space="0" w:color="000000"/>
-              </w:pBdr>
-              <w:spacing w:after="100" w:before="100" w:line="240"/>
-              <w:ind w:left="100" w:right="100" w:firstLine="0" w:firstLineChars="0"/>
-              <w:rPr>
-                <w:rFonts w:ascii="Arial" w:hAnsi="Arial" w:eastAsia="Arial" w:cs="Arial"/>
-                <w:i w:val="false"/>
-                <w:b w:val="false"/>
-                <w:u w:val="none"/>
-                <w:strike w:val="false"/>
-                <w:sz w:val="22"/>
-                <w:szCs w:val="22"/>
-                <w:color w:val="000000"/>
-              </w:rPr>
-            </w:pPr>
-            <w:r>
-              <w:rPr>
-                <w:rFonts w:ascii="Arial" w:hAnsi="Arial" w:eastAsia="Arial" w:cs="Arial"/>
-                <w:i w:val="false"/>
-                <w:b w:val="false"/>
-                <w:u w:val="none"/>
-                <w:strike w:val="false"/>
-                <w:sz w:val="22"/>
-                <w:szCs w:val="22"/>
-                <w:color w:val="000000"/>
-              </w:rPr>
-              <w:t xml:space="preserve">750 (70%)</w:t>
+              <w:t xml:space="preserve">1,264 (91%)</w:t>
+            </w:r>
+          </w:p>
+        </w:tc>
+        <w:tc>
+          <w:tcPr>
+            <w:tcBorders>
+              <w:bottom w:val="none" w:sz="0" w:space="0" w:color="000000"/>
+              <w:top w:val="none" w:sz="0" w:space="0" w:color="000000"/>
+              <w:left w:val="none" w:sz="0" w:space="0" w:color="000000"/>
+              <w:right w:val="none" w:sz="0" w:space="0" w:color="000000"/>
+            </w:tcBorders>
+            <w:shd w:val="clear" w:color="auto" w:fill="FFFFFF"/>
+            <w:tcMar>
+              <w:top w:w="0" w:type="dxa"/>
+              <w:bottom w:w="0" w:type="dxa"/>
+              <w:left w:w="0" w:type="dxa"/>
+              <w:right w:w="0" w:type="dxa"/>
+            </w:tcMar>
+            <w:vAlign w:val="top"/>
+          </w:tcPr>
+          <w:p>
+            <w:pPr>
+              <w:jc w:val="center"/>
+              <w:pBdr>
+                <w:bottom w:val="none" w:sz="0" w:space="0" w:color="000000"/>
+                <w:top w:val="none" w:sz="0" w:space="0" w:color="000000"/>
+                <w:left w:val="none" w:sz="0" w:space="0" w:color="000000"/>
+                <w:right w:val="none" w:sz="0" w:space="0" w:color="000000"/>
+              </w:pBdr>
+              <w:spacing w:after="100" w:before="100" w:line="240"/>
+              <w:ind w:left="100" w:right="100" w:firstLine="0" w:firstLineChars="0"/>
+              <w:rPr>
+                <w:rFonts w:ascii="Arial" w:hAnsi="Arial" w:eastAsia="Arial" w:cs="Arial"/>
+                <w:i w:val="false"/>
+                <w:b w:val="false"/>
+                <w:u w:val="none"/>
+                <w:strike w:val="false"/>
+                <w:sz w:val="22"/>
+                <w:szCs w:val="22"/>
+                <w:color w:val="000000"/>
+              </w:rPr>
+            </w:pPr>
+            <w:r>
+              <w:rPr>
+                <w:rFonts w:ascii="Arial" w:hAnsi="Arial" w:eastAsia="Arial" w:cs="Arial"/>
+                <w:i w:val="false"/>
+                <w:b w:val="false"/>
+                <w:u w:val="none"/>
+                <w:strike w:val="false"/>
+                <w:sz w:val="22"/>
+                <w:szCs w:val="22"/>
+                <w:color w:val="000000"/>
+              </w:rPr>
+              <w:t xml:space="preserve">750 (61%)</w:t>
             </w:r>
           </w:p>
         </w:tc>
@@ -8364,61 +8364,61 @@
                 <w:szCs w:val="22"/>
                 <w:color w:val="000000"/>
               </w:rPr>
-              <w:t xml:space="preserve">23 (1.5%)</w:t>
-            </w:r>
-          </w:p>
-        </w:tc>
-        <w:tc>
-          <w:tcPr>
-            <w:tcBorders>
-              <w:bottom w:val="none" w:sz="0" w:space="0" w:color="000000"/>
-              <w:top w:val="none" w:sz="0" w:space="0" w:color="000000"/>
-              <w:left w:val="none" w:sz="0" w:space="0" w:color="000000"/>
-              <w:right w:val="none" w:sz="0" w:space="0" w:color="000000"/>
-            </w:tcBorders>
-            <w:shd w:val="clear" w:color="auto" w:fill="FFFFFF"/>
-            <w:tcMar>
-              <w:top w:w="0" w:type="dxa"/>
-              <w:bottom w:w="0" w:type="dxa"/>
-              <w:left w:w="0" w:type="dxa"/>
-              <w:right w:w="0" w:type="dxa"/>
-            </w:tcMar>
-            <w:vAlign w:val="top"/>
-          </w:tcPr>
-          <w:p>
-            <w:pPr>
-              <w:jc w:val="center"/>
-              <w:pBdr>
-                <w:bottom w:val="none" w:sz="0" w:space="0" w:color="000000"/>
-                <w:top w:val="none" w:sz="0" w:space="0" w:color="000000"/>
-                <w:left w:val="none" w:sz="0" w:space="0" w:color="000000"/>
-                <w:right w:val="none" w:sz="0" w:space="0" w:color="000000"/>
-              </w:pBdr>
-              <w:spacing w:after="100" w:before="100" w:line="240"/>
-              <w:ind w:left="100" w:right="100" w:firstLine="0" w:firstLineChars="0"/>
-              <w:rPr>
-                <w:rFonts w:ascii="Arial" w:hAnsi="Arial" w:eastAsia="Arial" w:cs="Arial"/>
-                <w:i w:val="false"/>
-                <w:b w:val="false"/>
-                <w:u w:val="none"/>
-                <w:strike w:val="false"/>
-                <w:sz w:val="22"/>
-                <w:szCs w:val="22"/>
-                <w:color w:val="000000"/>
-              </w:rPr>
-            </w:pPr>
-            <w:r>
-              <w:rPr>
-                <w:rFonts w:ascii="Arial" w:hAnsi="Arial" w:eastAsia="Arial" w:cs="Arial"/>
-                <w:i w:val="false"/>
-                <w:b w:val="false"/>
-                <w:u w:val="none"/>
-                <w:strike w:val="false"/>
-                <w:sz w:val="22"/>
-                <w:szCs w:val="22"/>
-                <w:color w:val="000000"/>
-              </w:rPr>
-              <w:t xml:space="preserve">25 (2.3%)</w:t>
+              <w:t xml:space="preserve">11 (0.8%)</w:t>
+            </w:r>
+          </w:p>
+        </w:tc>
+        <w:tc>
+          <w:tcPr>
+            <w:tcBorders>
+              <w:bottom w:val="none" w:sz="0" w:space="0" w:color="000000"/>
+              <w:top w:val="none" w:sz="0" w:space="0" w:color="000000"/>
+              <w:left w:val="none" w:sz="0" w:space="0" w:color="000000"/>
+              <w:right w:val="none" w:sz="0" w:space="0" w:color="000000"/>
+            </w:tcBorders>
+            <w:shd w:val="clear" w:color="auto" w:fill="FFFFFF"/>
+            <w:tcMar>
+              <w:top w:w="0" w:type="dxa"/>
+              <w:bottom w:w="0" w:type="dxa"/>
+              <w:left w:w="0" w:type="dxa"/>
+              <w:right w:w="0" w:type="dxa"/>
+            </w:tcMar>
+            <w:vAlign w:val="top"/>
+          </w:tcPr>
+          <w:p>
+            <w:pPr>
+              <w:jc w:val="center"/>
+              <w:pBdr>
+                <w:bottom w:val="none" w:sz="0" w:space="0" w:color="000000"/>
+                <w:top w:val="none" w:sz="0" w:space="0" w:color="000000"/>
+                <w:left w:val="none" w:sz="0" w:space="0" w:color="000000"/>
+                <w:right w:val="none" w:sz="0" w:space="0" w:color="000000"/>
+              </w:pBdr>
+              <w:spacing w:after="100" w:before="100" w:line="240"/>
+              <w:ind w:left="100" w:right="100" w:firstLine="0" w:firstLineChars="0"/>
+              <w:rPr>
+                <w:rFonts w:ascii="Arial" w:hAnsi="Arial" w:eastAsia="Arial" w:cs="Arial"/>
+                <w:i w:val="false"/>
+                <w:b w:val="false"/>
+                <w:u w:val="none"/>
+                <w:strike w:val="false"/>
+                <w:sz w:val="22"/>
+                <w:szCs w:val="22"/>
+                <w:color w:val="000000"/>
+              </w:rPr>
+            </w:pPr>
+            <w:r>
+              <w:rPr>
+                <w:rFonts w:ascii="Arial" w:hAnsi="Arial" w:eastAsia="Arial" w:cs="Arial"/>
+                <w:i w:val="false"/>
+                <w:b w:val="false"/>
+                <w:u w:val="none"/>
+                <w:strike w:val="false"/>
+                <w:sz w:val="22"/>
+                <w:szCs w:val="22"/>
+                <w:color w:val="000000"/>
+              </w:rPr>
+              <w:t xml:space="preserve">37 (3.0%)</w:t>
             </w:r>
           </w:p>
         </w:tc>
@@ -8640,61 +8640,61 @@
                 <w:szCs w:val="22"/>
                 <w:color w:val="000000"/>
               </w:rPr>
-              <w:t xml:space="preserve">43 (2.8%)</w:t>
-            </w:r>
-          </w:p>
-        </w:tc>
-        <w:tc>
-          <w:tcPr>
-            <w:tcBorders>
-              <w:bottom w:val="none" w:sz="0" w:space="0" w:color="000000"/>
-              <w:top w:val="none" w:sz="0" w:space="0" w:color="000000"/>
-              <w:left w:val="none" w:sz="0" w:space="0" w:color="000000"/>
-              <w:right w:val="none" w:sz="0" w:space="0" w:color="000000"/>
-            </w:tcBorders>
-            <w:shd w:val="clear" w:color="auto" w:fill="FFFFFF"/>
-            <w:tcMar>
-              <w:top w:w="0" w:type="dxa"/>
-              <w:bottom w:w="0" w:type="dxa"/>
-              <w:left w:w="0" w:type="dxa"/>
-              <w:right w:w="0" w:type="dxa"/>
-            </w:tcMar>
-            <w:vAlign w:val="top"/>
-          </w:tcPr>
-          <w:p>
-            <w:pPr>
-              <w:jc w:val="center"/>
-              <w:pBdr>
-                <w:bottom w:val="none" w:sz="0" w:space="0" w:color="000000"/>
-                <w:top w:val="none" w:sz="0" w:space="0" w:color="000000"/>
-                <w:left w:val="none" w:sz="0" w:space="0" w:color="000000"/>
-                <w:right w:val="none" w:sz="0" w:space="0" w:color="000000"/>
-              </w:pBdr>
-              <w:spacing w:after="100" w:before="100" w:line="240"/>
-              <w:ind w:left="100" w:right="100" w:firstLine="0" w:firstLineChars="0"/>
-              <w:rPr>
-                <w:rFonts w:ascii="Arial" w:hAnsi="Arial" w:eastAsia="Arial" w:cs="Arial"/>
-                <w:i w:val="false"/>
-                <w:b w:val="false"/>
-                <w:u w:val="none"/>
-                <w:strike w:val="false"/>
-                <w:sz w:val="22"/>
-                <w:szCs w:val="22"/>
-                <w:color w:val="000000"/>
-              </w:rPr>
-            </w:pPr>
-            <w:r>
-              <w:rPr>
-                <w:rFonts w:ascii="Arial" w:hAnsi="Arial" w:eastAsia="Arial" w:cs="Arial"/>
-                <w:i w:val="false"/>
-                <w:b w:val="false"/>
-                <w:u w:val="none"/>
-                <w:strike w:val="false"/>
-                <w:sz w:val="22"/>
-                <w:szCs w:val="22"/>
-                <w:color w:val="000000"/>
-              </w:rPr>
-              <w:t xml:space="preserve">44 (4.1%)</w:t>
+              <w:t xml:space="preserve">9 (0.7%)</w:t>
+            </w:r>
+          </w:p>
+        </w:tc>
+        <w:tc>
+          <w:tcPr>
+            <w:tcBorders>
+              <w:bottom w:val="none" w:sz="0" w:space="0" w:color="000000"/>
+              <w:top w:val="none" w:sz="0" w:space="0" w:color="000000"/>
+              <w:left w:val="none" w:sz="0" w:space="0" w:color="000000"/>
+              <w:right w:val="none" w:sz="0" w:space="0" w:color="000000"/>
+            </w:tcBorders>
+            <w:shd w:val="clear" w:color="auto" w:fill="FFFFFF"/>
+            <w:tcMar>
+              <w:top w:w="0" w:type="dxa"/>
+              <w:bottom w:w="0" w:type="dxa"/>
+              <w:left w:w="0" w:type="dxa"/>
+              <w:right w:w="0" w:type="dxa"/>
+            </w:tcMar>
+            <w:vAlign w:val="top"/>
+          </w:tcPr>
+          <w:p>
+            <w:pPr>
+              <w:jc w:val="center"/>
+              <w:pBdr>
+                <w:bottom w:val="none" w:sz="0" w:space="0" w:color="000000"/>
+                <w:top w:val="none" w:sz="0" w:space="0" w:color="000000"/>
+                <w:left w:val="none" w:sz="0" w:space="0" w:color="000000"/>
+                <w:right w:val="none" w:sz="0" w:space="0" w:color="000000"/>
+              </w:pBdr>
+              <w:spacing w:after="100" w:before="100" w:line="240"/>
+              <w:ind w:left="100" w:right="100" w:firstLine="0" w:firstLineChars="0"/>
+              <w:rPr>
+                <w:rFonts w:ascii="Arial" w:hAnsi="Arial" w:eastAsia="Arial" w:cs="Arial"/>
+                <w:i w:val="false"/>
+                <w:b w:val="false"/>
+                <w:u w:val="none"/>
+                <w:strike w:val="false"/>
+                <w:sz w:val="22"/>
+                <w:szCs w:val="22"/>
+                <w:color w:val="000000"/>
+              </w:rPr>
+            </w:pPr>
+            <w:r>
+              <w:rPr>
+                <w:rFonts w:ascii="Arial" w:hAnsi="Arial" w:eastAsia="Arial" w:cs="Arial"/>
+                <w:i w:val="false"/>
+                <w:b w:val="false"/>
+                <w:u w:val="none"/>
+                <w:strike w:val="false"/>
+                <w:sz w:val="22"/>
+                <w:szCs w:val="22"/>
+                <w:color w:val="000000"/>
+              </w:rPr>
+              <w:t xml:space="preserve">78 (6.3%)</w:t>
             </w:r>
           </w:p>
         </w:tc>
@@ -8916,61 +8916,61 @@
                 <w:szCs w:val="22"/>
                 <w:color w:val="000000"/>
               </w:rPr>
-              <w:t xml:space="preserve">2 (0.1%)</w:t>
-            </w:r>
-          </w:p>
-        </w:tc>
-        <w:tc>
-          <w:tcPr>
-            <w:tcBorders>
-              <w:bottom w:val="none" w:sz="0" w:space="0" w:color="000000"/>
-              <w:top w:val="none" w:sz="0" w:space="0" w:color="000000"/>
-              <w:left w:val="none" w:sz="0" w:space="0" w:color="000000"/>
-              <w:right w:val="none" w:sz="0" w:space="0" w:color="000000"/>
-            </w:tcBorders>
-            <w:shd w:val="clear" w:color="auto" w:fill="FFFFFF"/>
-            <w:tcMar>
-              <w:top w:w="0" w:type="dxa"/>
-              <w:bottom w:w="0" w:type="dxa"/>
-              <w:left w:w="0" w:type="dxa"/>
-              <w:right w:w="0" w:type="dxa"/>
-            </w:tcMar>
-            <w:vAlign w:val="top"/>
-          </w:tcPr>
-          <w:p>
-            <w:pPr>
-              <w:jc w:val="center"/>
-              <w:pBdr>
-                <w:bottom w:val="none" w:sz="0" w:space="0" w:color="000000"/>
-                <w:top w:val="none" w:sz="0" w:space="0" w:color="000000"/>
-                <w:left w:val="none" w:sz="0" w:space="0" w:color="000000"/>
-                <w:right w:val="none" w:sz="0" w:space="0" w:color="000000"/>
-              </w:pBdr>
-              <w:spacing w:after="100" w:before="100" w:line="240"/>
-              <w:ind w:left="100" w:right="100" w:firstLine="0" w:firstLineChars="0"/>
-              <w:rPr>
-                <w:rFonts w:ascii="Arial" w:hAnsi="Arial" w:eastAsia="Arial" w:cs="Arial"/>
-                <w:i w:val="false"/>
-                <w:b w:val="false"/>
-                <w:u w:val="none"/>
-                <w:strike w:val="false"/>
-                <w:sz w:val="22"/>
-                <w:szCs w:val="22"/>
-                <w:color w:val="000000"/>
-              </w:rPr>
-            </w:pPr>
-            <w:r>
-              <w:rPr>
-                <w:rFonts w:ascii="Arial" w:hAnsi="Arial" w:eastAsia="Arial" w:cs="Arial"/>
-                <w:i w:val="false"/>
-                <w:b w:val="false"/>
-                <w:u w:val="none"/>
-                <w:strike w:val="false"/>
-                <w:sz w:val="22"/>
-                <w:szCs w:val="22"/>
-                <w:color w:val="000000"/>
-              </w:rPr>
-              <w:t xml:space="preserve">32 (3.0%)</w:t>
+              <w:t xml:space="preserve">1 (&lt;0.1%)</w:t>
+            </w:r>
+          </w:p>
+        </w:tc>
+        <w:tc>
+          <w:tcPr>
+            <w:tcBorders>
+              <w:bottom w:val="none" w:sz="0" w:space="0" w:color="000000"/>
+              <w:top w:val="none" w:sz="0" w:space="0" w:color="000000"/>
+              <w:left w:val="none" w:sz="0" w:space="0" w:color="000000"/>
+              <w:right w:val="none" w:sz="0" w:space="0" w:color="000000"/>
+            </w:tcBorders>
+            <w:shd w:val="clear" w:color="auto" w:fill="FFFFFF"/>
+            <w:tcMar>
+              <w:top w:w="0" w:type="dxa"/>
+              <w:bottom w:w="0" w:type="dxa"/>
+              <w:left w:w="0" w:type="dxa"/>
+              <w:right w:w="0" w:type="dxa"/>
+            </w:tcMar>
+            <w:vAlign w:val="top"/>
+          </w:tcPr>
+          <w:p>
+            <w:pPr>
+              <w:jc w:val="center"/>
+              <w:pBdr>
+                <w:bottom w:val="none" w:sz="0" w:space="0" w:color="000000"/>
+                <w:top w:val="none" w:sz="0" w:space="0" w:color="000000"/>
+                <w:left w:val="none" w:sz="0" w:space="0" w:color="000000"/>
+                <w:right w:val="none" w:sz="0" w:space="0" w:color="000000"/>
+              </w:pBdr>
+              <w:spacing w:after="100" w:before="100" w:line="240"/>
+              <w:ind w:left="100" w:right="100" w:firstLine="0" w:firstLineChars="0"/>
+              <w:rPr>
+                <w:rFonts w:ascii="Arial" w:hAnsi="Arial" w:eastAsia="Arial" w:cs="Arial"/>
+                <w:i w:val="false"/>
+                <w:b w:val="false"/>
+                <w:u w:val="none"/>
+                <w:strike w:val="false"/>
+                <w:sz w:val="22"/>
+                <w:szCs w:val="22"/>
+                <w:color w:val="000000"/>
+              </w:rPr>
+            </w:pPr>
+            <w:r>
+              <w:rPr>
+                <w:rFonts w:ascii="Arial" w:hAnsi="Arial" w:eastAsia="Arial" w:cs="Arial"/>
+                <w:i w:val="false"/>
+                <w:b w:val="false"/>
+                <w:u w:val="none"/>
+                <w:strike w:val="false"/>
+                <w:sz w:val="22"/>
+                <w:szCs w:val="22"/>
+                <w:color w:val="000000"/>
+              </w:rPr>
+              <w:t xml:space="preserve">33 (2.7%)</w:t>
             </w:r>
           </w:p>
         </w:tc>
@@ -9192,61 +9192,61 @@
                 <w:szCs w:val="22"/>
                 <w:color w:val="000000"/>
               </w:rPr>
-              <w:t xml:space="preserve">22 (1.4%)</w:t>
-            </w:r>
-          </w:p>
-        </w:tc>
-        <w:tc>
-          <w:tcPr>
-            <w:tcBorders>
-              <w:bottom w:val="none" w:sz="0" w:space="0" w:color="000000"/>
-              <w:top w:val="none" w:sz="0" w:space="0" w:color="000000"/>
-              <w:left w:val="none" w:sz="0" w:space="0" w:color="000000"/>
-              <w:right w:val="none" w:sz="0" w:space="0" w:color="000000"/>
-            </w:tcBorders>
-            <w:shd w:val="clear" w:color="auto" w:fill="FFFFFF"/>
-            <w:tcMar>
-              <w:top w:w="0" w:type="dxa"/>
-              <w:bottom w:w="0" w:type="dxa"/>
-              <w:left w:w="0" w:type="dxa"/>
-              <w:right w:w="0" w:type="dxa"/>
-            </w:tcMar>
-            <w:vAlign w:val="top"/>
-          </w:tcPr>
-          <w:p>
-            <w:pPr>
-              <w:jc w:val="center"/>
-              <w:pBdr>
-                <w:bottom w:val="none" w:sz="0" w:space="0" w:color="000000"/>
-                <w:top w:val="none" w:sz="0" w:space="0" w:color="000000"/>
-                <w:left w:val="none" w:sz="0" w:space="0" w:color="000000"/>
-                <w:right w:val="none" w:sz="0" w:space="0" w:color="000000"/>
-              </w:pBdr>
-              <w:spacing w:after="100" w:before="100" w:line="240"/>
-              <w:ind w:left="100" w:right="100" w:firstLine="0" w:firstLineChars="0"/>
-              <w:rPr>
-                <w:rFonts w:ascii="Arial" w:hAnsi="Arial" w:eastAsia="Arial" w:cs="Arial"/>
-                <w:i w:val="false"/>
-                <w:b w:val="false"/>
-                <w:u w:val="none"/>
-                <w:strike w:val="false"/>
-                <w:sz w:val="22"/>
-                <w:szCs w:val="22"/>
-                <w:color w:val="000000"/>
-              </w:rPr>
-            </w:pPr>
-            <w:r>
-              <w:rPr>
-                <w:rFonts w:ascii="Arial" w:hAnsi="Arial" w:eastAsia="Arial" w:cs="Arial"/>
-                <w:i w:val="false"/>
-                <w:b w:val="false"/>
-                <w:u w:val="none"/>
-                <w:strike w:val="false"/>
-                <w:sz w:val="22"/>
-                <w:szCs w:val="22"/>
-                <w:color w:val="000000"/>
-              </w:rPr>
-              <w:t xml:space="preserve">25 (2.3%)</w:t>
+              <w:t xml:space="preserve">11 (0.8%)</w:t>
+            </w:r>
+          </w:p>
+        </w:tc>
+        <w:tc>
+          <w:tcPr>
+            <w:tcBorders>
+              <w:bottom w:val="none" w:sz="0" w:space="0" w:color="000000"/>
+              <w:top w:val="none" w:sz="0" w:space="0" w:color="000000"/>
+              <w:left w:val="none" w:sz="0" w:space="0" w:color="000000"/>
+              <w:right w:val="none" w:sz="0" w:space="0" w:color="000000"/>
+            </w:tcBorders>
+            <w:shd w:val="clear" w:color="auto" w:fill="FFFFFF"/>
+            <w:tcMar>
+              <w:top w:w="0" w:type="dxa"/>
+              <w:bottom w:w="0" w:type="dxa"/>
+              <w:left w:w="0" w:type="dxa"/>
+              <w:right w:w="0" w:type="dxa"/>
+            </w:tcMar>
+            <w:vAlign w:val="top"/>
+          </w:tcPr>
+          <w:p>
+            <w:pPr>
+              <w:jc w:val="center"/>
+              <w:pBdr>
+                <w:bottom w:val="none" w:sz="0" w:space="0" w:color="000000"/>
+                <w:top w:val="none" w:sz="0" w:space="0" w:color="000000"/>
+                <w:left w:val="none" w:sz="0" w:space="0" w:color="000000"/>
+                <w:right w:val="none" w:sz="0" w:space="0" w:color="000000"/>
+              </w:pBdr>
+              <w:spacing w:after="100" w:before="100" w:line="240"/>
+              <w:ind w:left="100" w:right="100" w:firstLine="0" w:firstLineChars="0"/>
+              <w:rPr>
+                <w:rFonts w:ascii="Arial" w:hAnsi="Arial" w:eastAsia="Arial" w:cs="Arial"/>
+                <w:i w:val="false"/>
+                <w:b w:val="false"/>
+                <w:u w:val="none"/>
+                <w:strike w:val="false"/>
+                <w:sz w:val="22"/>
+                <w:szCs w:val="22"/>
+                <w:color w:val="000000"/>
+              </w:rPr>
+            </w:pPr>
+            <w:r>
+              <w:rPr>
+                <w:rFonts w:ascii="Arial" w:hAnsi="Arial" w:eastAsia="Arial" w:cs="Arial"/>
+                <w:i w:val="false"/>
+                <w:b w:val="false"/>
+                <w:u w:val="none"/>
+                <w:strike w:val="false"/>
+                <w:sz w:val="22"/>
+                <w:szCs w:val="22"/>
+                <w:color w:val="000000"/>
+              </w:rPr>
+              <w:t xml:space="preserve">36 (2.9%)</w:t>
             </w:r>
           </w:p>
         </w:tc>
@@ -9468,61 +9468,61 @@
                 <w:szCs w:val="22"/>
                 <w:color w:val="000000"/>
               </w:rPr>
-              <w:t xml:space="preserve">157 (10%)</w:t>
-            </w:r>
-          </w:p>
-        </w:tc>
-        <w:tc>
-          <w:tcPr>
-            <w:tcBorders>
-              <w:bottom w:val="none" w:sz="0" w:space="0" w:color="000000"/>
-              <w:top w:val="none" w:sz="0" w:space="0" w:color="000000"/>
-              <w:left w:val="none" w:sz="0" w:space="0" w:color="000000"/>
-              <w:right w:val="none" w:sz="0" w:space="0" w:color="000000"/>
-            </w:tcBorders>
-            <w:shd w:val="clear" w:color="auto" w:fill="FFFFFF"/>
-            <w:tcMar>
-              <w:top w:w="0" w:type="dxa"/>
-              <w:bottom w:w="0" w:type="dxa"/>
-              <w:left w:w="0" w:type="dxa"/>
-              <w:right w:w="0" w:type="dxa"/>
-            </w:tcMar>
-            <w:vAlign w:val="top"/>
-          </w:tcPr>
-          <w:p>
-            <w:pPr>
-              <w:jc w:val="center"/>
-              <w:pBdr>
-                <w:bottom w:val="none" w:sz="0" w:space="0" w:color="000000"/>
-                <w:top w:val="none" w:sz="0" w:space="0" w:color="000000"/>
-                <w:left w:val="none" w:sz="0" w:space="0" w:color="000000"/>
-                <w:right w:val="none" w:sz="0" w:space="0" w:color="000000"/>
-              </w:pBdr>
-              <w:spacing w:after="100" w:before="100" w:line="240"/>
-              <w:ind w:left="100" w:right="100" w:firstLine="0" w:firstLineChars="0"/>
-              <w:rPr>
-                <w:rFonts w:ascii="Arial" w:hAnsi="Arial" w:eastAsia="Arial" w:cs="Arial"/>
-                <w:i w:val="false"/>
-                <w:b w:val="false"/>
-                <w:u w:val="none"/>
-                <w:strike w:val="false"/>
-                <w:sz w:val="22"/>
-                <w:szCs w:val="22"/>
-                <w:color w:val="000000"/>
-              </w:rPr>
-            </w:pPr>
-            <w:r>
-              <w:rPr>
-                <w:rFonts w:ascii="Arial" w:hAnsi="Arial" w:eastAsia="Arial" w:cs="Arial"/>
-                <w:i w:val="false"/>
-                <w:b w:val="false"/>
-                <w:u w:val="none"/>
-                <w:strike w:val="false"/>
-                <w:sz w:val="22"/>
-                <w:szCs w:val="22"/>
-                <w:color w:val="000000"/>
-              </w:rPr>
-              <w:t xml:space="preserve">123 (12%)</w:t>
+              <w:t xml:space="preserve">70 (5.1%)</w:t>
+            </w:r>
+          </w:p>
+        </w:tc>
+        <w:tc>
+          <w:tcPr>
+            <w:tcBorders>
+              <w:bottom w:val="none" w:sz="0" w:space="0" w:color="000000"/>
+              <w:top w:val="none" w:sz="0" w:space="0" w:color="000000"/>
+              <w:left w:val="none" w:sz="0" w:space="0" w:color="000000"/>
+              <w:right w:val="none" w:sz="0" w:space="0" w:color="000000"/>
+            </w:tcBorders>
+            <w:shd w:val="clear" w:color="auto" w:fill="FFFFFF"/>
+            <w:tcMar>
+              <w:top w:w="0" w:type="dxa"/>
+              <w:bottom w:w="0" w:type="dxa"/>
+              <w:left w:w="0" w:type="dxa"/>
+              <w:right w:w="0" w:type="dxa"/>
+            </w:tcMar>
+            <w:vAlign w:val="top"/>
+          </w:tcPr>
+          <w:p>
+            <w:pPr>
+              <w:jc w:val="center"/>
+              <w:pBdr>
+                <w:bottom w:val="none" w:sz="0" w:space="0" w:color="000000"/>
+                <w:top w:val="none" w:sz="0" w:space="0" w:color="000000"/>
+                <w:left w:val="none" w:sz="0" w:space="0" w:color="000000"/>
+                <w:right w:val="none" w:sz="0" w:space="0" w:color="000000"/>
+              </w:pBdr>
+              <w:spacing w:after="100" w:before="100" w:line="240"/>
+              <w:ind w:left="100" w:right="100" w:firstLine="0" w:firstLineChars="0"/>
+              <w:rPr>
+                <w:rFonts w:ascii="Arial" w:hAnsi="Arial" w:eastAsia="Arial" w:cs="Arial"/>
+                <w:i w:val="false"/>
+                <w:b w:val="false"/>
+                <w:u w:val="none"/>
+                <w:strike w:val="false"/>
+                <w:sz w:val="22"/>
+                <w:szCs w:val="22"/>
+                <w:color w:val="000000"/>
+              </w:rPr>
+            </w:pPr>
+            <w:r>
+              <w:rPr>
+                <w:rFonts w:ascii="Arial" w:hAnsi="Arial" w:eastAsia="Arial" w:cs="Arial"/>
+                <w:i w:val="false"/>
+                <w:b w:val="false"/>
+                <w:u w:val="none"/>
+                <w:strike w:val="false"/>
+                <w:sz w:val="22"/>
+                <w:szCs w:val="22"/>
+                <w:color w:val="000000"/>
+              </w:rPr>
+              <w:t xml:space="preserve">210 (17%)</w:t>
             </w:r>
           </w:p>
         </w:tc>
@@ -9744,61 +9744,61 @@
                 <w:szCs w:val="22"/>
                 <w:color w:val="000000"/>
               </w:rPr>
-              <w:t xml:space="preserve">45 (2.9%)</w:t>
-            </w:r>
-          </w:p>
-        </w:tc>
-        <w:tc>
-          <w:tcPr>
-            <w:tcBorders>
-              <w:bottom w:val="none" w:sz="0" w:space="0" w:color="000000"/>
-              <w:top w:val="none" w:sz="0" w:space="0" w:color="000000"/>
-              <w:left w:val="none" w:sz="0" w:space="0" w:color="000000"/>
-              <w:right w:val="none" w:sz="0" w:space="0" w:color="000000"/>
-            </w:tcBorders>
-            <w:shd w:val="clear" w:color="auto" w:fill="FFFFFF"/>
-            <w:tcMar>
-              <w:top w:w="0" w:type="dxa"/>
-              <w:bottom w:w="0" w:type="dxa"/>
-              <w:left w:w="0" w:type="dxa"/>
-              <w:right w:w="0" w:type="dxa"/>
-            </w:tcMar>
-            <w:vAlign w:val="top"/>
-          </w:tcPr>
-          <w:p>
-            <w:pPr>
-              <w:jc w:val="center"/>
-              <w:pBdr>
-                <w:bottom w:val="none" w:sz="0" w:space="0" w:color="000000"/>
-                <w:top w:val="none" w:sz="0" w:space="0" w:color="000000"/>
-                <w:left w:val="none" w:sz="0" w:space="0" w:color="000000"/>
-                <w:right w:val="none" w:sz="0" w:space="0" w:color="000000"/>
-              </w:pBdr>
-              <w:spacing w:after="100" w:before="100" w:line="240"/>
-              <w:ind w:left="100" w:right="100" w:firstLine="0" w:firstLineChars="0"/>
-              <w:rPr>
-                <w:rFonts w:ascii="Arial" w:hAnsi="Arial" w:eastAsia="Arial" w:cs="Arial"/>
-                <w:i w:val="false"/>
-                <w:b w:val="false"/>
-                <w:u w:val="none"/>
-                <w:strike w:val="false"/>
-                <w:sz w:val="22"/>
-                <w:szCs w:val="22"/>
-                <w:color w:val="000000"/>
-              </w:rPr>
-            </w:pPr>
-            <w:r>
-              <w:rPr>
-                <w:rFonts w:ascii="Arial" w:hAnsi="Arial" w:eastAsia="Arial" w:cs="Arial"/>
-                <w:i w:val="false"/>
-                <w:b w:val="false"/>
-                <w:u w:val="none"/>
-                <w:strike w:val="false"/>
-                <w:sz w:val="22"/>
-                <w:szCs w:val="22"/>
-                <w:color w:val="000000"/>
-              </w:rPr>
-              <w:t xml:space="preserve">32 (3.0%)</w:t>
+              <w:t xml:space="preserve">18 (1.3%)</w:t>
+            </w:r>
+          </w:p>
+        </w:tc>
+        <w:tc>
+          <w:tcPr>
+            <w:tcBorders>
+              <w:bottom w:val="none" w:sz="0" w:space="0" w:color="000000"/>
+              <w:top w:val="none" w:sz="0" w:space="0" w:color="000000"/>
+              <w:left w:val="none" w:sz="0" w:space="0" w:color="000000"/>
+              <w:right w:val="none" w:sz="0" w:space="0" w:color="000000"/>
+            </w:tcBorders>
+            <w:shd w:val="clear" w:color="auto" w:fill="FFFFFF"/>
+            <w:tcMar>
+              <w:top w:w="0" w:type="dxa"/>
+              <w:bottom w:w="0" w:type="dxa"/>
+              <w:left w:w="0" w:type="dxa"/>
+              <w:right w:w="0" w:type="dxa"/>
+            </w:tcMar>
+            <w:vAlign w:val="top"/>
+          </w:tcPr>
+          <w:p>
+            <w:pPr>
+              <w:jc w:val="center"/>
+              <w:pBdr>
+                <w:bottom w:val="none" w:sz="0" w:space="0" w:color="000000"/>
+                <w:top w:val="none" w:sz="0" w:space="0" w:color="000000"/>
+                <w:left w:val="none" w:sz="0" w:space="0" w:color="000000"/>
+                <w:right w:val="none" w:sz="0" w:space="0" w:color="000000"/>
+              </w:pBdr>
+              <w:spacing w:after="100" w:before="100" w:line="240"/>
+              <w:ind w:left="100" w:right="100" w:firstLine="0" w:firstLineChars="0"/>
+              <w:rPr>
+                <w:rFonts w:ascii="Arial" w:hAnsi="Arial" w:eastAsia="Arial" w:cs="Arial"/>
+                <w:i w:val="false"/>
+                <w:b w:val="false"/>
+                <w:u w:val="none"/>
+                <w:strike w:val="false"/>
+                <w:sz w:val="22"/>
+                <w:szCs w:val="22"/>
+                <w:color w:val="000000"/>
+              </w:rPr>
+            </w:pPr>
+            <w:r>
+              <w:rPr>
+                <w:rFonts w:ascii="Arial" w:hAnsi="Arial" w:eastAsia="Arial" w:cs="Arial"/>
+                <w:i w:val="false"/>
+                <w:b w:val="false"/>
+                <w:u w:val="none"/>
+                <w:strike w:val="false"/>
+                <w:sz w:val="22"/>
+                <w:szCs w:val="22"/>
+                <w:color w:val="000000"/>
+              </w:rPr>
+              <w:t xml:space="preserve">59 (4.8%)</w:t>
             </w:r>
           </w:p>
         </w:tc>
@@ -10074,7 +10074,7 @@
                 <w:szCs w:val="22"/>
                 <w:color w:val="000000"/>
               </w:rPr>
-              <w:t xml:space="preserve">34 (3.2%)</w:t>
+              <w:t xml:space="preserve">34 (2.7%)</w:t>
             </w:r>
           </w:p>
         </w:tc>
@@ -10572,61 +10572,61 @@
                 <w:szCs w:val="22"/>
                 <w:color w:val="000000"/>
               </w:rPr>
-              <w:t xml:space="preserve">207 (13%)</w:t>
-            </w:r>
-          </w:p>
-        </w:tc>
-        <w:tc>
-          <w:tcPr>
-            <w:tcBorders>
-              <w:bottom w:val="none" w:sz="0" w:space="0" w:color="000000"/>
-              <w:top w:val="none" w:sz="0" w:space="0" w:color="000000"/>
-              <w:left w:val="none" w:sz="0" w:space="0" w:color="000000"/>
-              <w:right w:val="none" w:sz="0" w:space="0" w:color="000000"/>
-            </w:tcBorders>
-            <w:shd w:val="clear" w:color="auto" w:fill="FFFFFF"/>
-            <w:tcMar>
-              <w:top w:w="0" w:type="dxa"/>
-              <w:bottom w:w="0" w:type="dxa"/>
-              <w:left w:w="0" w:type="dxa"/>
-              <w:right w:w="0" w:type="dxa"/>
-            </w:tcMar>
-            <w:vAlign w:val="top"/>
-          </w:tcPr>
-          <w:p>
-            <w:pPr>
-              <w:jc w:val="center"/>
-              <w:pBdr>
-                <w:bottom w:val="none" w:sz="0" w:space="0" w:color="000000"/>
-                <w:top w:val="none" w:sz="0" w:space="0" w:color="000000"/>
-                <w:left w:val="none" w:sz="0" w:space="0" w:color="000000"/>
-                <w:right w:val="none" w:sz="0" w:space="0" w:color="000000"/>
-              </w:pBdr>
-              <w:spacing w:after="100" w:before="100" w:line="240"/>
-              <w:ind w:left="100" w:right="100" w:firstLine="0" w:firstLineChars="0"/>
-              <w:rPr>
-                <w:rFonts w:ascii="Arial" w:hAnsi="Arial" w:eastAsia="Arial" w:cs="Arial"/>
-                <w:i w:val="false"/>
-                <w:b w:val="false"/>
-                <w:u w:val="none"/>
-                <w:strike w:val="false"/>
-                <w:sz w:val="22"/>
-                <w:szCs w:val="22"/>
-                <w:color w:val="000000"/>
-              </w:rPr>
-            </w:pPr>
-            <w:r>
-              <w:rPr>
-                <w:rFonts w:ascii="Arial" w:hAnsi="Arial" w:eastAsia="Arial" w:cs="Arial"/>
-                <w:i w:val="false"/>
-                <w:b w:val="false"/>
-                <w:u w:val="none"/>
-                <w:strike w:val="false"/>
-                <w:sz w:val="22"/>
-                <w:szCs w:val="22"/>
-                <w:color w:val="000000"/>
-              </w:rPr>
-              <w:t xml:space="preserve">328 (31%)</w:t>
+              <w:t xml:space="preserve">176 (13%)</w:t>
+            </w:r>
+          </w:p>
+        </w:tc>
+        <w:tc>
+          <w:tcPr>
+            <w:tcBorders>
+              <w:bottom w:val="none" w:sz="0" w:space="0" w:color="000000"/>
+              <w:top w:val="none" w:sz="0" w:space="0" w:color="000000"/>
+              <w:left w:val="none" w:sz="0" w:space="0" w:color="000000"/>
+              <w:right w:val="none" w:sz="0" w:space="0" w:color="000000"/>
+            </w:tcBorders>
+            <w:shd w:val="clear" w:color="auto" w:fill="FFFFFF"/>
+            <w:tcMar>
+              <w:top w:w="0" w:type="dxa"/>
+              <w:bottom w:w="0" w:type="dxa"/>
+              <w:left w:w="0" w:type="dxa"/>
+              <w:right w:w="0" w:type="dxa"/>
+            </w:tcMar>
+            <w:vAlign w:val="top"/>
+          </w:tcPr>
+          <w:p>
+            <w:pPr>
+              <w:jc w:val="center"/>
+              <w:pBdr>
+                <w:bottom w:val="none" w:sz="0" w:space="0" w:color="000000"/>
+                <w:top w:val="none" w:sz="0" w:space="0" w:color="000000"/>
+                <w:left w:val="none" w:sz="0" w:space="0" w:color="000000"/>
+                <w:right w:val="none" w:sz="0" w:space="0" w:color="000000"/>
+              </w:pBdr>
+              <w:spacing w:after="100" w:before="100" w:line="240"/>
+              <w:ind w:left="100" w:right="100" w:firstLine="0" w:firstLineChars="0"/>
+              <w:rPr>
+                <w:rFonts w:ascii="Arial" w:hAnsi="Arial" w:eastAsia="Arial" w:cs="Arial"/>
+                <w:i w:val="false"/>
+                <w:b w:val="false"/>
+                <w:u w:val="none"/>
+                <w:strike w:val="false"/>
+                <w:sz w:val="22"/>
+                <w:szCs w:val="22"/>
+                <w:color w:val="000000"/>
+              </w:rPr>
+            </w:pPr>
+            <w:r>
+              <w:rPr>
+                <w:rFonts w:ascii="Arial" w:hAnsi="Arial" w:eastAsia="Arial" w:cs="Arial"/>
+                <w:i w:val="false"/>
+                <w:b w:val="false"/>
+                <w:u w:val="none"/>
+                <w:strike w:val="false"/>
+                <w:sz w:val="22"/>
+                <w:szCs w:val="22"/>
+                <w:color w:val="000000"/>
+              </w:rPr>
+              <w:t xml:space="preserve">359 (29%)</w:t>
             </w:r>
           </w:p>
         </w:tc>
@@ -10848,61 +10848,61 @@
                 <w:szCs w:val="22"/>
                 <w:color w:val="000000"/>
               </w:rPr>
-              <w:t xml:space="preserve">175 (11%)</w:t>
-            </w:r>
-          </w:p>
-        </w:tc>
-        <w:tc>
-          <w:tcPr>
-            <w:tcBorders>
-              <w:bottom w:val="none" w:sz="0" w:space="0" w:color="000000"/>
-              <w:top w:val="none" w:sz="0" w:space="0" w:color="000000"/>
-              <w:left w:val="none" w:sz="0" w:space="0" w:color="000000"/>
-              <w:right w:val="none" w:sz="0" w:space="0" w:color="000000"/>
-            </w:tcBorders>
-            <w:shd w:val="clear" w:color="auto" w:fill="FFFFFF"/>
-            <w:tcMar>
-              <w:top w:w="0" w:type="dxa"/>
-              <w:bottom w:w="0" w:type="dxa"/>
-              <w:left w:w="0" w:type="dxa"/>
-              <w:right w:w="0" w:type="dxa"/>
-            </w:tcMar>
-            <w:vAlign w:val="top"/>
-          </w:tcPr>
-          <w:p>
-            <w:pPr>
-              <w:jc w:val="center"/>
-              <w:pBdr>
-                <w:bottom w:val="none" w:sz="0" w:space="0" w:color="000000"/>
-                <w:top w:val="none" w:sz="0" w:space="0" w:color="000000"/>
-                <w:left w:val="none" w:sz="0" w:space="0" w:color="000000"/>
-                <w:right w:val="none" w:sz="0" w:space="0" w:color="000000"/>
-              </w:pBdr>
-              <w:spacing w:after="100" w:before="100" w:line="240"/>
-              <w:ind w:left="100" w:right="100" w:firstLine="0" w:firstLineChars="0"/>
-              <w:rPr>
-                <w:rFonts w:ascii="Arial" w:hAnsi="Arial" w:eastAsia="Arial" w:cs="Arial"/>
-                <w:i w:val="false"/>
-                <w:b w:val="false"/>
-                <w:u w:val="none"/>
-                <w:strike w:val="false"/>
-                <w:sz w:val="22"/>
-                <w:szCs w:val="22"/>
-                <w:color w:val="000000"/>
-              </w:rPr>
-            </w:pPr>
-            <w:r>
-              <w:rPr>
-                <w:rFonts w:ascii="Arial" w:hAnsi="Arial" w:eastAsia="Arial" w:cs="Arial"/>
-                <w:i w:val="false"/>
-                <w:b w:val="false"/>
-                <w:u w:val="none"/>
-                <w:strike w:val="false"/>
-                <w:sz w:val="22"/>
-                <w:szCs w:val="22"/>
-                <w:color w:val="000000"/>
-              </w:rPr>
-              <w:t xml:space="preserve">146 (14%)</w:t>
+              <w:t xml:space="preserve">152 (11%)</w:t>
+            </w:r>
+          </w:p>
+        </w:tc>
+        <w:tc>
+          <w:tcPr>
+            <w:tcBorders>
+              <w:bottom w:val="none" w:sz="0" w:space="0" w:color="000000"/>
+              <w:top w:val="none" w:sz="0" w:space="0" w:color="000000"/>
+              <w:left w:val="none" w:sz="0" w:space="0" w:color="000000"/>
+              <w:right w:val="none" w:sz="0" w:space="0" w:color="000000"/>
+            </w:tcBorders>
+            <w:shd w:val="clear" w:color="auto" w:fill="FFFFFF"/>
+            <w:tcMar>
+              <w:top w:w="0" w:type="dxa"/>
+              <w:bottom w:w="0" w:type="dxa"/>
+              <w:left w:w="0" w:type="dxa"/>
+              <w:right w:w="0" w:type="dxa"/>
+            </w:tcMar>
+            <w:vAlign w:val="top"/>
+          </w:tcPr>
+          <w:p>
+            <w:pPr>
+              <w:jc w:val="center"/>
+              <w:pBdr>
+                <w:bottom w:val="none" w:sz="0" w:space="0" w:color="000000"/>
+                <w:top w:val="none" w:sz="0" w:space="0" w:color="000000"/>
+                <w:left w:val="none" w:sz="0" w:space="0" w:color="000000"/>
+                <w:right w:val="none" w:sz="0" w:space="0" w:color="000000"/>
+              </w:pBdr>
+              <w:spacing w:after="100" w:before="100" w:line="240"/>
+              <w:ind w:left="100" w:right="100" w:firstLine="0" w:firstLineChars="0"/>
+              <w:rPr>
+                <w:rFonts w:ascii="Arial" w:hAnsi="Arial" w:eastAsia="Arial" w:cs="Arial"/>
+                <w:i w:val="false"/>
+                <w:b w:val="false"/>
+                <w:u w:val="none"/>
+                <w:strike w:val="false"/>
+                <w:sz w:val="22"/>
+                <w:szCs w:val="22"/>
+                <w:color w:val="000000"/>
+              </w:rPr>
+            </w:pPr>
+            <w:r>
+              <w:rPr>
+                <w:rFonts w:ascii="Arial" w:hAnsi="Arial" w:eastAsia="Arial" w:cs="Arial"/>
+                <w:i w:val="false"/>
+                <w:b w:val="false"/>
+                <w:u w:val="none"/>
+                <w:strike w:val="false"/>
+                <w:sz w:val="22"/>
+                <w:szCs w:val="22"/>
+                <w:color w:val="000000"/>
+              </w:rPr>
+              <w:t xml:space="preserve">169 (14%)</w:t>
             </w:r>
           </w:p>
         </w:tc>
@@ -11124,61 +11124,61 @@
                 <w:szCs w:val="22"/>
                 <w:color w:val="000000"/>
               </w:rPr>
-              <w:t xml:space="preserve">562 (36%)</w:t>
-            </w:r>
-          </w:p>
-        </w:tc>
-        <w:tc>
-          <w:tcPr>
-            <w:tcBorders>
-              <w:bottom w:val="none" w:sz="0" w:space="0" w:color="000000"/>
-              <w:top w:val="none" w:sz="0" w:space="0" w:color="000000"/>
-              <w:left w:val="none" w:sz="0" w:space="0" w:color="000000"/>
-              <w:right w:val="none" w:sz="0" w:space="0" w:color="000000"/>
-            </w:tcBorders>
-            <w:shd w:val="clear" w:color="auto" w:fill="FFFFFF"/>
-            <w:tcMar>
-              <w:top w:w="0" w:type="dxa"/>
-              <w:bottom w:w="0" w:type="dxa"/>
-              <w:left w:w="0" w:type="dxa"/>
-              <w:right w:w="0" w:type="dxa"/>
-            </w:tcMar>
-            <w:vAlign w:val="top"/>
-          </w:tcPr>
-          <w:p>
-            <w:pPr>
-              <w:jc w:val="center"/>
-              <w:pBdr>
-                <w:bottom w:val="none" w:sz="0" w:space="0" w:color="000000"/>
-                <w:top w:val="none" w:sz="0" w:space="0" w:color="000000"/>
-                <w:left w:val="none" w:sz="0" w:space="0" w:color="000000"/>
-                <w:right w:val="none" w:sz="0" w:space="0" w:color="000000"/>
-              </w:pBdr>
-              <w:spacing w:after="100" w:before="100" w:line="240"/>
-              <w:ind w:left="100" w:right="100" w:firstLine="0" w:firstLineChars="0"/>
-              <w:rPr>
-                <w:rFonts w:ascii="Arial" w:hAnsi="Arial" w:eastAsia="Arial" w:cs="Arial"/>
-                <w:i w:val="false"/>
-                <w:b w:val="false"/>
-                <w:u w:val="none"/>
-                <w:strike w:val="false"/>
-                <w:sz w:val="22"/>
-                <w:szCs w:val="22"/>
-                <w:color w:val="000000"/>
-              </w:rPr>
-            </w:pPr>
-            <w:r>
-              <w:rPr>
-                <w:rFonts w:ascii="Arial" w:hAnsi="Arial" w:eastAsia="Arial" w:cs="Arial"/>
-                <w:i w:val="false"/>
-                <w:b w:val="false"/>
-                <w:u w:val="none"/>
-                <w:strike w:val="false"/>
-                <w:sz w:val="22"/>
-                <w:szCs w:val="22"/>
-                <w:color w:val="000000"/>
-              </w:rPr>
-              <w:t xml:space="preserve">339 (32%)</w:t>
+              <w:t xml:space="preserve">517 (37%)</w:t>
+            </w:r>
+          </w:p>
+        </w:tc>
+        <w:tc>
+          <w:tcPr>
+            <w:tcBorders>
+              <w:bottom w:val="none" w:sz="0" w:space="0" w:color="000000"/>
+              <w:top w:val="none" w:sz="0" w:space="0" w:color="000000"/>
+              <w:left w:val="none" w:sz="0" w:space="0" w:color="000000"/>
+              <w:right w:val="none" w:sz="0" w:space="0" w:color="000000"/>
+            </w:tcBorders>
+            <w:shd w:val="clear" w:color="auto" w:fill="FFFFFF"/>
+            <w:tcMar>
+              <w:top w:w="0" w:type="dxa"/>
+              <w:bottom w:w="0" w:type="dxa"/>
+              <w:left w:w="0" w:type="dxa"/>
+              <w:right w:w="0" w:type="dxa"/>
+            </w:tcMar>
+            <w:vAlign w:val="top"/>
+          </w:tcPr>
+          <w:p>
+            <w:pPr>
+              <w:jc w:val="center"/>
+              <w:pBdr>
+                <w:bottom w:val="none" w:sz="0" w:space="0" w:color="000000"/>
+                <w:top w:val="none" w:sz="0" w:space="0" w:color="000000"/>
+                <w:left w:val="none" w:sz="0" w:space="0" w:color="000000"/>
+                <w:right w:val="none" w:sz="0" w:space="0" w:color="000000"/>
+              </w:pBdr>
+              <w:spacing w:after="100" w:before="100" w:line="240"/>
+              <w:ind w:left="100" w:right="100" w:firstLine="0" w:firstLineChars="0"/>
+              <w:rPr>
+                <w:rFonts w:ascii="Arial" w:hAnsi="Arial" w:eastAsia="Arial" w:cs="Arial"/>
+                <w:i w:val="false"/>
+                <w:b w:val="false"/>
+                <w:u w:val="none"/>
+                <w:strike w:val="false"/>
+                <w:sz w:val="22"/>
+                <w:szCs w:val="22"/>
+                <w:color w:val="000000"/>
+              </w:rPr>
+            </w:pPr>
+            <w:r>
+              <w:rPr>
+                <w:rFonts w:ascii="Arial" w:hAnsi="Arial" w:eastAsia="Arial" w:cs="Arial"/>
+                <w:i w:val="false"/>
+                <w:b w:val="false"/>
+                <w:u w:val="none"/>
+                <w:strike w:val="false"/>
+                <w:sz w:val="22"/>
+                <w:szCs w:val="22"/>
+                <w:color w:val="000000"/>
+              </w:rPr>
+              <w:t xml:space="preserve">384 (31%)</w:t>
             </w:r>
           </w:p>
         </w:tc>
@@ -11400,61 +11400,61 @@
                 <w:szCs w:val="22"/>
                 <w:color w:val="000000"/>
               </w:rPr>
-              <w:t xml:space="preserve">612 (39%)</w:t>
-            </w:r>
-          </w:p>
-        </w:tc>
-        <w:tc>
-          <w:tcPr>
-            <w:tcBorders>
-              <w:bottom w:val="none" w:sz="0" w:space="0" w:color="000000"/>
-              <w:top w:val="none" w:sz="0" w:space="0" w:color="000000"/>
-              <w:left w:val="none" w:sz="0" w:space="0" w:color="000000"/>
-              <w:right w:val="none" w:sz="0" w:space="0" w:color="000000"/>
-            </w:tcBorders>
-            <w:shd w:val="clear" w:color="auto" w:fill="FFFFFF"/>
-            <w:tcMar>
-              <w:top w:w="0" w:type="dxa"/>
-              <w:bottom w:w="0" w:type="dxa"/>
-              <w:left w:w="0" w:type="dxa"/>
-              <w:right w:w="0" w:type="dxa"/>
-            </w:tcMar>
-            <w:vAlign w:val="top"/>
-          </w:tcPr>
-          <w:p>
-            <w:pPr>
-              <w:jc w:val="center"/>
-              <w:pBdr>
-                <w:bottom w:val="none" w:sz="0" w:space="0" w:color="000000"/>
-                <w:top w:val="none" w:sz="0" w:space="0" w:color="000000"/>
-                <w:left w:val="none" w:sz="0" w:space="0" w:color="000000"/>
-                <w:right w:val="none" w:sz="0" w:space="0" w:color="000000"/>
-              </w:pBdr>
-              <w:spacing w:after="100" w:before="100" w:line="240"/>
-              <w:ind w:left="100" w:right="100" w:firstLine="0" w:firstLineChars="0"/>
-              <w:rPr>
-                <w:rFonts w:ascii="Arial" w:hAnsi="Arial" w:eastAsia="Arial" w:cs="Arial"/>
-                <w:i w:val="false"/>
-                <w:b w:val="false"/>
-                <w:u w:val="none"/>
-                <w:strike w:val="false"/>
-                <w:sz w:val="22"/>
-                <w:szCs w:val="22"/>
-                <w:color w:val="000000"/>
-              </w:rPr>
-            </w:pPr>
-            <w:r>
-              <w:rPr>
-                <w:rFonts w:ascii="Arial" w:hAnsi="Arial" w:eastAsia="Arial" w:cs="Arial"/>
-                <w:i w:val="false"/>
-                <w:b w:val="false"/>
-                <w:u w:val="none"/>
-                <w:strike w:val="false"/>
-                <w:sz w:val="22"/>
-                <w:szCs w:val="22"/>
-                <w:color w:val="000000"/>
-              </w:rPr>
-              <w:t xml:space="preserve">252 (24%)</w:t>
+              <w:t xml:space="preserve">539 (39%)</w:t>
+            </w:r>
+          </w:p>
+        </w:tc>
+        <w:tc>
+          <w:tcPr>
+            <w:tcBorders>
+              <w:bottom w:val="none" w:sz="0" w:space="0" w:color="000000"/>
+              <w:top w:val="none" w:sz="0" w:space="0" w:color="000000"/>
+              <w:left w:val="none" w:sz="0" w:space="0" w:color="000000"/>
+              <w:right w:val="none" w:sz="0" w:space="0" w:color="000000"/>
+            </w:tcBorders>
+            <w:shd w:val="clear" w:color="auto" w:fill="FFFFFF"/>
+            <w:tcMar>
+              <w:top w:w="0" w:type="dxa"/>
+              <w:bottom w:w="0" w:type="dxa"/>
+              <w:left w:w="0" w:type="dxa"/>
+              <w:right w:w="0" w:type="dxa"/>
+            </w:tcMar>
+            <w:vAlign w:val="top"/>
+          </w:tcPr>
+          <w:p>
+            <w:pPr>
+              <w:jc w:val="center"/>
+              <w:pBdr>
+                <w:bottom w:val="none" w:sz="0" w:space="0" w:color="000000"/>
+                <w:top w:val="none" w:sz="0" w:space="0" w:color="000000"/>
+                <w:left w:val="none" w:sz="0" w:space="0" w:color="000000"/>
+                <w:right w:val="none" w:sz="0" w:space="0" w:color="000000"/>
+              </w:pBdr>
+              <w:spacing w:after="100" w:before="100" w:line="240"/>
+              <w:ind w:left="100" w:right="100" w:firstLine="0" w:firstLineChars="0"/>
+              <w:rPr>
+                <w:rFonts w:ascii="Arial" w:hAnsi="Arial" w:eastAsia="Arial" w:cs="Arial"/>
+                <w:i w:val="false"/>
+                <w:b w:val="false"/>
+                <w:u w:val="none"/>
+                <w:strike w:val="false"/>
+                <w:sz w:val="22"/>
+                <w:szCs w:val="22"/>
+                <w:color w:val="000000"/>
+              </w:rPr>
+            </w:pPr>
+            <w:r>
+              <w:rPr>
+                <w:rFonts w:ascii="Arial" w:hAnsi="Arial" w:eastAsia="Arial" w:cs="Arial"/>
+                <w:i w:val="false"/>
+                <w:b w:val="false"/>
+                <w:u w:val="none"/>
+                <w:strike w:val="false"/>
+                <w:sz w:val="22"/>
+                <w:szCs w:val="22"/>
+                <w:color w:val="000000"/>
+              </w:rPr>
+              <w:t xml:space="preserve">325 (26%)</w:t>
             </w:r>
           </w:p>
         </w:tc>
@@ -11568,7 +11568,7 @@
                 <w:szCs w:val="22"/>
                 <w:color w:val="000000"/>
               </w:rPr>
-              <w:t xml:space="preserve">Study year ***</w:t>
+              <w:t xml:space="preserve">Study year **</w:t>
             </w:r>
           </w:p>
         </w:tc>
@@ -11784,7 +11784,7 @@
                 <w:szCs w:val="22"/>
                 <w:color w:val="000000"/>
               </w:rPr>
-              <w:t xml:space="preserve">&lt;0.001</w:t>
+              <w:t xml:space="preserve">0.003</w:t>
             </w:r>
           </w:p>
         </w:tc>
@@ -13056,61 +13056,61 @@
                 <w:szCs w:val="22"/>
                 <w:color w:val="000000"/>
               </w:rPr>
-              <w:t xml:space="preserve">108 (6.9%)</w:t>
-            </w:r>
-          </w:p>
-        </w:tc>
-        <w:tc>
-          <w:tcPr>
-            <w:tcBorders>
-              <w:bottom w:val="none" w:sz="0" w:space="0" w:color="000000"/>
-              <w:top w:val="none" w:sz="0" w:space="0" w:color="000000"/>
-              <w:left w:val="none" w:sz="0" w:space="0" w:color="000000"/>
-              <w:right w:val="none" w:sz="0" w:space="0" w:color="000000"/>
-            </w:tcBorders>
-            <w:shd w:val="clear" w:color="auto" w:fill="FFFFFF"/>
-            <w:tcMar>
-              <w:top w:w="0" w:type="dxa"/>
-              <w:bottom w:w="0" w:type="dxa"/>
-              <w:left w:w="0" w:type="dxa"/>
-              <w:right w:w="0" w:type="dxa"/>
-            </w:tcMar>
-            <w:vAlign w:val="top"/>
-          </w:tcPr>
-          <w:p>
-            <w:pPr>
-              <w:jc w:val="center"/>
-              <w:pBdr>
-                <w:bottom w:val="none" w:sz="0" w:space="0" w:color="000000"/>
-                <w:top w:val="none" w:sz="0" w:space="0" w:color="000000"/>
-                <w:left w:val="none" w:sz="0" w:space="0" w:color="000000"/>
-                <w:right w:val="none" w:sz="0" w:space="0" w:color="000000"/>
-              </w:pBdr>
-              <w:spacing w:after="100" w:before="100" w:line="240"/>
-              <w:ind w:left="100" w:right="100" w:firstLine="0" w:firstLineChars="0"/>
-              <w:rPr>
-                <w:rFonts w:ascii="Arial" w:hAnsi="Arial" w:eastAsia="Arial" w:cs="Arial"/>
-                <w:i w:val="false"/>
-                <w:b w:val="false"/>
-                <w:u w:val="none"/>
-                <w:strike w:val="false"/>
-                <w:sz w:val="22"/>
-                <w:szCs w:val="22"/>
-                <w:color w:val="000000"/>
-              </w:rPr>
-            </w:pPr>
-            <w:r>
-              <w:rPr>
-                <w:rFonts w:ascii="Arial" w:hAnsi="Arial" w:eastAsia="Arial" w:cs="Arial"/>
-                <w:i w:val="false"/>
-                <w:b w:val="false"/>
-                <w:u w:val="none"/>
-                <w:strike w:val="false"/>
-                <w:sz w:val="22"/>
-                <w:szCs w:val="22"/>
-                <w:color w:val="000000"/>
-              </w:rPr>
-              <w:t xml:space="preserve">64 (6.0%)</w:t>
+              <w:t xml:space="preserve">97 (7.0%)</w:t>
+            </w:r>
+          </w:p>
+        </w:tc>
+        <w:tc>
+          <w:tcPr>
+            <w:tcBorders>
+              <w:bottom w:val="none" w:sz="0" w:space="0" w:color="000000"/>
+              <w:top w:val="none" w:sz="0" w:space="0" w:color="000000"/>
+              <w:left w:val="none" w:sz="0" w:space="0" w:color="000000"/>
+              <w:right w:val="none" w:sz="0" w:space="0" w:color="000000"/>
+            </w:tcBorders>
+            <w:shd w:val="clear" w:color="auto" w:fill="FFFFFF"/>
+            <w:tcMar>
+              <w:top w:w="0" w:type="dxa"/>
+              <w:bottom w:w="0" w:type="dxa"/>
+              <w:left w:w="0" w:type="dxa"/>
+              <w:right w:w="0" w:type="dxa"/>
+            </w:tcMar>
+            <w:vAlign w:val="top"/>
+          </w:tcPr>
+          <w:p>
+            <w:pPr>
+              <w:jc w:val="center"/>
+              <w:pBdr>
+                <w:bottom w:val="none" w:sz="0" w:space="0" w:color="000000"/>
+                <w:top w:val="none" w:sz="0" w:space="0" w:color="000000"/>
+                <w:left w:val="none" w:sz="0" w:space="0" w:color="000000"/>
+                <w:right w:val="none" w:sz="0" w:space="0" w:color="000000"/>
+              </w:pBdr>
+              <w:spacing w:after="100" w:before="100" w:line="240"/>
+              <w:ind w:left="100" w:right="100" w:firstLine="0" w:firstLineChars="0"/>
+              <w:rPr>
+                <w:rFonts w:ascii="Arial" w:hAnsi="Arial" w:eastAsia="Arial" w:cs="Arial"/>
+                <w:i w:val="false"/>
+                <w:b w:val="false"/>
+                <w:u w:val="none"/>
+                <w:strike w:val="false"/>
+                <w:sz w:val="22"/>
+                <w:szCs w:val="22"/>
+                <w:color w:val="000000"/>
+              </w:rPr>
+            </w:pPr>
+            <w:r>
+              <w:rPr>
+                <w:rFonts w:ascii="Arial" w:hAnsi="Arial" w:eastAsia="Arial" w:cs="Arial"/>
+                <w:i w:val="false"/>
+                <w:b w:val="false"/>
+                <w:u w:val="none"/>
+                <w:strike w:val="false"/>
+                <w:sz w:val="22"/>
+                <w:szCs w:val="22"/>
+                <w:color w:val="000000"/>
+              </w:rPr>
+              <w:t xml:space="preserve">75 (6.1%)</w:t>
             </w:r>
           </w:p>
         </w:tc>
@@ -13332,61 +13332,61 @@
                 <w:szCs w:val="22"/>
                 <w:color w:val="000000"/>
               </w:rPr>
-              <w:t xml:space="preserve">9 (0.6%)</w:t>
-            </w:r>
-          </w:p>
-        </w:tc>
-        <w:tc>
-          <w:tcPr>
-            <w:tcBorders>
-              <w:bottom w:val="none" w:sz="0" w:space="0" w:color="000000"/>
-              <w:top w:val="none" w:sz="0" w:space="0" w:color="000000"/>
-              <w:left w:val="none" w:sz="0" w:space="0" w:color="000000"/>
-              <w:right w:val="none" w:sz="0" w:space="0" w:color="000000"/>
-            </w:tcBorders>
-            <w:shd w:val="clear" w:color="auto" w:fill="FFFFFF"/>
-            <w:tcMar>
-              <w:top w:w="0" w:type="dxa"/>
-              <w:bottom w:w="0" w:type="dxa"/>
-              <w:left w:w="0" w:type="dxa"/>
-              <w:right w:w="0" w:type="dxa"/>
-            </w:tcMar>
-            <w:vAlign w:val="top"/>
-          </w:tcPr>
-          <w:p>
-            <w:pPr>
-              <w:jc w:val="center"/>
-              <w:pBdr>
-                <w:bottom w:val="none" w:sz="0" w:space="0" w:color="000000"/>
-                <w:top w:val="none" w:sz="0" w:space="0" w:color="000000"/>
-                <w:left w:val="none" w:sz="0" w:space="0" w:color="000000"/>
-                <w:right w:val="none" w:sz="0" w:space="0" w:color="000000"/>
-              </w:pBdr>
-              <w:spacing w:after="100" w:before="100" w:line="240"/>
-              <w:ind w:left="100" w:right="100" w:firstLine="0" w:firstLineChars="0"/>
-              <w:rPr>
-                <w:rFonts w:ascii="Arial" w:hAnsi="Arial" w:eastAsia="Arial" w:cs="Arial"/>
-                <w:i w:val="false"/>
-                <w:b w:val="false"/>
-                <w:u w:val="none"/>
-                <w:strike w:val="false"/>
-                <w:sz w:val="22"/>
-                <w:szCs w:val="22"/>
-                <w:color w:val="000000"/>
-              </w:rPr>
-            </w:pPr>
-            <w:r>
-              <w:rPr>
-                <w:rFonts w:ascii="Arial" w:hAnsi="Arial" w:eastAsia="Arial" w:cs="Arial"/>
-                <w:i w:val="false"/>
-                <w:b w:val="false"/>
-                <w:u w:val="none"/>
-                <w:strike w:val="false"/>
-                <w:sz w:val="22"/>
-                <w:szCs w:val="22"/>
-                <w:color w:val="000000"/>
-              </w:rPr>
-              <w:t xml:space="preserve">15 (1.4%)</w:t>
+              <w:t xml:space="preserve">9 (0.7%)</w:t>
+            </w:r>
+          </w:p>
+        </w:tc>
+        <w:tc>
+          <w:tcPr>
+            <w:tcBorders>
+              <w:bottom w:val="none" w:sz="0" w:space="0" w:color="000000"/>
+              <w:top w:val="none" w:sz="0" w:space="0" w:color="000000"/>
+              <w:left w:val="none" w:sz="0" w:space="0" w:color="000000"/>
+              <w:right w:val="none" w:sz="0" w:space="0" w:color="000000"/>
+            </w:tcBorders>
+            <w:shd w:val="clear" w:color="auto" w:fill="FFFFFF"/>
+            <w:tcMar>
+              <w:top w:w="0" w:type="dxa"/>
+              <w:bottom w:w="0" w:type="dxa"/>
+              <w:left w:w="0" w:type="dxa"/>
+              <w:right w:w="0" w:type="dxa"/>
+            </w:tcMar>
+            <w:vAlign w:val="top"/>
+          </w:tcPr>
+          <w:p>
+            <w:pPr>
+              <w:jc w:val="center"/>
+              <w:pBdr>
+                <w:bottom w:val="none" w:sz="0" w:space="0" w:color="000000"/>
+                <w:top w:val="none" w:sz="0" w:space="0" w:color="000000"/>
+                <w:left w:val="none" w:sz="0" w:space="0" w:color="000000"/>
+                <w:right w:val="none" w:sz="0" w:space="0" w:color="000000"/>
+              </w:pBdr>
+              <w:spacing w:after="100" w:before="100" w:line="240"/>
+              <w:ind w:left="100" w:right="100" w:firstLine="0" w:firstLineChars="0"/>
+              <w:rPr>
+                <w:rFonts w:ascii="Arial" w:hAnsi="Arial" w:eastAsia="Arial" w:cs="Arial"/>
+                <w:i w:val="false"/>
+                <w:b w:val="false"/>
+                <w:u w:val="none"/>
+                <w:strike w:val="false"/>
+                <w:sz w:val="22"/>
+                <w:szCs w:val="22"/>
+                <w:color w:val="000000"/>
+              </w:rPr>
+            </w:pPr>
+            <w:r>
+              <w:rPr>
+                <w:rFonts w:ascii="Arial" w:hAnsi="Arial" w:eastAsia="Arial" w:cs="Arial"/>
+                <w:i w:val="false"/>
+                <w:b w:val="false"/>
+                <w:u w:val="none"/>
+                <w:strike w:val="false"/>
+                <w:sz w:val="22"/>
+                <w:szCs w:val="22"/>
+                <w:color w:val="000000"/>
+              </w:rPr>
+              <w:t xml:space="preserve">15 (1.2%)</w:t>
             </w:r>
           </w:p>
         </w:tc>
@@ -13608,61 +13608,61 @@
                 <w:szCs w:val="22"/>
                 <w:color w:val="000000"/>
               </w:rPr>
-              <w:t xml:space="preserve">301 (19%)</w:t>
-            </w:r>
-          </w:p>
-        </w:tc>
-        <w:tc>
-          <w:tcPr>
-            <w:tcBorders>
-              <w:bottom w:val="none" w:sz="0" w:space="0" w:color="000000"/>
-              <w:top w:val="none" w:sz="0" w:space="0" w:color="000000"/>
-              <w:left w:val="none" w:sz="0" w:space="0" w:color="000000"/>
-              <w:right w:val="none" w:sz="0" w:space="0" w:color="000000"/>
-            </w:tcBorders>
-            <w:shd w:val="clear" w:color="auto" w:fill="FFFFFF"/>
-            <w:tcMar>
-              <w:top w:w="0" w:type="dxa"/>
-              <w:bottom w:w="0" w:type="dxa"/>
-              <w:left w:w="0" w:type="dxa"/>
-              <w:right w:w="0" w:type="dxa"/>
-            </w:tcMar>
-            <w:vAlign w:val="top"/>
-          </w:tcPr>
-          <w:p>
-            <w:pPr>
-              <w:jc w:val="center"/>
-              <w:pBdr>
-                <w:bottom w:val="none" w:sz="0" w:space="0" w:color="000000"/>
-                <w:top w:val="none" w:sz="0" w:space="0" w:color="000000"/>
-                <w:left w:val="none" w:sz="0" w:space="0" w:color="000000"/>
-                <w:right w:val="none" w:sz="0" w:space="0" w:color="000000"/>
-              </w:pBdr>
-              <w:spacing w:after="100" w:before="100" w:line="240"/>
-              <w:ind w:left="100" w:right="100" w:firstLine="0" w:firstLineChars="0"/>
-              <w:rPr>
-                <w:rFonts w:ascii="Arial" w:hAnsi="Arial" w:eastAsia="Arial" w:cs="Arial"/>
-                <w:i w:val="false"/>
-                <w:b w:val="false"/>
-                <w:u w:val="none"/>
-                <w:strike w:val="false"/>
-                <w:sz w:val="22"/>
-                <w:szCs w:val="22"/>
-                <w:color w:val="000000"/>
-              </w:rPr>
-            </w:pPr>
-            <w:r>
-              <w:rPr>
-                <w:rFonts w:ascii="Arial" w:hAnsi="Arial" w:eastAsia="Arial" w:cs="Arial"/>
-                <w:i w:val="false"/>
-                <w:b w:val="false"/>
-                <w:u w:val="none"/>
-                <w:strike w:val="false"/>
-                <w:sz w:val="22"/>
-                <w:szCs w:val="22"/>
-                <w:color w:val="000000"/>
-              </w:rPr>
-              <w:t xml:space="preserve">278 (26%)</w:t>
+              <w:t xml:space="preserve">267 (19%)</w:t>
+            </w:r>
+          </w:p>
+        </w:tc>
+        <w:tc>
+          <w:tcPr>
+            <w:tcBorders>
+              <w:bottom w:val="none" w:sz="0" w:space="0" w:color="000000"/>
+              <w:top w:val="none" w:sz="0" w:space="0" w:color="000000"/>
+              <w:left w:val="none" w:sz="0" w:space="0" w:color="000000"/>
+              <w:right w:val="none" w:sz="0" w:space="0" w:color="000000"/>
+            </w:tcBorders>
+            <w:shd w:val="clear" w:color="auto" w:fill="FFFFFF"/>
+            <w:tcMar>
+              <w:top w:w="0" w:type="dxa"/>
+              <w:bottom w:w="0" w:type="dxa"/>
+              <w:left w:w="0" w:type="dxa"/>
+              <w:right w:w="0" w:type="dxa"/>
+            </w:tcMar>
+            <w:vAlign w:val="top"/>
+          </w:tcPr>
+          <w:p>
+            <w:pPr>
+              <w:jc w:val="center"/>
+              <w:pBdr>
+                <w:bottom w:val="none" w:sz="0" w:space="0" w:color="000000"/>
+                <w:top w:val="none" w:sz="0" w:space="0" w:color="000000"/>
+                <w:left w:val="none" w:sz="0" w:space="0" w:color="000000"/>
+                <w:right w:val="none" w:sz="0" w:space="0" w:color="000000"/>
+              </w:pBdr>
+              <w:spacing w:after="100" w:before="100" w:line="240"/>
+              <w:ind w:left="100" w:right="100" w:firstLine="0" w:firstLineChars="0"/>
+              <w:rPr>
+                <w:rFonts w:ascii="Arial" w:hAnsi="Arial" w:eastAsia="Arial" w:cs="Arial"/>
+                <w:i w:val="false"/>
+                <w:b w:val="false"/>
+                <w:u w:val="none"/>
+                <w:strike w:val="false"/>
+                <w:sz w:val="22"/>
+                <w:szCs w:val="22"/>
+                <w:color w:val="000000"/>
+              </w:rPr>
+            </w:pPr>
+            <w:r>
+              <w:rPr>
+                <w:rFonts w:ascii="Arial" w:hAnsi="Arial" w:eastAsia="Arial" w:cs="Arial"/>
+                <w:i w:val="false"/>
+                <w:b w:val="false"/>
+                <w:u w:val="none"/>
+                <w:strike w:val="false"/>
+                <w:sz w:val="22"/>
+                <w:szCs w:val="22"/>
+                <w:color w:val="000000"/>
+              </w:rPr>
+              <w:t xml:space="preserve">312 (25%)</w:t>
             </w:r>
           </w:p>
         </w:tc>
@@ -13884,61 +13884,61 @@
                 <w:szCs w:val="22"/>
                 <w:color w:val="000000"/>
               </w:rPr>
-              <w:t xml:space="preserve">256 (16%)</w:t>
-            </w:r>
-          </w:p>
-        </w:tc>
-        <w:tc>
-          <w:tcPr>
-            <w:tcBorders>
-              <w:bottom w:val="none" w:sz="0" w:space="0" w:color="000000"/>
-              <w:top w:val="none" w:sz="0" w:space="0" w:color="000000"/>
-              <w:left w:val="none" w:sz="0" w:space="0" w:color="000000"/>
-              <w:right w:val="none" w:sz="0" w:space="0" w:color="000000"/>
-            </w:tcBorders>
-            <w:shd w:val="clear" w:color="auto" w:fill="FFFFFF"/>
-            <w:tcMar>
-              <w:top w:w="0" w:type="dxa"/>
-              <w:bottom w:w="0" w:type="dxa"/>
-              <w:left w:w="0" w:type="dxa"/>
-              <w:right w:w="0" w:type="dxa"/>
-            </w:tcMar>
-            <w:vAlign w:val="top"/>
-          </w:tcPr>
-          <w:p>
-            <w:pPr>
-              <w:jc w:val="center"/>
-              <w:pBdr>
-                <w:bottom w:val="none" w:sz="0" w:space="0" w:color="000000"/>
-                <w:top w:val="none" w:sz="0" w:space="0" w:color="000000"/>
-                <w:left w:val="none" w:sz="0" w:space="0" w:color="000000"/>
-                <w:right w:val="none" w:sz="0" w:space="0" w:color="000000"/>
-              </w:pBdr>
-              <w:spacing w:after="100" w:before="100" w:line="240"/>
-              <w:ind w:left="100" w:right="100" w:firstLine="0" w:firstLineChars="0"/>
-              <w:rPr>
-                <w:rFonts w:ascii="Arial" w:hAnsi="Arial" w:eastAsia="Arial" w:cs="Arial"/>
-                <w:i w:val="false"/>
-                <w:b w:val="false"/>
-                <w:u w:val="none"/>
-                <w:strike w:val="false"/>
-                <w:sz w:val="22"/>
-                <w:szCs w:val="22"/>
-                <w:color w:val="000000"/>
-              </w:rPr>
-            </w:pPr>
-            <w:r>
-              <w:rPr>
-                <w:rFonts w:ascii="Arial" w:hAnsi="Arial" w:eastAsia="Arial" w:cs="Arial"/>
-                <w:i w:val="false"/>
-                <w:b w:val="false"/>
-                <w:u w:val="none"/>
-                <w:strike w:val="false"/>
-                <w:sz w:val="22"/>
-                <w:szCs w:val="22"/>
-                <w:color w:val="000000"/>
-              </w:rPr>
-              <w:t xml:space="preserve">171 (16%)</w:t>
+              <w:t xml:space="preserve">233 (17%)</w:t>
+            </w:r>
+          </w:p>
+        </w:tc>
+        <w:tc>
+          <w:tcPr>
+            <w:tcBorders>
+              <w:bottom w:val="none" w:sz="0" w:space="0" w:color="000000"/>
+              <w:top w:val="none" w:sz="0" w:space="0" w:color="000000"/>
+              <w:left w:val="none" w:sz="0" w:space="0" w:color="000000"/>
+              <w:right w:val="none" w:sz="0" w:space="0" w:color="000000"/>
+            </w:tcBorders>
+            <w:shd w:val="clear" w:color="auto" w:fill="FFFFFF"/>
+            <w:tcMar>
+              <w:top w:w="0" w:type="dxa"/>
+              <w:bottom w:w="0" w:type="dxa"/>
+              <w:left w:w="0" w:type="dxa"/>
+              <w:right w:w="0" w:type="dxa"/>
+            </w:tcMar>
+            <w:vAlign w:val="top"/>
+          </w:tcPr>
+          <w:p>
+            <w:pPr>
+              <w:jc w:val="center"/>
+              <w:pBdr>
+                <w:bottom w:val="none" w:sz="0" w:space="0" w:color="000000"/>
+                <w:top w:val="none" w:sz="0" w:space="0" w:color="000000"/>
+                <w:left w:val="none" w:sz="0" w:space="0" w:color="000000"/>
+                <w:right w:val="none" w:sz="0" w:space="0" w:color="000000"/>
+              </w:pBdr>
+              <w:spacing w:after="100" w:before="100" w:line="240"/>
+              <w:ind w:left="100" w:right="100" w:firstLine="0" w:firstLineChars="0"/>
+              <w:rPr>
+                <w:rFonts w:ascii="Arial" w:hAnsi="Arial" w:eastAsia="Arial" w:cs="Arial"/>
+                <w:i w:val="false"/>
+                <w:b w:val="false"/>
+                <w:u w:val="none"/>
+                <w:strike w:val="false"/>
+                <w:sz w:val="22"/>
+                <w:szCs w:val="22"/>
+                <w:color w:val="000000"/>
+              </w:rPr>
+            </w:pPr>
+            <w:r>
+              <w:rPr>
+                <w:rFonts w:ascii="Arial" w:hAnsi="Arial" w:eastAsia="Arial" w:cs="Arial"/>
+                <w:i w:val="false"/>
+                <w:b w:val="false"/>
+                <w:u w:val="none"/>
+                <w:strike w:val="false"/>
+                <w:sz w:val="22"/>
+                <w:szCs w:val="22"/>
+                <w:color w:val="000000"/>
+              </w:rPr>
+              <w:t xml:space="preserve">194 (16%)</w:t>
             </w:r>
           </w:p>
         </w:tc>
@@ -14160,61 +14160,61 @@
                 <w:szCs w:val="22"/>
                 <w:color w:val="000000"/>
               </w:rPr>
-              <w:t xml:space="preserve">355 (23%)</w:t>
-            </w:r>
-          </w:p>
-        </w:tc>
-        <w:tc>
-          <w:tcPr>
-            <w:tcBorders>
-              <w:bottom w:val="none" w:sz="0" w:space="0" w:color="000000"/>
-              <w:top w:val="none" w:sz="0" w:space="0" w:color="000000"/>
-              <w:left w:val="none" w:sz="0" w:space="0" w:color="000000"/>
-              <w:right w:val="none" w:sz="0" w:space="0" w:color="000000"/>
-            </w:tcBorders>
-            <w:shd w:val="clear" w:color="auto" w:fill="FFFFFF"/>
-            <w:tcMar>
-              <w:top w:w="0" w:type="dxa"/>
-              <w:bottom w:w="0" w:type="dxa"/>
-              <w:left w:w="0" w:type="dxa"/>
-              <w:right w:w="0" w:type="dxa"/>
-            </w:tcMar>
-            <w:vAlign w:val="top"/>
-          </w:tcPr>
-          <w:p>
-            <w:pPr>
-              <w:jc w:val="center"/>
-              <w:pBdr>
-                <w:bottom w:val="none" w:sz="0" w:space="0" w:color="000000"/>
-                <w:top w:val="none" w:sz="0" w:space="0" w:color="000000"/>
-                <w:left w:val="none" w:sz="0" w:space="0" w:color="000000"/>
-                <w:right w:val="none" w:sz="0" w:space="0" w:color="000000"/>
-              </w:pBdr>
-              <w:spacing w:after="100" w:before="100" w:line="240"/>
-              <w:ind w:left="100" w:right="100" w:firstLine="0" w:firstLineChars="0"/>
-              <w:rPr>
-                <w:rFonts w:ascii="Arial" w:hAnsi="Arial" w:eastAsia="Arial" w:cs="Arial"/>
-                <w:i w:val="false"/>
-                <w:b w:val="false"/>
-                <w:u w:val="none"/>
-                <w:strike w:val="false"/>
-                <w:sz w:val="22"/>
-                <w:szCs w:val="22"/>
-                <w:color w:val="000000"/>
-              </w:rPr>
-            </w:pPr>
-            <w:r>
-              <w:rPr>
-                <w:rFonts w:ascii="Arial" w:hAnsi="Arial" w:eastAsia="Arial" w:cs="Arial"/>
-                <w:i w:val="false"/>
-                <w:b w:val="false"/>
-                <w:u w:val="none"/>
-                <w:strike w:val="false"/>
-                <w:sz w:val="22"/>
-                <w:szCs w:val="22"/>
-                <w:color w:val="000000"/>
-              </w:rPr>
-              <w:t xml:space="preserve">236 (22%)</w:t>
+              <w:t xml:space="preserve">310 (22%)</w:t>
+            </w:r>
+          </w:p>
+        </w:tc>
+        <w:tc>
+          <w:tcPr>
+            <w:tcBorders>
+              <w:bottom w:val="none" w:sz="0" w:space="0" w:color="000000"/>
+              <w:top w:val="none" w:sz="0" w:space="0" w:color="000000"/>
+              <w:left w:val="none" w:sz="0" w:space="0" w:color="000000"/>
+              <w:right w:val="none" w:sz="0" w:space="0" w:color="000000"/>
+            </w:tcBorders>
+            <w:shd w:val="clear" w:color="auto" w:fill="FFFFFF"/>
+            <w:tcMar>
+              <w:top w:w="0" w:type="dxa"/>
+              <w:bottom w:w="0" w:type="dxa"/>
+              <w:left w:w="0" w:type="dxa"/>
+              <w:right w:w="0" w:type="dxa"/>
+            </w:tcMar>
+            <w:vAlign w:val="top"/>
+          </w:tcPr>
+          <w:p>
+            <w:pPr>
+              <w:jc w:val="center"/>
+              <w:pBdr>
+                <w:bottom w:val="none" w:sz="0" w:space="0" w:color="000000"/>
+                <w:top w:val="none" w:sz="0" w:space="0" w:color="000000"/>
+                <w:left w:val="none" w:sz="0" w:space="0" w:color="000000"/>
+                <w:right w:val="none" w:sz="0" w:space="0" w:color="000000"/>
+              </w:pBdr>
+              <w:spacing w:after="100" w:before="100" w:line="240"/>
+              <w:ind w:left="100" w:right="100" w:firstLine="0" w:firstLineChars="0"/>
+              <w:rPr>
+                <w:rFonts w:ascii="Arial" w:hAnsi="Arial" w:eastAsia="Arial" w:cs="Arial"/>
+                <w:i w:val="false"/>
+                <w:b w:val="false"/>
+                <w:u w:val="none"/>
+                <w:strike w:val="false"/>
+                <w:sz w:val="22"/>
+                <w:szCs w:val="22"/>
+                <w:color w:val="000000"/>
+              </w:rPr>
+            </w:pPr>
+            <w:r>
+              <w:rPr>
+                <w:rFonts w:ascii="Arial" w:hAnsi="Arial" w:eastAsia="Arial" w:cs="Arial"/>
+                <w:i w:val="false"/>
+                <w:b w:val="false"/>
+                <w:u w:val="none"/>
+                <w:strike w:val="false"/>
+                <w:sz w:val="22"/>
+                <w:szCs w:val="22"/>
+                <w:color w:val="000000"/>
+              </w:rPr>
+              <w:t xml:space="preserve">281 (23%)</w:t>
             </w:r>
           </w:p>
         </w:tc>
@@ -14436,61 +14436,61 @@
                 <w:szCs w:val="22"/>
                 <w:color w:val="000000"/>
               </w:rPr>
-              <w:t xml:space="preserve">346 (22%)</w:t>
-            </w:r>
-          </w:p>
-        </w:tc>
-        <w:tc>
-          <w:tcPr>
-            <w:tcBorders>
-              <w:bottom w:val="none" w:sz="0" w:space="0" w:color="000000"/>
-              <w:top w:val="none" w:sz="0" w:space="0" w:color="000000"/>
-              <w:left w:val="none" w:sz="0" w:space="0" w:color="000000"/>
-              <w:right w:val="none" w:sz="0" w:space="0" w:color="000000"/>
-            </w:tcBorders>
-            <w:shd w:val="clear" w:color="auto" w:fill="FFFFFF"/>
-            <w:tcMar>
-              <w:top w:w="0" w:type="dxa"/>
-              <w:bottom w:w="0" w:type="dxa"/>
-              <w:left w:w="0" w:type="dxa"/>
-              <w:right w:w="0" w:type="dxa"/>
-            </w:tcMar>
-            <w:vAlign w:val="top"/>
-          </w:tcPr>
-          <w:p>
-            <w:pPr>
-              <w:jc w:val="center"/>
-              <w:pBdr>
-                <w:bottom w:val="none" w:sz="0" w:space="0" w:color="000000"/>
-                <w:top w:val="none" w:sz="0" w:space="0" w:color="000000"/>
-                <w:left w:val="none" w:sz="0" w:space="0" w:color="000000"/>
-                <w:right w:val="none" w:sz="0" w:space="0" w:color="000000"/>
-              </w:pBdr>
-              <w:spacing w:after="100" w:before="100" w:line="240"/>
-              <w:ind w:left="100" w:right="100" w:firstLine="0" w:firstLineChars="0"/>
-              <w:rPr>
-                <w:rFonts w:ascii="Arial" w:hAnsi="Arial" w:eastAsia="Arial" w:cs="Arial"/>
-                <w:i w:val="false"/>
-                <w:b w:val="false"/>
-                <w:u w:val="none"/>
-                <w:strike w:val="false"/>
-                <w:sz w:val="22"/>
-                <w:szCs w:val="22"/>
-                <w:color w:val="000000"/>
-              </w:rPr>
-            </w:pPr>
-            <w:r>
-              <w:rPr>
-                <w:rFonts w:ascii="Arial" w:hAnsi="Arial" w:eastAsia="Arial" w:cs="Arial"/>
-                <w:i w:val="false"/>
-                <w:b w:val="false"/>
-                <w:u w:val="none"/>
-                <w:strike w:val="false"/>
-                <w:sz w:val="22"/>
-                <w:szCs w:val="22"/>
-                <w:color w:val="000000"/>
-              </w:rPr>
-              <w:t xml:space="preserve">206 (19%)</w:t>
+              <w:t xml:space="preserve">306 (22%)</w:t>
+            </w:r>
+          </w:p>
+        </w:tc>
+        <w:tc>
+          <w:tcPr>
+            <w:tcBorders>
+              <w:bottom w:val="none" w:sz="0" w:space="0" w:color="000000"/>
+              <w:top w:val="none" w:sz="0" w:space="0" w:color="000000"/>
+              <w:left w:val="none" w:sz="0" w:space="0" w:color="000000"/>
+              <w:right w:val="none" w:sz="0" w:space="0" w:color="000000"/>
+            </w:tcBorders>
+            <w:shd w:val="clear" w:color="auto" w:fill="FFFFFF"/>
+            <w:tcMar>
+              <w:top w:w="0" w:type="dxa"/>
+              <w:bottom w:w="0" w:type="dxa"/>
+              <w:left w:w="0" w:type="dxa"/>
+              <w:right w:w="0" w:type="dxa"/>
+            </w:tcMar>
+            <w:vAlign w:val="top"/>
+          </w:tcPr>
+          <w:p>
+            <w:pPr>
+              <w:jc w:val="center"/>
+              <w:pBdr>
+                <w:bottom w:val="none" w:sz="0" w:space="0" w:color="000000"/>
+                <w:top w:val="none" w:sz="0" w:space="0" w:color="000000"/>
+                <w:left w:val="none" w:sz="0" w:space="0" w:color="000000"/>
+                <w:right w:val="none" w:sz="0" w:space="0" w:color="000000"/>
+              </w:pBdr>
+              <w:spacing w:after="100" w:before="100" w:line="240"/>
+              <w:ind w:left="100" w:right="100" w:firstLine="0" w:firstLineChars="0"/>
+              <w:rPr>
+                <w:rFonts w:ascii="Arial" w:hAnsi="Arial" w:eastAsia="Arial" w:cs="Arial"/>
+                <w:i w:val="false"/>
+                <w:b w:val="false"/>
+                <w:u w:val="none"/>
+                <w:strike w:val="false"/>
+                <w:sz w:val="22"/>
+                <w:szCs w:val="22"/>
+                <w:color w:val="000000"/>
+              </w:rPr>
+            </w:pPr>
+            <w:r>
+              <w:rPr>
+                <w:rFonts w:ascii="Arial" w:hAnsi="Arial" w:eastAsia="Arial" w:cs="Arial"/>
+                <w:i w:val="false"/>
+                <w:b w:val="false"/>
+                <w:u w:val="none"/>
+                <w:strike w:val="false"/>
+                <w:sz w:val="22"/>
+                <w:szCs w:val="22"/>
+                <w:color w:val="000000"/>
+              </w:rPr>
+              <w:t xml:space="preserve">246 (20%)</w:t>
             </w:r>
           </w:p>
         </w:tc>
@@ -14712,7 +14712,7 @@
                 <w:szCs w:val="22"/>
                 <w:color w:val="000000"/>
               </w:rPr>
-              <w:t xml:space="preserve">181 (12%)</w:t>
+              <w:t xml:space="preserve">162 (12%)</w:t>
             </w:r>
           </w:p>
         </w:tc>
@@ -14766,7 +14766,7 @@
                 <w:szCs w:val="22"/>
                 <w:color w:val="000000"/>
               </w:rPr>
-              <w:t xml:space="preserve">95 (8.9%)</w:t>
+              <w:t xml:space="preserve">114 (9.2%)</w:t>
             </w:r>
           </w:p>
         </w:tc>
@@ -14895,7 +14895,7 @@
                 <w:szCs w:val="22"/>
                 <w:color w:val="000000"/>
               </w:rPr>
-              <w:t xml:space="preserve">"Excluded (CT)": HMPV CT &gt;30 or missing, OR partner CT missing or inconclusive — cases dropped entirely (N=1065). Partner CT &gt;30 results in reclassification to HMPV monoinfection (retained in analysis); reclassified cases are not excluded.</w:t>
+              <w:t xml:space="preserve">"Excluded (CT)": HMPV CT &gt;30 or missing; or co-detection partner CT &gt;30, missing, or inconclusive. Case dropped entirely (N=1237).</w:t>
             </w:r>
           </w:p>
         </w:tc>

--- a/Output/table1.docx
+++ b/Output/table1.docx
@@ -279,7 +279,7 @@
                 <w:szCs w:val="22"/>
                 <w:color w:val="000000"/>
               </w:rPr>
-              <w:t xml:space="preserve">N = 2,193</w:t>
+              <w:t xml:space="preserve">N = 1,956</w:t>
             </w:r>
             <w:r>
               <w:rPr>
@@ -386,7 +386,7 @@
                 <w:szCs w:val="22"/>
                 <w:color w:val="000000"/>
               </w:rPr>
-              <w:t xml:space="preserve">N = 29</w:t>
+              <w:t xml:space="preserve">N = 266</w:t>
             </w:r>
             <w:r>
               <w:rPr>
@@ -528,7 +528,7 @@
                 <w:szCs w:val="22"/>
                 <w:color w:val="000000"/>
               </w:rPr>
-              <w:t xml:space="preserve">Age, months</w:t>
+              <w:t xml:space="preserve">Age, months *</w:t>
             </w:r>
           </w:p>
         </w:tc>
@@ -636,7 +636,7 @@
                 <w:szCs w:val="22"/>
                 <w:color w:val="000000"/>
               </w:rPr>
-              <w:t xml:space="preserve">23 (9, 48)</w:t>
+              <w:t xml:space="preserve">23 (9, 50)</w:t>
             </w:r>
           </w:p>
         </w:tc>
@@ -690,7 +690,7 @@
                 <w:szCs w:val="22"/>
                 <w:color w:val="000000"/>
               </w:rPr>
-              <w:t xml:space="preserve">16 (9, 39)</w:t>
+              <w:t xml:space="preserve">19 (9, 36)</w:t>
             </w:r>
           </w:p>
         </w:tc>
@@ -725,26 +725,26 @@
               <w:rPr>
                 <w:rFonts w:ascii="Arial" w:hAnsi="Arial" w:eastAsia="Arial" w:cs="Arial"/>
                 <w:i w:val="false"/>
-                <w:b w:val="false"/>
-                <w:u w:val="none"/>
-                <w:strike w:val="false"/>
-                <w:sz w:val="22"/>
-                <w:szCs w:val="22"/>
-                <w:color w:val="000000"/>
-              </w:rPr>
-            </w:pPr>
-            <w:r>
-              <w:rPr>
-                <w:rFonts w:ascii="Arial" w:hAnsi="Arial" w:eastAsia="Arial" w:cs="Arial"/>
-                <w:i w:val="false"/>
-                <w:b w:val="false"/>
-                <w:u w:val="none"/>
-                <w:strike w:val="false"/>
-                <w:sz w:val="22"/>
-                <w:szCs w:val="22"/>
-                <w:color w:val="000000"/>
-              </w:rPr>
-              <w:t xml:space="preserve">0.4</w:t>
+                <w:b w:val="true"/>
+                <w:u w:val="none"/>
+                <w:strike w:val="false"/>
+                <w:sz w:val="22"/>
+                <w:szCs w:val="22"/>
+                <w:color w:val="000000"/>
+              </w:rPr>
+            </w:pPr>
+            <w:r>
+              <w:rPr>
+                <w:rFonts w:ascii="Arial" w:hAnsi="Arial" w:eastAsia="Arial" w:cs="Arial"/>
+                <w:i w:val="false"/>
+                <w:b w:val="true"/>
+                <w:u w:val="none"/>
+                <w:strike w:val="false"/>
+                <w:sz w:val="22"/>
+                <w:szCs w:val="22"/>
+                <w:color w:val="000000"/>
+              </w:rPr>
+              <w:t xml:space="preserve">0.017</w:t>
             </w:r>
           </w:p>
         </w:tc>
@@ -804,7 +804,7 @@
                 <w:szCs w:val="22"/>
                 <w:color w:val="000000"/>
               </w:rPr>
-              <w:t xml:space="preserve">HMPV CT value</w:t>
+              <w:t xml:space="preserve">HMPV CT value *</w:t>
             </w:r>
           </w:p>
         </w:tc>
@@ -966,61 +966,61 @@
                 <w:szCs w:val="22"/>
                 <w:color w:val="000000"/>
               </w:rPr>
-              <w:t xml:space="preserve">23.9 (22.8, 26.9)</w:t>
-            </w:r>
-          </w:p>
-        </w:tc>
-        <w:tc>
-          <w:tcPr>
-            <w:tcBorders>
-              <w:bottom w:val="none" w:sz="0" w:space="0" w:color="000000"/>
-              <w:top w:val="none" w:sz="0" w:space="0" w:color="000000"/>
-              <w:left w:val="none" w:sz="0" w:space="0" w:color="000000"/>
-              <w:right w:val="none" w:sz="0" w:space="0" w:color="000000"/>
-            </w:tcBorders>
-            <w:shd w:val="clear" w:color="auto" w:fill="FFFFFF"/>
-            <w:tcMar>
-              <w:top w:w="0" w:type="dxa"/>
-              <w:bottom w:w="0" w:type="dxa"/>
-              <w:left w:w="0" w:type="dxa"/>
-              <w:right w:w="0" w:type="dxa"/>
-            </w:tcMar>
-            <w:vAlign w:val="top"/>
-          </w:tcPr>
-          <w:p>
-            <w:pPr>
-              <w:jc w:val="center"/>
-              <w:pBdr>
-                <w:bottom w:val="none" w:sz="0" w:space="0" w:color="000000"/>
-                <w:top w:val="none" w:sz="0" w:space="0" w:color="000000"/>
-                <w:left w:val="none" w:sz="0" w:space="0" w:color="000000"/>
-                <w:right w:val="none" w:sz="0" w:space="0" w:color="000000"/>
-              </w:pBdr>
-              <w:spacing w:after="100" w:before="100" w:line="240"/>
-              <w:ind w:left="100" w:right="100" w:firstLine="0" w:firstLineChars="0"/>
-              <w:rPr>
-                <w:rFonts w:ascii="Arial" w:hAnsi="Arial" w:eastAsia="Arial" w:cs="Arial"/>
-                <w:i w:val="false"/>
-                <w:b w:val="false"/>
-                <w:u w:val="none"/>
-                <w:strike w:val="false"/>
-                <w:sz w:val="22"/>
-                <w:szCs w:val="22"/>
-                <w:color w:val="000000"/>
-              </w:rPr>
-            </w:pPr>
-            <w:r>
-              <w:rPr>
-                <w:rFonts w:ascii="Arial" w:hAnsi="Arial" w:eastAsia="Arial" w:cs="Arial"/>
-                <w:i w:val="false"/>
-                <w:b w:val="false"/>
-                <w:u w:val="none"/>
-                <w:strike w:val="false"/>
-                <w:sz w:val="22"/>
-                <w:szCs w:val="22"/>
-                <w:color w:val="000000"/>
-              </w:rPr>
-              <w:t xml:space="preserve">0.2</w:t>
+              <w:t xml:space="preserve">24.8 (22.1, 27.3)</w:t>
+            </w:r>
+          </w:p>
+        </w:tc>
+        <w:tc>
+          <w:tcPr>
+            <w:tcBorders>
+              <w:bottom w:val="none" w:sz="0" w:space="0" w:color="000000"/>
+              <w:top w:val="none" w:sz="0" w:space="0" w:color="000000"/>
+              <w:left w:val="none" w:sz="0" w:space="0" w:color="000000"/>
+              <w:right w:val="none" w:sz="0" w:space="0" w:color="000000"/>
+            </w:tcBorders>
+            <w:shd w:val="clear" w:color="auto" w:fill="FFFFFF"/>
+            <w:tcMar>
+              <w:top w:w="0" w:type="dxa"/>
+              <w:bottom w:w="0" w:type="dxa"/>
+              <w:left w:w="0" w:type="dxa"/>
+              <w:right w:w="0" w:type="dxa"/>
+            </w:tcMar>
+            <w:vAlign w:val="top"/>
+          </w:tcPr>
+          <w:p>
+            <w:pPr>
+              <w:jc w:val="center"/>
+              <w:pBdr>
+                <w:bottom w:val="none" w:sz="0" w:space="0" w:color="000000"/>
+                <w:top w:val="none" w:sz="0" w:space="0" w:color="000000"/>
+                <w:left w:val="none" w:sz="0" w:space="0" w:color="000000"/>
+                <w:right w:val="none" w:sz="0" w:space="0" w:color="000000"/>
+              </w:pBdr>
+              <w:spacing w:after="100" w:before="100" w:line="240"/>
+              <w:ind w:left="100" w:right="100" w:firstLine="0" w:firstLineChars="0"/>
+              <w:rPr>
+                <w:rFonts w:ascii="Arial" w:hAnsi="Arial" w:eastAsia="Arial" w:cs="Arial"/>
+                <w:i w:val="false"/>
+                <w:b w:val="true"/>
+                <w:u w:val="none"/>
+                <w:strike w:val="false"/>
+                <w:sz w:val="22"/>
+                <w:szCs w:val="22"/>
+                <w:color w:val="000000"/>
+              </w:rPr>
+            </w:pPr>
+            <w:r>
+              <w:rPr>
+                <w:rFonts w:ascii="Arial" w:hAnsi="Arial" w:eastAsia="Arial" w:cs="Arial"/>
+                <w:i w:val="false"/>
+                <w:b w:val="true"/>
+                <w:u w:val="none"/>
+                <w:strike w:val="false"/>
+                <w:sz w:val="22"/>
+                <w:szCs w:val="22"/>
+                <w:color w:val="000000"/>
+              </w:rPr>
+              <w:t xml:space="preserve">0.022</w:t>
             </w:r>
           </w:p>
         </w:tc>
@@ -1296,7 +1296,7 @@
                 <w:szCs w:val="22"/>
                 <w:color w:val="000000"/>
               </w:rPr>
-              <w:t xml:space="preserve">0.6</w:t>
+              <w:t xml:space="preserve">0.9</w:t>
             </w:r>
           </w:p>
         </w:tc>
@@ -1464,61 +1464,61 @@
                 <w:szCs w:val="22"/>
                 <w:color w:val="000000"/>
               </w:rPr>
-              <w:t xml:space="preserve">1,145 (54%)</w:t>
-            </w:r>
-          </w:p>
-        </w:tc>
-        <w:tc>
-          <w:tcPr>
-            <w:tcBorders>
-              <w:bottom w:val="none" w:sz="0" w:space="0" w:color="000000"/>
-              <w:top w:val="none" w:sz="0" w:space="0" w:color="000000"/>
-              <w:left w:val="none" w:sz="0" w:space="0" w:color="000000"/>
-              <w:right w:val="none" w:sz="0" w:space="0" w:color="000000"/>
-            </w:tcBorders>
-            <w:shd w:val="clear" w:color="auto" w:fill="FFFFFF"/>
-            <w:tcMar>
-              <w:top w:w="0" w:type="dxa"/>
-              <w:bottom w:w="0" w:type="dxa"/>
-              <w:left w:w="0" w:type="dxa"/>
-              <w:right w:w="0" w:type="dxa"/>
-            </w:tcMar>
-            <w:vAlign w:val="top"/>
-          </w:tcPr>
-          <w:p>
-            <w:pPr>
-              <w:jc w:val="center"/>
-              <w:pBdr>
-                <w:bottom w:val="none" w:sz="0" w:space="0" w:color="000000"/>
-                <w:top w:val="none" w:sz="0" w:space="0" w:color="000000"/>
-                <w:left w:val="none" w:sz="0" w:space="0" w:color="000000"/>
-                <w:right w:val="none" w:sz="0" w:space="0" w:color="000000"/>
-              </w:pBdr>
-              <w:spacing w:after="100" w:before="100" w:line="240"/>
-              <w:ind w:left="100" w:right="100" w:firstLine="0" w:firstLineChars="0"/>
-              <w:rPr>
-                <w:rFonts w:ascii="Arial" w:hAnsi="Arial" w:eastAsia="Arial" w:cs="Arial"/>
-                <w:i w:val="false"/>
-                <w:b w:val="false"/>
-                <w:u w:val="none"/>
-                <w:strike w:val="false"/>
-                <w:sz w:val="22"/>
-                <w:szCs w:val="22"/>
-                <w:color w:val="000000"/>
-              </w:rPr>
-            </w:pPr>
-            <w:r>
-              <w:rPr>
-                <w:rFonts w:ascii="Arial" w:hAnsi="Arial" w:eastAsia="Arial" w:cs="Arial"/>
-                <w:i w:val="false"/>
-                <w:b w:val="false"/>
-                <w:u w:val="none"/>
-                <w:strike w:val="false"/>
-                <w:sz w:val="22"/>
-                <w:szCs w:val="22"/>
-                <w:color w:val="000000"/>
-              </w:rPr>
-              <w:t xml:space="preserve">17 (59%)</w:t>
+              <w:t xml:space="preserve">1,022 (54%)</w:t>
+            </w:r>
+          </w:p>
+        </w:tc>
+        <w:tc>
+          <w:tcPr>
+            <w:tcBorders>
+              <w:bottom w:val="none" w:sz="0" w:space="0" w:color="000000"/>
+              <w:top w:val="none" w:sz="0" w:space="0" w:color="000000"/>
+              <w:left w:val="none" w:sz="0" w:space="0" w:color="000000"/>
+              <w:right w:val="none" w:sz="0" w:space="0" w:color="000000"/>
+            </w:tcBorders>
+            <w:shd w:val="clear" w:color="auto" w:fill="FFFFFF"/>
+            <w:tcMar>
+              <w:top w:w="0" w:type="dxa"/>
+              <w:bottom w:w="0" w:type="dxa"/>
+              <w:left w:w="0" w:type="dxa"/>
+              <w:right w:w="0" w:type="dxa"/>
+            </w:tcMar>
+            <w:vAlign w:val="top"/>
+          </w:tcPr>
+          <w:p>
+            <w:pPr>
+              <w:jc w:val="center"/>
+              <w:pBdr>
+                <w:bottom w:val="none" w:sz="0" w:space="0" w:color="000000"/>
+                <w:top w:val="none" w:sz="0" w:space="0" w:color="000000"/>
+                <w:left w:val="none" w:sz="0" w:space="0" w:color="000000"/>
+                <w:right w:val="none" w:sz="0" w:space="0" w:color="000000"/>
+              </w:pBdr>
+              <w:spacing w:after="100" w:before="100" w:line="240"/>
+              <w:ind w:left="100" w:right="100" w:firstLine="0" w:firstLineChars="0"/>
+              <w:rPr>
+                <w:rFonts w:ascii="Arial" w:hAnsi="Arial" w:eastAsia="Arial" w:cs="Arial"/>
+                <w:i w:val="false"/>
+                <w:b w:val="false"/>
+                <w:u w:val="none"/>
+                <w:strike w:val="false"/>
+                <w:sz w:val="22"/>
+                <w:szCs w:val="22"/>
+                <w:color w:val="000000"/>
+              </w:rPr>
+            </w:pPr>
+            <w:r>
+              <w:rPr>
+                <w:rFonts w:ascii="Arial" w:hAnsi="Arial" w:eastAsia="Arial" w:cs="Arial"/>
+                <w:i w:val="false"/>
+                <w:b w:val="false"/>
+                <w:u w:val="none"/>
+                <w:strike w:val="false"/>
+                <w:sz w:val="22"/>
+                <w:szCs w:val="22"/>
+                <w:color w:val="000000"/>
+              </w:rPr>
+              <w:t xml:space="preserve">140 (53%)</w:t>
             </w:r>
           </w:p>
         </w:tc>
@@ -1740,61 +1740,61 @@
                 <w:szCs w:val="22"/>
                 <w:color w:val="000000"/>
               </w:rPr>
-              <w:t xml:space="preserve">985 (46%)</w:t>
-            </w:r>
-          </w:p>
-        </w:tc>
-        <w:tc>
-          <w:tcPr>
-            <w:tcBorders>
-              <w:bottom w:val="none" w:sz="0" w:space="0" w:color="000000"/>
-              <w:top w:val="none" w:sz="0" w:space="0" w:color="000000"/>
-              <w:left w:val="none" w:sz="0" w:space="0" w:color="000000"/>
-              <w:right w:val="none" w:sz="0" w:space="0" w:color="000000"/>
-            </w:tcBorders>
-            <w:shd w:val="clear" w:color="auto" w:fill="FFFFFF"/>
-            <w:tcMar>
-              <w:top w:w="0" w:type="dxa"/>
-              <w:bottom w:w="0" w:type="dxa"/>
-              <w:left w:w="0" w:type="dxa"/>
-              <w:right w:w="0" w:type="dxa"/>
-            </w:tcMar>
-            <w:vAlign w:val="top"/>
-          </w:tcPr>
-          <w:p>
-            <w:pPr>
-              <w:jc w:val="center"/>
-              <w:pBdr>
-                <w:bottom w:val="none" w:sz="0" w:space="0" w:color="000000"/>
-                <w:top w:val="none" w:sz="0" w:space="0" w:color="000000"/>
-                <w:left w:val="none" w:sz="0" w:space="0" w:color="000000"/>
-                <w:right w:val="none" w:sz="0" w:space="0" w:color="000000"/>
-              </w:pBdr>
-              <w:spacing w:after="100" w:before="100" w:line="240"/>
-              <w:ind w:left="100" w:right="100" w:firstLine="0" w:firstLineChars="0"/>
-              <w:rPr>
-                <w:rFonts w:ascii="Arial" w:hAnsi="Arial" w:eastAsia="Arial" w:cs="Arial"/>
-                <w:i w:val="false"/>
-                <w:b w:val="false"/>
-                <w:u w:val="none"/>
-                <w:strike w:val="false"/>
-                <w:sz w:val="22"/>
-                <w:szCs w:val="22"/>
-                <w:color w:val="000000"/>
-              </w:rPr>
-            </w:pPr>
-            <w:r>
-              <w:rPr>
-                <w:rFonts w:ascii="Arial" w:hAnsi="Arial" w:eastAsia="Arial" w:cs="Arial"/>
-                <w:i w:val="false"/>
-                <w:b w:val="false"/>
-                <w:u w:val="none"/>
-                <w:strike w:val="false"/>
-                <w:sz w:val="22"/>
-                <w:szCs w:val="22"/>
-                <w:color w:val="000000"/>
-              </w:rPr>
-              <w:t xml:space="preserve">12 (41%)</w:t>
+              <w:t xml:space="preserve">875 (46%)</w:t>
+            </w:r>
+          </w:p>
+        </w:tc>
+        <w:tc>
+          <w:tcPr>
+            <w:tcBorders>
+              <w:bottom w:val="none" w:sz="0" w:space="0" w:color="000000"/>
+              <w:top w:val="none" w:sz="0" w:space="0" w:color="000000"/>
+              <w:left w:val="none" w:sz="0" w:space="0" w:color="000000"/>
+              <w:right w:val="none" w:sz="0" w:space="0" w:color="000000"/>
+            </w:tcBorders>
+            <w:shd w:val="clear" w:color="auto" w:fill="FFFFFF"/>
+            <w:tcMar>
+              <w:top w:w="0" w:type="dxa"/>
+              <w:bottom w:w="0" w:type="dxa"/>
+              <w:left w:w="0" w:type="dxa"/>
+              <w:right w:w="0" w:type="dxa"/>
+            </w:tcMar>
+            <w:vAlign w:val="top"/>
+          </w:tcPr>
+          <w:p>
+            <w:pPr>
+              <w:jc w:val="center"/>
+              <w:pBdr>
+                <w:bottom w:val="none" w:sz="0" w:space="0" w:color="000000"/>
+                <w:top w:val="none" w:sz="0" w:space="0" w:color="000000"/>
+                <w:left w:val="none" w:sz="0" w:space="0" w:color="000000"/>
+                <w:right w:val="none" w:sz="0" w:space="0" w:color="000000"/>
+              </w:pBdr>
+              <w:spacing w:after="100" w:before="100" w:line="240"/>
+              <w:ind w:left="100" w:right="100" w:firstLine="0" w:firstLineChars="0"/>
+              <w:rPr>
+                <w:rFonts w:ascii="Arial" w:hAnsi="Arial" w:eastAsia="Arial" w:cs="Arial"/>
+                <w:i w:val="false"/>
+                <w:b w:val="false"/>
+                <w:u w:val="none"/>
+                <w:strike w:val="false"/>
+                <w:sz w:val="22"/>
+                <w:szCs w:val="22"/>
+                <w:color w:val="000000"/>
+              </w:rPr>
+            </w:pPr>
+            <w:r>
+              <w:rPr>
+                <w:rFonts w:ascii="Arial" w:hAnsi="Arial" w:eastAsia="Arial" w:cs="Arial"/>
+                <w:i w:val="false"/>
+                <w:b w:val="false"/>
+                <w:u w:val="none"/>
+                <w:strike w:val="false"/>
+                <w:sz w:val="22"/>
+                <w:szCs w:val="22"/>
+                <w:color w:val="000000"/>
+              </w:rPr>
+              <w:t xml:space="preserve">122 (47%)</w:t>
             </w:r>
           </w:p>
         </w:tc>
@@ -2016,61 +2016,61 @@
                 <w:szCs w:val="22"/>
                 <w:color w:val="000000"/>
               </w:rPr>
-              <w:t xml:space="preserve">63</w:t>
-            </w:r>
-          </w:p>
-        </w:tc>
-        <w:tc>
-          <w:tcPr>
-            <w:tcBorders>
-              <w:bottom w:val="none" w:sz="0" w:space="0" w:color="000000"/>
-              <w:top w:val="none" w:sz="0" w:space="0" w:color="000000"/>
-              <w:left w:val="none" w:sz="0" w:space="0" w:color="000000"/>
-              <w:right w:val="none" w:sz="0" w:space="0" w:color="000000"/>
-            </w:tcBorders>
-            <w:shd w:val="clear" w:color="auto" w:fill="FFFFFF"/>
-            <w:tcMar>
-              <w:top w:w="0" w:type="dxa"/>
-              <w:bottom w:w="0" w:type="dxa"/>
-              <w:left w:w="0" w:type="dxa"/>
-              <w:right w:w="0" w:type="dxa"/>
-            </w:tcMar>
-            <w:vAlign w:val="top"/>
-          </w:tcPr>
-          <w:p>
-            <w:pPr>
-              <w:jc w:val="center"/>
-              <w:pBdr>
-                <w:bottom w:val="none" w:sz="0" w:space="0" w:color="000000"/>
-                <w:top w:val="none" w:sz="0" w:space="0" w:color="000000"/>
-                <w:left w:val="none" w:sz="0" w:space="0" w:color="000000"/>
-                <w:right w:val="none" w:sz="0" w:space="0" w:color="000000"/>
-              </w:pBdr>
-              <w:spacing w:after="100" w:before="100" w:line="240"/>
-              <w:ind w:left="100" w:right="100" w:firstLine="0" w:firstLineChars="0"/>
-              <w:rPr>
-                <w:rFonts w:ascii="Arial" w:hAnsi="Arial" w:eastAsia="Arial" w:cs="Arial"/>
-                <w:i w:val="false"/>
-                <w:b w:val="false"/>
-                <w:u w:val="none"/>
-                <w:strike w:val="false"/>
-                <w:sz w:val="22"/>
-                <w:szCs w:val="22"/>
-                <w:color w:val="000000"/>
-              </w:rPr>
-            </w:pPr>
-            <w:r>
-              <w:rPr>
-                <w:rFonts w:ascii="Arial" w:hAnsi="Arial" w:eastAsia="Arial" w:cs="Arial"/>
-                <w:i w:val="false"/>
-                <w:b w:val="false"/>
-                <w:u w:val="none"/>
-                <w:strike w:val="false"/>
-                <w:sz w:val="22"/>
-                <w:szCs w:val="22"/>
-                <w:color w:val="000000"/>
-              </w:rPr>
-              <w:t xml:space="preserve">0</w:t>
+              <w:t xml:space="preserve">59</w:t>
+            </w:r>
+          </w:p>
+        </w:tc>
+        <w:tc>
+          <w:tcPr>
+            <w:tcBorders>
+              <w:bottom w:val="none" w:sz="0" w:space="0" w:color="000000"/>
+              <w:top w:val="none" w:sz="0" w:space="0" w:color="000000"/>
+              <w:left w:val="none" w:sz="0" w:space="0" w:color="000000"/>
+              <w:right w:val="none" w:sz="0" w:space="0" w:color="000000"/>
+            </w:tcBorders>
+            <w:shd w:val="clear" w:color="auto" w:fill="FFFFFF"/>
+            <w:tcMar>
+              <w:top w:w="0" w:type="dxa"/>
+              <w:bottom w:w="0" w:type="dxa"/>
+              <w:left w:w="0" w:type="dxa"/>
+              <w:right w:w="0" w:type="dxa"/>
+            </w:tcMar>
+            <w:vAlign w:val="top"/>
+          </w:tcPr>
+          <w:p>
+            <w:pPr>
+              <w:jc w:val="center"/>
+              <w:pBdr>
+                <w:bottom w:val="none" w:sz="0" w:space="0" w:color="000000"/>
+                <w:top w:val="none" w:sz="0" w:space="0" w:color="000000"/>
+                <w:left w:val="none" w:sz="0" w:space="0" w:color="000000"/>
+                <w:right w:val="none" w:sz="0" w:space="0" w:color="000000"/>
+              </w:pBdr>
+              <w:spacing w:after="100" w:before="100" w:line="240"/>
+              <w:ind w:left="100" w:right="100" w:firstLine="0" w:firstLineChars="0"/>
+              <w:rPr>
+                <w:rFonts w:ascii="Arial" w:hAnsi="Arial" w:eastAsia="Arial" w:cs="Arial"/>
+                <w:i w:val="false"/>
+                <w:b w:val="false"/>
+                <w:u w:val="none"/>
+                <w:strike w:val="false"/>
+                <w:sz w:val="22"/>
+                <w:szCs w:val="22"/>
+                <w:color w:val="000000"/>
+              </w:rPr>
+            </w:pPr>
+            <w:r>
+              <w:rPr>
+                <w:rFonts w:ascii="Arial" w:hAnsi="Arial" w:eastAsia="Arial" w:cs="Arial"/>
+                <w:i w:val="false"/>
+                <w:b w:val="false"/>
+                <w:u w:val="none"/>
+                <w:strike w:val="false"/>
+                <w:sz w:val="22"/>
+                <w:szCs w:val="22"/>
+                <w:color w:val="000000"/>
+              </w:rPr>
+              <w:t xml:space="preserve">4</w:t>
             </w:r>
           </w:p>
         </w:tc>
@@ -2400,7 +2400,7 @@
                 <w:szCs w:val="22"/>
                 <w:color w:val="000000"/>
               </w:rPr>
-              <w:t xml:space="preserve">0.6</w:t>
+              <w:t xml:space="preserve">0.093</w:t>
             </w:r>
           </w:p>
         </w:tc>
@@ -2568,61 +2568,61 @@
                 <w:szCs w:val="22"/>
                 <w:color w:val="000000"/>
               </w:rPr>
-              <w:t xml:space="preserve">731 (34%)</w:t>
-            </w:r>
-          </w:p>
-        </w:tc>
-        <w:tc>
-          <w:tcPr>
-            <w:tcBorders>
-              <w:bottom w:val="none" w:sz="0" w:space="0" w:color="000000"/>
-              <w:top w:val="none" w:sz="0" w:space="0" w:color="000000"/>
-              <w:left w:val="none" w:sz="0" w:space="0" w:color="000000"/>
-              <w:right w:val="none" w:sz="0" w:space="0" w:color="000000"/>
-            </w:tcBorders>
-            <w:shd w:val="clear" w:color="auto" w:fill="FFFFFF"/>
-            <w:tcMar>
-              <w:top w:w="0" w:type="dxa"/>
-              <w:bottom w:w="0" w:type="dxa"/>
-              <w:left w:w="0" w:type="dxa"/>
-              <w:right w:w="0" w:type="dxa"/>
-            </w:tcMar>
-            <w:vAlign w:val="top"/>
-          </w:tcPr>
-          <w:p>
-            <w:pPr>
-              <w:jc w:val="center"/>
-              <w:pBdr>
-                <w:bottom w:val="none" w:sz="0" w:space="0" w:color="000000"/>
-                <w:top w:val="none" w:sz="0" w:space="0" w:color="000000"/>
-                <w:left w:val="none" w:sz="0" w:space="0" w:color="000000"/>
-                <w:right w:val="none" w:sz="0" w:space="0" w:color="000000"/>
-              </w:pBdr>
-              <w:spacing w:after="100" w:before="100" w:line="240"/>
-              <w:ind w:left="100" w:right="100" w:firstLine="0" w:firstLineChars="0"/>
-              <w:rPr>
-                <w:rFonts w:ascii="Arial" w:hAnsi="Arial" w:eastAsia="Arial" w:cs="Arial"/>
-                <w:i w:val="false"/>
-                <w:b w:val="false"/>
-                <w:u w:val="none"/>
-                <w:strike w:val="false"/>
-                <w:sz w:val="22"/>
-                <w:szCs w:val="22"/>
-                <w:color w:val="000000"/>
-              </w:rPr>
-            </w:pPr>
-            <w:r>
-              <w:rPr>
-                <w:rFonts w:ascii="Arial" w:hAnsi="Arial" w:eastAsia="Arial" w:cs="Arial"/>
-                <w:i w:val="false"/>
-                <w:b w:val="false"/>
-                <w:u w:val="none"/>
-                <w:strike w:val="false"/>
-                <w:sz w:val="22"/>
-                <w:szCs w:val="22"/>
-                <w:color w:val="000000"/>
-              </w:rPr>
-              <w:t xml:space="preserve">7 (24%)</w:t>
+              <w:t xml:space="preserve">653 (34%)</w:t>
+            </w:r>
+          </w:p>
+        </w:tc>
+        <w:tc>
+          <w:tcPr>
+            <w:tcBorders>
+              <w:bottom w:val="none" w:sz="0" w:space="0" w:color="000000"/>
+              <w:top w:val="none" w:sz="0" w:space="0" w:color="000000"/>
+              <w:left w:val="none" w:sz="0" w:space="0" w:color="000000"/>
+              <w:right w:val="none" w:sz="0" w:space="0" w:color="000000"/>
+            </w:tcBorders>
+            <w:shd w:val="clear" w:color="auto" w:fill="FFFFFF"/>
+            <w:tcMar>
+              <w:top w:w="0" w:type="dxa"/>
+              <w:bottom w:w="0" w:type="dxa"/>
+              <w:left w:w="0" w:type="dxa"/>
+              <w:right w:w="0" w:type="dxa"/>
+            </w:tcMar>
+            <w:vAlign w:val="top"/>
+          </w:tcPr>
+          <w:p>
+            <w:pPr>
+              <w:jc w:val="center"/>
+              <w:pBdr>
+                <w:bottom w:val="none" w:sz="0" w:space="0" w:color="000000"/>
+                <w:top w:val="none" w:sz="0" w:space="0" w:color="000000"/>
+                <w:left w:val="none" w:sz="0" w:space="0" w:color="000000"/>
+                <w:right w:val="none" w:sz="0" w:space="0" w:color="000000"/>
+              </w:pBdr>
+              <w:spacing w:after="100" w:before="100" w:line="240"/>
+              <w:ind w:left="100" w:right="100" w:firstLine="0" w:firstLineChars="0"/>
+              <w:rPr>
+                <w:rFonts w:ascii="Arial" w:hAnsi="Arial" w:eastAsia="Arial" w:cs="Arial"/>
+                <w:i w:val="false"/>
+                <w:b w:val="false"/>
+                <w:u w:val="none"/>
+                <w:strike w:val="false"/>
+                <w:sz w:val="22"/>
+                <w:szCs w:val="22"/>
+                <w:color w:val="000000"/>
+              </w:rPr>
+            </w:pPr>
+            <w:r>
+              <w:rPr>
+                <w:rFonts w:ascii="Arial" w:hAnsi="Arial" w:eastAsia="Arial" w:cs="Arial"/>
+                <w:i w:val="false"/>
+                <w:b w:val="false"/>
+                <w:u w:val="none"/>
+                <w:strike w:val="false"/>
+                <w:sz w:val="22"/>
+                <w:szCs w:val="22"/>
+                <w:color w:val="000000"/>
+              </w:rPr>
+              <w:t xml:space="preserve">85 (33%)</w:t>
             </w:r>
           </w:p>
         </w:tc>
@@ -2844,61 +2844,61 @@
                 <w:szCs w:val="22"/>
                 <w:color w:val="000000"/>
               </w:rPr>
-              <w:t xml:space="preserve">468 (22%)</w:t>
-            </w:r>
-          </w:p>
-        </w:tc>
-        <w:tc>
-          <w:tcPr>
-            <w:tcBorders>
-              <w:bottom w:val="none" w:sz="0" w:space="0" w:color="000000"/>
-              <w:top w:val="none" w:sz="0" w:space="0" w:color="000000"/>
-              <w:left w:val="none" w:sz="0" w:space="0" w:color="000000"/>
-              <w:right w:val="none" w:sz="0" w:space="0" w:color="000000"/>
-            </w:tcBorders>
-            <w:shd w:val="clear" w:color="auto" w:fill="FFFFFF"/>
-            <w:tcMar>
-              <w:top w:w="0" w:type="dxa"/>
-              <w:bottom w:w="0" w:type="dxa"/>
-              <w:left w:w="0" w:type="dxa"/>
-              <w:right w:w="0" w:type="dxa"/>
-            </w:tcMar>
-            <w:vAlign w:val="top"/>
-          </w:tcPr>
-          <w:p>
-            <w:pPr>
-              <w:jc w:val="center"/>
-              <w:pBdr>
-                <w:bottom w:val="none" w:sz="0" w:space="0" w:color="000000"/>
-                <w:top w:val="none" w:sz="0" w:space="0" w:color="000000"/>
-                <w:left w:val="none" w:sz="0" w:space="0" w:color="000000"/>
-                <w:right w:val="none" w:sz="0" w:space="0" w:color="000000"/>
-              </w:pBdr>
-              <w:spacing w:after="100" w:before="100" w:line="240"/>
-              <w:ind w:left="100" w:right="100" w:firstLine="0" w:firstLineChars="0"/>
-              <w:rPr>
-                <w:rFonts w:ascii="Arial" w:hAnsi="Arial" w:eastAsia="Arial" w:cs="Arial"/>
-                <w:i w:val="false"/>
-                <w:b w:val="false"/>
-                <w:u w:val="none"/>
-                <w:strike w:val="false"/>
-                <w:sz w:val="22"/>
-                <w:szCs w:val="22"/>
-                <w:color w:val="000000"/>
-              </w:rPr>
-            </w:pPr>
-            <w:r>
-              <w:rPr>
-                <w:rFonts w:ascii="Arial" w:hAnsi="Arial" w:eastAsia="Arial" w:cs="Arial"/>
-                <w:i w:val="false"/>
-                <w:b w:val="false"/>
-                <w:u w:val="none"/>
-                <w:strike w:val="false"/>
-                <w:sz w:val="22"/>
-                <w:szCs w:val="22"/>
-                <w:color w:val="000000"/>
-              </w:rPr>
-              <w:t xml:space="preserve">9 (31%)</w:t>
+              <w:t xml:space="preserve">410 (21%)</w:t>
+            </w:r>
+          </w:p>
+        </w:tc>
+        <w:tc>
+          <w:tcPr>
+            <w:tcBorders>
+              <w:bottom w:val="none" w:sz="0" w:space="0" w:color="000000"/>
+              <w:top w:val="none" w:sz="0" w:space="0" w:color="000000"/>
+              <w:left w:val="none" w:sz="0" w:space="0" w:color="000000"/>
+              <w:right w:val="none" w:sz="0" w:space="0" w:color="000000"/>
+            </w:tcBorders>
+            <w:shd w:val="clear" w:color="auto" w:fill="FFFFFF"/>
+            <w:tcMar>
+              <w:top w:w="0" w:type="dxa"/>
+              <w:bottom w:w="0" w:type="dxa"/>
+              <w:left w:w="0" w:type="dxa"/>
+              <w:right w:w="0" w:type="dxa"/>
+            </w:tcMar>
+            <w:vAlign w:val="top"/>
+          </w:tcPr>
+          <w:p>
+            <w:pPr>
+              <w:jc w:val="center"/>
+              <w:pBdr>
+                <w:bottom w:val="none" w:sz="0" w:space="0" w:color="000000"/>
+                <w:top w:val="none" w:sz="0" w:space="0" w:color="000000"/>
+                <w:left w:val="none" w:sz="0" w:space="0" w:color="000000"/>
+                <w:right w:val="none" w:sz="0" w:space="0" w:color="000000"/>
+              </w:pBdr>
+              <w:spacing w:after="100" w:before="100" w:line="240"/>
+              <w:ind w:left="100" w:right="100" w:firstLine="0" w:firstLineChars="0"/>
+              <w:rPr>
+                <w:rFonts w:ascii="Arial" w:hAnsi="Arial" w:eastAsia="Arial" w:cs="Arial"/>
+                <w:i w:val="false"/>
+                <w:b w:val="false"/>
+                <w:u w:val="none"/>
+                <w:strike w:val="false"/>
+                <w:sz w:val="22"/>
+                <w:szCs w:val="22"/>
+                <w:color w:val="000000"/>
+              </w:rPr>
+            </w:pPr>
+            <w:r>
+              <w:rPr>
+                <w:rFonts w:ascii="Arial" w:hAnsi="Arial" w:eastAsia="Arial" w:cs="Arial"/>
+                <w:i w:val="false"/>
+                <w:b w:val="false"/>
+                <w:u w:val="none"/>
+                <w:strike w:val="false"/>
+                <w:sz w:val="22"/>
+                <w:szCs w:val="22"/>
+                <w:color w:val="000000"/>
+              </w:rPr>
+              <w:t xml:space="preserve">67 (26%)</w:t>
             </w:r>
           </w:p>
         </w:tc>
@@ -3120,61 +3120,61 @@
                 <w:szCs w:val="22"/>
                 <w:color w:val="000000"/>
               </w:rPr>
-              <w:t xml:space="preserve">783 (36%)</w:t>
-            </w:r>
-          </w:p>
-        </w:tc>
-        <w:tc>
-          <w:tcPr>
-            <w:tcBorders>
-              <w:bottom w:val="none" w:sz="0" w:space="0" w:color="000000"/>
-              <w:top w:val="none" w:sz="0" w:space="0" w:color="000000"/>
-              <w:left w:val="none" w:sz="0" w:space="0" w:color="000000"/>
-              <w:right w:val="none" w:sz="0" w:space="0" w:color="000000"/>
-            </w:tcBorders>
-            <w:shd w:val="clear" w:color="auto" w:fill="FFFFFF"/>
-            <w:tcMar>
-              <w:top w:w="0" w:type="dxa"/>
-              <w:bottom w:w="0" w:type="dxa"/>
-              <w:left w:w="0" w:type="dxa"/>
-              <w:right w:w="0" w:type="dxa"/>
-            </w:tcMar>
-            <w:vAlign w:val="top"/>
-          </w:tcPr>
-          <w:p>
-            <w:pPr>
-              <w:jc w:val="center"/>
-              <w:pBdr>
-                <w:bottom w:val="none" w:sz="0" w:space="0" w:color="000000"/>
-                <w:top w:val="none" w:sz="0" w:space="0" w:color="000000"/>
-                <w:left w:val="none" w:sz="0" w:space="0" w:color="000000"/>
-                <w:right w:val="none" w:sz="0" w:space="0" w:color="000000"/>
-              </w:pBdr>
-              <w:spacing w:after="100" w:before="100" w:line="240"/>
-              <w:ind w:left="100" w:right="100" w:firstLine="0" w:firstLineChars="0"/>
-              <w:rPr>
-                <w:rFonts w:ascii="Arial" w:hAnsi="Arial" w:eastAsia="Arial" w:cs="Arial"/>
-                <w:i w:val="false"/>
-                <w:b w:val="false"/>
-                <w:u w:val="none"/>
-                <w:strike w:val="false"/>
-                <w:sz w:val="22"/>
-                <w:szCs w:val="22"/>
-                <w:color w:val="000000"/>
-              </w:rPr>
-            </w:pPr>
-            <w:r>
-              <w:rPr>
-                <w:rFonts w:ascii="Arial" w:hAnsi="Arial" w:eastAsia="Arial" w:cs="Arial"/>
-                <w:i w:val="false"/>
-                <w:b w:val="false"/>
-                <w:u w:val="none"/>
-                <w:strike w:val="false"/>
-                <w:sz w:val="22"/>
-                <w:szCs w:val="22"/>
-                <w:color w:val="000000"/>
-              </w:rPr>
-              <w:t xml:space="preserve">11 (38%)</w:t>
+              <w:t xml:space="preserve">716 (37%)</w:t>
+            </w:r>
+          </w:p>
+        </w:tc>
+        <w:tc>
+          <w:tcPr>
+            <w:tcBorders>
+              <w:bottom w:val="none" w:sz="0" w:space="0" w:color="000000"/>
+              <w:top w:val="none" w:sz="0" w:space="0" w:color="000000"/>
+              <w:left w:val="none" w:sz="0" w:space="0" w:color="000000"/>
+              <w:right w:val="none" w:sz="0" w:space="0" w:color="000000"/>
+            </w:tcBorders>
+            <w:shd w:val="clear" w:color="auto" w:fill="FFFFFF"/>
+            <w:tcMar>
+              <w:top w:w="0" w:type="dxa"/>
+              <w:bottom w:w="0" w:type="dxa"/>
+              <w:left w:w="0" w:type="dxa"/>
+              <w:right w:w="0" w:type="dxa"/>
+            </w:tcMar>
+            <w:vAlign w:val="top"/>
+          </w:tcPr>
+          <w:p>
+            <w:pPr>
+              <w:jc w:val="center"/>
+              <w:pBdr>
+                <w:bottom w:val="none" w:sz="0" w:space="0" w:color="000000"/>
+                <w:top w:val="none" w:sz="0" w:space="0" w:color="000000"/>
+                <w:left w:val="none" w:sz="0" w:space="0" w:color="000000"/>
+                <w:right w:val="none" w:sz="0" w:space="0" w:color="000000"/>
+              </w:pBdr>
+              <w:spacing w:after="100" w:before="100" w:line="240"/>
+              <w:ind w:left="100" w:right="100" w:firstLine="0" w:firstLineChars="0"/>
+              <w:rPr>
+                <w:rFonts w:ascii="Arial" w:hAnsi="Arial" w:eastAsia="Arial" w:cs="Arial"/>
+                <w:i w:val="false"/>
+                <w:b w:val="false"/>
+                <w:u w:val="none"/>
+                <w:strike w:val="false"/>
+                <w:sz w:val="22"/>
+                <w:szCs w:val="22"/>
+                <w:color w:val="000000"/>
+              </w:rPr>
+            </w:pPr>
+            <w:r>
+              <w:rPr>
+                <w:rFonts w:ascii="Arial" w:hAnsi="Arial" w:eastAsia="Arial" w:cs="Arial"/>
+                <w:i w:val="false"/>
+                <w:b w:val="false"/>
+                <w:u w:val="none"/>
+                <w:strike w:val="false"/>
+                <w:sz w:val="22"/>
+                <w:szCs w:val="22"/>
+                <w:color w:val="000000"/>
+              </w:rPr>
+              <w:t xml:space="preserve">78 (30%)</w:t>
             </w:r>
           </w:p>
         </w:tc>
@@ -3672,61 +3672,61 @@
                 <w:szCs w:val="22"/>
                 <w:color w:val="000000"/>
               </w:rPr>
-              <w:t xml:space="preserve">10 (0.5%)</w:t>
-            </w:r>
-          </w:p>
-        </w:tc>
-        <w:tc>
-          <w:tcPr>
-            <w:tcBorders>
-              <w:bottom w:val="none" w:sz="0" w:space="0" w:color="000000"/>
-              <w:top w:val="none" w:sz="0" w:space="0" w:color="000000"/>
-              <w:left w:val="none" w:sz="0" w:space="0" w:color="000000"/>
-              <w:right w:val="none" w:sz="0" w:space="0" w:color="000000"/>
-            </w:tcBorders>
-            <w:shd w:val="clear" w:color="auto" w:fill="FFFFFF"/>
-            <w:tcMar>
-              <w:top w:w="0" w:type="dxa"/>
-              <w:bottom w:w="0" w:type="dxa"/>
-              <w:left w:w="0" w:type="dxa"/>
-              <w:right w:w="0" w:type="dxa"/>
-            </w:tcMar>
-            <w:vAlign w:val="top"/>
-          </w:tcPr>
-          <w:p>
-            <w:pPr>
-              <w:jc w:val="center"/>
-              <w:pBdr>
-                <w:bottom w:val="none" w:sz="0" w:space="0" w:color="000000"/>
-                <w:top w:val="none" w:sz="0" w:space="0" w:color="000000"/>
-                <w:left w:val="none" w:sz="0" w:space="0" w:color="000000"/>
-                <w:right w:val="none" w:sz="0" w:space="0" w:color="000000"/>
-              </w:pBdr>
-              <w:spacing w:after="100" w:before="100" w:line="240"/>
-              <w:ind w:left="100" w:right="100" w:firstLine="0" w:firstLineChars="0"/>
-              <w:rPr>
-                <w:rFonts w:ascii="Arial" w:hAnsi="Arial" w:eastAsia="Arial" w:cs="Arial"/>
-                <w:i w:val="false"/>
-                <w:b w:val="false"/>
-                <w:u w:val="none"/>
-                <w:strike w:val="false"/>
-                <w:sz w:val="22"/>
-                <w:szCs w:val="22"/>
-                <w:color w:val="000000"/>
-              </w:rPr>
-            </w:pPr>
-            <w:r>
-              <w:rPr>
-                <w:rFonts w:ascii="Arial" w:hAnsi="Arial" w:eastAsia="Arial" w:cs="Arial"/>
-                <w:i w:val="false"/>
-                <w:b w:val="false"/>
-                <w:u w:val="none"/>
-                <w:strike w:val="false"/>
-                <w:sz w:val="22"/>
-                <w:szCs w:val="22"/>
-                <w:color w:val="000000"/>
-              </w:rPr>
-              <w:t xml:space="preserve">0 (0%)</w:t>
+              <w:t xml:space="preserve">9 (0.5%)</w:t>
+            </w:r>
+          </w:p>
+        </w:tc>
+        <w:tc>
+          <w:tcPr>
+            <w:tcBorders>
+              <w:bottom w:val="none" w:sz="0" w:space="0" w:color="000000"/>
+              <w:top w:val="none" w:sz="0" w:space="0" w:color="000000"/>
+              <w:left w:val="none" w:sz="0" w:space="0" w:color="000000"/>
+              <w:right w:val="none" w:sz="0" w:space="0" w:color="000000"/>
+            </w:tcBorders>
+            <w:shd w:val="clear" w:color="auto" w:fill="FFFFFF"/>
+            <w:tcMar>
+              <w:top w:w="0" w:type="dxa"/>
+              <w:bottom w:w="0" w:type="dxa"/>
+              <w:left w:w="0" w:type="dxa"/>
+              <w:right w:w="0" w:type="dxa"/>
+            </w:tcMar>
+            <w:vAlign w:val="top"/>
+          </w:tcPr>
+          <w:p>
+            <w:pPr>
+              <w:jc w:val="center"/>
+              <w:pBdr>
+                <w:bottom w:val="none" w:sz="0" w:space="0" w:color="000000"/>
+                <w:top w:val="none" w:sz="0" w:space="0" w:color="000000"/>
+                <w:left w:val="none" w:sz="0" w:space="0" w:color="000000"/>
+                <w:right w:val="none" w:sz="0" w:space="0" w:color="000000"/>
+              </w:pBdr>
+              <w:spacing w:after="100" w:before="100" w:line="240"/>
+              <w:ind w:left="100" w:right="100" w:firstLine="0" w:firstLineChars="0"/>
+              <w:rPr>
+                <w:rFonts w:ascii="Arial" w:hAnsi="Arial" w:eastAsia="Arial" w:cs="Arial"/>
+                <w:i w:val="false"/>
+                <w:b w:val="false"/>
+                <w:u w:val="none"/>
+                <w:strike w:val="false"/>
+                <w:sz w:val="22"/>
+                <w:szCs w:val="22"/>
+                <w:color w:val="000000"/>
+              </w:rPr>
+            </w:pPr>
+            <w:r>
+              <w:rPr>
+                <w:rFonts w:ascii="Arial" w:hAnsi="Arial" w:eastAsia="Arial" w:cs="Arial"/>
+                <w:i w:val="false"/>
+                <w:b w:val="false"/>
+                <w:u w:val="none"/>
+                <w:strike w:val="false"/>
+                <w:sz w:val="22"/>
+                <w:szCs w:val="22"/>
+                <w:color w:val="000000"/>
+              </w:rPr>
+              <w:t xml:space="preserve">1 (0.4%)</w:t>
             </w:r>
           </w:p>
         </w:tc>
@@ -3948,61 +3948,61 @@
                 <w:szCs w:val="22"/>
                 <w:color w:val="000000"/>
               </w:rPr>
-              <w:t xml:space="preserve">63 (2.9%)</w:t>
-            </w:r>
-          </w:p>
-        </w:tc>
-        <w:tc>
-          <w:tcPr>
-            <w:tcBorders>
-              <w:bottom w:val="none" w:sz="0" w:space="0" w:color="000000"/>
-              <w:top w:val="none" w:sz="0" w:space="0" w:color="000000"/>
-              <w:left w:val="none" w:sz="0" w:space="0" w:color="000000"/>
-              <w:right w:val="none" w:sz="0" w:space="0" w:color="000000"/>
-            </w:tcBorders>
-            <w:shd w:val="clear" w:color="auto" w:fill="FFFFFF"/>
-            <w:tcMar>
-              <w:top w:w="0" w:type="dxa"/>
-              <w:bottom w:w="0" w:type="dxa"/>
-              <w:left w:w="0" w:type="dxa"/>
-              <w:right w:w="0" w:type="dxa"/>
-            </w:tcMar>
-            <w:vAlign w:val="top"/>
-          </w:tcPr>
-          <w:p>
-            <w:pPr>
-              <w:jc w:val="center"/>
-              <w:pBdr>
-                <w:bottom w:val="none" w:sz="0" w:space="0" w:color="000000"/>
-                <w:top w:val="none" w:sz="0" w:space="0" w:color="000000"/>
-                <w:left w:val="none" w:sz="0" w:space="0" w:color="000000"/>
-                <w:right w:val="none" w:sz="0" w:space="0" w:color="000000"/>
-              </w:pBdr>
-              <w:spacing w:after="100" w:before="100" w:line="240"/>
-              <w:ind w:left="100" w:right="100" w:firstLine="0" w:firstLineChars="0"/>
-              <w:rPr>
-                <w:rFonts w:ascii="Arial" w:hAnsi="Arial" w:eastAsia="Arial" w:cs="Arial"/>
-                <w:i w:val="false"/>
-                <w:b w:val="false"/>
-                <w:u w:val="none"/>
-                <w:strike w:val="false"/>
-                <w:sz w:val="22"/>
-                <w:szCs w:val="22"/>
-                <w:color w:val="000000"/>
-              </w:rPr>
-            </w:pPr>
-            <w:r>
-              <w:rPr>
-                <w:rFonts w:ascii="Arial" w:hAnsi="Arial" w:eastAsia="Arial" w:cs="Arial"/>
-                <w:i w:val="false"/>
-                <w:b w:val="false"/>
-                <w:u w:val="none"/>
-                <w:strike w:val="false"/>
-                <w:sz w:val="22"/>
-                <w:szCs w:val="22"/>
-                <w:color w:val="000000"/>
-              </w:rPr>
-              <w:t xml:space="preserve">0 (0%)</w:t>
+              <w:t xml:space="preserve">53 (2.7%)</w:t>
+            </w:r>
+          </w:p>
+        </w:tc>
+        <w:tc>
+          <w:tcPr>
+            <w:tcBorders>
+              <w:bottom w:val="none" w:sz="0" w:space="0" w:color="000000"/>
+              <w:top w:val="none" w:sz="0" w:space="0" w:color="000000"/>
+              <w:left w:val="none" w:sz="0" w:space="0" w:color="000000"/>
+              <w:right w:val="none" w:sz="0" w:space="0" w:color="000000"/>
+            </w:tcBorders>
+            <w:shd w:val="clear" w:color="auto" w:fill="FFFFFF"/>
+            <w:tcMar>
+              <w:top w:w="0" w:type="dxa"/>
+              <w:bottom w:w="0" w:type="dxa"/>
+              <w:left w:w="0" w:type="dxa"/>
+              <w:right w:w="0" w:type="dxa"/>
+            </w:tcMar>
+            <w:vAlign w:val="top"/>
+          </w:tcPr>
+          <w:p>
+            <w:pPr>
+              <w:jc w:val="center"/>
+              <w:pBdr>
+                <w:bottom w:val="none" w:sz="0" w:space="0" w:color="000000"/>
+                <w:top w:val="none" w:sz="0" w:space="0" w:color="000000"/>
+                <w:left w:val="none" w:sz="0" w:space="0" w:color="000000"/>
+                <w:right w:val="none" w:sz="0" w:space="0" w:color="000000"/>
+              </w:pBdr>
+              <w:spacing w:after="100" w:before="100" w:line="240"/>
+              <w:ind w:left="100" w:right="100" w:firstLine="0" w:firstLineChars="0"/>
+              <w:rPr>
+                <w:rFonts w:ascii="Arial" w:hAnsi="Arial" w:eastAsia="Arial" w:cs="Arial"/>
+                <w:i w:val="false"/>
+                <w:b w:val="false"/>
+                <w:u w:val="none"/>
+                <w:strike w:val="false"/>
+                <w:sz w:val="22"/>
+                <w:szCs w:val="22"/>
+                <w:color w:val="000000"/>
+              </w:rPr>
+            </w:pPr>
+            <w:r>
+              <w:rPr>
+                <w:rFonts w:ascii="Arial" w:hAnsi="Arial" w:eastAsia="Arial" w:cs="Arial"/>
+                <w:i w:val="false"/>
+                <w:b w:val="false"/>
+                <w:u w:val="none"/>
+                <w:strike w:val="false"/>
+                <w:sz w:val="22"/>
+                <w:szCs w:val="22"/>
+                <w:color w:val="000000"/>
+              </w:rPr>
+              <w:t xml:space="preserve">10 (3.8%)</w:t>
             </w:r>
           </w:p>
         </w:tc>
@@ -4224,61 +4224,61 @@
                 <w:szCs w:val="22"/>
                 <w:color w:val="000000"/>
               </w:rPr>
-              <w:t xml:space="preserve">104 (4.8%)</w:t>
-            </w:r>
-          </w:p>
-        </w:tc>
-        <w:tc>
-          <w:tcPr>
-            <w:tcBorders>
-              <w:bottom w:val="none" w:sz="0" w:space="0" w:color="000000"/>
-              <w:top w:val="none" w:sz="0" w:space="0" w:color="000000"/>
-              <w:left w:val="none" w:sz="0" w:space="0" w:color="000000"/>
-              <w:right w:val="none" w:sz="0" w:space="0" w:color="000000"/>
-            </w:tcBorders>
-            <w:shd w:val="clear" w:color="auto" w:fill="FFFFFF"/>
-            <w:tcMar>
-              <w:top w:w="0" w:type="dxa"/>
-              <w:bottom w:w="0" w:type="dxa"/>
-              <w:left w:w="0" w:type="dxa"/>
-              <w:right w:w="0" w:type="dxa"/>
-            </w:tcMar>
-            <w:vAlign w:val="top"/>
-          </w:tcPr>
-          <w:p>
-            <w:pPr>
-              <w:jc w:val="center"/>
-              <w:pBdr>
-                <w:bottom w:val="none" w:sz="0" w:space="0" w:color="000000"/>
-                <w:top w:val="none" w:sz="0" w:space="0" w:color="000000"/>
-                <w:left w:val="none" w:sz="0" w:space="0" w:color="000000"/>
-                <w:right w:val="none" w:sz="0" w:space="0" w:color="000000"/>
-              </w:pBdr>
-              <w:spacing w:after="100" w:before="100" w:line="240"/>
-              <w:ind w:left="100" w:right="100" w:firstLine="0" w:firstLineChars="0"/>
-              <w:rPr>
-                <w:rFonts w:ascii="Arial" w:hAnsi="Arial" w:eastAsia="Arial" w:cs="Arial"/>
-                <w:i w:val="false"/>
-                <w:b w:val="false"/>
-                <w:u w:val="none"/>
-                <w:strike w:val="false"/>
-                <w:sz w:val="22"/>
-                <w:szCs w:val="22"/>
-                <w:color w:val="000000"/>
-              </w:rPr>
-            </w:pPr>
-            <w:r>
-              <w:rPr>
-                <w:rFonts w:ascii="Arial" w:hAnsi="Arial" w:eastAsia="Arial" w:cs="Arial"/>
-                <w:i w:val="false"/>
-                <w:b w:val="false"/>
-                <w:u w:val="none"/>
-                <w:strike w:val="false"/>
-                <w:sz w:val="22"/>
-                <w:szCs w:val="22"/>
-                <w:color w:val="000000"/>
-              </w:rPr>
-              <w:t xml:space="preserve">2 (6.9%)</w:t>
+              <w:t xml:space="preserve">87 (4.5%)</w:t>
+            </w:r>
+          </w:p>
+        </w:tc>
+        <w:tc>
+          <w:tcPr>
+            <w:tcBorders>
+              <w:bottom w:val="none" w:sz="0" w:space="0" w:color="000000"/>
+              <w:top w:val="none" w:sz="0" w:space="0" w:color="000000"/>
+              <w:left w:val="none" w:sz="0" w:space="0" w:color="000000"/>
+              <w:right w:val="none" w:sz="0" w:space="0" w:color="000000"/>
+            </w:tcBorders>
+            <w:shd w:val="clear" w:color="auto" w:fill="FFFFFF"/>
+            <w:tcMar>
+              <w:top w:w="0" w:type="dxa"/>
+              <w:bottom w:w="0" w:type="dxa"/>
+              <w:left w:w="0" w:type="dxa"/>
+              <w:right w:w="0" w:type="dxa"/>
+            </w:tcMar>
+            <w:vAlign w:val="top"/>
+          </w:tcPr>
+          <w:p>
+            <w:pPr>
+              <w:jc w:val="center"/>
+              <w:pBdr>
+                <w:bottom w:val="none" w:sz="0" w:space="0" w:color="000000"/>
+                <w:top w:val="none" w:sz="0" w:space="0" w:color="000000"/>
+                <w:left w:val="none" w:sz="0" w:space="0" w:color="000000"/>
+                <w:right w:val="none" w:sz="0" w:space="0" w:color="000000"/>
+              </w:pBdr>
+              <w:spacing w:after="100" w:before="100" w:line="240"/>
+              <w:ind w:left="100" w:right="100" w:firstLine="0" w:firstLineChars="0"/>
+              <w:rPr>
+                <w:rFonts w:ascii="Arial" w:hAnsi="Arial" w:eastAsia="Arial" w:cs="Arial"/>
+                <w:i w:val="false"/>
+                <w:b w:val="false"/>
+                <w:u w:val="none"/>
+                <w:strike w:val="false"/>
+                <w:sz w:val="22"/>
+                <w:szCs w:val="22"/>
+                <w:color w:val="000000"/>
+              </w:rPr>
+            </w:pPr>
+            <w:r>
+              <w:rPr>
+                <w:rFonts w:ascii="Arial" w:hAnsi="Arial" w:eastAsia="Arial" w:cs="Arial"/>
+                <w:i w:val="false"/>
+                <w:b w:val="false"/>
+                <w:u w:val="none"/>
+                <w:strike w:val="false"/>
+                <w:sz w:val="22"/>
+                <w:szCs w:val="22"/>
+                <w:color w:val="000000"/>
+              </w:rPr>
+              <w:t xml:space="preserve">19 (7.3%)</w:t>
             </w:r>
           </w:p>
         </w:tc>
@@ -4500,61 +4500,61 @@
                 <w:szCs w:val="22"/>
                 <w:color w:val="000000"/>
               </w:rPr>
-              <w:t xml:space="preserve">30</w:t>
-            </w:r>
-          </w:p>
-        </w:tc>
-        <w:tc>
-          <w:tcPr>
-            <w:tcBorders>
-              <w:bottom w:val="none" w:sz="0" w:space="0" w:color="000000"/>
-              <w:top w:val="none" w:sz="0" w:space="0" w:color="000000"/>
-              <w:left w:val="none" w:sz="0" w:space="0" w:color="000000"/>
-              <w:right w:val="none" w:sz="0" w:space="0" w:color="000000"/>
-            </w:tcBorders>
-            <w:shd w:val="clear" w:color="auto" w:fill="FFFFFF"/>
-            <w:tcMar>
-              <w:top w:w="0" w:type="dxa"/>
-              <w:bottom w:w="0" w:type="dxa"/>
-              <w:left w:w="0" w:type="dxa"/>
-              <w:right w:w="0" w:type="dxa"/>
-            </w:tcMar>
-            <w:vAlign w:val="top"/>
-          </w:tcPr>
-          <w:p>
-            <w:pPr>
-              <w:jc w:val="center"/>
-              <w:pBdr>
-                <w:bottom w:val="none" w:sz="0" w:space="0" w:color="000000"/>
-                <w:top w:val="none" w:sz="0" w:space="0" w:color="000000"/>
-                <w:left w:val="none" w:sz="0" w:space="0" w:color="000000"/>
-                <w:right w:val="none" w:sz="0" w:space="0" w:color="000000"/>
-              </w:pBdr>
-              <w:spacing w:after="100" w:before="100" w:line="240"/>
-              <w:ind w:left="100" w:right="100" w:firstLine="0" w:firstLineChars="0"/>
-              <w:rPr>
-                <w:rFonts w:ascii="Arial" w:hAnsi="Arial" w:eastAsia="Arial" w:cs="Arial"/>
-                <w:i w:val="false"/>
-                <w:b w:val="false"/>
-                <w:u w:val="none"/>
-                <w:strike w:val="false"/>
-                <w:sz w:val="22"/>
-                <w:szCs w:val="22"/>
-                <w:color w:val="000000"/>
-              </w:rPr>
-            </w:pPr>
-            <w:r>
-              <w:rPr>
-                <w:rFonts w:ascii="Arial" w:hAnsi="Arial" w:eastAsia="Arial" w:cs="Arial"/>
-                <w:i w:val="false"/>
-                <w:b w:val="false"/>
-                <w:u w:val="none"/>
-                <w:strike w:val="false"/>
-                <w:sz w:val="22"/>
-                <w:szCs w:val="22"/>
-                <w:color w:val="000000"/>
-              </w:rPr>
-              <w:t xml:space="preserve">0</w:t>
+              <w:t xml:space="preserve">24</w:t>
+            </w:r>
+          </w:p>
+        </w:tc>
+        <w:tc>
+          <w:tcPr>
+            <w:tcBorders>
+              <w:bottom w:val="none" w:sz="0" w:space="0" w:color="000000"/>
+              <w:top w:val="none" w:sz="0" w:space="0" w:color="000000"/>
+              <w:left w:val="none" w:sz="0" w:space="0" w:color="000000"/>
+              <w:right w:val="none" w:sz="0" w:space="0" w:color="000000"/>
+            </w:tcBorders>
+            <w:shd w:val="clear" w:color="auto" w:fill="FFFFFF"/>
+            <w:tcMar>
+              <w:top w:w="0" w:type="dxa"/>
+              <w:bottom w:w="0" w:type="dxa"/>
+              <w:left w:w="0" w:type="dxa"/>
+              <w:right w:w="0" w:type="dxa"/>
+            </w:tcMar>
+            <w:vAlign w:val="top"/>
+          </w:tcPr>
+          <w:p>
+            <w:pPr>
+              <w:jc w:val="center"/>
+              <w:pBdr>
+                <w:bottom w:val="none" w:sz="0" w:space="0" w:color="000000"/>
+                <w:top w:val="none" w:sz="0" w:space="0" w:color="000000"/>
+                <w:left w:val="none" w:sz="0" w:space="0" w:color="000000"/>
+                <w:right w:val="none" w:sz="0" w:space="0" w:color="000000"/>
+              </w:pBdr>
+              <w:spacing w:after="100" w:before="100" w:line="240"/>
+              <w:ind w:left="100" w:right="100" w:firstLine="0" w:firstLineChars="0"/>
+              <w:rPr>
+                <w:rFonts w:ascii="Arial" w:hAnsi="Arial" w:eastAsia="Arial" w:cs="Arial"/>
+                <w:i w:val="false"/>
+                <w:b w:val="false"/>
+                <w:u w:val="none"/>
+                <w:strike w:val="false"/>
+                <w:sz w:val="22"/>
+                <w:szCs w:val="22"/>
+                <w:color w:val="000000"/>
+              </w:rPr>
+            </w:pPr>
+            <w:r>
+              <w:rPr>
+                <w:rFonts w:ascii="Arial" w:hAnsi="Arial" w:eastAsia="Arial" w:cs="Arial"/>
+                <w:i w:val="false"/>
+                <w:b w:val="false"/>
+                <w:u w:val="none"/>
+                <w:strike w:val="false"/>
+                <w:sz w:val="22"/>
+                <w:szCs w:val="22"/>
+                <w:color w:val="000000"/>
+              </w:rPr>
+              <w:t xml:space="preserve">6</w:t>
             </w:r>
           </w:p>
         </w:tc>
@@ -4884,7 +4884,7 @@
                 <w:szCs w:val="22"/>
                 <w:color w:val="000000"/>
               </w:rPr>
-              <w:t xml:space="preserve">0.6</w:t>
+              <w:t xml:space="preserve">0.4</w:t>
             </w:r>
           </w:p>
         </w:tc>
@@ -5052,61 +5052,61 @@
                 <w:szCs w:val="22"/>
                 <w:color w:val="000000"/>
               </w:rPr>
-              <w:t xml:space="preserve">1,416 (66%)</w:t>
-            </w:r>
-          </w:p>
-        </w:tc>
-        <w:tc>
-          <w:tcPr>
-            <w:tcBorders>
-              <w:bottom w:val="none" w:sz="0" w:space="0" w:color="000000"/>
-              <w:top w:val="none" w:sz="0" w:space="0" w:color="000000"/>
-              <w:left w:val="none" w:sz="0" w:space="0" w:color="000000"/>
-              <w:right w:val="none" w:sz="0" w:space="0" w:color="000000"/>
-            </w:tcBorders>
-            <w:shd w:val="clear" w:color="auto" w:fill="FFFFFF"/>
-            <w:tcMar>
-              <w:top w:w="0" w:type="dxa"/>
-              <w:bottom w:w="0" w:type="dxa"/>
-              <w:left w:w="0" w:type="dxa"/>
-              <w:right w:w="0" w:type="dxa"/>
-            </w:tcMar>
-            <w:vAlign w:val="top"/>
-          </w:tcPr>
-          <w:p>
-            <w:pPr>
-              <w:jc w:val="center"/>
-              <w:pBdr>
-                <w:bottom w:val="none" w:sz="0" w:space="0" w:color="000000"/>
-                <w:top w:val="none" w:sz="0" w:space="0" w:color="000000"/>
-                <w:left w:val="none" w:sz="0" w:space="0" w:color="000000"/>
-                <w:right w:val="none" w:sz="0" w:space="0" w:color="000000"/>
-              </w:pBdr>
-              <w:spacing w:after="100" w:before="100" w:line="240"/>
-              <w:ind w:left="100" w:right="100" w:firstLine="0" w:firstLineChars="0"/>
-              <w:rPr>
-                <w:rFonts w:ascii="Arial" w:hAnsi="Arial" w:eastAsia="Arial" w:cs="Arial"/>
-                <w:i w:val="false"/>
-                <w:b w:val="false"/>
-                <w:u w:val="none"/>
-                <w:strike w:val="false"/>
-                <w:sz w:val="22"/>
-                <w:szCs w:val="22"/>
-                <w:color w:val="000000"/>
-              </w:rPr>
-            </w:pPr>
-            <w:r>
-              <w:rPr>
-                <w:rFonts w:ascii="Arial" w:hAnsi="Arial" w:eastAsia="Arial" w:cs="Arial"/>
-                <w:i w:val="false"/>
-                <w:b w:val="false"/>
-                <w:u w:val="none"/>
-                <w:strike w:val="false"/>
-                <w:sz w:val="22"/>
-                <w:szCs w:val="22"/>
-                <w:color w:val="000000"/>
-              </w:rPr>
-              <w:t xml:space="preserve">21 (75%)</w:t>
+              <w:t xml:space="preserve">1,264 (66%)</w:t>
+            </w:r>
+          </w:p>
+        </w:tc>
+        <w:tc>
+          <w:tcPr>
+            <w:tcBorders>
+              <w:bottom w:val="none" w:sz="0" w:space="0" w:color="000000"/>
+              <w:top w:val="none" w:sz="0" w:space="0" w:color="000000"/>
+              <w:left w:val="none" w:sz="0" w:space="0" w:color="000000"/>
+              <w:right w:val="none" w:sz="0" w:space="0" w:color="000000"/>
+            </w:tcBorders>
+            <w:shd w:val="clear" w:color="auto" w:fill="FFFFFF"/>
+            <w:tcMar>
+              <w:top w:w="0" w:type="dxa"/>
+              <w:bottom w:w="0" w:type="dxa"/>
+              <w:left w:w="0" w:type="dxa"/>
+              <w:right w:w="0" w:type="dxa"/>
+            </w:tcMar>
+            <w:vAlign w:val="top"/>
+          </w:tcPr>
+          <w:p>
+            <w:pPr>
+              <w:jc w:val="center"/>
+              <w:pBdr>
+                <w:bottom w:val="none" w:sz="0" w:space="0" w:color="000000"/>
+                <w:top w:val="none" w:sz="0" w:space="0" w:color="000000"/>
+                <w:left w:val="none" w:sz="0" w:space="0" w:color="000000"/>
+                <w:right w:val="none" w:sz="0" w:space="0" w:color="000000"/>
+              </w:pBdr>
+              <w:spacing w:after="100" w:before="100" w:line="240"/>
+              <w:ind w:left="100" w:right="100" w:firstLine="0" w:firstLineChars="0"/>
+              <w:rPr>
+                <w:rFonts w:ascii="Arial" w:hAnsi="Arial" w:eastAsia="Arial" w:cs="Arial"/>
+                <w:i w:val="false"/>
+                <w:b w:val="false"/>
+                <w:u w:val="none"/>
+                <w:strike w:val="false"/>
+                <w:sz w:val="22"/>
+                <w:szCs w:val="22"/>
+                <w:color w:val="000000"/>
+              </w:rPr>
+            </w:pPr>
+            <w:r>
+              <w:rPr>
+                <w:rFonts w:ascii="Arial" w:hAnsi="Arial" w:eastAsia="Arial" w:cs="Arial"/>
+                <w:i w:val="false"/>
+                <w:b w:val="false"/>
+                <w:u w:val="none"/>
+                <w:strike w:val="false"/>
+                <w:sz w:val="22"/>
+                <w:szCs w:val="22"/>
+                <w:color w:val="000000"/>
+              </w:rPr>
+              <w:t xml:space="preserve">173 (67%)</w:t>
             </w:r>
           </w:p>
         </w:tc>
@@ -5328,61 +5328,61 @@
                 <w:szCs w:val="22"/>
                 <w:color w:val="000000"/>
               </w:rPr>
-              <w:t xml:space="preserve">574 (27%)</w:t>
-            </w:r>
-          </w:p>
-        </w:tc>
-        <w:tc>
-          <w:tcPr>
-            <w:tcBorders>
-              <w:bottom w:val="none" w:sz="0" w:space="0" w:color="000000"/>
-              <w:top w:val="none" w:sz="0" w:space="0" w:color="000000"/>
-              <w:left w:val="none" w:sz="0" w:space="0" w:color="000000"/>
-              <w:right w:val="none" w:sz="0" w:space="0" w:color="000000"/>
-            </w:tcBorders>
-            <w:shd w:val="clear" w:color="auto" w:fill="FFFFFF"/>
-            <w:tcMar>
-              <w:top w:w="0" w:type="dxa"/>
-              <w:bottom w:w="0" w:type="dxa"/>
-              <w:left w:w="0" w:type="dxa"/>
-              <w:right w:w="0" w:type="dxa"/>
-            </w:tcMar>
-            <w:vAlign w:val="top"/>
-          </w:tcPr>
-          <w:p>
-            <w:pPr>
-              <w:jc w:val="center"/>
-              <w:pBdr>
-                <w:bottom w:val="none" w:sz="0" w:space="0" w:color="000000"/>
-                <w:top w:val="none" w:sz="0" w:space="0" w:color="000000"/>
-                <w:left w:val="none" w:sz="0" w:space="0" w:color="000000"/>
-                <w:right w:val="none" w:sz="0" w:space="0" w:color="000000"/>
-              </w:pBdr>
-              <w:spacing w:after="100" w:before="100" w:line="240"/>
-              <w:ind w:left="100" w:right="100" w:firstLine="0" w:firstLineChars="0"/>
-              <w:rPr>
-                <w:rFonts w:ascii="Arial" w:hAnsi="Arial" w:eastAsia="Arial" w:cs="Arial"/>
-                <w:i w:val="false"/>
-                <w:b w:val="false"/>
-                <w:u w:val="none"/>
-                <w:strike w:val="false"/>
-                <w:sz w:val="22"/>
-                <w:szCs w:val="22"/>
-                <w:color w:val="000000"/>
-              </w:rPr>
-            </w:pPr>
-            <w:r>
-              <w:rPr>
-                <w:rFonts w:ascii="Arial" w:hAnsi="Arial" w:eastAsia="Arial" w:cs="Arial"/>
-                <w:i w:val="false"/>
-                <w:b w:val="false"/>
-                <w:u w:val="none"/>
-                <w:strike w:val="false"/>
-                <w:sz w:val="22"/>
-                <w:szCs w:val="22"/>
-                <w:color w:val="000000"/>
-              </w:rPr>
-              <w:t xml:space="preserve">5 (18%)</w:t>
+              <w:t xml:space="preserve">510 (27%)</w:t>
+            </w:r>
+          </w:p>
+        </w:tc>
+        <w:tc>
+          <w:tcPr>
+            <w:tcBorders>
+              <w:bottom w:val="none" w:sz="0" w:space="0" w:color="000000"/>
+              <w:top w:val="none" w:sz="0" w:space="0" w:color="000000"/>
+              <w:left w:val="none" w:sz="0" w:space="0" w:color="000000"/>
+              <w:right w:val="none" w:sz="0" w:space="0" w:color="000000"/>
+            </w:tcBorders>
+            <w:shd w:val="clear" w:color="auto" w:fill="FFFFFF"/>
+            <w:tcMar>
+              <w:top w:w="0" w:type="dxa"/>
+              <w:bottom w:w="0" w:type="dxa"/>
+              <w:left w:w="0" w:type="dxa"/>
+              <w:right w:w="0" w:type="dxa"/>
+            </w:tcMar>
+            <w:vAlign w:val="top"/>
+          </w:tcPr>
+          <w:p>
+            <w:pPr>
+              <w:jc w:val="center"/>
+              <w:pBdr>
+                <w:bottom w:val="none" w:sz="0" w:space="0" w:color="000000"/>
+                <w:top w:val="none" w:sz="0" w:space="0" w:color="000000"/>
+                <w:left w:val="none" w:sz="0" w:space="0" w:color="000000"/>
+                <w:right w:val="none" w:sz="0" w:space="0" w:color="000000"/>
+              </w:pBdr>
+              <w:spacing w:after="100" w:before="100" w:line="240"/>
+              <w:ind w:left="100" w:right="100" w:firstLine="0" w:firstLineChars="0"/>
+              <w:rPr>
+                <w:rFonts w:ascii="Arial" w:hAnsi="Arial" w:eastAsia="Arial" w:cs="Arial"/>
+                <w:i w:val="false"/>
+                <w:b w:val="false"/>
+                <w:u w:val="none"/>
+                <w:strike w:val="false"/>
+                <w:sz w:val="22"/>
+                <w:szCs w:val="22"/>
+                <w:color w:val="000000"/>
+              </w:rPr>
+            </w:pPr>
+            <w:r>
+              <w:rPr>
+                <w:rFonts w:ascii="Arial" w:hAnsi="Arial" w:eastAsia="Arial" w:cs="Arial"/>
+                <w:i w:val="false"/>
+                <w:b w:val="false"/>
+                <w:u w:val="none"/>
+                <w:strike w:val="false"/>
+                <w:sz w:val="22"/>
+                <w:szCs w:val="22"/>
+                <w:color w:val="000000"/>
+              </w:rPr>
+              <w:t xml:space="preserve">69 (27%)</w:t>
             </w:r>
           </w:p>
         </w:tc>
@@ -5604,61 +5604,61 @@
                 <w:szCs w:val="22"/>
                 <w:color w:val="000000"/>
               </w:rPr>
-              <w:t xml:space="preserve">28 (1.3%)</w:t>
-            </w:r>
-          </w:p>
-        </w:tc>
-        <w:tc>
-          <w:tcPr>
-            <w:tcBorders>
-              <w:bottom w:val="none" w:sz="0" w:space="0" w:color="000000"/>
-              <w:top w:val="none" w:sz="0" w:space="0" w:color="000000"/>
-              <w:left w:val="none" w:sz="0" w:space="0" w:color="000000"/>
-              <w:right w:val="none" w:sz="0" w:space="0" w:color="000000"/>
-            </w:tcBorders>
-            <w:shd w:val="clear" w:color="auto" w:fill="FFFFFF"/>
-            <w:tcMar>
-              <w:top w:w="0" w:type="dxa"/>
-              <w:bottom w:w="0" w:type="dxa"/>
-              <w:left w:w="0" w:type="dxa"/>
-              <w:right w:w="0" w:type="dxa"/>
-            </w:tcMar>
-            <w:vAlign w:val="top"/>
-          </w:tcPr>
-          <w:p>
-            <w:pPr>
-              <w:jc w:val="center"/>
-              <w:pBdr>
-                <w:bottom w:val="none" w:sz="0" w:space="0" w:color="000000"/>
-                <w:top w:val="none" w:sz="0" w:space="0" w:color="000000"/>
-                <w:left w:val="none" w:sz="0" w:space="0" w:color="000000"/>
-                <w:right w:val="none" w:sz="0" w:space="0" w:color="000000"/>
-              </w:pBdr>
-              <w:spacing w:after="100" w:before="100" w:line="240"/>
-              <w:ind w:left="100" w:right="100" w:firstLine="0" w:firstLineChars="0"/>
-              <w:rPr>
-                <w:rFonts w:ascii="Arial" w:hAnsi="Arial" w:eastAsia="Arial" w:cs="Arial"/>
-                <w:i w:val="false"/>
-                <w:b w:val="false"/>
-                <w:u w:val="none"/>
-                <w:strike w:val="false"/>
-                <w:sz w:val="22"/>
-                <w:szCs w:val="22"/>
-                <w:color w:val="000000"/>
-              </w:rPr>
-            </w:pPr>
-            <w:r>
-              <w:rPr>
-                <w:rFonts w:ascii="Arial" w:hAnsi="Arial" w:eastAsia="Arial" w:cs="Arial"/>
-                <w:i w:val="false"/>
-                <w:b w:val="false"/>
-                <w:u w:val="none"/>
-                <w:strike w:val="false"/>
-                <w:sz w:val="22"/>
-                <w:szCs w:val="22"/>
-                <w:color w:val="000000"/>
-              </w:rPr>
-              <w:t xml:space="preserve">0 (0%)</w:t>
+              <w:t xml:space="preserve">22 (1.2%)</w:t>
+            </w:r>
+          </w:p>
+        </w:tc>
+        <w:tc>
+          <w:tcPr>
+            <w:tcBorders>
+              <w:bottom w:val="none" w:sz="0" w:space="0" w:color="000000"/>
+              <w:top w:val="none" w:sz="0" w:space="0" w:color="000000"/>
+              <w:left w:val="none" w:sz="0" w:space="0" w:color="000000"/>
+              <w:right w:val="none" w:sz="0" w:space="0" w:color="000000"/>
+            </w:tcBorders>
+            <w:shd w:val="clear" w:color="auto" w:fill="FFFFFF"/>
+            <w:tcMar>
+              <w:top w:w="0" w:type="dxa"/>
+              <w:bottom w:w="0" w:type="dxa"/>
+              <w:left w:w="0" w:type="dxa"/>
+              <w:right w:w="0" w:type="dxa"/>
+            </w:tcMar>
+            <w:vAlign w:val="top"/>
+          </w:tcPr>
+          <w:p>
+            <w:pPr>
+              <w:jc w:val="center"/>
+              <w:pBdr>
+                <w:bottom w:val="none" w:sz="0" w:space="0" w:color="000000"/>
+                <w:top w:val="none" w:sz="0" w:space="0" w:color="000000"/>
+                <w:left w:val="none" w:sz="0" w:space="0" w:color="000000"/>
+                <w:right w:val="none" w:sz="0" w:space="0" w:color="000000"/>
+              </w:pBdr>
+              <w:spacing w:after="100" w:before="100" w:line="240"/>
+              <w:ind w:left="100" w:right="100" w:firstLine="0" w:firstLineChars="0"/>
+              <w:rPr>
+                <w:rFonts w:ascii="Arial" w:hAnsi="Arial" w:eastAsia="Arial" w:cs="Arial"/>
+                <w:i w:val="false"/>
+                <w:b w:val="false"/>
+                <w:u w:val="none"/>
+                <w:strike w:val="false"/>
+                <w:sz w:val="22"/>
+                <w:szCs w:val="22"/>
+                <w:color w:val="000000"/>
+              </w:rPr>
+            </w:pPr>
+            <w:r>
+              <w:rPr>
+                <w:rFonts w:ascii="Arial" w:hAnsi="Arial" w:eastAsia="Arial" w:cs="Arial"/>
+                <w:i w:val="false"/>
+                <w:b w:val="false"/>
+                <w:u w:val="none"/>
+                <w:strike w:val="false"/>
+                <w:sz w:val="22"/>
+                <w:szCs w:val="22"/>
+                <w:color w:val="000000"/>
+              </w:rPr>
+              <w:t xml:space="preserve">6 (2.3%)</w:t>
             </w:r>
           </w:p>
         </w:tc>
@@ -5880,61 +5880,61 @@
                 <w:szCs w:val="22"/>
                 <w:color w:val="000000"/>
               </w:rPr>
-              <w:t xml:space="preserve">116 (5.4%)</w:t>
-            </w:r>
-          </w:p>
-        </w:tc>
-        <w:tc>
-          <w:tcPr>
-            <w:tcBorders>
-              <w:bottom w:val="none" w:sz="0" w:space="0" w:color="000000"/>
-              <w:top w:val="none" w:sz="0" w:space="0" w:color="000000"/>
-              <w:left w:val="none" w:sz="0" w:space="0" w:color="000000"/>
-              <w:right w:val="none" w:sz="0" w:space="0" w:color="000000"/>
-            </w:tcBorders>
-            <w:shd w:val="clear" w:color="auto" w:fill="FFFFFF"/>
-            <w:tcMar>
-              <w:top w:w="0" w:type="dxa"/>
-              <w:bottom w:w="0" w:type="dxa"/>
-              <w:left w:w="0" w:type="dxa"/>
-              <w:right w:w="0" w:type="dxa"/>
-            </w:tcMar>
-            <w:vAlign w:val="top"/>
-          </w:tcPr>
-          <w:p>
-            <w:pPr>
-              <w:jc w:val="center"/>
-              <w:pBdr>
-                <w:bottom w:val="none" w:sz="0" w:space="0" w:color="000000"/>
-                <w:top w:val="none" w:sz="0" w:space="0" w:color="000000"/>
-                <w:left w:val="none" w:sz="0" w:space="0" w:color="000000"/>
-                <w:right w:val="none" w:sz="0" w:space="0" w:color="000000"/>
-              </w:pBdr>
-              <w:spacing w:after="100" w:before="100" w:line="240"/>
-              <w:ind w:left="100" w:right="100" w:firstLine="0" w:firstLineChars="0"/>
-              <w:rPr>
-                <w:rFonts w:ascii="Arial" w:hAnsi="Arial" w:eastAsia="Arial" w:cs="Arial"/>
-                <w:i w:val="false"/>
-                <w:b w:val="false"/>
-                <w:u w:val="none"/>
-                <w:strike w:val="false"/>
-                <w:sz w:val="22"/>
-                <w:szCs w:val="22"/>
-                <w:color w:val="000000"/>
-              </w:rPr>
-            </w:pPr>
-            <w:r>
-              <w:rPr>
-                <w:rFonts w:ascii="Arial" w:hAnsi="Arial" w:eastAsia="Arial" w:cs="Arial"/>
-                <w:i w:val="false"/>
-                <w:b w:val="false"/>
-                <w:u w:val="none"/>
-                <w:strike w:val="false"/>
-                <w:sz w:val="22"/>
-                <w:szCs w:val="22"/>
-                <w:color w:val="000000"/>
-              </w:rPr>
-              <w:t xml:space="preserve">2 (7.1%)</w:t>
+              <w:t xml:space="preserve">107 (5.6%)</w:t>
+            </w:r>
+          </w:p>
+        </w:tc>
+        <w:tc>
+          <w:tcPr>
+            <w:tcBorders>
+              <w:bottom w:val="none" w:sz="0" w:space="0" w:color="000000"/>
+              <w:top w:val="none" w:sz="0" w:space="0" w:color="000000"/>
+              <w:left w:val="none" w:sz="0" w:space="0" w:color="000000"/>
+              <w:right w:val="none" w:sz="0" w:space="0" w:color="000000"/>
+            </w:tcBorders>
+            <w:shd w:val="clear" w:color="auto" w:fill="FFFFFF"/>
+            <w:tcMar>
+              <w:top w:w="0" w:type="dxa"/>
+              <w:bottom w:w="0" w:type="dxa"/>
+              <w:left w:w="0" w:type="dxa"/>
+              <w:right w:w="0" w:type="dxa"/>
+            </w:tcMar>
+            <w:vAlign w:val="top"/>
+          </w:tcPr>
+          <w:p>
+            <w:pPr>
+              <w:jc w:val="center"/>
+              <w:pBdr>
+                <w:bottom w:val="none" w:sz="0" w:space="0" w:color="000000"/>
+                <w:top w:val="none" w:sz="0" w:space="0" w:color="000000"/>
+                <w:left w:val="none" w:sz="0" w:space="0" w:color="000000"/>
+                <w:right w:val="none" w:sz="0" w:space="0" w:color="000000"/>
+              </w:pBdr>
+              <w:spacing w:after="100" w:before="100" w:line="240"/>
+              <w:ind w:left="100" w:right="100" w:firstLine="0" w:firstLineChars="0"/>
+              <w:rPr>
+                <w:rFonts w:ascii="Arial" w:hAnsi="Arial" w:eastAsia="Arial" w:cs="Arial"/>
+                <w:i w:val="false"/>
+                <w:b w:val="false"/>
+                <w:u w:val="none"/>
+                <w:strike w:val="false"/>
+                <w:sz w:val="22"/>
+                <w:szCs w:val="22"/>
+                <w:color w:val="000000"/>
+              </w:rPr>
+            </w:pPr>
+            <w:r>
+              <w:rPr>
+                <w:rFonts w:ascii="Arial" w:hAnsi="Arial" w:eastAsia="Arial" w:cs="Arial"/>
+                <w:i w:val="false"/>
+                <w:b w:val="false"/>
+                <w:u w:val="none"/>
+                <w:strike w:val="false"/>
+                <w:sz w:val="22"/>
+                <w:szCs w:val="22"/>
+                <w:color w:val="000000"/>
+              </w:rPr>
+              <w:t xml:space="preserve">11 (4.2%)</w:t>
             </w:r>
           </w:p>
         </w:tc>
@@ -5995,7 +5995,7 @@
       </w:tr>
       <w:tr>
         <w:trPr>
-          <w:trHeight w:val="571" w:hRule="auto"/>
+          <w:trHeight w:val="572" w:hRule="auto"/>
         </w:trPr>
         body21
         <w:tc>
@@ -6156,61 +6156,61 @@
                 <w:szCs w:val="22"/>
                 <w:color w:val="000000"/>
               </w:rPr>
-              <w:t xml:space="preserve">59</w:t>
-            </w:r>
-          </w:p>
-        </w:tc>
-        <w:tc>
-          <w:tcPr>
-            <w:tcBorders>
-              <w:bottom w:val="none" w:sz="0" w:space="0" w:color="000000"/>
-              <w:top w:val="none" w:sz="0" w:space="0" w:color="000000"/>
-              <w:left w:val="none" w:sz="0" w:space="0" w:color="000000"/>
-              <w:right w:val="none" w:sz="0" w:space="0" w:color="000000"/>
-            </w:tcBorders>
-            <w:shd w:val="clear" w:color="auto" w:fill="FFFFFF"/>
-            <w:tcMar>
-              <w:top w:w="0" w:type="dxa"/>
-              <w:bottom w:w="0" w:type="dxa"/>
-              <w:left w:w="0" w:type="dxa"/>
-              <w:right w:w="0" w:type="dxa"/>
-            </w:tcMar>
-            <w:vAlign w:val="top"/>
-          </w:tcPr>
-          <w:p>
-            <w:pPr>
-              <w:jc w:val="center"/>
-              <w:pBdr>
-                <w:bottom w:val="none" w:sz="0" w:space="0" w:color="000000"/>
-                <w:top w:val="none" w:sz="0" w:space="0" w:color="000000"/>
-                <w:left w:val="none" w:sz="0" w:space="0" w:color="000000"/>
-                <w:right w:val="none" w:sz="0" w:space="0" w:color="000000"/>
-              </w:pBdr>
-              <w:spacing w:after="100" w:before="100" w:line="240"/>
-              <w:ind w:left="100" w:right="100" w:firstLine="0" w:firstLineChars="0"/>
-              <w:rPr>
-                <w:rFonts w:ascii="Arial" w:hAnsi="Arial" w:eastAsia="Arial" w:cs="Arial"/>
-                <w:i w:val="false"/>
-                <w:b w:val="false"/>
-                <w:u w:val="none"/>
-                <w:strike w:val="false"/>
-                <w:sz w:val="22"/>
-                <w:szCs w:val="22"/>
-                <w:color w:val="000000"/>
-              </w:rPr>
-            </w:pPr>
-            <w:r>
-              <w:rPr>
-                <w:rFonts w:ascii="Arial" w:hAnsi="Arial" w:eastAsia="Arial" w:cs="Arial"/>
-                <w:i w:val="false"/>
-                <w:b w:val="false"/>
-                <w:u w:val="none"/>
-                <w:strike w:val="false"/>
-                <w:sz w:val="22"/>
-                <w:szCs w:val="22"/>
-                <w:color w:val="000000"/>
-              </w:rPr>
-              <w:t xml:space="preserve">1</w:t>
+              <w:t xml:space="preserve">53</w:t>
+            </w:r>
+          </w:p>
+        </w:tc>
+        <w:tc>
+          <w:tcPr>
+            <w:tcBorders>
+              <w:bottom w:val="none" w:sz="0" w:space="0" w:color="000000"/>
+              <w:top w:val="none" w:sz="0" w:space="0" w:color="000000"/>
+              <w:left w:val="none" w:sz="0" w:space="0" w:color="000000"/>
+              <w:right w:val="none" w:sz="0" w:space="0" w:color="000000"/>
+            </w:tcBorders>
+            <w:shd w:val="clear" w:color="auto" w:fill="FFFFFF"/>
+            <w:tcMar>
+              <w:top w:w="0" w:type="dxa"/>
+              <w:bottom w:w="0" w:type="dxa"/>
+              <w:left w:w="0" w:type="dxa"/>
+              <w:right w:w="0" w:type="dxa"/>
+            </w:tcMar>
+            <w:vAlign w:val="top"/>
+          </w:tcPr>
+          <w:p>
+            <w:pPr>
+              <w:jc w:val="center"/>
+              <w:pBdr>
+                <w:bottom w:val="none" w:sz="0" w:space="0" w:color="000000"/>
+                <w:top w:val="none" w:sz="0" w:space="0" w:color="000000"/>
+                <w:left w:val="none" w:sz="0" w:space="0" w:color="000000"/>
+                <w:right w:val="none" w:sz="0" w:space="0" w:color="000000"/>
+              </w:pBdr>
+              <w:spacing w:after="100" w:before="100" w:line="240"/>
+              <w:ind w:left="100" w:right="100" w:firstLine="0" w:firstLineChars="0"/>
+              <w:rPr>
+                <w:rFonts w:ascii="Arial" w:hAnsi="Arial" w:eastAsia="Arial" w:cs="Arial"/>
+                <w:i w:val="false"/>
+                <w:b w:val="false"/>
+                <w:u w:val="none"/>
+                <w:strike w:val="false"/>
+                <w:sz w:val="22"/>
+                <w:szCs w:val="22"/>
+                <w:color w:val="000000"/>
+              </w:rPr>
+            </w:pPr>
+            <w:r>
+              <w:rPr>
+                <w:rFonts w:ascii="Arial" w:hAnsi="Arial" w:eastAsia="Arial" w:cs="Arial"/>
+                <w:i w:val="false"/>
+                <w:b w:val="false"/>
+                <w:u w:val="none"/>
+                <w:strike w:val="false"/>
+                <w:sz w:val="22"/>
+                <w:szCs w:val="22"/>
+                <w:color w:val="000000"/>
+              </w:rPr>
+              <w:t xml:space="preserve">7</w:t>
             </w:r>
           </w:p>
         </w:tc>
@@ -6432,115 +6432,115 @@
                 <w:szCs w:val="22"/>
                 <w:color w:val="000000"/>
               </w:rPr>
-              <w:t xml:space="preserve">471 (23%)</w:t>
-            </w:r>
-          </w:p>
-        </w:tc>
-        <w:tc>
-          <w:tcPr>
-            <w:tcBorders>
-              <w:bottom w:val="none" w:sz="0" w:space="0" w:color="000000"/>
-              <w:top w:val="none" w:sz="0" w:space="0" w:color="000000"/>
-              <w:left w:val="none" w:sz="0" w:space="0" w:color="000000"/>
-              <w:right w:val="none" w:sz="0" w:space="0" w:color="000000"/>
-            </w:tcBorders>
-            <w:shd w:val="clear" w:color="auto" w:fill="FFFFFF"/>
-            <w:tcMar>
-              <w:top w:w="0" w:type="dxa"/>
-              <w:bottom w:w="0" w:type="dxa"/>
-              <w:left w:w="0" w:type="dxa"/>
-              <w:right w:w="0" w:type="dxa"/>
-            </w:tcMar>
-            <w:vAlign w:val="top"/>
-          </w:tcPr>
-          <w:p>
-            <w:pPr>
-              <w:jc w:val="center"/>
-              <w:pBdr>
-                <w:bottom w:val="none" w:sz="0" w:space="0" w:color="000000"/>
-                <w:top w:val="none" w:sz="0" w:space="0" w:color="000000"/>
-                <w:left w:val="none" w:sz="0" w:space="0" w:color="000000"/>
-                <w:right w:val="none" w:sz="0" w:space="0" w:color="000000"/>
-              </w:pBdr>
-              <w:spacing w:after="100" w:before="100" w:line="240"/>
-              <w:ind w:left="100" w:right="100" w:firstLine="0" w:firstLineChars="0"/>
-              <w:rPr>
-                <w:rFonts w:ascii="Arial" w:hAnsi="Arial" w:eastAsia="Arial" w:cs="Arial"/>
-                <w:i w:val="false"/>
-                <w:b w:val="false"/>
-                <w:u w:val="none"/>
-                <w:strike w:val="false"/>
-                <w:sz w:val="22"/>
-                <w:szCs w:val="22"/>
-                <w:color w:val="000000"/>
-              </w:rPr>
-            </w:pPr>
-            <w:r>
-              <w:rPr>
-                <w:rFonts w:ascii="Arial" w:hAnsi="Arial" w:eastAsia="Arial" w:cs="Arial"/>
-                <w:i w:val="false"/>
-                <w:b w:val="false"/>
-                <w:u w:val="none"/>
-                <w:strike w:val="false"/>
-                <w:sz w:val="22"/>
-                <w:szCs w:val="22"/>
-                <w:color w:val="000000"/>
-              </w:rPr>
-              <w:t xml:space="preserve">7 (27%)</w:t>
-            </w:r>
-          </w:p>
-        </w:tc>
-        <w:tc>
-          <w:tcPr>
-            <w:tcBorders>
-              <w:bottom w:val="none" w:sz="0" w:space="0" w:color="000000"/>
-              <w:top w:val="none" w:sz="0" w:space="0" w:color="000000"/>
-              <w:left w:val="none" w:sz="0" w:space="0" w:color="000000"/>
-              <w:right w:val="none" w:sz="0" w:space="0" w:color="000000"/>
-            </w:tcBorders>
-            <w:shd w:val="clear" w:color="auto" w:fill="FFFFFF"/>
-            <w:tcMar>
-              <w:top w:w="0" w:type="dxa"/>
-              <w:bottom w:w="0" w:type="dxa"/>
-              <w:left w:w="0" w:type="dxa"/>
-              <w:right w:w="0" w:type="dxa"/>
-            </w:tcMar>
-            <w:vAlign w:val="top"/>
-          </w:tcPr>
-          <w:p>
-            <w:pPr>
-              <w:jc w:val="center"/>
-              <w:pBdr>
-                <w:bottom w:val="none" w:sz="0" w:space="0" w:color="000000"/>
-                <w:top w:val="none" w:sz="0" w:space="0" w:color="000000"/>
-                <w:left w:val="none" w:sz="0" w:space="0" w:color="000000"/>
-                <w:right w:val="none" w:sz="0" w:space="0" w:color="000000"/>
-              </w:pBdr>
-              <w:spacing w:after="100" w:before="100" w:line="240"/>
-              <w:ind w:left="100" w:right="100" w:firstLine="0" w:firstLineChars="0"/>
-              <w:rPr>
-                <w:rFonts w:ascii="Arial" w:hAnsi="Arial" w:eastAsia="Arial" w:cs="Arial"/>
-                <w:i w:val="false"/>
-                <w:b w:val="false"/>
-                <w:u w:val="none"/>
-                <w:strike w:val="false"/>
-                <w:sz w:val="22"/>
-                <w:szCs w:val="22"/>
-                <w:color w:val="000000"/>
-              </w:rPr>
-            </w:pPr>
-            <w:r>
-              <w:rPr>
-                <w:rFonts w:ascii="Arial" w:hAnsi="Arial" w:eastAsia="Arial" w:cs="Arial"/>
-                <w:i w:val="false"/>
-                <w:b w:val="false"/>
-                <w:u w:val="none"/>
-                <w:strike w:val="false"/>
-                <w:sz w:val="22"/>
-                <w:szCs w:val="22"/>
-                <w:color w:val="000000"/>
-              </w:rPr>
-              <w:t xml:space="preserve">0.6</w:t>
+              <w:t xml:space="preserve">427 (23%)</w:t>
+            </w:r>
+          </w:p>
+        </w:tc>
+        <w:tc>
+          <w:tcPr>
+            <w:tcBorders>
+              <w:bottom w:val="none" w:sz="0" w:space="0" w:color="000000"/>
+              <w:top w:val="none" w:sz="0" w:space="0" w:color="000000"/>
+              <w:left w:val="none" w:sz="0" w:space="0" w:color="000000"/>
+              <w:right w:val="none" w:sz="0" w:space="0" w:color="000000"/>
+            </w:tcBorders>
+            <w:shd w:val="clear" w:color="auto" w:fill="FFFFFF"/>
+            <w:tcMar>
+              <w:top w:w="0" w:type="dxa"/>
+              <w:bottom w:w="0" w:type="dxa"/>
+              <w:left w:w="0" w:type="dxa"/>
+              <w:right w:w="0" w:type="dxa"/>
+            </w:tcMar>
+            <w:vAlign w:val="top"/>
+          </w:tcPr>
+          <w:p>
+            <w:pPr>
+              <w:jc w:val="center"/>
+              <w:pBdr>
+                <w:bottom w:val="none" w:sz="0" w:space="0" w:color="000000"/>
+                <w:top w:val="none" w:sz="0" w:space="0" w:color="000000"/>
+                <w:left w:val="none" w:sz="0" w:space="0" w:color="000000"/>
+                <w:right w:val="none" w:sz="0" w:space="0" w:color="000000"/>
+              </w:pBdr>
+              <w:spacing w:after="100" w:before="100" w:line="240"/>
+              <w:ind w:left="100" w:right="100" w:firstLine="0" w:firstLineChars="0"/>
+              <w:rPr>
+                <w:rFonts w:ascii="Arial" w:hAnsi="Arial" w:eastAsia="Arial" w:cs="Arial"/>
+                <w:i w:val="false"/>
+                <w:b w:val="false"/>
+                <w:u w:val="none"/>
+                <w:strike w:val="false"/>
+                <w:sz w:val="22"/>
+                <w:szCs w:val="22"/>
+                <w:color w:val="000000"/>
+              </w:rPr>
+            </w:pPr>
+            <w:r>
+              <w:rPr>
+                <w:rFonts w:ascii="Arial" w:hAnsi="Arial" w:eastAsia="Arial" w:cs="Arial"/>
+                <w:i w:val="false"/>
+                <w:b w:val="false"/>
+                <w:u w:val="none"/>
+                <w:strike w:val="false"/>
+                <w:sz w:val="22"/>
+                <w:szCs w:val="22"/>
+                <w:color w:val="000000"/>
+              </w:rPr>
+              <w:t xml:space="preserve">51 (20%)</w:t>
+            </w:r>
+          </w:p>
+        </w:tc>
+        <w:tc>
+          <w:tcPr>
+            <w:tcBorders>
+              <w:bottom w:val="none" w:sz="0" w:space="0" w:color="000000"/>
+              <w:top w:val="none" w:sz="0" w:space="0" w:color="000000"/>
+              <w:left w:val="none" w:sz="0" w:space="0" w:color="000000"/>
+              <w:right w:val="none" w:sz="0" w:space="0" w:color="000000"/>
+            </w:tcBorders>
+            <w:shd w:val="clear" w:color="auto" w:fill="FFFFFF"/>
+            <w:tcMar>
+              <w:top w:w="0" w:type="dxa"/>
+              <w:bottom w:w="0" w:type="dxa"/>
+              <w:left w:w="0" w:type="dxa"/>
+              <w:right w:w="0" w:type="dxa"/>
+            </w:tcMar>
+            <w:vAlign w:val="top"/>
+          </w:tcPr>
+          <w:p>
+            <w:pPr>
+              <w:jc w:val="center"/>
+              <w:pBdr>
+                <w:bottom w:val="none" w:sz="0" w:space="0" w:color="000000"/>
+                <w:top w:val="none" w:sz="0" w:space="0" w:color="000000"/>
+                <w:left w:val="none" w:sz="0" w:space="0" w:color="000000"/>
+                <w:right w:val="none" w:sz="0" w:space="0" w:color="000000"/>
+              </w:pBdr>
+              <w:spacing w:after="100" w:before="100" w:line="240"/>
+              <w:ind w:left="100" w:right="100" w:firstLine="0" w:firstLineChars="0"/>
+              <w:rPr>
+                <w:rFonts w:ascii="Arial" w:hAnsi="Arial" w:eastAsia="Arial" w:cs="Arial"/>
+                <w:i w:val="false"/>
+                <w:b w:val="false"/>
+                <w:u w:val="none"/>
+                <w:strike w:val="false"/>
+                <w:sz w:val="22"/>
+                <w:szCs w:val="22"/>
+                <w:color w:val="000000"/>
+              </w:rPr>
+            </w:pPr>
+            <w:r>
+              <w:rPr>
+                <w:rFonts w:ascii="Arial" w:hAnsi="Arial" w:eastAsia="Arial" w:cs="Arial"/>
+                <w:i w:val="false"/>
+                <w:b w:val="false"/>
+                <w:u w:val="none"/>
+                <w:strike w:val="false"/>
+                <w:sz w:val="22"/>
+                <w:szCs w:val="22"/>
+                <w:color w:val="000000"/>
+              </w:rPr>
+              <w:t xml:space="preserve">0.2</w:t>
             </w:r>
           </w:p>
         </w:tc>
@@ -6708,61 +6708,61 @@
                 <w:szCs w:val="22"/>
                 <w:color w:val="000000"/>
               </w:rPr>
-              <w:t xml:space="preserve">142</w:t>
-            </w:r>
-          </w:p>
-        </w:tc>
-        <w:tc>
-          <w:tcPr>
-            <w:tcBorders>
-              <w:bottom w:val="none" w:sz="0" w:space="0" w:color="000000"/>
-              <w:top w:val="none" w:sz="0" w:space="0" w:color="000000"/>
-              <w:left w:val="none" w:sz="0" w:space="0" w:color="000000"/>
-              <w:right w:val="none" w:sz="0" w:space="0" w:color="000000"/>
-            </w:tcBorders>
-            <w:shd w:val="clear" w:color="auto" w:fill="FFFFFF"/>
-            <w:tcMar>
-              <w:top w:w="0" w:type="dxa"/>
-              <w:bottom w:w="0" w:type="dxa"/>
-              <w:left w:w="0" w:type="dxa"/>
-              <w:right w:w="0" w:type="dxa"/>
-            </w:tcMar>
-            <w:vAlign w:val="top"/>
-          </w:tcPr>
-          <w:p>
-            <w:pPr>
-              <w:jc w:val="center"/>
-              <w:pBdr>
-                <w:bottom w:val="none" w:sz="0" w:space="0" w:color="000000"/>
-                <w:top w:val="none" w:sz="0" w:space="0" w:color="000000"/>
-                <w:left w:val="none" w:sz="0" w:space="0" w:color="000000"/>
-                <w:right w:val="none" w:sz="0" w:space="0" w:color="000000"/>
-              </w:pBdr>
-              <w:spacing w:after="100" w:before="100" w:line="240"/>
-              <w:ind w:left="100" w:right="100" w:firstLine="0" w:firstLineChars="0"/>
-              <w:rPr>
-                <w:rFonts w:ascii="Arial" w:hAnsi="Arial" w:eastAsia="Arial" w:cs="Arial"/>
-                <w:i w:val="false"/>
-                <w:b w:val="false"/>
-                <w:u w:val="none"/>
-                <w:strike w:val="false"/>
-                <w:sz w:val="22"/>
-                <w:szCs w:val="22"/>
-                <w:color w:val="000000"/>
-              </w:rPr>
-            </w:pPr>
-            <w:r>
-              <w:rPr>
-                <w:rFonts w:ascii="Arial" w:hAnsi="Arial" w:eastAsia="Arial" w:cs="Arial"/>
-                <w:i w:val="false"/>
-                <w:b w:val="false"/>
-                <w:u w:val="none"/>
-                <w:strike w:val="false"/>
-                <w:sz w:val="22"/>
-                <w:szCs w:val="22"/>
-                <w:color w:val="000000"/>
-              </w:rPr>
-              <w:t xml:space="preserve">3</w:t>
+              <w:t xml:space="preserve">137</w:t>
+            </w:r>
+          </w:p>
+        </w:tc>
+        <w:tc>
+          <w:tcPr>
+            <w:tcBorders>
+              <w:bottom w:val="none" w:sz="0" w:space="0" w:color="000000"/>
+              <w:top w:val="none" w:sz="0" w:space="0" w:color="000000"/>
+              <w:left w:val="none" w:sz="0" w:space="0" w:color="000000"/>
+              <w:right w:val="none" w:sz="0" w:space="0" w:color="000000"/>
+            </w:tcBorders>
+            <w:shd w:val="clear" w:color="auto" w:fill="FFFFFF"/>
+            <w:tcMar>
+              <w:top w:w="0" w:type="dxa"/>
+              <w:bottom w:w="0" w:type="dxa"/>
+              <w:left w:w="0" w:type="dxa"/>
+              <w:right w:w="0" w:type="dxa"/>
+            </w:tcMar>
+            <w:vAlign w:val="top"/>
+          </w:tcPr>
+          <w:p>
+            <w:pPr>
+              <w:jc w:val="center"/>
+              <w:pBdr>
+                <w:bottom w:val="none" w:sz="0" w:space="0" w:color="000000"/>
+                <w:top w:val="none" w:sz="0" w:space="0" w:color="000000"/>
+                <w:left w:val="none" w:sz="0" w:space="0" w:color="000000"/>
+                <w:right w:val="none" w:sz="0" w:space="0" w:color="000000"/>
+              </w:pBdr>
+              <w:spacing w:after="100" w:before="100" w:line="240"/>
+              <w:ind w:left="100" w:right="100" w:firstLine="0" w:firstLineChars="0"/>
+              <w:rPr>
+                <w:rFonts w:ascii="Arial" w:hAnsi="Arial" w:eastAsia="Arial" w:cs="Arial"/>
+                <w:i w:val="false"/>
+                <w:b w:val="false"/>
+                <w:u w:val="none"/>
+                <w:strike w:val="false"/>
+                <w:sz w:val="22"/>
+                <w:szCs w:val="22"/>
+                <w:color w:val="000000"/>
+              </w:rPr>
+            </w:pPr>
+            <w:r>
+              <w:rPr>
+                <w:rFonts w:ascii="Arial" w:hAnsi="Arial" w:eastAsia="Arial" w:cs="Arial"/>
+                <w:i w:val="false"/>
+                <w:b w:val="false"/>
+                <w:u w:val="none"/>
+                <w:strike w:val="false"/>
+                <w:sz w:val="22"/>
+                <w:szCs w:val="22"/>
+                <w:color w:val="000000"/>
+              </w:rPr>
+              <w:t xml:space="preserve">8</w:t>
             </w:r>
           </w:p>
         </w:tc>
@@ -6984,115 +6984,115 @@
                 <w:szCs w:val="22"/>
                 <w:color w:val="000000"/>
               </w:rPr>
-              <w:t xml:space="preserve">803 (37%)</w:t>
-            </w:r>
-          </w:p>
-        </w:tc>
-        <w:tc>
-          <w:tcPr>
-            <w:tcBorders>
-              <w:bottom w:val="none" w:sz="0" w:space="0" w:color="000000"/>
-              <w:top w:val="none" w:sz="0" w:space="0" w:color="000000"/>
-              <w:left w:val="none" w:sz="0" w:space="0" w:color="000000"/>
-              <w:right w:val="none" w:sz="0" w:space="0" w:color="000000"/>
-            </w:tcBorders>
-            <w:shd w:val="clear" w:color="auto" w:fill="FFFFFF"/>
-            <w:tcMar>
-              <w:top w:w="0" w:type="dxa"/>
-              <w:bottom w:w="0" w:type="dxa"/>
-              <w:left w:w="0" w:type="dxa"/>
-              <w:right w:w="0" w:type="dxa"/>
-            </w:tcMar>
-            <w:vAlign w:val="top"/>
-          </w:tcPr>
-          <w:p>
-            <w:pPr>
-              <w:jc w:val="center"/>
-              <w:pBdr>
-                <w:bottom w:val="none" w:sz="0" w:space="0" w:color="000000"/>
-                <w:top w:val="none" w:sz="0" w:space="0" w:color="000000"/>
-                <w:left w:val="none" w:sz="0" w:space="0" w:color="000000"/>
-                <w:right w:val="none" w:sz="0" w:space="0" w:color="000000"/>
-              </w:pBdr>
-              <w:spacing w:after="100" w:before="100" w:line="240"/>
-              <w:ind w:left="100" w:right="100" w:firstLine="0" w:firstLineChars="0"/>
-              <w:rPr>
-                <w:rFonts w:ascii="Arial" w:hAnsi="Arial" w:eastAsia="Arial" w:cs="Arial"/>
-                <w:i w:val="false"/>
-                <w:b w:val="false"/>
-                <w:u w:val="none"/>
-                <w:strike w:val="false"/>
-                <w:sz w:val="22"/>
-                <w:szCs w:val="22"/>
-                <w:color w:val="000000"/>
-              </w:rPr>
-            </w:pPr>
-            <w:r>
-              <w:rPr>
-                <w:rFonts w:ascii="Arial" w:hAnsi="Arial" w:eastAsia="Arial" w:cs="Arial"/>
-                <w:i w:val="false"/>
-                <w:b w:val="false"/>
-                <w:u w:val="none"/>
-                <w:strike w:val="false"/>
-                <w:sz w:val="22"/>
-                <w:szCs w:val="22"/>
-                <w:color w:val="000000"/>
-              </w:rPr>
-              <w:t xml:space="preserve">12 (41%)</w:t>
-            </w:r>
-          </w:p>
-        </w:tc>
-        <w:tc>
-          <w:tcPr>
-            <w:tcBorders>
-              <w:bottom w:val="none" w:sz="0" w:space="0" w:color="000000"/>
-              <w:top w:val="none" w:sz="0" w:space="0" w:color="000000"/>
-              <w:left w:val="none" w:sz="0" w:space="0" w:color="000000"/>
-              <w:right w:val="none" w:sz="0" w:space="0" w:color="000000"/>
-            </w:tcBorders>
-            <w:shd w:val="clear" w:color="auto" w:fill="FFFFFF"/>
-            <w:tcMar>
-              <w:top w:w="0" w:type="dxa"/>
-              <w:bottom w:w="0" w:type="dxa"/>
-              <w:left w:w="0" w:type="dxa"/>
-              <w:right w:w="0" w:type="dxa"/>
-            </w:tcMar>
-            <w:vAlign w:val="top"/>
-          </w:tcPr>
-          <w:p>
-            <w:pPr>
-              <w:jc w:val="center"/>
-              <w:pBdr>
-                <w:bottom w:val="none" w:sz="0" w:space="0" w:color="000000"/>
-                <w:top w:val="none" w:sz="0" w:space="0" w:color="000000"/>
-                <w:left w:val="none" w:sz="0" w:space="0" w:color="000000"/>
-                <w:right w:val="none" w:sz="0" w:space="0" w:color="000000"/>
-              </w:pBdr>
-              <w:spacing w:after="100" w:before="100" w:line="240"/>
-              <w:ind w:left="100" w:right="100" w:firstLine="0" w:firstLineChars="0"/>
-              <w:rPr>
-                <w:rFonts w:ascii="Arial" w:hAnsi="Arial" w:eastAsia="Arial" w:cs="Arial"/>
-                <w:i w:val="false"/>
-                <w:b w:val="false"/>
-                <w:u w:val="none"/>
-                <w:strike w:val="false"/>
-                <w:sz w:val="22"/>
-                <w:szCs w:val="22"/>
-                <w:color w:val="000000"/>
-              </w:rPr>
-            </w:pPr>
-            <w:r>
-              <w:rPr>
-                <w:rFonts w:ascii="Arial" w:hAnsi="Arial" w:eastAsia="Arial" w:cs="Arial"/>
-                <w:i w:val="false"/>
-                <w:b w:val="false"/>
-                <w:u w:val="none"/>
-                <w:strike w:val="false"/>
-                <w:sz w:val="22"/>
-                <w:szCs w:val="22"/>
-                <w:color w:val="000000"/>
-              </w:rPr>
-              <w:t xml:space="preserve">0.7</w:t>
+              <w:t xml:space="preserve">711 (36%)</w:t>
+            </w:r>
+          </w:p>
+        </w:tc>
+        <w:tc>
+          <w:tcPr>
+            <w:tcBorders>
+              <w:bottom w:val="none" w:sz="0" w:space="0" w:color="000000"/>
+              <w:top w:val="none" w:sz="0" w:space="0" w:color="000000"/>
+              <w:left w:val="none" w:sz="0" w:space="0" w:color="000000"/>
+              <w:right w:val="none" w:sz="0" w:space="0" w:color="000000"/>
+            </w:tcBorders>
+            <w:shd w:val="clear" w:color="auto" w:fill="FFFFFF"/>
+            <w:tcMar>
+              <w:top w:w="0" w:type="dxa"/>
+              <w:bottom w:w="0" w:type="dxa"/>
+              <w:left w:w="0" w:type="dxa"/>
+              <w:right w:w="0" w:type="dxa"/>
+            </w:tcMar>
+            <w:vAlign w:val="top"/>
+          </w:tcPr>
+          <w:p>
+            <w:pPr>
+              <w:jc w:val="center"/>
+              <w:pBdr>
+                <w:bottom w:val="none" w:sz="0" w:space="0" w:color="000000"/>
+                <w:top w:val="none" w:sz="0" w:space="0" w:color="000000"/>
+                <w:left w:val="none" w:sz="0" w:space="0" w:color="000000"/>
+                <w:right w:val="none" w:sz="0" w:space="0" w:color="000000"/>
+              </w:pBdr>
+              <w:spacing w:after="100" w:before="100" w:line="240"/>
+              <w:ind w:left="100" w:right="100" w:firstLine="0" w:firstLineChars="0"/>
+              <w:rPr>
+                <w:rFonts w:ascii="Arial" w:hAnsi="Arial" w:eastAsia="Arial" w:cs="Arial"/>
+                <w:i w:val="false"/>
+                <w:b w:val="false"/>
+                <w:u w:val="none"/>
+                <w:strike w:val="false"/>
+                <w:sz w:val="22"/>
+                <w:szCs w:val="22"/>
+                <w:color w:val="000000"/>
+              </w:rPr>
+            </w:pPr>
+            <w:r>
+              <w:rPr>
+                <w:rFonts w:ascii="Arial" w:hAnsi="Arial" w:eastAsia="Arial" w:cs="Arial"/>
+                <w:i w:val="false"/>
+                <w:b w:val="false"/>
+                <w:u w:val="none"/>
+                <w:strike w:val="false"/>
+                <w:sz w:val="22"/>
+                <w:szCs w:val="22"/>
+                <w:color w:val="000000"/>
+              </w:rPr>
+              <w:t xml:space="preserve">104 (39%)</w:t>
+            </w:r>
+          </w:p>
+        </w:tc>
+        <w:tc>
+          <w:tcPr>
+            <w:tcBorders>
+              <w:bottom w:val="none" w:sz="0" w:space="0" w:color="000000"/>
+              <w:top w:val="none" w:sz="0" w:space="0" w:color="000000"/>
+              <w:left w:val="none" w:sz="0" w:space="0" w:color="000000"/>
+              <w:right w:val="none" w:sz="0" w:space="0" w:color="000000"/>
+            </w:tcBorders>
+            <w:shd w:val="clear" w:color="auto" w:fill="FFFFFF"/>
+            <w:tcMar>
+              <w:top w:w="0" w:type="dxa"/>
+              <w:bottom w:w="0" w:type="dxa"/>
+              <w:left w:w="0" w:type="dxa"/>
+              <w:right w:w="0" w:type="dxa"/>
+            </w:tcMar>
+            <w:vAlign w:val="top"/>
+          </w:tcPr>
+          <w:p>
+            <w:pPr>
+              <w:jc w:val="center"/>
+              <w:pBdr>
+                <w:bottom w:val="none" w:sz="0" w:space="0" w:color="000000"/>
+                <w:top w:val="none" w:sz="0" w:space="0" w:color="000000"/>
+                <w:left w:val="none" w:sz="0" w:space="0" w:color="000000"/>
+                <w:right w:val="none" w:sz="0" w:space="0" w:color="000000"/>
+              </w:pBdr>
+              <w:spacing w:after="100" w:before="100" w:line="240"/>
+              <w:ind w:left="100" w:right="100" w:firstLine="0" w:firstLineChars="0"/>
+              <w:rPr>
+                <w:rFonts w:ascii="Arial" w:hAnsi="Arial" w:eastAsia="Arial" w:cs="Arial"/>
+                <w:i w:val="false"/>
+                <w:b w:val="false"/>
+                <w:u w:val="none"/>
+                <w:strike w:val="false"/>
+                <w:sz w:val="22"/>
+                <w:szCs w:val="22"/>
+                <w:color w:val="000000"/>
+              </w:rPr>
+            </w:pPr>
+            <w:r>
+              <w:rPr>
+                <w:rFonts w:ascii="Arial" w:hAnsi="Arial" w:eastAsia="Arial" w:cs="Arial"/>
+                <w:i w:val="false"/>
+                <w:b w:val="false"/>
+                <w:u w:val="none"/>
+                <w:strike w:val="false"/>
+                <w:sz w:val="22"/>
+                <w:szCs w:val="22"/>
+                <w:color w:val="000000"/>
+              </w:rPr>
+              <w:t xml:space="preserve">0.4</w:t>
             </w:r>
           </w:p>
         </w:tc>
@@ -7260,115 +7260,115 @@
                 <w:szCs w:val="22"/>
                 <w:color w:val="000000"/>
               </w:rPr>
-              <w:t xml:space="preserve">1,010 (47%)</w:t>
-            </w:r>
-          </w:p>
-        </w:tc>
-        <w:tc>
-          <w:tcPr>
-            <w:tcBorders>
-              <w:bottom w:val="none" w:sz="0" w:space="0" w:color="000000"/>
-              <w:top w:val="none" w:sz="0" w:space="0" w:color="000000"/>
-              <w:left w:val="none" w:sz="0" w:space="0" w:color="000000"/>
-              <w:right w:val="none" w:sz="0" w:space="0" w:color="000000"/>
-            </w:tcBorders>
-            <w:shd w:val="clear" w:color="auto" w:fill="FFFFFF"/>
-            <w:tcMar>
-              <w:top w:w="0" w:type="dxa"/>
-              <w:bottom w:w="0" w:type="dxa"/>
-              <w:left w:w="0" w:type="dxa"/>
-              <w:right w:w="0" w:type="dxa"/>
-            </w:tcMar>
-            <w:vAlign w:val="top"/>
-          </w:tcPr>
-          <w:p>
-            <w:pPr>
-              <w:jc w:val="center"/>
-              <w:pBdr>
-                <w:bottom w:val="none" w:sz="0" w:space="0" w:color="000000"/>
-                <w:top w:val="none" w:sz="0" w:space="0" w:color="000000"/>
-                <w:left w:val="none" w:sz="0" w:space="0" w:color="000000"/>
-                <w:right w:val="none" w:sz="0" w:space="0" w:color="000000"/>
-              </w:pBdr>
-              <w:spacing w:after="100" w:before="100" w:line="240"/>
-              <w:ind w:left="100" w:right="100" w:firstLine="0" w:firstLineChars="0"/>
-              <w:rPr>
-                <w:rFonts w:ascii="Arial" w:hAnsi="Arial" w:eastAsia="Arial" w:cs="Arial"/>
-                <w:i w:val="false"/>
-                <w:b w:val="false"/>
-                <w:u w:val="none"/>
-                <w:strike w:val="false"/>
-                <w:sz w:val="22"/>
-                <w:szCs w:val="22"/>
-                <w:color w:val="000000"/>
-              </w:rPr>
-            </w:pPr>
-            <w:r>
-              <w:rPr>
-                <w:rFonts w:ascii="Arial" w:hAnsi="Arial" w:eastAsia="Arial" w:cs="Arial"/>
-                <w:i w:val="false"/>
-                <w:b w:val="false"/>
-                <w:u w:val="none"/>
-                <w:strike w:val="false"/>
-                <w:sz w:val="22"/>
-                <w:szCs w:val="22"/>
-                <w:color w:val="000000"/>
-              </w:rPr>
-              <w:t xml:space="preserve">10 (34%)</w:t>
-            </w:r>
-          </w:p>
-        </w:tc>
-        <w:tc>
-          <w:tcPr>
-            <w:tcBorders>
-              <w:bottom w:val="none" w:sz="0" w:space="0" w:color="000000"/>
-              <w:top w:val="none" w:sz="0" w:space="0" w:color="000000"/>
-              <w:left w:val="none" w:sz="0" w:space="0" w:color="000000"/>
-              <w:right w:val="none" w:sz="0" w:space="0" w:color="000000"/>
-            </w:tcBorders>
-            <w:shd w:val="clear" w:color="auto" w:fill="FFFFFF"/>
-            <w:tcMar>
-              <w:top w:w="0" w:type="dxa"/>
-              <w:bottom w:w="0" w:type="dxa"/>
-              <w:left w:w="0" w:type="dxa"/>
-              <w:right w:w="0" w:type="dxa"/>
-            </w:tcMar>
-            <w:vAlign w:val="top"/>
-          </w:tcPr>
-          <w:p>
-            <w:pPr>
-              <w:jc w:val="center"/>
-              <w:pBdr>
-                <w:bottom w:val="none" w:sz="0" w:space="0" w:color="000000"/>
-                <w:top w:val="none" w:sz="0" w:space="0" w:color="000000"/>
-                <w:left w:val="none" w:sz="0" w:space="0" w:color="000000"/>
-                <w:right w:val="none" w:sz="0" w:space="0" w:color="000000"/>
-              </w:pBdr>
-              <w:spacing w:after="100" w:before="100" w:line="240"/>
-              <w:ind w:left="100" w:right="100" w:firstLine="0" w:firstLineChars="0"/>
-              <w:rPr>
-                <w:rFonts w:ascii="Arial" w:hAnsi="Arial" w:eastAsia="Arial" w:cs="Arial"/>
-                <w:i w:val="false"/>
-                <w:b w:val="false"/>
-                <w:u w:val="none"/>
-                <w:strike w:val="false"/>
-                <w:sz w:val="22"/>
-                <w:szCs w:val="22"/>
-                <w:color w:val="000000"/>
-              </w:rPr>
-            </w:pPr>
-            <w:r>
-              <w:rPr>
-                <w:rFonts w:ascii="Arial" w:hAnsi="Arial" w:eastAsia="Arial" w:cs="Arial"/>
-                <w:i w:val="false"/>
-                <w:b w:val="false"/>
-                <w:u w:val="none"/>
-                <w:strike w:val="false"/>
-                <w:sz w:val="22"/>
-                <w:szCs w:val="22"/>
-                <w:color w:val="000000"/>
-              </w:rPr>
-              <w:t xml:space="preserve">0.2</w:t>
+              <w:t xml:space="preserve">896 (47%)</w:t>
+            </w:r>
+          </w:p>
+        </w:tc>
+        <w:tc>
+          <w:tcPr>
+            <w:tcBorders>
+              <w:bottom w:val="none" w:sz="0" w:space="0" w:color="000000"/>
+              <w:top w:val="none" w:sz="0" w:space="0" w:color="000000"/>
+              <w:left w:val="none" w:sz="0" w:space="0" w:color="000000"/>
+              <w:right w:val="none" w:sz="0" w:space="0" w:color="000000"/>
+            </w:tcBorders>
+            <w:shd w:val="clear" w:color="auto" w:fill="FFFFFF"/>
+            <w:tcMar>
+              <w:top w:w="0" w:type="dxa"/>
+              <w:bottom w:w="0" w:type="dxa"/>
+              <w:left w:w="0" w:type="dxa"/>
+              <w:right w:w="0" w:type="dxa"/>
+            </w:tcMar>
+            <w:vAlign w:val="top"/>
+          </w:tcPr>
+          <w:p>
+            <w:pPr>
+              <w:jc w:val="center"/>
+              <w:pBdr>
+                <w:bottom w:val="none" w:sz="0" w:space="0" w:color="000000"/>
+                <w:top w:val="none" w:sz="0" w:space="0" w:color="000000"/>
+                <w:left w:val="none" w:sz="0" w:space="0" w:color="000000"/>
+                <w:right w:val="none" w:sz="0" w:space="0" w:color="000000"/>
+              </w:pBdr>
+              <w:spacing w:after="100" w:before="100" w:line="240"/>
+              <w:ind w:left="100" w:right="100" w:firstLine="0" w:firstLineChars="0"/>
+              <w:rPr>
+                <w:rFonts w:ascii="Arial" w:hAnsi="Arial" w:eastAsia="Arial" w:cs="Arial"/>
+                <w:i w:val="false"/>
+                <w:b w:val="false"/>
+                <w:u w:val="none"/>
+                <w:strike w:val="false"/>
+                <w:sz w:val="22"/>
+                <w:szCs w:val="22"/>
+                <w:color w:val="000000"/>
+              </w:rPr>
+            </w:pPr>
+            <w:r>
+              <w:rPr>
+                <w:rFonts w:ascii="Arial" w:hAnsi="Arial" w:eastAsia="Arial" w:cs="Arial"/>
+                <w:i w:val="false"/>
+                <w:b w:val="false"/>
+                <w:u w:val="none"/>
+                <w:strike w:val="false"/>
+                <w:sz w:val="22"/>
+                <w:szCs w:val="22"/>
+                <w:color w:val="000000"/>
+              </w:rPr>
+              <w:t xml:space="preserve">124 (47%)</w:t>
+            </w:r>
+          </w:p>
+        </w:tc>
+        <w:tc>
+          <w:tcPr>
+            <w:tcBorders>
+              <w:bottom w:val="none" w:sz="0" w:space="0" w:color="000000"/>
+              <w:top w:val="none" w:sz="0" w:space="0" w:color="000000"/>
+              <w:left w:val="none" w:sz="0" w:space="0" w:color="000000"/>
+              <w:right w:val="none" w:sz="0" w:space="0" w:color="000000"/>
+            </w:tcBorders>
+            <w:shd w:val="clear" w:color="auto" w:fill="FFFFFF"/>
+            <w:tcMar>
+              <w:top w:w="0" w:type="dxa"/>
+              <w:bottom w:w="0" w:type="dxa"/>
+              <w:left w:w="0" w:type="dxa"/>
+              <w:right w:w="0" w:type="dxa"/>
+            </w:tcMar>
+            <w:vAlign w:val="top"/>
+          </w:tcPr>
+          <w:p>
+            <w:pPr>
+              <w:jc w:val="center"/>
+              <w:pBdr>
+                <w:bottom w:val="none" w:sz="0" w:space="0" w:color="000000"/>
+                <w:top w:val="none" w:sz="0" w:space="0" w:color="000000"/>
+                <w:left w:val="none" w:sz="0" w:space="0" w:color="000000"/>
+                <w:right w:val="none" w:sz="0" w:space="0" w:color="000000"/>
+              </w:pBdr>
+              <w:spacing w:after="100" w:before="100" w:line="240"/>
+              <w:ind w:left="100" w:right="100" w:firstLine="0" w:firstLineChars="0"/>
+              <w:rPr>
+                <w:rFonts w:ascii="Arial" w:hAnsi="Arial" w:eastAsia="Arial" w:cs="Arial"/>
+                <w:i w:val="false"/>
+                <w:b w:val="false"/>
+                <w:u w:val="none"/>
+                <w:strike w:val="false"/>
+                <w:sz w:val="22"/>
+                <w:szCs w:val="22"/>
+                <w:color w:val="000000"/>
+              </w:rPr>
+            </w:pPr>
+            <w:r>
+              <w:rPr>
+                <w:rFonts w:ascii="Arial" w:hAnsi="Arial" w:eastAsia="Arial" w:cs="Arial"/>
+                <w:i w:val="false"/>
+                <w:b w:val="false"/>
+                <w:u w:val="none"/>
+                <w:strike w:val="false"/>
+                <w:sz w:val="22"/>
+                <w:szCs w:val="22"/>
+                <w:color w:val="000000"/>
+              </w:rPr>
+              <w:t xml:space="preserve">&gt;0.9</w:t>
             </w:r>
           </w:p>
         </w:tc>
@@ -7536,61 +7536,61 @@
                 <w:szCs w:val="22"/>
                 <w:color w:val="000000"/>
               </w:rPr>
-              <w:t xml:space="preserve">63</w:t>
-            </w:r>
-          </w:p>
-        </w:tc>
-        <w:tc>
-          <w:tcPr>
-            <w:tcBorders>
-              <w:bottom w:val="none" w:sz="0" w:space="0" w:color="000000"/>
-              <w:top w:val="none" w:sz="0" w:space="0" w:color="000000"/>
-              <w:left w:val="none" w:sz="0" w:space="0" w:color="000000"/>
-              <w:right w:val="none" w:sz="0" w:space="0" w:color="000000"/>
-            </w:tcBorders>
-            <w:shd w:val="clear" w:color="auto" w:fill="FFFFFF"/>
-            <w:tcMar>
-              <w:top w:w="0" w:type="dxa"/>
-              <w:bottom w:w="0" w:type="dxa"/>
-              <w:left w:w="0" w:type="dxa"/>
-              <w:right w:w="0" w:type="dxa"/>
-            </w:tcMar>
-            <w:vAlign w:val="top"/>
-          </w:tcPr>
-          <w:p>
-            <w:pPr>
-              <w:jc w:val="center"/>
-              <w:pBdr>
-                <w:bottom w:val="none" w:sz="0" w:space="0" w:color="000000"/>
-                <w:top w:val="none" w:sz="0" w:space="0" w:color="000000"/>
-                <w:left w:val="none" w:sz="0" w:space="0" w:color="000000"/>
-                <w:right w:val="none" w:sz="0" w:space="0" w:color="000000"/>
-              </w:pBdr>
-              <w:spacing w:after="100" w:before="100" w:line="240"/>
-              <w:ind w:left="100" w:right="100" w:firstLine="0" w:firstLineChars="0"/>
-              <w:rPr>
-                <w:rFonts w:ascii="Arial" w:hAnsi="Arial" w:eastAsia="Arial" w:cs="Arial"/>
-                <w:i w:val="false"/>
-                <w:b w:val="false"/>
-                <w:u w:val="none"/>
-                <w:strike w:val="false"/>
-                <w:sz w:val="22"/>
-                <w:szCs w:val="22"/>
-                <w:color w:val="000000"/>
-              </w:rPr>
-            </w:pPr>
-            <w:r>
-              <w:rPr>
-                <w:rFonts w:ascii="Arial" w:hAnsi="Arial" w:eastAsia="Arial" w:cs="Arial"/>
-                <w:i w:val="false"/>
-                <w:b w:val="false"/>
-                <w:u w:val="none"/>
-                <w:strike w:val="false"/>
-                <w:sz w:val="22"/>
-                <w:szCs w:val="22"/>
-                <w:color w:val="000000"/>
-              </w:rPr>
-              <w:t xml:space="preserve">0</w:t>
+              <w:t xml:space="preserve">59</w:t>
+            </w:r>
+          </w:p>
+        </w:tc>
+        <w:tc>
+          <w:tcPr>
+            <w:tcBorders>
+              <w:bottom w:val="none" w:sz="0" w:space="0" w:color="000000"/>
+              <w:top w:val="none" w:sz="0" w:space="0" w:color="000000"/>
+              <w:left w:val="none" w:sz="0" w:space="0" w:color="000000"/>
+              <w:right w:val="none" w:sz="0" w:space="0" w:color="000000"/>
+            </w:tcBorders>
+            <w:shd w:val="clear" w:color="auto" w:fill="FFFFFF"/>
+            <w:tcMar>
+              <w:top w:w="0" w:type="dxa"/>
+              <w:bottom w:w="0" w:type="dxa"/>
+              <w:left w:w="0" w:type="dxa"/>
+              <w:right w:w="0" w:type="dxa"/>
+            </w:tcMar>
+            <w:vAlign w:val="top"/>
+          </w:tcPr>
+          <w:p>
+            <w:pPr>
+              <w:jc w:val="center"/>
+              <w:pBdr>
+                <w:bottom w:val="none" w:sz="0" w:space="0" w:color="000000"/>
+                <w:top w:val="none" w:sz="0" w:space="0" w:color="000000"/>
+                <w:left w:val="none" w:sz="0" w:space="0" w:color="000000"/>
+                <w:right w:val="none" w:sz="0" w:space="0" w:color="000000"/>
+              </w:pBdr>
+              <w:spacing w:after="100" w:before="100" w:line="240"/>
+              <w:ind w:left="100" w:right="100" w:firstLine="0" w:firstLineChars="0"/>
+              <w:rPr>
+                <w:rFonts w:ascii="Arial" w:hAnsi="Arial" w:eastAsia="Arial" w:cs="Arial"/>
+                <w:i w:val="false"/>
+                <w:b w:val="false"/>
+                <w:u w:val="none"/>
+                <w:strike w:val="false"/>
+                <w:sz w:val="22"/>
+                <w:szCs w:val="22"/>
+                <w:color w:val="000000"/>
+              </w:rPr>
+            </w:pPr>
+            <w:r>
+              <w:rPr>
+                <w:rFonts w:ascii="Arial" w:hAnsi="Arial" w:eastAsia="Arial" w:cs="Arial"/>
+                <w:i w:val="false"/>
+                <w:b w:val="false"/>
+                <w:u w:val="none"/>
+                <w:strike w:val="false"/>
+                <w:sz w:val="22"/>
+                <w:szCs w:val="22"/>
+                <w:color w:val="000000"/>
+              </w:rPr>
+              <w:t xml:space="preserve">4</w:t>
             </w:r>
           </w:p>
         </w:tc>
@@ -8088,7 +8088,7 @@
                 <w:szCs w:val="22"/>
                 <w:color w:val="000000"/>
               </w:rPr>
-              <w:t xml:space="preserve">1,794 (82%)</w:t>
+              <w:t xml:space="preserve">1,794 (92%)</w:t>
             </w:r>
           </w:p>
         </w:tc>
@@ -8364,61 +8364,61 @@
                 <w:szCs w:val="22"/>
                 <w:color w:val="000000"/>
               </w:rPr>
-              <w:t xml:space="preserve">31 (1.4%)</w:t>
-            </w:r>
-          </w:p>
-        </w:tc>
-        <w:tc>
-          <w:tcPr>
-            <w:tcBorders>
-              <w:bottom w:val="none" w:sz="0" w:space="0" w:color="000000"/>
-              <w:top w:val="none" w:sz="0" w:space="0" w:color="000000"/>
-              <w:left w:val="none" w:sz="0" w:space="0" w:color="000000"/>
-              <w:right w:val="none" w:sz="0" w:space="0" w:color="000000"/>
-            </w:tcBorders>
-            <w:shd w:val="clear" w:color="auto" w:fill="FFFFFF"/>
-            <w:tcMar>
-              <w:top w:w="0" w:type="dxa"/>
-              <w:bottom w:w="0" w:type="dxa"/>
-              <w:left w:w="0" w:type="dxa"/>
-              <w:right w:w="0" w:type="dxa"/>
-            </w:tcMar>
-            <w:vAlign w:val="top"/>
-          </w:tcPr>
-          <w:p>
-            <w:pPr>
-              <w:jc w:val="center"/>
-              <w:pBdr>
-                <w:bottom w:val="none" w:sz="0" w:space="0" w:color="000000"/>
-                <w:top w:val="none" w:sz="0" w:space="0" w:color="000000"/>
-                <w:left w:val="none" w:sz="0" w:space="0" w:color="000000"/>
-                <w:right w:val="none" w:sz="0" w:space="0" w:color="000000"/>
-              </w:pBdr>
-              <w:spacing w:after="100" w:before="100" w:line="240"/>
-              <w:ind w:left="100" w:right="100" w:firstLine="0" w:firstLineChars="0"/>
-              <w:rPr>
-                <w:rFonts w:ascii="Arial" w:hAnsi="Arial" w:eastAsia="Arial" w:cs="Arial"/>
-                <w:i w:val="false"/>
-                <w:b w:val="false"/>
-                <w:u w:val="none"/>
-                <w:strike w:val="false"/>
-                <w:sz w:val="22"/>
-                <w:szCs w:val="22"/>
-                <w:color w:val="000000"/>
-              </w:rPr>
-            </w:pPr>
-            <w:r>
-              <w:rPr>
-                <w:rFonts w:ascii="Arial" w:hAnsi="Arial" w:eastAsia="Arial" w:cs="Arial"/>
-                <w:i w:val="false"/>
-                <w:b w:val="false"/>
-                <w:u w:val="none"/>
-                <w:strike w:val="false"/>
-                <w:sz w:val="22"/>
-                <w:szCs w:val="22"/>
-                <w:color w:val="000000"/>
-              </w:rPr>
-              <w:t xml:space="preserve">0 (0%)</w:t>
+              <w:t xml:space="preserve">15 (0.8%)</w:t>
+            </w:r>
+          </w:p>
+        </w:tc>
+        <w:tc>
+          <w:tcPr>
+            <w:tcBorders>
+              <w:bottom w:val="none" w:sz="0" w:space="0" w:color="000000"/>
+              <w:top w:val="none" w:sz="0" w:space="0" w:color="000000"/>
+              <w:left w:val="none" w:sz="0" w:space="0" w:color="000000"/>
+              <w:right w:val="none" w:sz="0" w:space="0" w:color="000000"/>
+            </w:tcBorders>
+            <w:shd w:val="clear" w:color="auto" w:fill="FFFFFF"/>
+            <w:tcMar>
+              <w:top w:w="0" w:type="dxa"/>
+              <w:bottom w:w="0" w:type="dxa"/>
+              <w:left w:w="0" w:type="dxa"/>
+              <w:right w:w="0" w:type="dxa"/>
+            </w:tcMar>
+            <w:vAlign w:val="top"/>
+          </w:tcPr>
+          <w:p>
+            <w:pPr>
+              <w:jc w:val="center"/>
+              <w:pBdr>
+                <w:bottom w:val="none" w:sz="0" w:space="0" w:color="000000"/>
+                <w:top w:val="none" w:sz="0" w:space="0" w:color="000000"/>
+                <w:left w:val="none" w:sz="0" w:space="0" w:color="000000"/>
+                <w:right w:val="none" w:sz="0" w:space="0" w:color="000000"/>
+              </w:pBdr>
+              <w:spacing w:after="100" w:before="100" w:line="240"/>
+              <w:ind w:left="100" w:right="100" w:firstLine="0" w:firstLineChars="0"/>
+              <w:rPr>
+                <w:rFonts w:ascii="Arial" w:hAnsi="Arial" w:eastAsia="Arial" w:cs="Arial"/>
+                <w:i w:val="false"/>
+                <w:b w:val="false"/>
+                <w:u w:val="none"/>
+                <w:strike w:val="false"/>
+                <w:sz w:val="22"/>
+                <w:szCs w:val="22"/>
+                <w:color w:val="000000"/>
+              </w:rPr>
+            </w:pPr>
+            <w:r>
+              <w:rPr>
+                <w:rFonts w:ascii="Arial" w:hAnsi="Arial" w:eastAsia="Arial" w:cs="Arial"/>
+                <w:i w:val="false"/>
+                <w:b w:val="false"/>
+                <w:u w:val="none"/>
+                <w:strike w:val="false"/>
+                <w:sz w:val="22"/>
+                <w:szCs w:val="22"/>
+                <w:color w:val="000000"/>
+              </w:rPr>
+              <w:t xml:space="preserve">16 (6.0%)</w:t>
             </w:r>
           </w:p>
         </w:tc>
@@ -8640,61 +8640,61 @@
                 <w:szCs w:val="22"/>
                 <w:color w:val="000000"/>
               </w:rPr>
-              <w:t xml:space="preserve">64 (2.9%)</w:t>
-            </w:r>
-          </w:p>
-        </w:tc>
-        <w:tc>
-          <w:tcPr>
-            <w:tcBorders>
-              <w:bottom w:val="none" w:sz="0" w:space="0" w:color="000000"/>
-              <w:top w:val="none" w:sz="0" w:space="0" w:color="000000"/>
-              <w:left w:val="none" w:sz="0" w:space="0" w:color="000000"/>
-              <w:right w:val="none" w:sz="0" w:space="0" w:color="000000"/>
-            </w:tcBorders>
-            <w:shd w:val="clear" w:color="auto" w:fill="FFFFFF"/>
-            <w:tcMar>
-              <w:top w:w="0" w:type="dxa"/>
-              <w:bottom w:w="0" w:type="dxa"/>
-              <w:left w:w="0" w:type="dxa"/>
-              <w:right w:w="0" w:type="dxa"/>
-            </w:tcMar>
-            <w:vAlign w:val="top"/>
-          </w:tcPr>
-          <w:p>
-            <w:pPr>
-              <w:jc w:val="center"/>
-              <w:pBdr>
-                <w:bottom w:val="none" w:sz="0" w:space="0" w:color="000000"/>
-                <w:top w:val="none" w:sz="0" w:space="0" w:color="000000"/>
-                <w:left w:val="none" w:sz="0" w:space="0" w:color="000000"/>
-                <w:right w:val="none" w:sz="0" w:space="0" w:color="000000"/>
-              </w:pBdr>
-              <w:spacing w:after="100" w:before="100" w:line="240"/>
-              <w:ind w:left="100" w:right="100" w:firstLine="0" w:firstLineChars="0"/>
-              <w:rPr>
-                <w:rFonts w:ascii="Arial" w:hAnsi="Arial" w:eastAsia="Arial" w:cs="Arial"/>
-                <w:i w:val="false"/>
-                <w:b w:val="false"/>
-                <w:u w:val="none"/>
-                <w:strike w:val="false"/>
-                <w:sz w:val="22"/>
-                <w:szCs w:val="22"/>
-                <w:color w:val="000000"/>
-              </w:rPr>
-            </w:pPr>
-            <w:r>
-              <w:rPr>
-                <w:rFonts w:ascii="Arial" w:hAnsi="Arial" w:eastAsia="Arial" w:cs="Arial"/>
-                <w:i w:val="false"/>
-                <w:b w:val="false"/>
-                <w:u w:val="none"/>
-                <w:strike w:val="false"/>
-                <w:sz w:val="22"/>
-                <w:szCs w:val="22"/>
-                <w:color w:val="000000"/>
-              </w:rPr>
-              <w:t xml:space="preserve">0 (0%)</w:t>
+              <w:t xml:space="preserve">14 (0.7%)</w:t>
+            </w:r>
+          </w:p>
+        </w:tc>
+        <w:tc>
+          <w:tcPr>
+            <w:tcBorders>
+              <w:bottom w:val="none" w:sz="0" w:space="0" w:color="000000"/>
+              <w:top w:val="none" w:sz="0" w:space="0" w:color="000000"/>
+              <w:left w:val="none" w:sz="0" w:space="0" w:color="000000"/>
+              <w:right w:val="none" w:sz="0" w:space="0" w:color="000000"/>
+            </w:tcBorders>
+            <w:shd w:val="clear" w:color="auto" w:fill="FFFFFF"/>
+            <w:tcMar>
+              <w:top w:w="0" w:type="dxa"/>
+              <w:bottom w:w="0" w:type="dxa"/>
+              <w:left w:w="0" w:type="dxa"/>
+              <w:right w:w="0" w:type="dxa"/>
+            </w:tcMar>
+            <w:vAlign w:val="top"/>
+          </w:tcPr>
+          <w:p>
+            <w:pPr>
+              <w:jc w:val="center"/>
+              <w:pBdr>
+                <w:bottom w:val="none" w:sz="0" w:space="0" w:color="000000"/>
+                <w:top w:val="none" w:sz="0" w:space="0" w:color="000000"/>
+                <w:left w:val="none" w:sz="0" w:space="0" w:color="000000"/>
+                <w:right w:val="none" w:sz="0" w:space="0" w:color="000000"/>
+              </w:pBdr>
+              <w:spacing w:after="100" w:before="100" w:line="240"/>
+              <w:ind w:left="100" w:right="100" w:firstLine="0" w:firstLineChars="0"/>
+              <w:rPr>
+                <w:rFonts w:ascii="Arial" w:hAnsi="Arial" w:eastAsia="Arial" w:cs="Arial"/>
+                <w:i w:val="false"/>
+                <w:b w:val="false"/>
+                <w:u w:val="none"/>
+                <w:strike w:val="false"/>
+                <w:sz w:val="22"/>
+                <w:szCs w:val="22"/>
+                <w:color w:val="000000"/>
+              </w:rPr>
+            </w:pPr>
+            <w:r>
+              <w:rPr>
+                <w:rFonts w:ascii="Arial" w:hAnsi="Arial" w:eastAsia="Arial" w:cs="Arial"/>
+                <w:i w:val="false"/>
+                <w:b w:val="false"/>
+                <w:u w:val="none"/>
+                <w:strike w:val="false"/>
+                <w:sz w:val="22"/>
+                <w:szCs w:val="22"/>
+                <w:color w:val="000000"/>
+              </w:rPr>
+              <w:t xml:space="preserve">50 (19%)</w:t>
             </w:r>
           </w:p>
         </w:tc>
@@ -8916,61 +8916,61 @@
                 <w:szCs w:val="22"/>
                 <w:color w:val="000000"/>
               </w:rPr>
-              <w:t xml:space="preserve">2 (&lt;0.1%)</w:t>
-            </w:r>
-          </w:p>
-        </w:tc>
-        <w:tc>
-          <w:tcPr>
-            <w:tcBorders>
-              <w:bottom w:val="none" w:sz="0" w:space="0" w:color="000000"/>
-              <w:top w:val="none" w:sz="0" w:space="0" w:color="000000"/>
-              <w:left w:val="none" w:sz="0" w:space="0" w:color="000000"/>
-              <w:right w:val="none" w:sz="0" w:space="0" w:color="000000"/>
-            </w:tcBorders>
-            <w:shd w:val="clear" w:color="auto" w:fill="FFFFFF"/>
-            <w:tcMar>
-              <w:top w:w="0" w:type="dxa"/>
-              <w:bottom w:w="0" w:type="dxa"/>
-              <w:left w:w="0" w:type="dxa"/>
-              <w:right w:w="0" w:type="dxa"/>
-            </w:tcMar>
-            <w:vAlign w:val="top"/>
-          </w:tcPr>
-          <w:p>
-            <w:pPr>
-              <w:jc w:val="center"/>
-              <w:pBdr>
-                <w:bottom w:val="none" w:sz="0" w:space="0" w:color="000000"/>
-                <w:top w:val="none" w:sz="0" w:space="0" w:color="000000"/>
-                <w:left w:val="none" w:sz="0" w:space="0" w:color="000000"/>
-                <w:right w:val="none" w:sz="0" w:space="0" w:color="000000"/>
-              </w:pBdr>
-              <w:spacing w:after="100" w:before="100" w:line="240"/>
-              <w:ind w:left="100" w:right="100" w:firstLine="0" w:firstLineChars="0"/>
-              <w:rPr>
-                <w:rFonts w:ascii="Arial" w:hAnsi="Arial" w:eastAsia="Arial" w:cs="Arial"/>
-                <w:i w:val="false"/>
-                <w:b w:val="false"/>
-                <w:u w:val="none"/>
-                <w:strike w:val="false"/>
-                <w:sz w:val="22"/>
-                <w:szCs w:val="22"/>
-                <w:color w:val="000000"/>
-              </w:rPr>
-            </w:pPr>
-            <w:r>
-              <w:rPr>
-                <w:rFonts w:ascii="Arial" w:hAnsi="Arial" w:eastAsia="Arial" w:cs="Arial"/>
-                <w:i w:val="false"/>
-                <w:b w:val="false"/>
-                <w:u w:val="none"/>
-                <w:strike w:val="false"/>
-                <w:sz w:val="22"/>
-                <w:szCs w:val="22"/>
-                <w:color w:val="000000"/>
-              </w:rPr>
-              <w:t xml:space="preserve">9 (31%)</w:t>
+              <w:t xml:space="preserve">1 (&lt;0.1%)</w:t>
+            </w:r>
+          </w:p>
+        </w:tc>
+        <w:tc>
+          <w:tcPr>
+            <w:tcBorders>
+              <w:bottom w:val="none" w:sz="0" w:space="0" w:color="000000"/>
+              <w:top w:val="none" w:sz="0" w:space="0" w:color="000000"/>
+              <w:left w:val="none" w:sz="0" w:space="0" w:color="000000"/>
+              <w:right w:val="none" w:sz="0" w:space="0" w:color="000000"/>
+            </w:tcBorders>
+            <w:shd w:val="clear" w:color="auto" w:fill="FFFFFF"/>
+            <w:tcMar>
+              <w:top w:w="0" w:type="dxa"/>
+              <w:bottom w:w="0" w:type="dxa"/>
+              <w:left w:w="0" w:type="dxa"/>
+              <w:right w:w="0" w:type="dxa"/>
+            </w:tcMar>
+            <w:vAlign w:val="top"/>
+          </w:tcPr>
+          <w:p>
+            <w:pPr>
+              <w:jc w:val="center"/>
+              <w:pBdr>
+                <w:bottom w:val="none" w:sz="0" w:space="0" w:color="000000"/>
+                <w:top w:val="none" w:sz="0" w:space="0" w:color="000000"/>
+                <w:left w:val="none" w:sz="0" w:space="0" w:color="000000"/>
+                <w:right w:val="none" w:sz="0" w:space="0" w:color="000000"/>
+              </w:pBdr>
+              <w:spacing w:after="100" w:before="100" w:line="240"/>
+              <w:ind w:left="100" w:right="100" w:firstLine="0" w:firstLineChars="0"/>
+              <w:rPr>
+                <w:rFonts w:ascii="Arial" w:hAnsi="Arial" w:eastAsia="Arial" w:cs="Arial"/>
+                <w:i w:val="false"/>
+                <w:b w:val="false"/>
+                <w:u w:val="none"/>
+                <w:strike w:val="false"/>
+                <w:sz w:val="22"/>
+                <w:szCs w:val="22"/>
+                <w:color w:val="000000"/>
+              </w:rPr>
+            </w:pPr>
+            <w:r>
+              <w:rPr>
+                <w:rFonts w:ascii="Arial" w:hAnsi="Arial" w:eastAsia="Arial" w:cs="Arial"/>
+                <w:i w:val="false"/>
+                <w:b w:val="false"/>
+                <w:u w:val="none"/>
+                <w:strike w:val="false"/>
+                <w:sz w:val="22"/>
+                <w:szCs w:val="22"/>
+                <w:color w:val="000000"/>
+              </w:rPr>
+              <w:t xml:space="preserve">10 (3.8%)</w:t>
             </w:r>
           </w:p>
         </w:tc>
@@ -9192,61 +9192,61 @@
                 <w:szCs w:val="22"/>
                 <w:color w:val="000000"/>
               </w:rPr>
-              <w:t xml:space="preserve">35 (1.6%)</w:t>
-            </w:r>
-          </w:p>
-        </w:tc>
-        <w:tc>
-          <w:tcPr>
-            <w:tcBorders>
-              <w:bottom w:val="none" w:sz="0" w:space="0" w:color="000000"/>
-              <w:top w:val="none" w:sz="0" w:space="0" w:color="000000"/>
-              <w:left w:val="none" w:sz="0" w:space="0" w:color="000000"/>
-              <w:right w:val="none" w:sz="0" w:space="0" w:color="000000"/>
-            </w:tcBorders>
-            <w:shd w:val="clear" w:color="auto" w:fill="FFFFFF"/>
-            <w:tcMar>
-              <w:top w:w="0" w:type="dxa"/>
-              <w:bottom w:w="0" w:type="dxa"/>
-              <w:left w:w="0" w:type="dxa"/>
-              <w:right w:w="0" w:type="dxa"/>
-            </w:tcMar>
-            <w:vAlign w:val="top"/>
-          </w:tcPr>
-          <w:p>
-            <w:pPr>
-              <w:jc w:val="center"/>
-              <w:pBdr>
-                <w:bottom w:val="none" w:sz="0" w:space="0" w:color="000000"/>
-                <w:top w:val="none" w:sz="0" w:space="0" w:color="000000"/>
-                <w:left w:val="none" w:sz="0" w:space="0" w:color="000000"/>
-                <w:right w:val="none" w:sz="0" w:space="0" w:color="000000"/>
-              </w:pBdr>
-              <w:spacing w:after="100" w:before="100" w:line="240"/>
-              <w:ind w:left="100" w:right="100" w:firstLine="0" w:firstLineChars="0"/>
-              <w:rPr>
-                <w:rFonts w:ascii="Arial" w:hAnsi="Arial" w:eastAsia="Arial" w:cs="Arial"/>
-                <w:i w:val="false"/>
-                <w:b w:val="false"/>
-                <w:u w:val="none"/>
-                <w:strike w:val="false"/>
-                <w:sz w:val="22"/>
-                <w:szCs w:val="22"/>
-                <w:color w:val="000000"/>
-              </w:rPr>
-            </w:pPr>
-            <w:r>
-              <w:rPr>
-                <w:rFonts w:ascii="Arial" w:hAnsi="Arial" w:eastAsia="Arial" w:cs="Arial"/>
-                <w:i w:val="false"/>
-                <w:b w:val="false"/>
-                <w:u w:val="none"/>
-                <w:strike w:val="false"/>
-                <w:sz w:val="22"/>
-                <w:szCs w:val="22"/>
-                <w:color w:val="000000"/>
-              </w:rPr>
-              <w:t xml:space="preserve">0 (0%)</w:t>
+              <w:t xml:space="preserve">15 (0.8%)</w:t>
+            </w:r>
+          </w:p>
+        </w:tc>
+        <w:tc>
+          <w:tcPr>
+            <w:tcBorders>
+              <w:bottom w:val="none" w:sz="0" w:space="0" w:color="000000"/>
+              <w:top w:val="none" w:sz="0" w:space="0" w:color="000000"/>
+              <w:left w:val="none" w:sz="0" w:space="0" w:color="000000"/>
+              <w:right w:val="none" w:sz="0" w:space="0" w:color="000000"/>
+            </w:tcBorders>
+            <w:shd w:val="clear" w:color="auto" w:fill="FFFFFF"/>
+            <w:tcMar>
+              <w:top w:w="0" w:type="dxa"/>
+              <w:bottom w:w="0" w:type="dxa"/>
+              <w:left w:w="0" w:type="dxa"/>
+              <w:right w:w="0" w:type="dxa"/>
+            </w:tcMar>
+            <w:vAlign w:val="top"/>
+          </w:tcPr>
+          <w:p>
+            <w:pPr>
+              <w:jc w:val="center"/>
+              <w:pBdr>
+                <w:bottom w:val="none" w:sz="0" w:space="0" w:color="000000"/>
+                <w:top w:val="none" w:sz="0" w:space="0" w:color="000000"/>
+                <w:left w:val="none" w:sz="0" w:space="0" w:color="000000"/>
+                <w:right w:val="none" w:sz="0" w:space="0" w:color="000000"/>
+              </w:pBdr>
+              <w:spacing w:after="100" w:before="100" w:line="240"/>
+              <w:ind w:left="100" w:right="100" w:firstLine="0" w:firstLineChars="0"/>
+              <w:rPr>
+                <w:rFonts w:ascii="Arial" w:hAnsi="Arial" w:eastAsia="Arial" w:cs="Arial"/>
+                <w:i w:val="false"/>
+                <w:b w:val="false"/>
+                <w:u w:val="none"/>
+                <w:strike w:val="false"/>
+                <w:sz w:val="22"/>
+                <w:szCs w:val="22"/>
+                <w:color w:val="000000"/>
+              </w:rPr>
+            </w:pPr>
+            <w:r>
+              <w:rPr>
+                <w:rFonts w:ascii="Arial" w:hAnsi="Arial" w:eastAsia="Arial" w:cs="Arial"/>
+                <w:i w:val="false"/>
+                <w:b w:val="false"/>
+                <w:u w:val="none"/>
+                <w:strike w:val="false"/>
+                <w:sz w:val="22"/>
+                <w:szCs w:val="22"/>
+                <w:color w:val="000000"/>
+              </w:rPr>
+              <w:t xml:space="preserve">20 (7.5%)</w:t>
             </w:r>
           </w:p>
         </w:tc>
@@ -9468,61 +9468,61 @@
                 <w:szCs w:val="22"/>
                 <w:color w:val="000000"/>
               </w:rPr>
-              <w:t xml:space="preserve">209 (9.5%)</w:t>
-            </w:r>
-          </w:p>
-        </w:tc>
-        <w:tc>
-          <w:tcPr>
-            <w:tcBorders>
-              <w:bottom w:val="none" w:sz="0" w:space="0" w:color="000000"/>
-              <w:top w:val="none" w:sz="0" w:space="0" w:color="000000"/>
-              <w:left w:val="none" w:sz="0" w:space="0" w:color="000000"/>
-              <w:right w:val="none" w:sz="0" w:space="0" w:color="000000"/>
-            </w:tcBorders>
-            <w:shd w:val="clear" w:color="auto" w:fill="FFFFFF"/>
-            <w:tcMar>
-              <w:top w:w="0" w:type="dxa"/>
-              <w:bottom w:w="0" w:type="dxa"/>
-              <w:left w:w="0" w:type="dxa"/>
-              <w:right w:w="0" w:type="dxa"/>
-            </w:tcMar>
-            <w:vAlign w:val="top"/>
-          </w:tcPr>
-          <w:p>
-            <w:pPr>
-              <w:jc w:val="center"/>
-              <w:pBdr>
-                <w:bottom w:val="none" w:sz="0" w:space="0" w:color="000000"/>
-                <w:top w:val="none" w:sz="0" w:space="0" w:color="000000"/>
-                <w:left w:val="none" w:sz="0" w:space="0" w:color="000000"/>
-                <w:right w:val="none" w:sz="0" w:space="0" w:color="000000"/>
-              </w:pBdr>
-              <w:spacing w:after="100" w:before="100" w:line="240"/>
-              <w:ind w:left="100" w:right="100" w:firstLine="0" w:firstLineChars="0"/>
-              <w:rPr>
-                <w:rFonts w:ascii="Arial" w:hAnsi="Arial" w:eastAsia="Arial" w:cs="Arial"/>
-                <w:i w:val="false"/>
-                <w:b w:val="false"/>
-                <w:u w:val="none"/>
-                <w:strike w:val="false"/>
-                <w:sz w:val="22"/>
-                <w:szCs w:val="22"/>
-                <w:color w:val="000000"/>
-              </w:rPr>
-            </w:pPr>
-            <w:r>
-              <w:rPr>
-                <w:rFonts w:ascii="Arial" w:hAnsi="Arial" w:eastAsia="Arial" w:cs="Arial"/>
-                <w:i w:val="false"/>
-                <w:b w:val="false"/>
-                <w:u w:val="none"/>
-                <w:strike w:val="false"/>
-                <w:sz w:val="22"/>
-                <w:szCs w:val="22"/>
-                <w:color w:val="000000"/>
-              </w:rPr>
-              <w:t xml:space="preserve">0 (0%)</w:t>
+              <w:t xml:space="preserve">92 (4.7%)</w:t>
+            </w:r>
+          </w:p>
+        </w:tc>
+        <w:tc>
+          <w:tcPr>
+            <w:tcBorders>
+              <w:bottom w:val="none" w:sz="0" w:space="0" w:color="000000"/>
+              <w:top w:val="none" w:sz="0" w:space="0" w:color="000000"/>
+              <w:left w:val="none" w:sz="0" w:space="0" w:color="000000"/>
+              <w:right w:val="none" w:sz="0" w:space="0" w:color="000000"/>
+            </w:tcBorders>
+            <w:shd w:val="clear" w:color="auto" w:fill="FFFFFF"/>
+            <w:tcMar>
+              <w:top w:w="0" w:type="dxa"/>
+              <w:bottom w:w="0" w:type="dxa"/>
+              <w:left w:w="0" w:type="dxa"/>
+              <w:right w:w="0" w:type="dxa"/>
+            </w:tcMar>
+            <w:vAlign w:val="top"/>
+          </w:tcPr>
+          <w:p>
+            <w:pPr>
+              <w:jc w:val="center"/>
+              <w:pBdr>
+                <w:bottom w:val="none" w:sz="0" w:space="0" w:color="000000"/>
+                <w:top w:val="none" w:sz="0" w:space="0" w:color="000000"/>
+                <w:left w:val="none" w:sz="0" w:space="0" w:color="000000"/>
+                <w:right w:val="none" w:sz="0" w:space="0" w:color="000000"/>
+              </w:pBdr>
+              <w:spacing w:after="100" w:before="100" w:line="240"/>
+              <w:ind w:left="100" w:right="100" w:firstLine="0" w:firstLineChars="0"/>
+              <w:rPr>
+                <w:rFonts w:ascii="Arial" w:hAnsi="Arial" w:eastAsia="Arial" w:cs="Arial"/>
+                <w:i w:val="false"/>
+                <w:b w:val="false"/>
+                <w:u w:val="none"/>
+                <w:strike w:val="false"/>
+                <w:sz w:val="22"/>
+                <w:szCs w:val="22"/>
+                <w:color w:val="000000"/>
+              </w:rPr>
+            </w:pPr>
+            <w:r>
+              <w:rPr>
+                <w:rFonts w:ascii="Arial" w:hAnsi="Arial" w:eastAsia="Arial" w:cs="Arial"/>
+                <w:i w:val="false"/>
+                <w:b w:val="false"/>
+                <w:u w:val="none"/>
+                <w:strike w:val="false"/>
+                <w:sz w:val="22"/>
+                <w:szCs w:val="22"/>
+                <w:color w:val="000000"/>
+              </w:rPr>
+              <w:t xml:space="preserve">117 (44%)</w:t>
             </w:r>
           </w:p>
         </w:tc>
@@ -9744,61 +9744,61 @@
                 <w:szCs w:val="22"/>
                 <w:color w:val="000000"/>
               </w:rPr>
-              <w:t xml:space="preserve">58 (2.6%)</w:t>
-            </w:r>
-          </w:p>
-        </w:tc>
-        <w:tc>
-          <w:tcPr>
-            <w:tcBorders>
-              <w:bottom w:val="none" w:sz="0" w:space="0" w:color="000000"/>
-              <w:top w:val="none" w:sz="0" w:space="0" w:color="000000"/>
-              <w:left w:val="none" w:sz="0" w:space="0" w:color="000000"/>
-              <w:right w:val="none" w:sz="0" w:space="0" w:color="000000"/>
-            </w:tcBorders>
-            <w:shd w:val="clear" w:color="auto" w:fill="FFFFFF"/>
-            <w:tcMar>
-              <w:top w:w="0" w:type="dxa"/>
-              <w:bottom w:w="0" w:type="dxa"/>
-              <w:left w:w="0" w:type="dxa"/>
-              <w:right w:w="0" w:type="dxa"/>
-            </w:tcMar>
-            <w:vAlign w:val="top"/>
-          </w:tcPr>
-          <w:p>
-            <w:pPr>
-              <w:jc w:val="center"/>
-              <w:pBdr>
-                <w:bottom w:val="none" w:sz="0" w:space="0" w:color="000000"/>
-                <w:top w:val="none" w:sz="0" w:space="0" w:color="000000"/>
-                <w:left w:val="none" w:sz="0" w:space="0" w:color="000000"/>
-                <w:right w:val="none" w:sz="0" w:space="0" w:color="000000"/>
-              </w:pBdr>
-              <w:spacing w:after="100" w:before="100" w:line="240"/>
-              <w:ind w:left="100" w:right="100" w:firstLine="0" w:firstLineChars="0"/>
-              <w:rPr>
-                <w:rFonts w:ascii="Arial" w:hAnsi="Arial" w:eastAsia="Arial" w:cs="Arial"/>
-                <w:i w:val="false"/>
-                <w:b w:val="false"/>
-                <w:u w:val="none"/>
-                <w:strike w:val="false"/>
-                <w:sz w:val="22"/>
-                <w:szCs w:val="22"/>
-                <w:color w:val="000000"/>
-              </w:rPr>
-            </w:pPr>
-            <w:r>
-              <w:rPr>
-                <w:rFonts w:ascii="Arial" w:hAnsi="Arial" w:eastAsia="Arial" w:cs="Arial"/>
-                <w:i w:val="false"/>
-                <w:b w:val="false"/>
-                <w:u w:val="none"/>
-                <w:strike w:val="false"/>
-                <w:sz w:val="22"/>
-                <w:szCs w:val="22"/>
-                <w:color w:val="000000"/>
-              </w:rPr>
-              <w:t xml:space="preserve">0 (0%)</w:t>
+              <w:t xml:space="preserve">25 (1.3%)</w:t>
+            </w:r>
+          </w:p>
+        </w:tc>
+        <w:tc>
+          <w:tcPr>
+            <w:tcBorders>
+              <w:bottom w:val="none" w:sz="0" w:space="0" w:color="000000"/>
+              <w:top w:val="none" w:sz="0" w:space="0" w:color="000000"/>
+              <w:left w:val="none" w:sz="0" w:space="0" w:color="000000"/>
+              <w:right w:val="none" w:sz="0" w:space="0" w:color="000000"/>
+            </w:tcBorders>
+            <w:shd w:val="clear" w:color="auto" w:fill="FFFFFF"/>
+            <w:tcMar>
+              <w:top w:w="0" w:type="dxa"/>
+              <w:bottom w:w="0" w:type="dxa"/>
+              <w:left w:w="0" w:type="dxa"/>
+              <w:right w:w="0" w:type="dxa"/>
+            </w:tcMar>
+            <w:vAlign w:val="top"/>
+          </w:tcPr>
+          <w:p>
+            <w:pPr>
+              <w:jc w:val="center"/>
+              <w:pBdr>
+                <w:bottom w:val="none" w:sz="0" w:space="0" w:color="000000"/>
+                <w:top w:val="none" w:sz="0" w:space="0" w:color="000000"/>
+                <w:left w:val="none" w:sz="0" w:space="0" w:color="000000"/>
+                <w:right w:val="none" w:sz="0" w:space="0" w:color="000000"/>
+              </w:pBdr>
+              <w:spacing w:after="100" w:before="100" w:line="240"/>
+              <w:ind w:left="100" w:right="100" w:firstLine="0" w:firstLineChars="0"/>
+              <w:rPr>
+                <w:rFonts w:ascii="Arial" w:hAnsi="Arial" w:eastAsia="Arial" w:cs="Arial"/>
+                <w:i w:val="false"/>
+                <w:b w:val="false"/>
+                <w:u w:val="none"/>
+                <w:strike w:val="false"/>
+                <w:sz w:val="22"/>
+                <w:szCs w:val="22"/>
+                <w:color w:val="000000"/>
+              </w:rPr>
+            </w:pPr>
+            <w:r>
+              <w:rPr>
+                <w:rFonts w:ascii="Arial" w:hAnsi="Arial" w:eastAsia="Arial" w:cs="Arial"/>
+                <w:i w:val="false"/>
+                <w:b w:val="false"/>
+                <w:u w:val="none"/>
+                <w:strike w:val="false"/>
+                <w:sz w:val="22"/>
+                <w:szCs w:val="22"/>
+                <w:color w:val="000000"/>
+              </w:rPr>
+              <w:t xml:space="preserve">33 (12%)</w:t>
             </w:r>
           </w:p>
         </w:tc>
@@ -10074,7 +10074,7 @@
                 <w:szCs w:val="22"/>
                 <w:color w:val="000000"/>
               </w:rPr>
-              <w:t xml:space="preserve">20 (69%)</w:t>
+              <w:t xml:space="preserve">20 (7.5%)</w:t>
             </w:r>
           </w:p>
         </w:tc>
@@ -10188,7 +10188,7 @@
                 <w:szCs w:val="22"/>
                 <w:color w:val="000000"/>
               </w:rPr>
-              <w:t xml:space="preserve">Site</w:t>
+              <w:t xml:space="preserve">Site **</w:t>
             </w:r>
           </w:p>
         </w:tc>
@@ -10385,26 +10385,26 @@
               <w:rPr>
                 <w:rFonts w:ascii="Arial" w:hAnsi="Arial" w:eastAsia="Arial" w:cs="Arial"/>
                 <w:i w:val="false"/>
-                <w:b w:val="false"/>
-                <w:u w:val="none"/>
-                <w:strike w:val="false"/>
-                <w:sz w:val="22"/>
-                <w:szCs w:val="22"/>
-                <w:color w:val="000000"/>
-              </w:rPr>
-            </w:pPr>
-            <w:r>
-              <w:rPr>
-                <w:rFonts w:ascii="Arial" w:hAnsi="Arial" w:eastAsia="Arial" w:cs="Arial"/>
-                <w:i w:val="false"/>
-                <w:b w:val="false"/>
-                <w:u w:val="none"/>
-                <w:strike w:val="false"/>
-                <w:sz w:val="22"/>
-                <w:szCs w:val="22"/>
-                <w:color w:val="000000"/>
-              </w:rPr>
-              <w:t xml:space="preserve">0.7</w:t>
+                <w:b w:val="true"/>
+                <w:u w:val="none"/>
+                <w:strike w:val="false"/>
+                <w:sz w:val="22"/>
+                <w:szCs w:val="22"/>
+                <w:color w:val="000000"/>
+              </w:rPr>
+            </w:pPr>
+            <w:r>
+              <w:rPr>
+                <w:rFonts w:ascii="Arial" w:hAnsi="Arial" w:eastAsia="Arial" w:cs="Arial"/>
+                <w:i w:val="false"/>
+                <w:b w:val="true"/>
+                <w:u w:val="none"/>
+                <w:strike w:val="false"/>
+                <w:sz w:val="22"/>
+                <w:szCs w:val="22"/>
+                <w:color w:val="000000"/>
+              </w:rPr>
+              <w:t xml:space="preserve">0.002</w:t>
             </w:r>
           </w:p>
         </w:tc>
@@ -10572,61 +10572,61 @@
                 <w:szCs w:val="22"/>
                 <w:color w:val="000000"/>
               </w:rPr>
-              <w:t xml:space="preserve">357 (16%)</w:t>
-            </w:r>
-          </w:p>
-        </w:tc>
-        <w:tc>
-          <w:tcPr>
-            <w:tcBorders>
-              <w:bottom w:val="none" w:sz="0" w:space="0" w:color="000000"/>
-              <w:top w:val="none" w:sz="0" w:space="0" w:color="000000"/>
-              <w:left w:val="none" w:sz="0" w:space="0" w:color="000000"/>
-              <w:right w:val="none" w:sz="0" w:space="0" w:color="000000"/>
-            </w:tcBorders>
-            <w:shd w:val="clear" w:color="auto" w:fill="FFFFFF"/>
-            <w:tcMar>
-              <w:top w:w="0" w:type="dxa"/>
-              <w:bottom w:w="0" w:type="dxa"/>
-              <w:left w:w="0" w:type="dxa"/>
-              <w:right w:w="0" w:type="dxa"/>
-            </w:tcMar>
-            <w:vAlign w:val="top"/>
-          </w:tcPr>
-          <w:p>
-            <w:pPr>
-              <w:jc w:val="center"/>
-              <w:pBdr>
-                <w:bottom w:val="none" w:sz="0" w:space="0" w:color="000000"/>
-                <w:top w:val="none" w:sz="0" w:space="0" w:color="000000"/>
-                <w:left w:val="none" w:sz="0" w:space="0" w:color="000000"/>
-                <w:right w:val="none" w:sz="0" w:space="0" w:color="000000"/>
-              </w:pBdr>
-              <w:spacing w:after="100" w:before="100" w:line="240"/>
-              <w:ind w:left="100" w:right="100" w:firstLine="0" w:firstLineChars="0"/>
-              <w:rPr>
-                <w:rFonts w:ascii="Arial" w:hAnsi="Arial" w:eastAsia="Arial" w:cs="Arial"/>
-                <w:i w:val="false"/>
-                <w:b w:val="false"/>
-                <w:u w:val="none"/>
-                <w:strike w:val="false"/>
-                <w:sz w:val="22"/>
-                <w:szCs w:val="22"/>
-                <w:color w:val="000000"/>
-              </w:rPr>
-            </w:pPr>
-            <w:r>
-              <w:rPr>
-                <w:rFonts w:ascii="Arial" w:hAnsi="Arial" w:eastAsia="Arial" w:cs="Arial"/>
-                <w:i w:val="false"/>
-                <w:b w:val="false"/>
-                <w:u w:val="none"/>
-                <w:strike w:val="false"/>
-                <w:sz w:val="22"/>
-                <w:szCs w:val="22"/>
-                <w:color w:val="000000"/>
-              </w:rPr>
-              <w:t xml:space="preserve">7 (24%)</w:t>
+              <w:t xml:space="preserve">311 (16%)</w:t>
+            </w:r>
+          </w:p>
+        </w:tc>
+        <w:tc>
+          <w:tcPr>
+            <w:tcBorders>
+              <w:bottom w:val="none" w:sz="0" w:space="0" w:color="000000"/>
+              <w:top w:val="none" w:sz="0" w:space="0" w:color="000000"/>
+              <w:left w:val="none" w:sz="0" w:space="0" w:color="000000"/>
+              <w:right w:val="none" w:sz="0" w:space="0" w:color="000000"/>
+            </w:tcBorders>
+            <w:shd w:val="clear" w:color="auto" w:fill="FFFFFF"/>
+            <w:tcMar>
+              <w:top w:w="0" w:type="dxa"/>
+              <w:bottom w:w="0" w:type="dxa"/>
+              <w:left w:w="0" w:type="dxa"/>
+              <w:right w:w="0" w:type="dxa"/>
+            </w:tcMar>
+            <w:vAlign w:val="top"/>
+          </w:tcPr>
+          <w:p>
+            <w:pPr>
+              <w:jc w:val="center"/>
+              <w:pBdr>
+                <w:bottom w:val="none" w:sz="0" w:space="0" w:color="000000"/>
+                <w:top w:val="none" w:sz="0" w:space="0" w:color="000000"/>
+                <w:left w:val="none" w:sz="0" w:space="0" w:color="000000"/>
+                <w:right w:val="none" w:sz="0" w:space="0" w:color="000000"/>
+              </w:pBdr>
+              <w:spacing w:after="100" w:before="100" w:line="240"/>
+              <w:ind w:left="100" w:right="100" w:firstLine="0" w:firstLineChars="0"/>
+              <w:rPr>
+                <w:rFonts w:ascii="Arial" w:hAnsi="Arial" w:eastAsia="Arial" w:cs="Arial"/>
+                <w:i w:val="false"/>
+                <w:b w:val="false"/>
+                <w:u w:val="none"/>
+                <w:strike w:val="false"/>
+                <w:sz w:val="22"/>
+                <w:szCs w:val="22"/>
+                <w:color w:val="000000"/>
+              </w:rPr>
+            </w:pPr>
+            <w:r>
+              <w:rPr>
+                <w:rFonts w:ascii="Arial" w:hAnsi="Arial" w:eastAsia="Arial" w:cs="Arial"/>
+                <w:i w:val="false"/>
+                <w:b w:val="false"/>
+                <w:u w:val="none"/>
+                <w:strike w:val="false"/>
+                <w:sz w:val="22"/>
+                <w:szCs w:val="22"/>
+                <w:color w:val="000000"/>
+              </w:rPr>
+              <w:t xml:space="preserve">53 (20%)</w:t>
             </w:r>
           </w:p>
         </w:tc>
@@ -10848,61 +10848,61 @@
                 <w:szCs w:val="22"/>
                 <w:color w:val="000000"/>
               </w:rPr>
-              <w:t xml:space="preserve">278 (13%)</w:t>
-            </w:r>
-          </w:p>
-        </w:tc>
-        <w:tc>
-          <w:tcPr>
-            <w:tcBorders>
-              <w:bottom w:val="none" w:sz="0" w:space="0" w:color="000000"/>
-              <w:top w:val="none" w:sz="0" w:space="0" w:color="000000"/>
-              <w:left w:val="none" w:sz="0" w:space="0" w:color="000000"/>
-              <w:right w:val="none" w:sz="0" w:space="0" w:color="000000"/>
-            </w:tcBorders>
-            <w:shd w:val="clear" w:color="auto" w:fill="FFFFFF"/>
-            <w:tcMar>
-              <w:top w:w="0" w:type="dxa"/>
-              <w:bottom w:w="0" w:type="dxa"/>
-              <w:left w:w="0" w:type="dxa"/>
-              <w:right w:w="0" w:type="dxa"/>
-            </w:tcMar>
-            <w:vAlign w:val="top"/>
-          </w:tcPr>
-          <w:p>
-            <w:pPr>
-              <w:jc w:val="center"/>
-              <w:pBdr>
-                <w:bottom w:val="none" w:sz="0" w:space="0" w:color="000000"/>
-                <w:top w:val="none" w:sz="0" w:space="0" w:color="000000"/>
-                <w:left w:val="none" w:sz="0" w:space="0" w:color="000000"/>
-                <w:right w:val="none" w:sz="0" w:space="0" w:color="000000"/>
-              </w:pBdr>
-              <w:spacing w:after="100" w:before="100" w:line="240"/>
-              <w:ind w:left="100" w:right="100" w:firstLine="0" w:firstLineChars="0"/>
-              <w:rPr>
-                <w:rFonts w:ascii="Arial" w:hAnsi="Arial" w:eastAsia="Arial" w:cs="Arial"/>
-                <w:i w:val="false"/>
-                <w:b w:val="false"/>
-                <w:u w:val="none"/>
-                <w:strike w:val="false"/>
-                <w:sz w:val="22"/>
-                <w:szCs w:val="22"/>
-                <w:color w:val="000000"/>
-              </w:rPr>
-            </w:pPr>
-            <w:r>
-              <w:rPr>
-                <w:rFonts w:ascii="Arial" w:hAnsi="Arial" w:eastAsia="Arial" w:cs="Arial"/>
-                <w:i w:val="false"/>
-                <w:b w:val="false"/>
-                <w:u w:val="none"/>
-                <w:strike w:val="false"/>
-                <w:sz w:val="22"/>
-                <w:szCs w:val="22"/>
-                <w:color w:val="000000"/>
-              </w:rPr>
-              <w:t xml:space="preserve">3 (10%)</w:t>
+              <w:t xml:space="preserve">245 (13%)</w:t>
+            </w:r>
+          </w:p>
+        </w:tc>
+        <w:tc>
+          <w:tcPr>
+            <w:tcBorders>
+              <w:bottom w:val="none" w:sz="0" w:space="0" w:color="000000"/>
+              <w:top w:val="none" w:sz="0" w:space="0" w:color="000000"/>
+              <w:left w:val="none" w:sz="0" w:space="0" w:color="000000"/>
+              <w:right w:val="none" w:sz="0" w:space="0" w:color="000000"/>
+            </w:tcBorders>
+            <w:shd w:val="clear" w:color="auto" w:fill="FFFFFF"/>
+            <w:tcMar>
+              <w:top w:w="0" w:type="dxa"/>
+              <w:bottom w:w="0" w:type="dxa"/>
+              <w:left w:w="0" w:type="dxa"/>
+              <w:right w:w="0" w:type="dxa"/>
+            </w:tcMar>
+            <w:vAlign w:val="top"/>
+          </w:tcPr>
+          <w:p>
+            <w:pPr>
+              <w:jc w:val="center"/>
+              <w:pBdr>
+                <w:bottom w:val="none" w:sz="0" w:space="0" w:color="000000"/>
+                <w:top w:val="none" w:sz="0" w:space="0" w:color="000000"/>
+                <w:left w:val="none" w:sz="0" w:space="0" w:color="000000"/>
+                <w:right w:val="none" w:sz="0" w:space="0" w:color="000000"/>
+              </w:pBdr>
+              <w:spacing w:after="100" w:before="100" w:line="240"/>
+              <w:ind w:left="100" w:right="100" w:firstLine="0" w:firstLineChars="0"/>
+              <w:rPr>
+                <w:rFonts w:ascii="Arial" w:hAnsi="Arial" w:eastAsia="Arial" w:cs="Arial"/>
+                <w:i w:val="false"/>
+                <w:b w:val="false"/>
+                <w:u w:val="none"/>
+                <w:strike w:val="false"/>
+                <w:sz w:val="22"/>
+                <w:szCs w:val="22"/>
+                <w:color w:val="000000"/>
+              </w:rPr>
+            </w:pPr>
+            <w:r>
+              <w:rPr>
+                <w:rFonts w:ascii="Arial" w:hAnsi="Arial" w:eastAsia="Arial" w:cs="Arial"/>
+                <w:i w:val="false"/>
+                <w:b w:val="false"/>
+                <w:u w:val="none"/>
+                <w:strike w:val="false"/>
+                <w:sz w:val="22"/>
+                <w:szCs w:val="22"/>
+                <w:color w:val="000000"/>
+              </w:rPr>
+              <w:t xml:space="preserve">36 (14%)</w:t>
             </w:r>
           </w:p>
         </w:tc>
@@ -11124,61 +11124,61 @@
                 <w:szCs w:val="22"/>
                 <w:color w:val="000000"/>
               </w:rPr>
-              <w:t xml:space="preserve">719 (33%)</w:t>
-            </w:r>
-          </w:p>
-        </w:tc>
-        <w:tc>
-          <w:tcPr>
-            <w:tcBorders>
-              <w:bottom w:val="none" w:sz="0" w:space="0" w:color="000000"/>
-              <w:top w:val="none" w:sz="0" w:space="0" w:color="000000"/>
-              <w:left w:val="none" w:sz="0" w:space="0" w:color="000000"/>
-              <w:right w:val="none" w:sz="0" w:space="0" w:color="000000"/>
-            </w:tcBorders>
-            <w:shd w:val="clear" w:color="auto" w:fill="FFFFFF"/>
-            <w:tcMar>
-              <w:top w:w="0" w:type="dxa"/>
-              <w:bottom w:w="0" w:type="dxa"/>
-              <w:left w:w="0" w:type="dxa"/>
-              <w:right w:w="0" w:type="dxa"/>
-            </w:tcMar>
-            <w:vAlign w:val="top"/>
-          </w:tcPr>
-          <w:p>
-            <w:pPr>
-              <w:jc w:val="center"/>
-              <w:pBdr>
-                <w:bottom w:val="none" w:sz="0" w:space="0" w:color="000000"/>
-                <w:top w:val="none" w:sz="0" w:space="0" w:color="000000"/>
-                <w:left w:val="none" w:sz="0" w:space="0" w:color="000000"/>
-                <w:right w:val="none" w:sz="0" w:space="0" w:color="000000"/>
-              </w:pBdr>
-              <w:spacing w:after="100" w:before="100" w:line="240"/>
-              <w:ind w:left="100" w:right="100" w:firstLine="0" w:firstLineChars="0"/>
-              <w:rPr>
-                <w:rFonts w:ascii="Arial" w:hAnsi="Arial" w:eastAsia="Arial" w:cs="Arial"/>
-                <w:i w:val="false"/>
-                <w:b w:val="false"/>
-                <w:u w:val="none"/>
-                <w:strike w:val="false"/>
-                <w:sz w:val="22"/>
-                <w:szCs w:val="22"/>
-                <w:color w:val="000000"/>
-              </w:rPr>
-            </w:pPr>
-            <w:r>
-              <w:rPr>
-                <w:rFonts w:ascii="Arial" w:hAnsi="Arial" w:eastAsia="Arial" w:cs="Arial"/>
-                <w:i w:val="false"/>
-                <w:b w:val="false"/>
-                <w:u w:val="none"/>
-                <w:strike w:val="false"/>
-                <w:sz w:val="22"/>
-                <w:szCs w:val="22"/>
-                <w:color w:val="000000"/>
-              </w:rPr>
-              <w:t xml:space="preserve">8 (28%)</w:t>
+              <w:t xml:space="preserve">667 (34%)</w:t>
+            </w:r>
+          </w:p>
+        </w:tc>
+        <w:tc>
+          <w:tcPr>
+            <w:tcBorders>
+              <w:bottom w:val="none" w:sz="0" w:space="0" w:color="000000"/>
+              <w:top w:val="none" w:sz="0" w:space="0" w:color="000000"/>
+              <w:left w:val="none" w:sz="0" w:space="0" w:color="000000"/>
+              <w:right w:val="none" w:sz="0" w:space="0" w:color="000000"/>
+            </w:tcBorders>
+            <w:shd w:val="clear" w:color="auto" w:fill="FFFFFF"/>
+            <w:tcMar>
+              <w:top w:w="0" w:type="dxa"/>
+              <w:bottom w:w="0" w:type="dxa"/>
+              <w:left w:w="0" w:type="dxa"/>
+              <w:right w:w="0" w:type="dxa"/>
+            </w:tcMar>
+            <w:vAlign w:val="top"/>
+          </w:tcPr>
+          <w:p>
+            <w:pPr>
+              <w:jc w:val="center"/>
+              <w:pBdr>
+                <w:bottom w:val="none" w:sz="0" w:space="0" w:color="000000"/>
+                <w:top w:val="none" w:sz="0" w:space="0" w:color="000000"/>
+                <w:left w:val="none" w:sz="0" w:space="0" w:color="000000"/>
+                <w:right w:val="none" w:sz="0" w:space="0" w:color="000000"/>
+              </w:pBdr>
+              <w:spacing w:after="100" w:before="100" w:line="240"/>
+              <w:ind w:left="100" w:right="100" w:firstLine="0" w:firstLineChars="0"/>
+              <w:rPr>
+                <w:rFonts w:ascii="Arial" w:hAnsi="Arial" w:eastAsia="Arial" w:cs="Arial"/>
+                <w:i w:val="false"/>
+                <w:b w:val="false"/>
+                <w:u w:val="none"/>
+                <w:strike w:val="false"/>
+                <w:sz w:val="22"/>
+                <w:szCs w:val="22"/>
+                <w:color w:val="000000"/>
+              </w:rPr>
+            </w:pPr>
+            <w:r>
+              <w:rPr>
+                <w:rFonts w:ascii="Arial" w:hAnsi="Arial" w:eastAsia="Arial" w:cs="Arial"/>
+                <w:i w:val="false"/>
+                <w:b w:val="false"/>
+                <w:u w:val="none"/>
+                <w:strike w:val="false"/>
+                <w:sz w:val="22"/>
+                <w:szCs w:val="22"/>
+                <w:color w:val="000000"/>
+              </w:rPr>
+              <w:t xml:space="preserve">60 (23%)</w:t>
             </w:r>
           </w:p>
         </w:tc>
@@ -11400,61 +11400,61 @@
                 <w:szCs w:val="22"/>
                 <w:color w:val="000000"/>
               </w:rPr>
-              <w:t xml:space="preserve">839 (38%)</w:t>
-            </w:r>
-          </w:p>
-        </w:tc>
-        <w:tc>
-          <w:tcPr>
-            <w:tcBorders>
-              <w:bottom w:val="none" w:sz="0" w:space="0" w:color="000000"/>
-              <w:top w:val="none" w:sz="0" w:space="0" w:color="000000"/>
-              <w:left w:val="none" w:sz="0" w:space="0" w:color="000000"/>
-              <w:right w:val="none" w:sz="0" w:space="0" w:color="000000"/>
-            </w:tcBorders>
-            <w:shd w:val="clear" w:color="auto" w:fill="FFFFFF"/>
-            <w:tcMar>
-              <w:top w:w="0" w:type="dxa"/>
-              <w:bottom w:w="0" w:type="dxa"/>
-              <w:left w:w="0" w:type="dxa"/>
-              <w:right w:w="0" w:type="dxa"/>
-            </w:tcMar>
-            <w:vAlign w:val="top"/>
-          </w:tcPr>
-          <w:p>
-            <w:pPr>
-              <w:jc w:val="center"/>
-              <w:pBdr>
-                <w:bottom w:val="none" w:sz="0" w:space="0" w:color="000000"/>
-                <w:top w:val="none" w:sz="0" w:space="0" w:color="000000"/>
-                <w:left w:val="none" w:sz="0" w:space="0" w:color="000000"/>
-                <w:right w:val="none" w:sz="0" w:space="0" w:color="000000"/>
-              </w:pBdr>
-              <w:spacing w:after="100" w:before="100" w:line="240"/>
-              <w:ind w:left="100" w:right="100" w:firstLine="0" w:firstLineChars="0"/>
-              <w:rPr>
-                <w:rFonts w:ascii="Arial" w:hAnsi="Arial" w:eastAsia="Arial" w:cs="Arial"/>
-                <w:i w:val="false"/>
-                <w:b w:val="false"/>
-                <w:u w:val="none"/>
-                <w:strike w:val="false"/>
-                <w:sz w:val="22"/>
-                <w:szCs w:val="22"/>
-                <w:color w:val="000000"/>
-              </w:rPr>
-            </w:pPr>
-            <w:r>
-              <w:rPr>
-                <w:rFonts w:ascii="Arial" w:hAnsi="Arial" w:eastAsia="Arial" w:cs="Arial"/>
-                <w:i w:val="false"/>
-                <w:b w:val="false"/>
-                <w:u w:val="none"/>
-                <w:strike w:val="false"/>
-                <w:sz w:val="22"/>
-                <w:szCs w:val="22"/>
-                <w:color w:val="000000"/>
-              </w:rPr>
-              <w:t xml:space="preserve">11 (38%)</w:t>
+              <w:t xml:space="preserve">733 (37%)</w:t>
+            </w:r>
+          </w:p>
+        </w:tc>
+        <w:tc>
+          <w:tcPr>
+            <w:tcBorders>
+              <w:bottom w:val="none" w:sz="0" w:space="0" w:color="000000"/>
+              <w:top w:val="none" w:sz="0" w:space="0" w:color="000000"/>
+              <w:left w:val="none" w:sz="0" w:space="0" w:color="000000"/>
+              <w:right w:val="none" w:sz="0" w:space="0" w:color="000000"/>
+            </w:tcBorders>
+            <w:shd w:val="clear" w:color="auto" w:fill="FFFFFF"/>
+            <w:tcMar>
+              <w:top w:w="0" w:type="dxa"/>
+              <w:bottom w:w="0" w:type="dxa"/>
+              <w:left w:w="0" w:type="dxa"/>
+              <w:right w:w="0" w:type="dxa"/>
+            </w:tcMar>
+            <w:vAlign w:val="top"/>
+          </w:tcPr>
+          <w:p>
+            <w:pPr>
+              <w:jc w:val="center"/>
+              <w:pBdr>
+                <w:bottom w:val="none" w:sz="0" w:space="0" w:color="000000"/>
+                <w:top w:val="none" w:sz="0" w:space="0" w:color="000000"/>
+                <w:left w:val="none" w:sz="0" w:space="0" w:color="000000"/>
+                <w:right w:val="none" w:sz="0" w:space="0" w:color="000000"/>
+              </w:pBdr>
+              <w:spacing w:after="100" w:before="100" w:line="240"/>
+              <w:ind w:left="100" w:right="100" w:firstLine="0" w:firstLineChars="0"/>
+              <w:rPr>
+                <w:rFonts w:ascii="Arial" w:hAnsi="Arial" w:eastAsia="Arial" w:cs="Arial"/>
+                <w:i w:val="false"/>
+                <w:b w:val="false"/>
+                <w:u w:val="none"/>
+                <w:strike w:val="false"/>
+                <w:sz w:val="22"/>
+                <w:szCs w:val="22"/>
+                <w:color w:val="000000"/>
+              </w:rPr>
+            </w:pPr>
+            <w:r>
+              <w:rPr>
+                <w:rFonts w:ascii="Arial" w:hAnsi="Arial" w:eastAsia="Arial" w:cs="Arial"/>
+                <w:i w:val="false"/>
+                <w:b w:val="false"/>
+                <w:u w:val="none"/>
+                <w:strike w:val="false"/>
+                <w:sz w:val="22"/>
+                <w:szCs w:val="22"/>
+                <w:color w:val="000000"/>
+              </w:rPr>
+              <w:t xml:space="preserve">117 (44%)</w:t>
             </w:r>
           </w:p>
         </w:tc>
@@ -11784,7 +11784,7 @@
                 <w:szCs w:val="22"/>
                 <w:color w:val="000000"/>
               </w:rPr>
-              <w:t xml:space="preserve">0.10</w:t>
+              <w:t xml:space="preserve">0.4</w:t>
             </w:r>
           </w:p>
         </w:tc>
@@ -12228,61 +12228,61 @@
                 <w:szCs w:val="22"/>
                 <w:color w:val="000000"/>
               </w:rPr>
-              <w:t xml:space="preserve">179 (8.2%)</w:t>
-            </w:r>
-          </w:p>
-        </w:tc>
-        <w:tc>
-          <w:tcPr>
-            <w:tcBorders>
-              <w:bottom w:val="none" w:sz="0" w:space="0" w:color="000000"/>
-              <w:top w:val="none" w:sz="0" w:space="0" w:color="000000"/>
-              <w:left w:val="none" w:sz="0" w:space="0" w:color="000000"/>
-              <w:right w:val="none" w:sz="0" w:space="0" w:color="000000"/>
-            </w:tcBorders>
-            <w:shd w:val="clear" w:color="auto" w:fill="FFFFFF"/>
-            <w:tcMar>
-              <w:top w:w="0" w:type="dxa"/>
-              <w:bottom w:w="0" w:type="dxa"/>
-              <w:left w:w="0" w:type="dxa"/>
-              <w:right w:w="0" w:type="dxa"/>
-            </w:tcMar>
-            <w:vAlign w:val="top"/>
-          </w:tcPr>
-          <w:p>
-            <w:pPr>
-              <w:jc w:val="center"/>
-              <w:pBdr>
-                <w:bottom w:val="none" w:sz="0" w:space="0" w:color="000000"/>
-                <w:top w:val="none" w:sz="0" w:space="0" w:color="000000"/>
-                <w:left w:val="none" w:sz="0" w:space="0" w:color="000000"/>
-                <w:right w:val="none" w:sz="0" w:space="0" w:color="000000"/>
-              </w:pBdr>
-              <w:spacing w:after="100" w:before="100" w:line="240"/>
-              <w:ind w:left="100" w:right="100" w:firstLine="0" w:firstLineChars="0"/>
-              <w:rPr>
-                <w:rFonts w:ascii="Arial" w:hAnsi="Arial" w:eastAsia="Arial" w:cs="Arial"/>
-                <w:i w:val="false"/>
-                <w:b w:val="false"/>
-                <w:u w:val="none"/>
-                <w:strike w:val="false"/>
-                <w:sz w:val="22"/>
-                <w:szCs w:val="22"/>
-                <w:color w:val="000000"/>
-              </w:rPr>
-            </w:pPr>
-            <w:r>
-              <w:rPr>
-                <w:rFonts w:ascii="Arial" w:hAnsi="Arial" w:eastAsia="Arial" w:cs="Arial"/>
-                <w:i w:val="false"/>
-                <w:b w:val="false"/>
-                <w:u w:val="none"/>
-                <w:strike w:val="false"/>
-                <w:sz w:val="22"/>
-                <w:szCs w:val="22"/>
-                <w:color w:val="000000"/>
-              </w:rPr>
-              <w:t xml:space="preserve">0 (0%)</w:t>
+              <w:t xml:space="preserve">156 (8.0%)</w:t>
+            </w:r>
+          </w:p>
+        </w:tc>
+        <w:tc>
+          <w:tcPr>
+            <w:tcBorders>
+              <w:bottom w:val="none" w:sz="0" w:space="0" w:color="000000"/>
+              <w:top w:val="none" w:sz="0" w:space="0" w:color="000000"/>
+              <w:left w:val="none" w:sz="0" w:space="0" w:color="000000"/>
+              <w:right w:val="none" w:sz="0" w:space="0" w:color="000000"/>
+            </w:tcBorders>
+            <w:shd w:val="clear" w:color="auto" w:fill="FFFFFF"/>
+            <w:tcMar>
+              <w:top w:w="0" w:type="dxa"/>
+              <w:bottom w:w="0" w:type="dxa"/>
+              <w:left w:w="0" w:type="dxa"/>
+              <w:right w:w="0" w:type="dxa"/>
+            </w:tcMar>
+            <w:vAlign w:val="top"/>
+          </w:tcPr>
+          <w:p>
+            <w:pPr>
+              <w:jc w:val="center"/>
+              <w:pBdr>
+                <w:bottom w:val="none" w:sz="0" w:space="0" w:color="000000"/>
+                <w:top w:val="none" w:sz="0" w:space="0" w:color="000000"/>
+                <w:left w:val="none" w:sz="0" w:space="0" w:color="000000"/>
+                <w:right w:val="none" w:sz="0" w:space="0" w:color="000000"/>
+              </w:pBdr>
+              <w:spacing w:after="100" w:before="100" w:line="240"/>
+              <w:ind w:left="100" w:right="100" w:firstLine="0" w:firstLineChars="0"/>
+              <w:rPr>
+                <w:rFonts w:ascii="Arial" w:hAnsi="Arial" w:eastAsia="Arial" w:cs="Arial"/>
+                <w:i w:val="false"/>
+                <w:b w:val="false"/>
+                <w:u w:val="none"/>
+                <w:strike w:val="false"/>
+                <w:sz w:val="22"/>
+                <w:szCs w:val="22"/>
+                <w:color w:val="000000"/>
+              </w:rPr>
+            </w:pPr>
+            <w:r>
+              <w:rPr>
+                <w:rFonts w:ascii="Arial" w:hAnsi="Arial" w:eastAsia="Arial" w:cs="Arial"/>
+                <w:i w:val="false"/>
+                <w:b w:val="false"/>
+                <w:u w:val="none"/>
+                <w:strike w:val="false"/>
+                <w:sz w:val="22"/>
+                <w:szCs w:val="22"/>
+                <w:color w:val="000000"/>
+              </w:rPr>
+              <w:t xml:space="preserve">23 (8.6%)</w:t>
             </w:r>
           </w:p>
         </w:tc>
@@ -12504,61 +12504,61 @@
                 <w:szCs w:val="22"/>
                 <w:color w:val="000000"/>
               </w:rPr>
-              <w:t xml:space="preserve">171 (7.8%)</w:t>
-            </w:r>
-          </w:p>
-        </w:tc>
-        <w:tc>
-          <w:tcPr>
-            <w:tcBorders>
-              <w:bottom w:val="none" w:sz="0" w:space="0" w:color="000000"/>
-              <w:top w:val="none" w:sz="0" w:space="0" w:color="000000"/>
-              <w:left w:val="none" w:sz="0" w:space="0" w:color="000000"/>
-              <w:right w:val="none" w:sz="0" w:space="0" w:color="000000"/>
-            </w:tcBorders>
-            <w:shd w:val="clear" w:color="auto" w:fill="FFFFFF"/>
-            <w:tcMar>
-              <w:top w:w="0" w:type="dxa"/>
-              <w:bottom w:w="0" w:type="dxa"/>
-              <w:left w:w="0" w:type="dxa"/>
-              <w:right w:w="0" w:type="dxa"/>
-            </w:tcMar>
-            <w:vAlign w:val="top"/>
-          </w:tcPr>
-          <w:p>
-            <w:pPr>
-              <w:jc w:val="center"/>
-              <w:pBdr>
-                <w:bottom w:val="none" w:sz="0" w:space="0" w:color="000000"/>
-                <w:top w:val="none" w:sz="0" w:space="0" w:color="000000"/>
-                <w:left w:val="none" w:sz="0" w:space="0" w:color="000000"/>
-                <w:right w:val="none" w:sz="0" w:space="0" w:color="000000"/>
-              </w:pBdr>
-              <w:spacing w:after="100" w:before="100" w:line="240"/>
-              <w:ind w:left="100" w:right="100" w:firstLine="0" w:firstLineChars="0"/>
-              <w:rPr>
-                <w:rFonts w:ascii="Arial" w:hAnsi="Arial" w:eastAsia="Arial" w:cs="Arial"/>
-                <w:i w:val="false"/>
-                <w:b w:val="false"/>
-                <w:u w:val="none"/>
-                <w:strike w:val="false"/>
-                <w:sz w:val="22"/>
-                <w:szCs w:val="22"/>
-                <w:color w:val="000000"/>
-              </w:rPr>
-            </w:pPr>
-            <w:r>
-              <w:rPr>
-                <w:rFonts w:ascii="Arial" w:hAnsi="Arial" w:eastAsia="Arial" w:cs="Arial"/>
-                <w:i w:val="false"/>
-                <w:b w:val="false"/>
-                <w:u w:val="none"/>
-                <w:strike w:val="false"/>
-                <w:sz w:val="22"/>
-                <w:szCs w:val="22"/>
-                <w:color w:val="000000"/>
-              </w:rPr>
-              <w:t xml:space="preserve">1 (3.4%)</w:t>
+              <w:t xml:space="preserve">148 (7.6%)</w:t>
+            </w:r>
+          </w:p>
+        </w:tc>
+        <w:tc>
+          <w:tcPr>
+            <w:tcBorders>
+              <w:bottom w:val="none" w:sz="0" w:space="0" w:color="000000"/>
+              <w:top w:val="none" w:sz="0" w:space="0" w:color="000000"/>
+              <w:left w:val="none" w:sz="0" w:space="0" w:color="000000"/>
+              <w:right w:val="none" w:sz="0" w:space="0" w:color="000000"/>
+            </w:tcBorders>
+            <w:shd w:val="clear" w:color="auto" w:fill="FFFFFF"/>
+            <w:tcMar>
+              <w:top w:w="0" w:type="dxa"/>
+              <w:bottom w:w="0" w:type="dxa"/>
+              <w:left w:w="0" w:type="dxa"/>
+              <w:right w:w="0" w:type="dxa"/>
+            </w:tcMar>
+            <w:vAlign w:val="top"/>
+          </w:tcPr>
+          <w:p>
+            <w:pPr>
+              <w:jc w:val="center"/>
+              <w:pBdr>
+                <w:bottom w:val="none" w:sz="0" w:space="0" w:color="000000"/>
+                <w:top w:val="none" w:sz="0" w:space="0" w:color="000000"/>
+                <w:left w:val="none" w:sz="0" w:space="0" w:color="000000"/>
+                <w:right w:val="none" w:sz="0" w:space="0" w:color="000000"/>
+              </w:pBdr>
+              <w:spacing w:after="100" w:before="100" w:line="240"/>
+              <w:ind w:left="100" w:right="100" w:firstLine="0" w:firstLineChars="0"/>
+              <w:rPr>
+                <w:rFonts w:ascii="Arial" w:hAnsi="Arial" w:eastAsia="Arial" w:cs="Arial"/>
+                <w:i w:val="false"/>
+                <w:b w:val="false"/>
+                <w:u w:val="none"/>
+                <w:strike w:val="false"/>
+                <w:sz w:val="22"/>
+                <w:szCs w:val="22"/>
+                <w:color w:val="000000"/>
+              </w:rPr>
+            </w:pPr>
+            <w:r>
+              <w:rPr>
+                <w:rFonts w:ascii="Arial" w:hAnsi="Arial" w:eastAsia="Arial" w:cs="Arial"/>
+                <w:i w:val="false"/>
+                <w:b w:val="false"/>
+                <w:u w:val="none"/>
+                <w:strike w:val="false"/>
+                <w:sz w:val="22"/>
+                <w:szCs w:val="22"/>
+                <w:color w:val="000000"/>
+              </w:rPr>
+              <w:t xml:space="preserve">24 (9.0%)</w:t>
             </w:r>
           </w:p>
         </w:tc>
@@ -12780,61 +12780,61 @@
                 <w:szCs w:val="22"/>
                 <w:color w:val="000000"/>
               </w:rPr>
-              <w:t xml:space="preserve">205 (9.3%)</w:t>
-            </w:r>
-          </w:p>
-        </w:tc>
-        <w:tc>
-          <w:tcPr>
-            <w:tcBorders>
-              <w:bottom w:val="none" w:sz="0" w:space="0" w:color="000000"/>
-              <w:top w:val="none" w:sz="0" w:space="0" w:color="000000"/>
-              <w:left w:val="none" w:sz="0" w:space="0" w:color="000000"/>
-              <w:right w:val="none" w:sz="0" w:space="0" w:color="000000"/>
-            </w:tcBorders>
-            <w:shd w:val="clear" w:color="auto" w:fill="FFFFFF"/>
-            <w:tcMar>
-              <w:top w:w="0" w:type="dxa"/>
-              <w:bottom w:w="0" w:type="dxa"/>
-              <w:left w:w="0" w:type="dxa"/>
-              <w:right w:w="0" w:type="dxa"/>
-            </w:tcMar>
-            <w:vAlign w:val="top"/>
-          </w:tcPr>
-          <w:p>
-            <w:pPr>
-              <w:jc w:val="center"/>
-              <w:pBdr>
-                <w:bottom w:val="none" w:sz="0" w:space="0" w:color="000000"/>
-                <w:top w:val="none" w:sz="0" w:space="0" w:color="000000"/>
-                <w:left w:val="none" w:sz="0" w:space="0" w:color="000000"/>
-                <w:right w:val="none" w:sz="0" w:space="0" w:color="000000"/>
-              </w:pBdr>
-              <w:spacing w:after="100" w:before="100" w:line="240"/>
-              <w:ind w:left="100" w:right="100" w:firstLine="0" w:firstLineChars="0"/>
-              <w:rPr>
-                <w:rFonts w:ascii="Arial" w:hAnsi="Arial" w:eastAsia="Arial" w:cs="Arial"/>
-                <w:i w:val="false"/>
-                <w:b w:val="false"/>
-                <w:u w:val="none"/>
-                <w:strike w:val="false"/>
-                <w:sz w:val="22"/>
-                <w:szCs w:val="22"/>
-                <w:color w:val="000000"/>
-              </w:rPr>
-            </w:pPr>
-            <w:r>
-              <w:rPr>
-                <w:rFonts w:ascii="Arial" w:hAnsi="Arial" w:eastAsia="Arial" w:cs="Arial"/>
-                <w:i w:val="false"/>
-                <w:b w:val="false"/>
-                <w:u w:val="none"/>
-                <w:strike w:val="false"/>
-                <w:sz w:val="22"/>
-                <w:szCs w:val="22"/>
-                <w:color w:val="000000"/>
-              </w:rPr>
-              <w:t xml:space="preserve">4 (14%)</w:t>
+              <w:t xml:space="preserve">190 (9.7%)</w:t>
+            </w:r>
+          </w:p>
+        </w:tc>
+        <w:tc>
+          <w:tcPr>
+            <w:tcBorders>
+              <w:bottom w:val="none" w:sz="0" w:space="0" w:color="000000"/>
+              <w:top w:val="none" w:sz="0" w:space="0" w:color="000000"/>
+              <w:left w:val="none" w:sz="0" w:space="0" w:color="000000"/>
+              <w:right w:val="none" w:sz="0" w:space="0" w:color="000000"/>
+            </w:tcBorders>
+            <w:shd w:val="clear" w:color="auto" w:fill="FFFFFF"/>
+            <w:tcMar>
+              <w:top w:w="0" w:type="dxa"/>
+              <w:bottom w:w="0" w:type="dxa"/>
+              <w:left w:w="0" w:type="dxa"/>
+              <w:right w:w="0" w:type="dxa"/>
+            </w:tcMar>
+            <w:vAlign w:val="top"/>
+          </w:tcPr>
+          <w:p>
+            <w:pPr>
+              <w:jc w:val="center"/>
+              <w:pBdr>
+                <w:bottom w:val="none" w:sz="0" w:space="0" w:color="000000"/>
+                <w:top w:val="none" w:sz="0" w:space="0" w:color="000000"/>
+                <w:left w:val="none" w:sz="0" w:space="0" w:color="000000"/>
+                <w:right w:val="none" w:sz="0" w:space="0" w:color="000000"/>
+              </w:pBdr>
+              <w:spacing w:after="100" w:before="100" w:line="240"/>
+              <w:ind w:left="100" w:right="100" w:firstLine="0" w:firstLineChars="0"/>
+              <w:rPr>
+                <w:rFonts w:ascii="Arial" w:hAnsi="Arial" w:eastAsia="Arial" w:cs="Arial"/>
+                <w:i w:val="false"/>
+                <w:b w:val="false"/>
+                <w:u w:val="none"/>
+                <w:strike w:val="false"/>
+                <w:sz w:val="22"/>
+                <w:szCs w:val="22"/>
+                <w:color w:val="000000"/>
+              </w:rPr>
+            </w:pPr>
+            <w:r>
+              <w:rPr>
+                <w:rFonts w:ascii="Arial" w:hAnsi="Arial" w:eastAsia="Arial" w:cs="Arial"/>
+                <w:i w:val="false"/>
+                <w:b w:val="false"/>
+                <w:u w:val="none"/>
+                <w:strike w:val="false"/>
+                <w:sz w:val="22"/>
+                <w:szCs w:val="22"/>
+                <w:color w:val="000000"/>
+              </w:rPr>
+              <w:t xml:space="preserve">19 (7.1%)</w:t>
             </w:r>
           </w:p>
         </w:tc>
@@ -13056,61 +13056,61 @@
                 <w:szCs w:val="22"/>
                 <w:color w:val="000000"/>
               </w:rPr>
-              <w:t xml:space="preserve">150 (6.8%)</w:t>
-            </w:r>
-          </w:p>
-        </w:tc>
-        <w:tc>
-          <w:tcPr>
-            <w:tcBorders>
-              <w:bottom w:val="none" w:sz="0" w:space="0" w:color="000000"/>
-              <w:top w:val="none" w:sz="0" w:space="0" w:color="000000"/>
-              <w:left w:val="none" w:sz="0" w:space="0" w:color="000000"/>
-              <w:right w:val="none" w:sz="0" w:space="0" w:color="000000"/>
-            </w:tcBorders>
-            <w:shd w:val="clear" w:color="auto" w:fill="FFFFFF"/>
-            <w:tcMar>
-              <w:top w:w="0" w:type="dxa"/>
-              <w:bottom w:w="0" w:type="dxa"/>
-              <w:left w:w="0" w:type="dxa"/>
-              <w:right w:w="0" w:type="dxa"/>
-            </w:tcMar>
-            <w:vAlign w:val="top"/>
-          </w:tcPr>
-          <w:p>
-            <w:pPr>
-              <w:jc w:val="center"/>
-              <w:pBdr>
-                <w:bottom w:val="none" w:sz="0" w:space="0" w:color="000000"/>
-                <w:top w:val="none" w:sz="0" w:space="0" w:color="000000"/>
-                <w:left w:val="none" w:sz="0" w:space="0" w:color="000000"/>
-                <w:right w:val="none" w:sz="0" w:space="0" w:color="000000"/>
-              </w:pBdr>
-              <w:spacing w:after="100" w:before="100" w:line="240"/>
-              <w:ind w:left="100" w:right="100" w:firstLine="0" w:firstLineChars="0"/>
-              <w:rPr>
-                <w:rFonts w:ascii="Arial" w:hAnsi="Arial" w:eastAsia="Arial" w:cs="Arial"/>
-                <w:i w:val="false"/>
-                <w:b w:val="false"/>
-                <w:u w:val="none"/>
-                <w:strike w:val="false"/>
-                <w:sz w:val="22"/>
-                <w:szCs w:val="22"/>
-                <w:color w:val="000000"/>
-              </w:rPr>
-            </w:pPr>
-            <w:r>
-              <w:rPr>
-                <w:rFonts w:ascii="Arial" w:hAnsi="Arial" w:eastAsia="Arial" w:cs="Arial"/>
-                <w:i w:val="false"/>
-                <w:b w:val="false"/>
-                <w:u w:val="none"/>
-                <w:strike w:val="false"/>
-                <w:sz w:val="22"/>
-                <w:szCs w:val="22"/>
-                <w:color w:val="000000"/>
-              </w:rPr>
-              <w:t xml:space="preserve">0 (0%)</w:t>
+              <w:t xml:space="preserve">138 (7.1%)</w:t>
+            </w:r>
+          </w:p>
+        </w:tc>
+        <w:tc>
+          <w:tcPr>
+            <w:tcBorders>
+              <w:bottom w:val="none" w:sz="0" w:space="0" w:color="000000"/>
+              <w:top w:val="none" w:sz="0" w:space="0" w:color="000000"/>
+              <w:left w:val="none" w:sz="0" w:space="0" w:color="000000"/>
+              <w:right w:val="none" w:sz="0" w:space="0" w:color="000000"/>
+            </w:tcBorders>
+            <w:shd w:val="clear" w:color="auto" w:fill="FFFFFF"/>
+            <w:tcMar>
+              <w:top w:w="0" w:type="dxa"/>
+              <w:bottom w:w="0" w:type="dxa"/>
+              <w:left w:w="0" w:type="dxa"/>
+              <w:right w:w="0" w:type="dxa"/>
+            </w:tcMar>
+            <w:vAlign w:val="top"/>
+          </w:tcPr>
+          <w:p>
+            <w:pPr>
+              <w:jc w:val="center"/>
+              <w:pBdr>
+                <w:bottom w:val="none" w:sz="0" w:space="0" w:color="000000"/>
+                <w:top w:val="none" w:sz="0" w:space="0" w:color="000000"/>
+                <w:left w:val="none" w:sz="0" w:space="0" w:color="000000"/>
+                <w:right w:val="none" w:sz="0" w:space="0" w:color="000000"/>
+              </w:pBdr>
+              <w:spacing w:after="100" w:before="100" w:line="240"/>
+              <w:ind w:left="100" w:right="100" w:firstLine="0" w:firstLineChars="0"/>
+              <w:rPr>
+                <w:rFonts w:ascii="Arial" w:hAnsi="Arial" w:eastAsia="Arial" w:cs="Arial"/>
+                <w:i w:val="false"/>
+                <w:b w:val="false"/>
+                <w:u w:val="none"/>
+                <w:strike w:val="false"/>
+                <w:sz w:val="22"/>
+                <w:szCs w:val="22"/>
+                <w:color w:val="000000"/>
+              </w:rPr>
+            </w:pPr>
+            <w:r>
+              <w:rPr>
+                <w:rFonts w:ascii="Arial" w:hAnsi="Arial" w:eastAsia="Arial" w:cs="Arial"/>
+                <w:i w:val="false"/>
+                <w:b w:val="false"/>
+                <w:u w:val="none"/>
+                <w:strike w:val="false"/>
+                <w:sz w:val="22"/>
+                <w:szCs w:val="22"/>
+                <w:color w:val="000000"/>
+              </w:rPr>
+              <w:t xml:space="preserve">12 (4.5%)</w:t>
             </w:r>
           </w:p>
         </w:tc>
@@ -13332,7 +13332,7 @@
                 <w:szCs w:val="22"/>
                 <w:color w:val="000000"/>
               </w:rPr>
-              <w:t xml:space="preserve">9 (0.4%)</w:t>
+              <w:t xml:space="preserve">9 (0.5%)</w:t>
             </w:r>
           </w:p>
         </w:tc>
@@ -13608,61 +13608,61 @@
                 <w:szCs w:val="22"/>
                 <w:color w:val="000000"/>
               </w:rPr>
-              <w:t xml:space="preserve">301 (14%)</w:t>
-            </w:r>
-          </w:p>
-        </w:tc>
-        <w:tc>
-          <w:tcPr>
-            <w:tcBorders>
-              <w:bottom w:val="none" w:sz="0" w:space="0" w:color="000000"/>
-              <w:top w:val="none" w:sz="0" w:space="0" w:color="000000"/>
-              <w:left w:val="none" w:sz="0" w:space="0" w:color="000000"/>
-              <w:right w:val="none" w:sz="0" w:space="0" w:color="000000"/>
-            </w:tcBorders>
-            <w:shd w:val="clear" w:color="auto" w:fill="FFFFFF"/>
-            <w:tcMar>
-              <w:top w:w="0" w:type="dxa"/>
-              <w:bottom w:w="0" w:type="dxa"/>
-              <w:left w:w="0" w:type="dxa"/>
-              <w:right w:w="0" w:type="dxa"/>
-            </w:tcMar>
-            <w:vAlign w:val="top"/>
-          </w:tcPr>
-          <w:p>
-            <w:pPr>
-              <w:jc w:val="center"/>
-              <w:pBdr>
-                <w:bottom w:val="none" w:sz="0" w:space="0" w:color="000000"/>
-                <w:top w:val="none" w:sz="0" w:space="0" w:color="000000"/>
-                <w:left w:val="none" w:sz="0" w:space="0" w:color="000000"/>
-                <w:right w:val="none" w:sz="0" w:space="0" w:color="000000"/>
-              </w:pBdr>
-              <w:spacing w:after="100" w:before="100" w:line="240"/>
-              <w:ind w:left="100" w:right="100" w:firstLine="0" w:firstLineChars="0"/>
-              <w:rPr>
-                <w:rFonts w:ascii="Arial" w:hAnsi="Arial" w:eastAsia="Arial" w:cs="Arial"/>
-                <w:i w:val="false"/>
-                <w:b w:val="false"/>
-                <w:u w:val="none"/>
-                <w:strike w:val="false"/>
-                <w:sz w:val="22"/>
-                <w:szCs w:val="22"/>
-                <w:color w:val="000000"/>
-              </w:rPr>
-            </w:pPr>
-            <w:r>
-              <w:rPr>
-                <w:rFonts w:ascii="Arial" w:hAnsi="Arial" w:eastAsia="Arial" w:cs="Arial"/>
-                <w:i w:val="false"/>
-                <w:b w:val="false"/>
-                <w:u w:val="none"/>
-                <w:strike w:val="false"/>
-                <w:sz w:val="22"/>
-                <w:szCs w:val="22"/>
-                <w:color w:val="000000"/>
-              </w:rPr>
-              <w:t xml:space="preserve">7 (24%)</w:t>
+              <w:t xml:space="preserve">267 (14%)</w:t>
+            </w:r>
+          </w:p>
+        </w:tc>
+        <w:tc>
+          <w:tcPr>
+            <w:tcBorders>
+              <w:bottom w:val="none" w:sz="0" w:space="0" w:color="000000"/>
+              <w:top w:val="none" w:sz="0" w:space="0" w:color="000000"/>
+              <w:left w:val="none" w:sz="0" w:space="0" w:color="000000"/>
+              <w:right w:val="none" w:sz="0" w:space="0" w:color="000000"/>
+            </w:tcBorders>
+            <w:shd w:val="clear" w:color="auto" w:fill="FFFFFF"/>
+            <w:tcMar>
+              <w:top w:w="0" w:type="dxa"/>
+              <w:bottom w:w="0" w:type="dxa"/>
+              <w:left w:w="0" w:type="dxa"/>
+              <w:right w:w="0" w:type="dxa"/>
+            </w:tcMar>
+            <w:vAlign w:val="top"/>
+          </w:tcPr>
+          <w:p>
+            <w:pPr>
+              <w:jc w:val="center"/>
+              <w:pBdr>
+                <w:bottom w:val="none" w:sz="0" w:space="0" w:color="000000"/>
+                <w:top w:val="none" w:sz="0" w:space="0" w:color="000000"/>
+                <w:left w:val="none" w:sz="0" w:space="0" w:color="000000"/>
+                <w:right w:val="none" w:sz="0" w:space="0" w:color="000000"/>
+              </w:pBdr>
+              <w:spacing w:after="100" w:before="100" w:line="240"/>
+              <w:ind w:left="100" w:right="100" w:firstLine="0" w:firstLineChars="0"/>
+              <w:rPr>
+                <w:rFonts w:ascii="Arial" w:hAnsi="Arial" w:eastAsia="Arial" w:cs="Arial"/>
+                <w:i w:val="false"/>
+                <w:b w:val="false"/>
+                <w:u w:val="none"/>
+                <w:strike w:val="false"/>
+                <w:sz w:val="22"/>
+                <w:szCs w:val="22"/>
+                <w:color w:val="000000"/>
+              </w:rPr>
+            </w:pPr>
+            <w:r>
+              <w:rPr>
+                <w:rFonts w:ascii="Arial" w:hAnsi="Arial" w:eastAsia="Arial" w:cs="Arial"/>
+                <w:i w:val="false"/>
+                <w:b w:val="false"/>
+                <w:u w:val="none"/>
+                <w:strike w:val="false"/>
+                <w:sz w:val="22"/>
+                <w:szCs w:val="22"/>
+                <w:color w:val="000000"/>
+              </w:rPr>
+              <w:t xml:space="preserve">41 (15%)</w:t>
             </w:r>
           </w:p>
         </w:tc>
@@ -13884,61 +13884,61 @@
                 <w:szCs w:val="22"/>
                 <w:color w:val="000000"/>
               </w:rPr>
-              <w:t xml:space="preserve">256 (12%)</w:t>
-            </w:r>
-          </w:p>
-        </w:tc>
-        <w:tc>
-          <w:tcPr>
-            <w:tcBorders>
-              <w:bottom w:val="none" w:sz="0" w:space="0" w:color="000000"/>
-              <w:top w:val="none" w:sz="0" w:space="0" w:color="000000"/>
-              <w:left w:val="none" w:sz="0" w:space="0" w:color="000000"/>
-              <w:right w:val="none" w:sz="0" w:space="0" w:color="000000"/>
-            </w:tcBorders>
-            <w:shd w:val="clear" w:color="auto" w:fill="FFFFFF"/>
-            <w:tcMar>
-              <w:top w:w="0" w:type="dxa"/>
-              <w:bottom w:w="0" w:type="dxa"/>
-              <w:left w:w="0" w:type="dxa"/>
-              <w:right w:w="0" w:type="dxa"/>
-            </w:tcMar>
-            <w:vAlign w:val="top"/>
-          </w:tcPr>
-          <w:p>
-            <w:pPr>
-              <w:jc w:val="center"/>
-              <w:pBdr>
-                <w:bottom w:val="none" w:sz="0" w:space="0" w:color="000000"/>
-                <w:top w:val="none" w:sz="0" w:space="0" w:color="000000"/>
-                <w:left w:val="none" w:sz="0" w:space="0" w:color="000000"/>
-                <w:right w:val="none" w:sz="0" w:space="0" w:color="000000"/>
-              </w:pBdr>
-              <w:spacing w:after="100" w:before="100" w:line="240"/>
-              <w:ind w:left="100" w:right="100" w:firstLine="0" w:firstLineChars="0"/>
-              <w:rPr>
-                <w:rFonts w:ascii="Arial" w:hAnsi="Arial" w:eastAsia="Arial" w:cs="Arial"/>
-                <w:i w:val="false"/>
-                <w:b w:val="false"/>
-                <w:u w:val="none"/>
-                <w:strike w:val="false"/>
-                <w:sz w:val="22"/>
-                <w:szCs w:val="22"/>
-                <w:color w:val="000000"/>
-              </w:rPr>
-            </w:pPr>
-            <w:r>
-              <w:rPr>
-                <w:rFonts w:ascii="Arial" w:hAnsi="Arial" w:eastAsia="Arial" w:cs="Arial"/>
-                <w:i w:val="false"/>
-                <w:b w:val="false"/>
-                <w:u w:val="none"/>
-                <w:strike w:val="false"/>
-                <w:sz w:val="22"/>
-                <w:szCs w:val="22"/>
-                <w:color w:val="000000"/>
-              </w:rPr>
-              <w:t xml:space="preserve">5 (17%)</w:t>
+              <w:t xml:space="preserve">233 (12%)</w:t>
+            </w:r>
+          </w:p>
+        </w:tc>
+        <w:tc>
+          <w:tcPr>
+            <w:tcBorders>
+              <w:bottom w:val="none" w:sz="0" w:space="0" w:color="000000"/>
+              <w:top w:val="none" w:sz="0" w:space="0" w:color="000000"/>
+              <w:left w:val="none" w:sz="0" w:space="0" w:color="000000"/>
+              <w:right w:val="none" w:sz="0" w:space="0" w:color="000000"/>
+            </w:tcBorders>
+            <w:shd w:val="clear" w:color="auto" w:fill="FFFFFF"/>
+            <w:tcMar>
+              <w:top w:w="0" w:type="dxa"/>
+              <w:bottom w:w="0" w:type="dxa"/>
+              <w:left w:w="0" w:type="dxa"/>
+              <w:right w:w="0" w:type="dxa"/>
+            </w:tcMar>
+            <w:vAlign w:val="top"/>
+          </w:tcPr>
+          <w:p>
+            <w:pPr>
+              <w:jc w:val="center"/>
+              <w:pBdr>
+                <w:bottom w:val="none" w:sz="0" w:space="0" w:color="000000"/>
+                <w:top w:val="none" w:sz="0" w:space="0" w:color="000000"/>
+                <w:left w:val="none" w:sz="0" w:space="0" w:color="000000"/>
+                <w:right w:val="none" w:sz="0" w:space="0" w:color="000000"/>
+              </w:pBdr>
+              <w:spacing w:after="100" w:before="100" w:line="240"/>
+              <w:ind w:left="100" w:right="100" w:firstLine="0" w:firstLineChars="0"/>
+              <w:rPr>
+                <w:rFonts w:ascii="Arial" w:hAnsi="Arial" w:eastAsia="Arial" w:cs="Arial"/>
+                <w:i w:val="false"/>
+                <w:b w:val="false"/>
+                <w:u w:val="none"/>
+                <w:strike w:val="false"/>
+                <w:sz w:val="22"/>
+                <w:szCs w:val="22"/>
+                <w:color w:val="000000"/>
+              </w:rPr>
+            </w:pPr>
+            <w:r>
+              <w:rPr>
+                <w:rFonts w:ascii="Arial" w:hAnsi="Arial" w:eastAsia="Arial" w:cs="Arial"/>
+                <w:i w:val="false"/>
+                <w:b w:val="false"/>
+                <w:u w:val="none"/>
+                <w:strike w:val="false"/>
+                <w:sz w:val="22"/>
+                <w:szCs w:val="22"/>
+                <w:color w:val="000000"/>
+              </w:rPr>
+              <w:t xml:space="preserve">28 (11%)</w:t>
             </w:r>
           </w:p>
         </w:tc>
@@ -14160,61 +14160,61 @@
                 <w:szCs w:val="22"/>
                 <w:color w:val="000000"/>
               </w:rPr>
-              <w:t xml:space="preserve">355 (16%)</w:t>
-            </w:r>
-          </w:p>
-        </w:tc>
-        <w:tc>
-          <w:tcPr>
-            <w:tcBorders>
-              <w:bottom w:val="none" w:sz="0" w:space="0" w:color="000000"/>
-              <w:top w:val="none" w:sz="0" w:space="0" w:color="000000"/>
-              <w:left w:val="none" w:sz="0" w:space="0" w:color="000000"/>
-              <w:right w:val="none" w:sz="0" w:space="0" w:color="000000"/>
-            </w:tcBorders>
-            <w:shd w:val="clear" w:color="auto" w:fill="FFFFFF"/>
-            <w:tcMar>
-              <w:top w:w="0" w:type="dxa"/>
-              <w:bottom w:w="0" w:type="dxa"/>
-              <w:left w:w="0" w:type="dxa"/>
-              <w:right w:w="0" w:type="dxa"/>
-            </w:tcMar>
-            <w:vAlign w:val="top"/>
-          </w:tcPr>
-          <w:p>
-            <w:pPr>
-              <w:jc w:val="center"/>
-              <w:pBdr>
-                <w:bottom w:val="none" w:sz="0" w:space="0" w:color="000000"/>
-                <w:top w:val="none" w:sz="0" w:space="0" w:color="000000"/>
-                <w:left w:val="none" w:sz="0" w:space="0" w:color="000000"/>
-                <w:right w:val="none" w:sz="0" w:space="0" w:color="000000"/>
-              </w:pBdr>
-              <w:spacing w:after="100" w:before="100" w:line="240"/>
-              <w:ind w:left="100" w:right="100" w:firstLine="0" w:firstLineChars="0"/>
-              <w:rPr>
-                <w:rFonts w:ascii="Arial" w:hAnsi="Arial" w:eastAsia="Arial" w:cs="Arial"/>
-                <w:i w:val="false"/>
-                <w:b w:val="false"/>
-                <w:u w:val="none"/>
-                <w:strike w:val="false"/>
-                <w:sz w:val="22"/>
-                <w:szCs w:val="22"/>
-                <w:color w:val="000000"/>
-              </w:rPr>
-            </w:pPr>
-            <w:r>
-              <w:rPr>
-                <w:rFonts w:ascii="Arial" w:hAnsi="Arial" w:eastAsia="Arial" w:cs="Arial"/>
-                <w:i w:val="false"/>
-                <w:b w:val="false"/>
-                <w:u w:val="none"/>
-                <w:strike w:val="false"/>
-                <w:sz w:val="22"/>
-                <w:szCs w:val="22"/>
-                <w:color w:val="000000"/>
-              </w:rPr>
-              <w:t xml:space="preserve">5 (17%)</w:t>
+              <w:t xml:space="preserve">310 (16%)</w:t>
+            </w:r>
+          </w:p>
+        </w:tc>
+        <w:tc>
+          <w:tcPr>
+            <w:tcBorders>
+              <w:bottom w:val="none" w:sz="0" w:space="0" w:color="000000"/>
+              <w:top w:val="none" w:sz="0" w:space="0" w:color="000000"/>
+              <w:left w:val="none" w:sz="0" w:space="0" w:color="000000"/>
+              <w:right w:val="none" w:sz="0" w:space="0" w:color="000000"/>
+            </w:tcBorders>
+            <w:shd w:val="clear" w:color="auto" w:fill="FFFFFF"/>
+            <w:tcMar>
+              <w:top w:w="0" w:type="dxa"/>
+              <w:bottom w:w="0" w:type="dxa"/>
+              <w:left w:w="0" w:type="dxa"/>
+              <w:right w:w="0" w:type="dxa"/>
+            </w:tcMar>
+            <w:vAlign w:val="top"/>
+          </w:tcPr>
+          <w:p>
+            <w:pPr>
+              <w:jc w:val="center"/>
+              <w:pBdr>
+                <w:bottom w:val="none" w:sz="0" w:space="0" w:color="000000"/>
+                <w:top w:val="none" w:sz="0" w:space="0" w:color="000000"/>
+                <w:left w:val="none" w:sz="0" w:space="0" w:color="000000"/>
+                <w:right w:val="none" w:sz="0" w:space="0" w:color="000000"/>
+              </w:pBdr>
+              <w:spacing w:after="100" w:before="100" w:line="240"/>
+              <w:ind w:left="100" w:right="100" w:firstLine="0" w:firstLineChars="0"/>
+              <w:rPr>
+                <w:rFonts w:ascii="Arial" w:hAnsi="Arial" w:eastAsia="Arial" w:cs="Arial"/>
+                <w:i w:val="false"/>
+                <w:b w:val="false"/>
+                <w:u w:val="none"/>
+                <w:strike w:val="false"/>
+                <w:sz w:val="22"/>
+                <w:szCs w:val="22"/>
+                <w:color w:val="000000"/>
+              </w:rPr>
+            </w:pPr>
+            <w:r>
+              <w:rPr>
+                <w:rFonts w:ascii="Arial" w:hAnsi="Arial" w:eastAsia="Arial" w:cs="Arial"/>
+                <w:i w:val="false"/>
+                <w:b w:val="false"/>
+                <w:u w:val="none"/>
+                <w:strike w:val="false"/>
+                <w:sz w:val="22"/>
+                <w:szCs w:val="22"/>
+                <w:color w:val="000000"/>
+              </w:rPr>
+              <w:t xml:space="preserve">50 (19%)</w:t>
             </w:r>
           </w:p>
         </w:tc>
@@ -14436,61 +14436,61 @@
                 <w:szCs w:val="22"/>
                 <w:color w:val="000000"/>
               </w:rPr>
-              <w:t xml:space="preserve">346 (16%)</w:t>
-            </w:r>
-          </w:p>
-        </w:tc>
-        <w:tc>
-          <w:tcPr>
-            <w:tcBorders>
-              <w:bottom w:val="none" w:sz="0" w:space="0" w:color="000000"/>
-              <w:top w:val="none" w:sz="0" w:space="0" w:color="000000"/>
-              <w:left w:val="none" w:sz="0" w:space="0" w:color="000000"/>
-              <w:right w:val="none" w:sz="0" w:space="0" w:color="000000"/>
-            </w:tcBorders>
-            <w:shd w:val="clear" w:color="auto" w:fill="FFFFFF"/>
-            <w:tcMar>
-              <w:top w:w="0" w:type="dxa"/>
-              <w:bottom w:w="0" w:type="dxa"/>
-              <w:left w:w="0" w:type="dxa"/>
-              <w:right w:w="0" w:type="dxa"/>
-            </w:tcMar>
-            <w:vAlign w:val="top"/>
-          </w:tcPr>
-          <w:p>
-            <w:pPr>
-              <w:jc w:val="center"/>
-              <w:pBdr>
-                <w:bottom w:val="none" w:sz="0" w:space="0" w:color="000000"/>
-                <w:top w:val="none" w:sz="0" w:space="0" w:color="000000"/>
-                <w:left w:val="none" w:sz="0" w:space="0" w:color="000000"/>
-                <w:right w:val="none" w:sz="0" w:space="0" w:color="000000"/>
-              </w:pBdr>
-              <w:spacing w:after="100" w:before="100" w:line="240"/>
-              <w:ind w:left="100" w:right="100" w:firstLine="0" w:firstLineChars="0"/>
-              <w:rPr>
-                <w:rFonts w:ascii="Arial" w:hAnsi="Arial" w:eastAsia="Arial" w:cs="Arial"/>
-                <w:i w:val="false"/>
-                <w:b w:val="false"/>
-                <w:u w:val="none"/>
-                <w:strike w:val="false"/>
-                <w:sz w:val="22"/>
-                <w:szCs w:val="22"/>
-                <w:color w:val="000000"/>
-              </w:rPr>
-            </w:pPr>
-            <w:r>
-              <w:rPr>
-                <w:rFonts w:ascii="Arial" w:hAnsi="Arial" w:eastAsia="Arial" w:cs="Arial"/>
-                <w:i w:val="false"/>
-                <w:b w:val="false"/>
-                <w:u w:val="none"/>
-                <w:strike w:val="false"/>
-                <w:sz w:val="22"/>
-                <w:szCs w:val="22"/>
-                <w:color w:val="000000"/>
-              </w:rPr>
-              <w:t xml:space="preserve">7 (24%)</w:t>
+              <w:t xml:space="preserve">306 (16%)</w:t>
+            </w:r>
+          </w:p>
+        </w:tc>
+        <w:tc>
+          <w:tcPr>
+            <w:tcBorders>
+              <w:bottom w:val="none" w:sz="0" w:space="0" w:color="000000"/>
+              <w:top w:val="none" w:sz="0" w:space="0" w:color="000000"/>
+              <w:left w:val="none" w:sz="0" w:space="0" w:color="000000"/>
+              <w:right w:val="none" w:sz="0" w:space="0" w:color="000000"/>
+            </w:tcBorders>
+            <w:shd w:val="clear" w:color="auto" w:fill="FFFFFF"/>
+            <w:tcMar>
+              <w:top w:w="0" w:type="dxa"/>
+              <w:bottom w:w="0" w:type="dxa"/>
+              <w:left w:w="0" w:type="dxa"/>
+              <w:right w:w="0" w:type="dxa"/>
+            </w:tcMar>
+            <w:vAlign w:val="top"/>
+          </w:tcPr>
+          <w:p>
+            <w:pPr>
+              <w:jc w:val="center"/>
+              <w:pBdr>
+                <w:bottom w:val="none" w:sz="0" w:space="0" w:color="000000"/>
+                <w:top w:val="none" w:sz="0" w:space="0" w:color="000000"/>
+                <w:left w:val="none" w:sz="0" w:space="0" w:color="000000"/>
+                <w:right w:val="none" w:sz="0" w:space="0" w:color="000000"/>
+              </w:pBdr>
+              <w:spacing w:after="100" w:before="100" w:line="240"/>
+              <w:ind w:left="100" w:right="100" w:firstLine="0" w:firstLineChars="0"/>
+              <w:rPr>
+                <w:rFonts w:ascii="Arial" w:hAnsi="Arial" w:eastAsia="Arial" w:cs="Arial"/>
+                <w:i w:val="false"/>
+                <w:b w:val="false"/>
+                <w:u w:val="none"/>
+                <w:strike w:val="false"/>
+                <w:sz w:val="22"/>
+                <w:szCs w:val="22"/>
+                <w:color w:val="000000"/>
+              </w:rPr>
+            </w:pPr>
+            <w:r>
+              <w:rPr>
+                <w:rFonts w:ascii="Arial" w:hAnsi="Arial" w:eastAsia="Arial" w:cs="Arial"/>
+                <w:i w:val="false"/>
+                <w:b w:val="false"/>
+                <w:u w:val="none"/>
+                <w:strike w:val="false"/>
+                <w:sz w:val="22"/>
+                <w:szCs w:val="22"/>
+                <w:color w:val="000000"/>
+              </w:rPr>
+              <w:t xml:space="preserve">47 (18%)</w:t>
             </w:r>
           </w:p>
         </w:tc>
@@ -14712,7 +14712,7 @@
                 <w:szCs w:val="22"/>
                 <w:color w:val="000000"/>
               </w:rPr>
-              <w:t xml:space="preserve">221 (10%)</w:t>
+              <w:t xml:space="preserve">199 (10%)</w:t>
             </w:r>
           </w:p>
         </w:tc>
@@ -14766,7 +14766,7 @@
                 <w:szCs w:val="22"/>
                 <w:color w:val="000000"/>
               </w:rPr>
-              <w:t xml:space="preserve">0 (0%)</w:t>
+              <w:t xml:space="preserve">22 (8.3%)</w:t>
             </w:r>
           </w:p>
         </w:tc>
@@ -14895,7 +14895,7 @@
                 <w:szCs w:val="22"/>
                 <w:color w:val="000000"/>
               </w:rPr>
-              <w:t xml:space="preserve">"Excluded (CT)": HMPV CT &gt;30 or missing, OR partner CT missing or inconclusive — cases dropped entirely (N=29). Partner CT &gt;30 results in reclassification to HMPV monoinfection (retained in analysis); reclassified cases are not excluded.</w:t>
+              <w:t xml:space="preserve">"Excluded (CT)": HMPV CT &gt;30 or missing; or co-detection partner CT &gt;30, missing, or inconclusive. Case dropped entirely (N=266).</w:t>
             </w:r>
           </w:p>
         </w:tc>

--- a/Output/table1.docx
+++ b/Output/table1.docx
@@ -8,6 +8,24 @@
       </w:pPr>
       <w:r>
         <w:t xml:space="preserve"/>
+      </w:r>
+    </w:p>
+    <w:p>
+      <w:pPr>
+        <w:pStyle w:val="TableCaption"/>
+        <w:jc w:val="center"/>
+        <w:keepNext/>
+        <w:pBdr>
+          <w:bottom w:val="none" w:sz="0" w:space="0" w:color="000000"/>
+          <w:top w:val="none" w:sz="0" w:space="0" w:color="000000"/>
+          <w:left w:val="none" w:sz="0" w:space="0" w:color="000000"/>
+          <w:right w:val="none" w:sz="0" w:space="0" w:color="000000"/>
+        </w:pBdr>
+        <w:spacing w:after="60" w:before="60" w:line="240"/>
+        <w:ind w:left="60" w:right="60" w:firstLine="0" w:firstLineChars="0"/>
+      </w:pPr>
+      <w:r>
+        <w:t xml:space="preserve">**Table 1.** All cases are HMPV-positive with HMPV CT ≤ 30; this restriction is applied identically across every column and every design (A/B/C).</w:t>
       </w:r>
     </w:p>
     <w:tbl xmlns:a="http://schemas.openxmlformats.org/drawingml/2006/main" xmlns:pic="http://schemas.openxmlformats.org/drawingml/2006/picture">
@@ -2400,7 +2418,7 @@
                 <w:szCs w:val="22"/>
                 <w:color w:val="000000"/>
               </w:rPr>
-              <w:t xml:space="preserve">0.093</w:t>
+              <w:t xml:space="preserve">0.087</w:t>
             </w:r>
           </w:p>
         </w:tc>
@@ -14895,7 +14913,7 @@
                 <w:szCs w:val="22"/>
                 <w:color w:val="000000"/>
               </w:rPr>
-              <w:t xml:space="preserve">"Excluded (CT)": HMPV CT &gt;30 or missing; or co-detection partner CT &gt;30, missing, or inconclusive. Case dropped entirely (N=266).</w:t>
+              <w:t xml:space="preserve">"Excluded (CT)": co-detection partner CT &gt;30, missing, or inconclusive. Case dropped entirely (N=266). (All cases are already restricted to HMPV CT ≤30; see table caption.)</w:t>
             </w:r>
           </w:p>
         </w:tc>

--- a/Output/table1.docx
+++ b/Output/table1.docx
@@ -297,7 +297,7 @@
                 <w:szCs w:val="22"/>
                 <w:color w:val="000000"/>
               </w:rPr>
-              <w:t xml:space="preserve">N = 1,956</w:t>
+              <w:t xml:space="preserve">N = 1,962</w:t>
             </w:r>
             <w:r>
               <w:rPr>
@@ -404,7 +404,7 @@
                 <w:szCs w:val="22"/>
                 <w:color w:val="000000"/>
               </w:rPr>
-              <w:t xml:space="preserve">N = 266</w:t>
+              <w:t xml:space="preserve">N = 260</w:t>
             </w:r>
             <w:r>
               <w:rPr>
@@ -654,7 +654,7 @@
                 <w:szCs w:val="22"/>
                 <w:color w:val="000000"/>
               </w:rPr>
-              <w:t xml:space="preserve">23 (9, 50)</w:t>
+              <w:t xml:space="preserve">24 (9, 50)</w:t>
             </w:r>
           </w:p>
         </w:tc>
@@ -762,7 +762,7 @@
                 <w:szCs w:val="22"/>
                 <w:color w:val="000000"/>
               </w:rPr>
-              <w:t xml:space="preserve">0.017</w:t>
+              <w:t xml:space="preserve">0.011</w:t>
             </w:r>
           </w:p>
         </w:tc>
@@ -984,7 +984,7 @@
                 <w:szCs w:val="22"/>
                 <w:color w:val="000000"/>
               </w:rPr>
-              <w:t xml:space="preserve">24.8 (22.1, 27.3)</w:t>
+              <w:t xml:space="preserve">24.8 (22.1, 27.2)</w:t>
             </w:r>
           </w:p>
         </w:tc>
@@ -1038,7 +1038,7 @@
                 <w:szCs w:val="22"/>
                 <w:color w:val="000000"/>
               </w:rPr>
-              <w:t xml:space="preserve">0.022</w:t>
+              <w:t xml:space="preserve">0.020</w:t>
             </w:r>
           </w:p>
         </w:tc>
@@ -1314,7 +1314,7 @@
                 <w:szCs w:val="22"/>
                 <w:color w:val="000000"/>
               </w:rPr>
-              <w:t xml:space="preserve">0.9</w:t>
+              <w:t xml:space="preserve">0.6</w:t>
             </w:r>
           </w:p>
         </w:tc>
@@ -1482,61 +1482,61 @@
                 <w:szCs w:val="22"/>
                 <w:color w:val="000000"/>
               </w:rPr>
-              <w:t xml:space="preserve">1,022 (54%)</w:t>
-            </w:r>
-          </w:p>
-        </w:tc>
-        <w:tc>
-          <w:tcPr>
-            <w:tcBorders>
-              <w:bottom w:val="none" w:sz="0" w:space="0" w:color="000000"/>
-              <w:top w:val="none" w:sz="0" w:space="0" w:color="000000"/>
-              <w:left w:val="none" w:sz="0" w:space="0" w:color="000000"/>
-              <w:right w:val="none" w:sz="0" w:space="0" w:color="000000"/>
-            </w:tcBorders>
-            <w:shd w:val="clear" w:color="auto" w:fill="FFFFFF"/>
-            <w:tcMar>
-              <w:top w:w="0" w:type="dxa"/>
-              <w:bottom w:w="0" w:type="dxa"/>
-              <w:left w:w="0" w:type="dxa"/>
-              <w:right w:w="0" w:type="dxa"/>
-            </w:tcMar>
-            <w:vAlign w:val="top"/>
-          </w:tcPr>
-          <w:p>
-            <w:pPr>
-              <w:jc w:val="center"/>
-              <w:pBdr>
-                <w:bottom w:val="none" w:sz="0" w:space="0" w:color="000000"/>
-                <w:top w:val="none" w:sz="0" w:space="0" w:color="000000"/>
-                <w:left w:val="none" w:sz="0" w:space="0" w:color="000000"/>
-                <w:right w:val="none" w:sz="0" w:space="0" w:color="000000"/>
-              </w:pBdr>
-              <w:spacing w:after="100" w:before="100" w:line="240"/>
-              <w:ind w:left="100" w:right="100" w:firstLine="0" w:firstLineChars="0"/>
-              <w:rPr>
-                <w:rFonts w:ascii="Arial" w:hAnsi="Arial" w:eastAsia="Arial" w:cs="Arial"/>
-                <w:i w:val="false"/>
-                <w:b w:val="false"/>
-                <w:u w:val="none"/>
-                <w:strike w:val="false"/>
-                <w:sz w:val="22"/>
-                <w:szCs w:val="22"/>
-                <w:color w:val="000000"/>
-              </w:rPr>
-            </w:pPr>
-            <w:r>
-              <w:rPr>
-                <w:rFonts w:ascii="Arial" w:hAnsi="Arial" w:eastAsia="Arial" w:cs="Arial"/>
-                <w:i w:val="false"/>
-                <w:b w:val="false"/>
-                <w:u w:val="none"/>
-                <w:strike w:val="false"/>
-                <w:sz w:val="22"/>
-                <w:szCs w:val="22"/>
-                <w:color w:val="000000"/>
-              </w:rPr>
-              <w:t xml:space="preserve">140 (53%)</w:t>
+              <w:t xml:space="preserve">1,028 (54%)</w:t>
+            </w:r>
+          </w:p>
+        </w:tc>
+        <w:tc>
+          <w:tcPr>
+            <w:tcBorders>
+              <w:bottom w:val="none" w:sz="0" w:space="0" w:color="000000"/>
+              <w:top w:val="none" w:sz="0" w:space="0" w:color="000000"/>
+              <w:left w:val="none" w:sz="0" w:space="0" w:color="000000"/>
+              <w:right w:val="none" w:sz="0" w:space="0" w:color="000000"/>
+            </w:tcBorders>
+            <w:shd w:val="clear" w:color="auto" w:fill="FFFFFF"/>
+            <w:tcMar>
+              <w:top w:w="0" w:type="dxa"/>
+              <w:bottom w:w="0" w:type="dxa"/>
+              <w:left w:w="0" w:type="dxa"/>
+              <w:right w:w="0" w:type="dxa"/>
+            </w:tcMar>
+            <w:vAlign w:val="top"/>
+          </w:tcPr>
+          <w:p>
+            <w:pPr>
+              <w:jc w:val="center"/>
+              <w:pBdr>
+                <w:bottom w:val="none" w:sz="0" w:space="0" w:color="000000"/>
+                <w:top w:val="none" w:sz="0" w:space="0" w:color="000000"/>
+                <w:left w:val="none" w:sz="0" w:space="0" w:color="000000"/>
+                <w:right w:val="none" w:sz="0" w:space="0" w:color="000000"/>
+              </w:pBdr>
+              <w:spacing w:after="100" w:before="100" w:line="240"/>
+              <w:ind w:left="100" w:right="100" w:firstLine="0" w:firstLineChars="0"/>
+              <w:rPr>
+                <w:rFonts w:ascii="Arial" w:hAnsi="Arial" w:eastAsia="Arial" w:cs="Arial"/>
+                <w:i w:val="false"/>
+                <w:b w:val="false"/>
+                <w:u w:val="none"/>
+                <w:strike w:val="false"/>
+                <w:sz w:val="22"/>
+                <w:szCs w:val="22"/>
+                <w:color w:val="000000"/>
+              </w:rPr>
+            </w:pPr>
+            <w:r>
+              <w:rPr>
+                <w:rFonts w:ascii="Arial" w:hAnsi="Arial" w:eastAsia="Arial" w:cs="Arial"/>
+                <w:i w:val="false"/>
+                <w:b w:val="false"/>
+                <w:u w:val="none"/>
+                <w:strike w:val="false"/>
+                <w:sz w:val="22"/>
+                <w:szCs w:val="22"/>
+                <w:color w:val="000000"/>
+              </w:rPr>
+              <w:t xml:space="preserve">134 (52%)</w:t>
             </w:r>
           </w:p>
         </w:tc>
@@ -1704,115 +1704,115 @@
                 <w:szCs w:val="22"/>
                 <w:color w:val="000000"/>
               </w:rPr>
-              <w:t xml:space="preserve">997 (46%)</w:t>
-            </w:r>
-          </w:p>
-        </w:tc>
-        <w:tc>
-          <w:tcPr>
-            <w:tcBorders>
-              <w:bottom w:val="none" w:sz="0" w:space="0" w:color="000000"/>
-              <w:top w:val="none" w:sz="0" w:space="0" w:color="000000"/>
-              <w:left w:val="none" w:sz="0" w:space="0" w:color="000000"/>
-              <w:right w:val="none" w:sz="0" w:space="0" w:color="000000"/>
-            </w:tcBorders>
-            <w:shd w:val="clear" w:color="auto" w:fill="FFFFFF"/>
-            <w:tcMar>
-              <w:top w:w="0" w:type="dxa"/>
-              <w:bottom w:w="0" w:type="dxa"/>
-              <w:left w:w="0" w:type="dxa"/>
-              <w:right w:w="0" w:type="dxa"/>
-            </w:tcMar>
-            <w:vAlign w:val="top"/>
-          </w:tcPr>
-          <w:p>
-            <w:pPr>
-              <w:jc w:val="center"/>
-              <w:pBdr>
-                <w:bottom w:val="none" w:sz="0" w:space="0" w:color="000000"/>
-                <w:top w:val="none" w:sz="0" w:space="0" w:color="000000"/>
-                <w:left w:val="none" w:sz="0" w:space="0" w:color="000000"/>
-                <w:right w:val="none" w:sz="0" w:space="0" w:color="000000"/>
-              </w:pBdr>
-              <w:spacing w:after="100" w:before="100" w:line="240"/>
-              <w:ind w:left="100" w:right="100" w:firstLine="0" w:firstLineChars="0"/>
-              <w:rPr>
-                <w:rFonts w:ascii="Arial" w:hAnsi="Arial" w:eastAsia="Arial" w:cs="Arial"/>
-                <w:i w:val="false"/>
-                <w:b w:val="false"/>
-                <w:u w:val="none"/>
-                <w:strike w:val="false"/>
-                <w:sz w:val="22"/>
-                <w:szCs w:val="22"/>
-                <w:color w:val="000000"/>
-              </w:rPr>
-            </w:pPr>
-            <w:r>
-              <w:rPr>
-                <w:rFonts w:ascii="Arial" w:hAnsi="Arial" w:eastAsia="Arial" w:cs="Arial"/>
-                <w:i w:val="false"/>
-                <w:b w:val="false"/>
-                <w:u w:val="none"/>
-                <w:strike w:val="false"/>
-                <w:sz w:val="22"/>
-                <w:szCs w:val="22"/>
-                <w:color w:val="000000"/>
-              </w:rPr>
-              <w:t xml:space="preserve">875 (46%)</w:t>
-            </w:r>
-          </w:p>
-        </w:tc>
-        <w:tc>
-          <w:tcPr>
-            <w:tcBorders>
-              <w:bottom w:val="none" w:sz="0" w:space="0" w:color="000000"/>
-              <w:top w:val="none" w:sz="0" w:space="0" w:color="000000"/>
-              <w:left w:val="none" w:sz="0" w:space="0" w:color="000000"/>
-              <w:right w:val="none" w:sz="0" w:space="0" w:color="000000"/>
-            </w:tcBorders>
-            <w:shd w:val="clear" w:color="auto" w:fill="FFFFFF"/>
-            <w:tcMar>
-              <w:top w:w="0" w:type="dxa"/>
-              <w:bottom w:w="0" w:type="dxa"/>
-              <w:left w:w="0" w:type="dxa"/>
-              <w:right w:w="0" w:type="dxa"/>
-            </w:tcMar>
-            <w:vAlign w:val="top"/>
-          </w:tcPr>
-          <w:p>
-            <w:pPr>
-              <w:jc w:val="center"/>
-              <w:pBdr>
-                <w:bottom w:val="none" w:sz="0" w:space="0" w:color="000000"/>
-                <w:top w:val="none" w:sz="0" w:space="0" w:color="000000"/>
-                <w:left w:val="none" w:sz="0" w:space="0" w:color="000000"/>
-                <w:right w:val="none" w:sz="0" w:space="0" w:color="000000"/>
-              </w:pBdr>
-              <w:spacing w:after="100" w:before="100" w:line="240"/>
-              <w:ind w:left="100" w:right="100" w:firstLine="0" w:firstLineChars="0"/>
-              <w:rPr>
-                <w:rFonts w:ascii="Arial" w:hAnsi="Arial" w:eastAsia="Arial" w:cs="Arial"/>
-                <w:i w:val="false"/>
-                <w:b w:val="false"/>
-                <w:u w:val="none"/>
-                <w:strike w:val="false"/>
-                <w:sz w:val="22"/>
-                <w:szCs w:val="22"/>
-                <w:color w:val="000000"/>
-              </w:rPr>
-            </w:pPr>
-            <w:r>
-              <w:rPr>
-                <w:rFonts w:ascii="Arial" w:hAnsi="Arial" w:eastAsia="Arial" w:cs="Arial"/>
-                <w:i w:val="false"/>
-                <w:b w:val="false"/>
-                <w:u w:val="none"/>
-                <w:strike w:val="false"/>
-                <w:sz w:val="22"/>
-                <w:szCs w:val="22"/>
-                <w:color w:val="000000"/>
-              </w:rPr>
-              <w:t xml:space="preserve">122 (47%)</w:t>
+              <w:t xml:space="preserve">998 (46%)</w:t>
+            </w:r>
+          </w:p>
+        </w:tc>
+        <w:tc>
+          <w:tcPr>
+            <w:tcBorders>
+              <w:bottom w:val="none" w:sz="0" w:space="0" w:color="000000"/>
+              <w:top w:val="none" w:sz="0" w:space="0" w:color="000000"/>
+              <w:left w:val="none" w:sz="0" w:space="0" w:color="000000"/>
+              <w:right w:val="none" w:sz="0" w:space="0" w:color="000000"/>
+            </w:tcBorders>
+            <w:shd w:val="clear" w:color="auto" w:fill="FFFFFF"/>
+            <w:tcMar>
+              <w:top w:w="0" w:type="dxa"/>
+              <w:bottom w:w="0" w:type="dxa"/>
+              <w:left w:w="0" w:type="dxa"/>
+              <w:right w:w="0" w:type="dxa"/>
+            </w:tcMar>
+            <w:vAlign w:val="top"/>
+          </w:tcPr>
+          <w:p>
+            <w:pPr>
+              <w:jc w:val="center"/>
+              <w:pBdr>
+                <w:bottom w:val="none" w:sz="0" w:space="0" w:color="000000"/>
+                <w:top w:val="none" w:sz="0" w:space="0" w:color="000000"/>
+                <w:left w:val="none" w:sz="0" w:space="0" w:color="000000"/>
+                <w:right w:val="none" w:sz="0" w:space="0" w:color="000000"/>
+              </w:pBdr>
+              <w:spacing w:after="100" w:before="100" w:line="240"/>
+              <w:ind w:left="100" w:right="100" w:firstLine="0" w:firstLineChars="0"/>
+              <w:rPr>
+                <w:rFonts w:ascii="Arial" w:hAnsi="Arial" w:eastAsia="Arial" w:cs="Arial"/>
+                <w:i w:val="false"/>
+                <w:b w:val="false"/>
+                <w:u w:val="none"/>
+                <w:strike w:val="false"/>
+                <w:sz w:val="22"/>
+                <w:szCs w:val="22"/>
+                <w:color w:val="000000"/>
+              </w:rPr>
+            </w:pPr>
+            <w:r>
+              <w:rPr>
+                <w:rFonts w:ascii="Arial" w:hAnsi="Arial" w:eastAsia="Arial" w:cs="Arial"/>
+                <w:i w:val="false"/>
+                <w:b w:val="false"/>
+                <w:u w:val="none"/>
+                <w:strike w:val="false"/>
+                <w:sz w:val="22"/>
+                <w:szCs w:val="22"/>
+                <w:color w:val="000000"/>
+              </w:rPr>
+              <w:t xml:space="preserve">876 (46%)</w:t>
+            </w:r>
+          </w:p>
+        </w:tc>
+        <w:tc>
+          <w:tcPr>
+            <w:tcBorders>
+              <w:bottom w:val="none" w:sz="0" w:space="0" w:color="000000"/>
+              <w:top w:val="none" w:sz="0" w:space="0" w:color="000000"/>
+              <w:left w:val="none" w:sz="0" w:space="0" w:color="000000"/>
+              <w:right w:val="none" w:sz="0" w:space="0" w:color="000000"/>
+            </w:tcBorders>
+            <w:shd w:val="clear" w:color="auto" w:fill="FFFFFF"/>
+            <w:tcMar>
+              <w:top w:w="0" w:type="dxa"/>
+              <w:bottom w:w="0" w:type="dxa"/>
+              <w:left w:w="0" w:type="dxa"/>
+              <w:right w:w="0" w:type="dxa"/>
+            </w:tcMar>
+            <w:vAlign w:val="top"/>
+          </w:tcPr>
+          <w:p>
+            <w:pPr>
+              <w:jc w:val="center"/>
+              <w:pBdr>
+                <w:bottom w:val="none" w:sz="0" w:space="0" w:color="000000"/>
+                <w:top w:val="none" w:sz="0" w:space="0" w:color="000000"/>
+                <w:left w:val="none" w:sz="0" w:space="0" w:color="000000"/>
+                <w:right w:val="none" w:sz="0" w:space="0" w:color="000000"/>
+              </w:pBdr>
+              <w:spacing w:after="100" w:before="100" w:line="240"/>
+              <w:ind w:left="100" w:right="100" w:firstLine="0" w:firstLineChars="0"/>
+              <w:rPr>
+                <w:rFonts w:ascii="Arial" w:hAnsi="Arial" w:eastAsia="Arial" w:cs="Arial"/>
+                <w:i w:val="false"/>
+                <w:b w:val="false"/>
+                <w:u w:val="none"/>
+                <w:strike w:val="false"/>
+                <w:sz w:val="22"/>
+                <w:szCs w:val="22"/>
+                <w:color w:val="000000"/>
+              </w:rPr>
+            </w:pPr>
+            <w:r>
+              <w:rPr>
+                <w:rFonts w:ascii="Arial" w:hAnsi="Arial" w:eastAsia="Arial" w:cs="Arial"/>
+                <w:i w:val="false"/>
+                <w:b w:val="false"/>
+                <w:u w:val="none"/>
+                <w:strike w:val="false"/>
+                <w:sz w:val="22"/>
+                <w:szCs w:val="22"/>
+                <w:color w:val="000000"/>
+              </w:rPr>
+              <w:t xml:space="preserve">122 (48%)</w:t>
             </w:r>
           </w:p>
         </w:tc>
@@ -1873,7 +1873,7 @@
       </w:tr>
       <w:tr>
         <w:trPr>
-          <w:trHeight w:val="572" w:hRule="auto"/>
+          <w:trHeight w:val="571" w:hRule="auto"/>
         </w:trPr>
         body 6
         <w:tc>
@@ -1980,61 +1980,61 @@
                 <w:szCs w:val="22"/>
                 <w:color w:val="000000"/>
               </w:rPr>
-              <w:t xml:space="preserve">63</w:t>
-            </w:r>
-          </w:p>
-        </w:tc>
-        <w:tc>
-          <w:tcPr>
-            <w:tcBorders>
-              <w:bottom w:val="none" w:sz="0" w:space="0" w:color="000000"/>
-              <w:top w:val="none" w:sz="0" w:space="0" w:color="000000"/>
-              <w:left w:val="none" w:sz="0" w:space="0" w:color="000000"/>
-              <w:right w:val="none" w:sz="0" w:space="0" w:color="000000"/>
-            </w:tcBorders>
-            <w:shd w:val="clear" w:color="auto" w:fill="FFFFFF"/>
-            <w:tcMar>
-              <w:top w:w="0" w:type="dxa"/>
-              <w:bottom w:w="0" w:type="dxa"/>
-              <w:left w:w="0" w:type="dxa"/>
-              <w:right w:w="0" w:type="dxa"/>
-            </w:tcMar>
-            <w:vAlign w:val="top"/>
-          </w:tcPr>
-          <w:p>
-            <w:pPr>
-              <w:jc w:val="center"/>
-              <w:pBdr>
-                <w:bottom w:val="none" w:sz="0" w:space="0" w:color="000000"/>
-                <w:top w:val="none" w:sz="0" w:space="0" w:color="000000"/>
-                <w:left w:val="none" w:sz="0" w:space="0" w:color="000000"/>
-                <w:right w:val="none" w:sz="0" w:space="0" w:color="000000"/>
-              </w:pBdr>
-              <w:spacing w:after="100" w:before="100" w:line="240"/>
-              <w:ind w:left="100" w:right="100" w:firstLine="0" w:firstLineChars="0"/>
-              <w:rPr>
-                <w:rFonts w:ascii="Arial" w:hAnsi="Arial" w:eastAsia="Arial" w:cs="Arial"/>
-                <w:i w:val="false"/>
-                <w:b w:val="false"/>
-                <w:u w:val="none"/>
-                <w:strike w:val="false"/>
-                <w:sz w:val="22"/>
-                <w:szCs w:val="22"/>
-                <w:color w:val="000000"/>
-              </w:rPr>
-            </w:pPr>
-            <w:r>
-              <w:rPr>
-                <w:rFonts w:ascii="Arial" w:hAnsi="Arial" w:eastAsia="Arial" w:cs="Arial"/>
-                <w:i w:val="false"/>
-                <w:b w:val="false"/>
-                <w:u w:val="none"/>
-                <w:strike w:val="false"/>
-                <w:sz w:val="22"/>
-                <w:szCs w:val="22"/>
-                <w:color w:val="000000"/>
-              </w:rPr>
-              <w:t xml:space="preserve">59</w:t>
+              <w:t xml:space="preserve">62</w:t>
+            </w:r>
+          </w:p>
+        </w:tc>
+        <w:tc>
+          <w:tcPr>
+            <w:tcBorders>
+              <w:bottom w:val="none" w:sz="0" w:space="0" w:color="000000"/>
+              <w:top w:val="none" w:sz="0" w:space="0" w:color="000000"/>
+              <w:left w:val="none" w:sz="0" w:space="0" w:color="000000"/>
+              <w:right w:val="none" w:sz="0" w:space="0" w:color="000000"/>
+            </w:tcBorders>
+            <w:shd w:val="clear" w:color="auto" w:fill="FFFFFF"/>
+            <w:tcMar>
+              <w:top w:w="0" w:type="dxa"/>
+              <w:bottom w:w="0" w:type="dxa"/>
+              <w:left w:w="0" w:type="dxa"/>
+              <w:right w:w="0" w:type="dxa"/>
+            </w:tcMar>
+            <w:vAlign w:val="top"/>
+          </w:tcPr>
+          <w:p>
+            <w:pPr>
+              <w:jc w:val="center"/>
+              <w:pBdr>
+                <w:bottom w:val="none" w:sz="0" w:space="0" w:color="000000"/>
+                <w:top w:val="none" w:sz="0" w:space="0" w:color="000000"/>
+                <w:left w:val="none" w:sz="0" w:space="0" w:color="000000"/>
+                <w:right w:val="none" w:sz="0" w:space="0" w:color="000000"/>
+              </w:pBdr>
+              <w:spacing w:after="100" w:before="100" w:line="240"/>
+              <w:ind w:left="100" w:right="100" w:firstLine="0" w:firstLineChars="0"/>
+              <w:rPr>
+                <w:rFonts w:ascii="Arial" w:hAnsi="Arial" w:eastAsia="Arial" w:cs="Arial"/>
+                <w:i w:val="false"/>
+                <w:b w:val="false"/>
+                <w:u w:val="none"/>
+                <w:strike w:val="false"/>
+                <w:sz w:val="22"/>
+                <w:szCs w:val="22"/>
+                <w:color w:val="000000"/>
+              </w:rPr>
+            </w:pPr>
+            <w:r>
+              <w:rPr>
+                <w:rFonts w:ascii="Arial" w:hAnsi="Arial" w:eastAsia="Arial" w:cs="Arial"/>
+                <w:i w:val="false"/>
+                <w:b w:val="false"/>
+                <w:u w:val="none"/>
+                <w:strike w:val="false"/>
+                <w:sz w:val="22"/>
+                <w:szCs w:val="22"/>
+                <w:color w:val="000000"/>
+              </w:rPr>
+              <w:t xml:space="preserve">58</w:t>
             </w:r>
           </w:p>
         </w:tc>
@@ -2418,7 +2418,7 @@
                 <w:szCs w:val="22"/>
                 <w:color w:val="000000"/>
               </w:rPr>
-              <w:t xml:space="preserve">0.087</w:t>
+              <w:t xml:space="preserve">0.11</w:t>
             </w:r>
           </w:p>
         </w:tc>
@@ -2586,61 +2586,61 @@
                 <w:szCs w:val="22"/>
                 <w:color w:val="000000"/>
               </w:rPr>
-              <w:t xml:space="preserve">653 (34%)</w:t>
-            </w:r>
-          </w:p>
-        </w:tc>
-        <w:tc>
-          <w:tcPr>
-            <w:tcBorders>
-              <w:bottom w:val="none" w:sz="0" w:space="0" w:color="000000"/>
-              <w:top w:val="none" w:sz="0" w:space="0" w:color="000000"/>
-              <w:left w:val="none" w:sz="0" w:space="0" w:color="000000"/>
-              <w:right w:val="none" w:sz="0" w:space="0" w:color="000000"/>
-            </w:tcBorders>
-            <w:shd w:val="clear" w:color="auto" w:fill="FFFFFF"/>
-            <w:tcMar>
-              <w:top w:w="0" w:type="dxa"/>
-              <w:bottom w:w="0" w:type="dxa"/>
-              <w:left w:w="0" w:type="dxa"/>
-              <w:right w:w="0" w:type="dxa"/>
-            </w:tcMar>
-            <w:vAlign w:val="top"/>
-          </w:tcPr>
-          <w:p>
-            <w:pPr>
-              <w:jc w:val="center"/>
-              <w:pBdr>
-                <w:bottom w:val="none" w:sz="0" w:space="0" w:color="000000"/>
-                <w:top w:val="none" w:sz="0" w:space="0" w:color="000000"/>
-                <w:left w:val="none" w:sz="0" w:space="0" w:color="000000"/>
-                <w:right w:val="none" w:sz="0" w:space="0" w:color="000000"/>
-              </w:pBdr>
-              <w:spacing w:after="100" w:before="100" w:line="240"/>
-              <w:ind w:left="100" w:right="100" w:firstLine="0" w:firstLineChars="0"/>
-              <w:rPr>
-                <w:rFonts w:ascii="Arial" w:hAnsi="Arial" w:eastAsia="Arial" w:cs="Arial"/>
-                <w:i w:val="false"/>
-                <w:b w:val="false"/>
-                <w:u w:val="none"/>
-                <w:strike w:val="false"/>
-                <w:sz w:val="22"/>
-                <w:szCs w:val="22"/>
-                <w:color w:val="000000"/>
-              </w:rPr>
-            </w:pPr>
-            <w:r>
-              <w:rPr>
-                <w:rFonts w:ascii="Arial" w:hAnsi="Arial" w:eastAsia="Arial" w:cs="Arial"/>
-                <w:i w:val="false"/>
-                <w:b w:val="false"/>
-                <w:u w:val="none"/>
-                <w:strike w:val="false"/>
-                <w:sz w:val="22"/>
-                <w:szCs w:val="22"/>
-                <w:color w:val="000000"/>
-              </w:rPr>
-              <w:t xml:space="preserve">85 (33%)</w:t>
+              <w:t xml:space="preserve">655 (34%)</w:t>
+            </w:r>
+          </w:p>
+        </w:tc>
+        <w:tc>
+          <w:tcPr>
+            <w:tcBorders>
+              <w:bottom w:val="none" w:sz="0" w:space="0" w:color="000000"/>
+              <w:top w:val="none" w:sz="0" w:space="0" w:color="000000"/>
+              <w:left w:val="none" w:sz="0" w:space="0" w:color="000000"/>
+              <w:right w:val="none" w:sz="0" w:space="0" w:color="000000"/>
+            </w:tcBorders>
+            <w:shd w:val="clear" w:color="auto" w:fill="FFFFFF"/>
+            <w:tcMar>
+              <w:top w:w="0" w:type="dxa"/>
+              <w:bottom w:w="0" w:type="dxa"/>
+              <w:left w:w="0" w:type="dxa"/>
+              <w:right w:w="0" w:type="dxa"/>
+            </w:tcMar>
+            <w:vAlign w:val="top"/>
+          </w:tcPr>
+          <w:p>
+            <w:pPr>
+              <w:jc w:val="center"/>
+              <w:pBdr>
+                <w:bottom w:val="none" w:sz="0" w:space="0" w:color="000000"/>
+                <w:top w:val="none" w:sz="0" w:space="0" w:color="000000"/>
+                <w:left w:val="none" w:sz="0" w:space="0" w:color="000000"/>
+                <w:right w:val="none" w:sz="0" w:space="0" w:color="000000"/>
+              </w:pBdr>
+              <w:spacing w:after="100" w:before="100" w:line="240"/>
+              <w:ind w:left="100" w:right="100" w:firstLine="0" w:firstLineChars="0"/>
+              <w:rPr>
+                <w:rFonts w:ascii="Arial" w:hAnsi="Arial" w:eastAsia="Arial" w:cs="Arial"/>
+                <w:i w:val="false"/>
+                <w:b w:val="false"/>
+                <w:u w:val="none"/>
+                <w:strike w:val="false"/>
+                <w:sz w:val="22"/>
+                <w:szCs w:val="22"/>
+                <w:color w:val="000000"/>
+              </w:rPr>
+            </w:pPr>
+            <w:r>
+              <w:rPr>
+                <w:rFonts w:ascii="Arial" w:hAnsi="Arial" w:eastAsia="Arial" w:cs="Arial"/>
+                <w:i w:val="false"/>
+                <w:b w:val="false"/>
+                <w:u w:val="none"/>
+                <w:strike w:val="false"/>
+                <w:sz w:val="22"/>
+                <w:szCs w:val="22"/>
+                <w:color w:val="000000"/>
+              </w:rPr>
+              <w:t xml:space="preserve">83 (33%)</w:t>
             </w:r>
           </w:p>
         </w:tc>
@@ -2862,61 +2862,61 @@
                 <w:szCs w:val="22"/>
                 <w:color w:val="000000"/>
               </w:rPr>
-              <w:t xml:space="preserve">410 (21%)</w:t>
-            </w:r>
-          </w:p>
-        </w:tc>
-        <w:tc>
-          <w:tcPr>
-            <w:tcBorders>
-              <w:bottom w:val="none" w:sz="0" w:space="0" w:color="000000"/>
-              <w:top w:val="none" w:sz="0" w:space="0" w:color="000000"/>
-              <w:left w:val="none" w:sz="0" w:space="0" w:color="000000"/>
-              <w:right w:val="none" w:sz="0" w:space="0" w:color="000000"/>
-            </w:tcBorders>
-            <w:shd w:val="clear" w:color="auto" w:fill="FFFFFF"/>
-            <w:tcMar>
-              <w:top w:w="0" w:type="dxa"/>
-              <w:bottom w:w="0" w:type="dxa"/>
-              <w:left w:w="0" w:type="dxa"/>
-              <w:right w:w="0" w:type="dxa"/>
-            </w:tcMar>
-            <w:vAlign w:val="top"/>
-          </w:tcPr>
-          <w:p>
-            <w:pPr>
-              <w:jc w:val="center"/>
-              <w:pBdr>
-                <w:bottom w:val="none" w:sz="0" w:space="0" w:color="000000"/>
-                <w:top w:val="none" w:sz="0" w:space="0" w:color="000000"/>
-                <w:left w:val="none" w:sz="0" w:space="0" w:color="000000"/>
-                <w:right w:val="none" w:sz="0" w:space="0" w:color="000000"/>
-              </w:pBdr>
-              <w:spacing w:after="100" w:before="100" w:line="240"/>
-              <w:ind w:left="100" w:right="100" w:firstLine="0" w:firstLineChars="0"/>
-              <w:rPr>
-                <w:rFonts w:ascii="Arial" w:hAnsi="Arial" w:eastAsia="Arial" w:cs="Arial"/>
-                <w:i w:val="false"/>
-                <w:b w:val="false"/>
-                <w:u w:val="none"/>
-                <w:strike w:val="false"/>
-                <w:sz w:val="22"/>
-                <w:szCs w:val="22"/>
-                <w:color w:val="000000"/>
-              </w:rPr>
-            </w:pPr>
-            <w:r>
-              <w:rPr>
-                <w:rFonts w:ascii="Arial" w:hAnsi="Arial" w:eastAsia="Arial" w:cs="Arial"/>
-                <w:i w:val="false"/>
-                <w:b w:val="false"/>
-                <w:u w:val="none"/>
-                <w:strike w:val="false"/>
-                <w:sz w:val="22"/>
-                <w:szCs w:val="22"/>
-                <w:color w:val="000000"/>
-              </w:rPr>
-              <w:t xml:space="preserve">67 (26%)</w:t>
+              <w:t xml:space="preserve">413 (21%)</w:t>
+            </w:r>
+          </w:p>
+        </w:tc>
+        <w:tc>
+          <w:tcPr>
+            <w:tcBorders>
+              <w:bottom w:val="none" w:sz="0" w:space="0" w:color="000000"/>
+              <w:top w:val="none" w:sz="0" w:space="0" w:color="000000"/>
+              <w:left w:val="none" w:sz="0" w:space="0" w:color="000000"/>
+              <w:right w:val="none" w:sz="0" w:space="0" w:color="000000"/>
+            </w:tcBorders>
+            <w:shd w:val="clear" w:color="auto" w:fill="FFFFFF"/>
+            <w:tcMar>
+              <w:top w:w="0" w:type="dxa"/>
+              <w:bottom w:w="0" w:type="dxa"/>
+              <w:left w:w="0" w:type="dxa"/>
+              <w:right w:w="0" w:type="dxa"/>
+            </w:tcMar>
+            <w:vAlign w:val="top"/>
+          </w:tcPr>
+          <w:p>
+            <w:pPr>
+              <w:jc w:val="center"/>
+              <w:pBdr>
+                <w:bottom w:val="none" w:sz="0" w:space="0" w:color="000000"/>
+                <w:top w:val="none" w:sz="0" w:space="0" w:color="000000"/>
+                <w:left w:val="none" w:sz="0" w:space="0" w:color="000000"/>
+                <w:right w:val="none" w:sz="0" w:space="0" w:color="000000"/>
+              </w:pBdr>
+              <w:spacing w:after="100" w:before="100" w:line="240"/>
+              <w:ind w:left="100" w:right="100" w:firstLine="0" w:firstLineChars="0"/>
+              <w:rPr>
+                <w:rFonts w:ascii="Arial" w:hAnsi="Arial" w:eastAsia="Arial" w:cs="Arial"/>
+                <w:i w:val="false"/>
+                <w:b w:val="false"/>
+                <w:u w:val="none"/>
+                <w:strike w:val="false"/>
+                <w:sz w:val="22"/>
+                <w:szCs w:val="22"/>
+                <w:color w:val="000000"/>
+              </w:rPr>
+            </w:pPr>
+            <w:r>
+              <w:rPr>
+                <w:rFonts w:ascii="Arial" w:hAnsi="Arial" w:eastAsia="Arial" w:cs="Arial"/>
+                <w:i w:val="false"/>
+                <w:b w:val="false"/>
+                <w:u w:val="none"/>
+                <w:strike w:val="false"/>
+                <w:sz w:val="22"/>
+                <w:szCs w:val="22"/>
+                <w:color w:val="000000"/>
+              </w:rPr>
+              <w:t xml:space="preserve">64 (25%)</w:t>
             </w:r>
           </w:p>
         </w:tc>
@@ -3138,61 +3138,61 @@
                 <w:szCs w:val="22"/>
                 <w:color w:val="000000"/>
               </w:rPr>
-              <w:t xml:space="preserve">716 (37%)</w:t>
-            </w:r>
-          </w:p>
-        </w:tc>
-        <w:tc>
-          <w:tcPr>
-            <w:tcBorders>
-              <w:bottom w:val="none" w:sz="0" w:space="0" w:color="000000"/>
-              <w:top w:val="none" w:sz="0" w:space="0" w:color="000000"/>
-              <w:left w:val="none" w:sz="0" w:space="0" w:color="000000"/>
-              <w:right w:val="none" w:sz="0" w:space="0" w:color="000000"/>
-            </w:tcBorders>
-            <w:shd w:val="clear" w:color="auto" w:fill="FFFFFF"/>
-            <w:tcMar>
-              <w:top w:w="0" w:type="dxa"/>
-              <w:bottom w:w="0" w:type="dxa"/>
-              <w:left w:w="0" w:type="dxa"/>
-              <w:right w:w="0" w:type="dxa"/>
-            </w:tcMar>
-            <w:vAlign w:val="top"/>
-          </w:tcPr>
-          <w:p>
-            <w:pPr>
-              <w:jc w:val="center"/>
-              <w:pBdr>
-                <w:bottom w:val="none" w:sz="0" w:space="0" w:color="000000"/>
-                <w:top w:val="none" w:sz="0" w:space="0" w:color="000000"/>
-                <w:left w:val="none" w:sz="0" w:space="0" w:color="000000"/>
-                <w:right w:val="none" w:sz="0" w:space="0" w:color="000000"/>
-              </w:pBdr>
-              <w:spacing w:after="100" w:before="100" w:line="240"/>
-              <w:ind w:left="100" w:right="100" w:firstLine="0" w:firstLineChars="0"/>
-              <w:rPr>
-                <w:rFonts w:ascii="Arial" w:hAnsi="Arial" w:eastAsia="Arial" w:cs="Arial"/>
-                <w:i w:val="false"/>
-                <w:b w:val="false"/>
-                <w:u w:val="none"/>
-                <w:strike w:val="false"/>
-                <w:sz w:val="22"/>
-                <w:szCs w:val="22"/>
-                <w:color w:val="000000"/>
-              </w:rPr>
-            </w:pPr>
-            <w:r>
-              <w:rPr>
-                <w:rFonts w:ascii="Arial" w:hAnsi="Arial" w:eastAsia="Arial" w:cs="Arial"/>
-                <w:i w:val="false"/>
-                <w:b w:val="false"/>
-                <w:u w:val="none"/>
-                <w:strike w:val="false"/>
-                <w:sz w:val="22"/>
-                <w:szCs w:val="22"/>
-                <w:color w:val="000000"/>
-              </w:rPr>
-              <w:t xml:space="preserve">78 (30%)</w:t>
+              <w:t xml:space="preserve">717 (37%)</w:t>
+            </w:r>
+          </w:p>
+        </w:tc>
+        <w:tc>
+          <w:tcPr>
+            <w:tcBorders>
+              <w:bottom w:val="none" w:sz="0" w:space="0" w:color="000000"/>
+              <w:top w:val="none" w:sz="0" w:space="0" w:color="000000"/>
+              <w:left w:val="none" w:sz="0" w:space="0" w:color="000000"/>
+              <w:right w:val="none" w:sz="0" w:space="0" w:color="000000"/>
+            </w:tcBorders>
+            <w:shd w:val="clear" w:color="auto" w:fill="FFFFFF"/>
+            <w:tcMar>
+              <w:top w:w="0" w:type="dxa"/>
+              <w:bottom w:w="0" w:type="dxa"/>
+              <w:left w:w="0" w:type="dxa"/>
+              <w:right w:w="0" w:type="dxa"/>
+            </w:tcMar>
+            <w:vAlign w:val="top"/>
+          </w:tcPr>
+          <w:p>
+            <w:pPr>
+              <w:jc w:val="center"/>
+              <w:pBdr>
+                <w:bottom w:val="none" w:sz="0" w:space="0" w:color="000000"/>
+                <w:top w:val="none" w:sz="0" w:space="0" w:color="000000"/>
+                <w:left w:val="none" w:sz="0" w:space="0" w:color="000000"/>
+                <w:right w:val="none" w:sz="0" w:space="0" w:color="000000"/>
+              </w:pBdr>
+              <w:spacing w:after="100" w:before="100" w:line="240"/>
+              <w:ind w:left="100" w:right="100" w:firstLine="0" w:firstLineChars="0"/>
+              <w:rPr>
+                <w:rFonts w:ascii="Arial" w:hAnsi="Arial" w:eastAsia="Arial" w:cs="Arial"/>
+                <w:i w:val="false"/>
+                <w:b w:val="false"/>
+                <w:u w:val="none"/>
+                <w:strike w:val="false"/>
+                <w:sz w:val="22"/>
+                <w:szCs w:val="22"/>
+                <w:color w:val="000000"/>
+              </w:rPr>
+            </w:pPr>
+            <w:r>
+              <w:rPr>
+                <w:rFonts w:ascii="Arial" w:hAnsi="Arial" w:eastAsia="Arial" w:cs="Arial"/>
+                <w:i w:val="false"/>
+                <w:b w:val="false"/>
+                <w:u w:val="none"/>
+                <w:strike w:val="false"/>
+                <w:sz w:val="22"/>
+                <w:szCs w:val="22"/>
+                <w:color w:val="000000"/>
+              </w:rPr>
+              <w:t xml:space="preserve">77 (30%)</w:t>
             </w:r>
           </w:p>
         </w:tc>
@@ -4020,7 +4020,7 @@
                 <w:szCs w:val="22"/>
                 <w:color w:val="000000"/>
               </w:rPr>
-              <w:t xml:space="preserve">10 (3.8%)</w:t>
+              <w:t xml:space="preserve">10 (3.9%)</w:t>
             </w:r>
           </w:p>
         </w:tc>
@@ -4296,7 +4296,7 @@
                 <w:szCs w:val="22"/>
                 <w:color w:val="000000"/>
               </w:rPr>
-              <w:t xml:space="preserve">19 (7.3%)</w:t>
+              <w:t xml:space="preserve">19 (7.5%)</w:t>
             </w:r>
           </w:p>
         </w:tc>
@@ -5070,61 +5070,61 @@
                 <w:szCs w:val="22"/>
                 <w:color w:val="000000"/>
               </w:rPr>
-              <w:t xml:space="preserve">1,264 (66%)</w:t>
-            </w:r>
-          </w:p>
-        </w:tc>
-        <w:tc>
-          <w:tcPr>
-            <w:tcBorders>
-              <w:bottom w:val="none" w:sz="0" w:space="0" w:color="000000"/>
-              <w:top w:val="none" w:sz="0" w:space="0" w:color="000000"/>
-              <w:left w:val="none" w:sz="0" w:space="0" w:color="000000"/>
-              <w:right w:val="none" w:sz="0" w:space="0" w:color="000000"/>
-            </w:tcBorders>
-            <w:shd w:val="clear" w:color="auto" w:fill="FFFFFF"/>
-            <w:tcMar>
-              <w:top w:w="0" w:type="dxa"/>
-              <w:bottom w:w="0" w:type="dxa"/>
-              <w:left w:w="0" w:type="dxa"/>
-              <w:right w:w="0" w:type="dxa"/>
-            </w:tcMar>
-            <w:vAlign w:val="top"/>
-          </w:tcPr>
-          <w:p>
-            <w:pPr>
-              <w:jc w:val="center"/>
-              <w:pBdr>
-                <w:bottom w:val="none" w:sz="0" w:space="0" w:color="000000"/>
-                <w:top w:val="none" w:sz="0" w:space="0" w:color="000000"/>
-                <w:left w:val="none" w:sz="0" w:space="0" w:color="000000"/>
-                <w:right w:val="none" w:sz="0" w:space="0" w:color="000000"/>
-              </w:pBdr>
-              <w:spacing w:after="100" w:before="100" w:line="240"/>
-              <w:ind w:left="100" w:right="100" w:firstLine="0" w:firstLineChars="0"/>
-              <w:rPr>
-                <w:rFonts w:ascii="Arial" w:hAnsi="Arial" w:eastAsia="Arial" w:cs="Arial"/>
-                <w:i w:val="false"/>
-                <w:b w:val="false"/>
-                <w:u w:val="none"/>
-                <w:strike w:val="false"/>
-                <w:sz w:val="22"/>
-                <w:szCs w:val="22"/>
-                <w:color w:val="000000"/>
-              </w:rPr>
-            </w:pPr>
-            <w:r>
-              <w:rPr>
-                <w:rFonts w:ascii="Arial" w:hAnsi="Arial" w:eastAsia="Arial" w:cs="Arial"/>
-                <w:i w:val="false"/>
-                <w:b w:val="false"/>
-                <w:u w:val="none"/>
-                <w:strike w:val="false"/>
-                <w:sz w:val="22"/>
-                <w:szCs w:val="22"/>
-                <w:color w:val="000000"/>
-              </w:rPr>
-              <w:t xml:space="preserve">173 (67%)</w:t>
+              <w:t xml:space="preserve">1,269 (66%)</w:t>
+            </w:r>
+          </w:p>
+        </w:tc>
+        <w:tc>
+          <w:tcPr>
+            <w:tcBorders>
+              <w:bottom w:val="none" w:sz="0" w:space="0" w:color="000000"/>
+              <w:top w:val="none" w:sz="0" w:space="0" w:color="000000"/>
+              <w:left w:val="none" w:sz="0" w:space="0" w:color="000000"/>
+              <w:right w:val="none" w:sz="0" w:space="0" w:color="000000"/>
+            </w:tcBorders>
+            <w:shd w:val="clear" w:color="auto" w:fill="FFFFFF"/>
+            <w:tcMar>
+              <w:top w:w="0" w:type="dxa"/>
+              <w:bottom w:w="0" w:type="dxa"/>
+              <w:left w:w="0" w:type="dxa"/>
+              <w:right w:w="0" w:type="dxa"/>
+            </w:tcMar>
+            <w:vAlign w:val="top"/>
+          </w:tcPr>
+          <w:p>
+            <w:pPr>
+              <w:jc w:val="center"/>
+              <w:pBdr>
+                <w:bottom w:val="none" w:sz="0" w:space="0" w:color="000000"/>
+                <w:top w:val="none" w:sz="0" w:space="0" w:color="000000"/>
+                <w:left w:val="none" w:sz="0" w:space="0" w:color="000000"/>
+                <w:right w:val="none" w:sz="0" w:space="0" w:color="000000"/>
+              </w:pBdr>
+              <w:spacing w:after="100" w:before="100" w:line="240"/>
+              <w:ind w:left="100" w:right="100" w:firstLine="0" w:firstLineChars="0"/>
+              <w:rPr>
+                <w:rFonts w:ascii="Arial" w:hAnsi="Arial" w:eastAsia="Arial" w:cs="Arial"/>
+                <w:i w:val="false"/>
+                <w:b w:val="false"/>
+                <w:u w:val="none"/>
+                <w:strike w:val="false"/>
+                <w:sz w:val="22"/>
+                <w:szCs w:val="22"/>
+                <w:color w:val="000000"/>
+              </w:rPr>
+            </w:pPr>
+            <w:r>
+              <w:rPr>
+                <w:rFonts w:ascii="Arial" w:hAnsi="Arial" w:eastAsia="Arial" w:cs="Arial"/>
+                <w:i w:val="false"/>
+                <w:b w:val="false"/>
+                <w:u w:val="none"/>
+                <w:strike w:val="false"/>
+                <w:sz w:val="22"/>
+                <w:szCs w:val="22"/>
+                <w:color w:val="000000"/>
+              </w:rPr>
+              <w:t xml:space="preserve">168 (66%)</w:t>
             </w:r>
           </w:p>
         </w:tc>
@@ -5346,61 +5346,61 @@
                 <w:szCs w:val="22"/>
                 <w:color w:val="000000"/>
               </w:rPr>
-              <w:t xml:space="preserve">510 (27%)</w:t>
-            </w:r>
-          </w:p>
-        </w:tc>
-        <w:tc>
-          <w:tcPr>
-            <w:tcBorders>
-              <w:bottom w:val="none" w:sz="0" w:space="0" w:color="000000"/>
-              <w:top w:val="none" w:sz="0" w:space="0" w:color="000000"/>
-              <w:left w:val="none" w:sz="0" w:space="0" w:color="000000"/>
-              <w:right w:val="none" w:sz="0" w:space="0" w:color="000000"/>
-            </w:tcBorders>
-            <w:shd w:val="clear" w:color="auto" w:fill="FFFFFF"/>
-            <w:tcMar>
-              <w:top w:w="0" w:type="dxa"/>
-              <w:bottom w:w="0" w:type="dxa"/>
-              <w:left w:w="0" w:type="dxa"/>
-              <w:right w:w="0" w:type="dxa"/>
-            </w:tcMar>
-            <w:vAlign w:val="top"/>
-          </w:tcPr>
-          <w:p>
-            <w:pPr>
-              <w:jc w:val="center"/>
-              <w:pBdr>
-                <w:bottom w:val="none" w:sz="0" w:space="0" w:color="000000"/>
-                <w:top w:val="none" w:sz="0" w:space="0" w:color="000000"/>
-                <w:left w:val="none" w:sz="0" w:space="0" w:color="000000"/>
-                <w:right w:val="none" w:sz="0" w:space="0" w:color="000000"/>
-              </w:pBdr>
-              <w:spacing w:after="100" w:before="100" w:line="240"/>
-              <w:ind w:left="100" w:right="100" w:firstLine="0" w:firstLineChars="0"/>
-              <w:rPr>
-                <w:rFonts w:ascii="Arial" w:hAnsi="Arial" w:eastAsia="Arial" w:cs="Arial"/>
-                <w:i w:val="false"/>
-                <w:b w:val="false"/>
-                <w:u w:val="none"/>
-                <w:strike w:val="false"/>
-                <w:sz w:val="22"/>
-                <w:szCs w:val="22"/>
-                <w:color w:val="000000"/>
-              </w:rPr>
-            </w:pPr>
-            <w:r>
-              <w:rPr>
-                <w:rFonts w:ascii="Arial" w:hAnsi="Arial" w:eastAsia="Arial" w:cs="Arial"/>
-                <w:i w:val="false"/>
-                <w:b w:val="false"/>
-                <w:u w:val="none"/>
-                <w:strike w:val="false"/>
-                <w:sz w:val="22"/>
-                <w:szCs w:val="22"/>
-                <w:color w:val="000000"/>
-              </w:rPr>
-              <w:t xml:space="preserve">69 (27%)</w:t>
+              <w:t xml:space="preserve">511 (27%)</w:t>
+            </w:r>
+          </w:p>
+        </w:tc>
+        <w:tc>
+          <w:tcPr>
+            <w:tcBorders>
+              <w:bottom w:val="none" w:sz="0" w:space="0" w:color="000000"/>
+              <w:top w:val="none" w:sz="0" w:space="0" w:color="000000"/>
+              <w:left w:val="none" w:sz="0" w:space="0" w:color="000000"/>
+              <w:right w:val="none" w:sz="0" w:space="0" w:color="000000"/>
+            </w:tcBorders>
+            <w:shd w:val="clear" w:color="auto" w:fill="FFFFFF"/>
+            <w:tcMar>
+              <w:top w:w="0" w:type="dxa"/>
+              <w:bottom w:w="0" w:type="dxa"/>
+              <w:left w:w="0" w:type="dxa"/>
+              <w:right w:w="0" w:type="dxa"/>
+            </w:tcMar>
+            <w:vAlign w:val="top"/>
+          </w:tcPr>
+          <w:p>
+            <w:pPr>
+              <w:jc w:val="center"/>
+              <w:pBdr>
+                <w:bottom w:val="none" w:sz="0" w:space="0" w:color="000000"/>
+                <w:top w:val="none" w:sz="0" w:space="0" w:color="000000"/>
+                <w:left w:val="none" w:sz="0" w:space="0" w:color="000000"/>
+                <w:right w:val="none" w:sz="0" w:space="0" w:color="000000"/>
+              </w:pBdr>
+              <w:spacing w:after="100" w:before="100" w:line="240"/>
+              <w:ind w:left="100" w:right="100" w:firstLine="0" w:firstLineChars="0"/>
+              <w:rPr>
+                <w:rFonts w:ascii="Arial" w:hAnsi="Arial" w:eastAsia="Arial" w:cs="Arial"/>
+                <w:i w:val="false"/>
+                <w:b w:val="false"/>
+                <w:u w:val="none"/>
+                <w:strike w:val="false"/>
+                <w:sz w:val="22"/>
+                <w:szCs w:val="22"/>
+                <w:color w:val="000000"/>
+              </w:rPr>
+            </w:pPr>
+            <w:r>
+              <w:rPr>
+                <w:rFonts w:ascii="Arial" w:hAnsi="Arial" w:eastAsia="Arial" w:cs="Arial"/>
+                <w:i w:val="false"/>
+                <w:b w:val="false"/>
+                <w:u w:val="none"/>
+                <w:strike w:val="false"/>
+                <w:sz w:val="22"/>
+                <w:szCs w:val="22"/>
+                <w:color w:val="000000"/>
+              </w:rPr>
+              <w:t xml:space="preserve">68 (27%)</w:t>
             </w:r>
           </w:p>
         </w:tc>
@@ -5676,7 +5676,7 @@
                 <w:szCs w:val="22"/>
                 <w:color w:val="000000"/>
               </w:rPr>
-              <w:t xml:space="preserve">6 (2.3%)</w:t>
+              <w:t xml:space="preserve">6 (2.4%)</w:t>
             </w:r>
           </w:p>
         </w:tc>
@@ -5952,7 +5952,7 @@
                 <w:szCs w:val="22"/>
                 <w:color w:val="000000"/>
               </w:rPr>
-              <w:t xml:space="preserve">11 (4.2%)</w:t>
+              <w:t xml:space="preserve">11 (4.3%)</w:t>
             </w:r>
           </w:p>
         </w:tc>
@@ -6565,7 +6565,7 @@
       </w:tr>
       <w:tr>
         <w:trPr>
-          <w:trHeight w:val="572" w:hRule="auto"/>
+          <w:trHeight w:val="571" w:hRule="auto"/>
         </w:trPr>
         body23
         <w:tc>
@@ -6726,61 +6726,61 @@
                 <w:szCs w:val="22"/>
                 <w:color w:val="000000"/>
               </w:rPr>
-              <w:t xml:space="preserve">137</w:t>
-            </w:r>
-          </w:p>
-        </w:tc>
-        <w:tc>
-          <w:tcPr>
-            <w:tcBorders>
-              <w:bottom w:val="none" w:sz="0" w:space="0" w:color="000000"/>
-              <w:top w:val="none" w:sz="0" w:space="0" w:color="000000"/>
-              <w:left w:val="none" w:sz="0" w:space="0" w:color="000000"/>
-              <w:right w:val="none" w:sz="0" w:space="0" w:color="000000"/>
-            </w:tcBorders>
-            <w:shd w:val="clear" w:color="auto" w:fill="FFFFFF"/>
-            <w:tcMar>
-              <w:top w:w="0" w:type="dxa"/>
-              <w:bottom w:w="0" w:type="dxa"/>
-              <w:left w:w="0" w:type="dxa"/>
-              <w:right w:w="0" w:type="dxa"/>
-            </w:tcMar>
-            <w:vAlign w:val="top"/>
-          </w:tcPr>
-          <w:p>
-            <w:pPr>
-              <w:jc w:val="center"/>
-              <w:pBdr>
-                <w:bottom w:val="none" w:sz="0" w:space="0" w:color="000000"/>
-                <w:top w:val="none" w:sz="0" w:space="0" w:color="000000"/>
-                <w:left w:val="none" w:sz="0" w:space="0" w:color="000000"/>
-                <w:right w:val="none" w:sz="0" w:space="0" w:color="000000"/>
-              </w:pBdr>
-              <w:spacing w:after="100" w:before="100" w:line="240"/>
-              <w:ind w:left="100" w:right="100" w:firstLine="0" w:firstLineChars="0"/>
-              <w:rPr>
-                <w:rFonts w:ascii="Arial" w:hAnsi="Arial" w:eastAsia="Arial" w:cs="Arial"/>
-                <w:i w:val="false"/>
-                <w:b w:val="false"/>
-                <w:u w:val="none"/>
-                <w:strike w:val="false"/>
-                <w:sz w:val="22"/>
-                <w:szCs w:val="22"/>
-                <w:color w:val="000000"/>
-              </w:rPr>
-            </w:pPr>
-            <w:r>
-              <w:rPr>
-                <w:rFonts w:ascii="Arial" w:hAnsi="Arial" w:eastAsia="Arial" w:cs="Arial"/>
-                <w:i w:val="false"/>
-                <w:b w:val="false"/>
-                <w:u w:val="none"/>
-                <w:strike w:val="false"/>
-                <w:sz w:val="22"/>
-                <w:szCs w:val="22"/>
-                <w:color w:val="000000"/>
-              </w:rPr>
-              <w:t xml:space="preserve">8</w:t>
+              <w:t xml:space="preserve">140</w:t>
+            </w:r>
+          </w:p>
+        </w:tc>
+        <w:tc>
+          <w:tcPr>
+            <w:tcBorders>
+              <w:bottom w:val="none" w:sz="0" w:space="0" w:color="000000"/>
+              <w:top w:val="none" w:sz="0" w:space="0" w:color="000000"/>
+              <w:left w:val="none" w:sz="0" w:space="0" w:color="000000"/>
+              <w:right w:val="none" w:sz="0" w:space="0" w:color="000000"/>
+            </w:tcBorders>
+            <w:shd w:val="clear" w:color="auto" w:fill="FFFFFF"/>
+            <w:tcMar>
+              <w:top w:w="0" w:type="dxa"/>
+              <w:bottom w:w="0" w:type="dxa"/>
+              <w:left w:w="0" w:type="dxa"/>
+              <w:right w:w="0" w:type="dxa"/>
+            </w:tcMar>
+            <w:vAlign w:val="top"/>
+          </w:tcPr>
+          <w:p>
+            <w:pPr>
+              <w:jc w:val="center"/>
+              <w:pBdr>
+                <w:bottom w:val="none" w:sz="0" w:space="0" w:color="000000"/>
+                <w:top w:val="none" w:sz="0" w:space="0" w:color="000000"/>
+                <w:left w:val="none" w:sz="0" w:space="0" w:color="000000"/>
+                <w:right w:val="none" w:sz="0" w:space="0" w:color="000000"/>
+              </w:pBdr>
+              <w:spacing w:after="100" w:before="100" w:line="240"/>
+              <w:ind w:left="100" w:right="100" w:firstLine="0" w:firstLineChars="0"/>
+              <w:rPr>
+                <w:rFonts w:ascii="Arial" w:hAnsi="Arial" w:eastAsia="Arial" w:cs="Arial"/>
+                <w:i w:val="false"/>
+                <w:b w:val="false"/>
+                <w:u w:val="none"/>
+                <w:strike w:val="false"/>
+                <w:sz w:val="22"/>
+                <w:szCs w:val="22"/>
+                <w:color w:val="000000"/>
+              </w:rPr>
+            </w:pPr>
+            <w:r>
+              <w:rPr>
+                <w:rFonts w:ascii="Arial" w:hAnsi="Arial" w:eastAsia="Arial" w:cs="Arial"/>
+                <w:i w:val="false"/>
+                <w:b w:val="false"/>
+                <w:u w:val="none"/>
+                <w:strike w:val="false"/>
+                <w:sz w:val="22"/>
+                <w:szCs w:val="22"/>
+                <w:color w:val="000000"/>
+              </w:rPr>
+              <w:t xml:space="preserve">5</w:t>
             </w:r>
           </w:p>
         </w:tc>
@@ -6948,169 +6948,169 @@
                 <w:szCs w:val="22"/>
                 <w:color w:val="000000"/>
               </w:rPr>
-              <w:t xml:space="preserve">815 (37%)</w:t>
-            </w:r>
-          </w:p>
-        </w:tc>
-        <w:tc>
-          <w:tcPr>
-            <w:tcBorders>
-              <w:bottom w:val="none" w:sz="0" w:space="0" w:color="000000"/>
-              <w:top w:val="none" w:sz="0" w:space="0" w:color="000000"/>
-              <w:left w:val="none" w:sz="0" w:space="0" w:color="000000"/>
-              <w:right w:val="none" w:sz="0" w:space="0" w:color="000000"/>
-            </w:tcBorders>
-            <w:shd w:val="clear" w:color="auto" w:fill="FFFFFF"/>
-            <w:tcMar>
-              <w:top w:w="0" w:type="dxa"/>
-              <w:bottom w:w="0" w:type="dxa"/>
-              <w:left w:w="0" w:type="dxa"/>
-              <w:right w:w="0" w:type="dxa"/>
-            </w:tcMar>
-            <w:vAlign w:val="top"/>
-          </w:tcPr>
-          <w:p>
-            <w:pPr>
-              <w:jc w:val="center"/>
-              <w:pBdr>
-                <w:bottom w:val="none" w:sz="0" w:space="0" w:color="000000"/>
-                <w:top w:val="none" w:sz="0" w:space="0" w:color="000000"/>
-                <w:left w:val="none" w:sz="0" w:space="0" w:color="000000"/>
-                <w:right w:val="none" w:sz="0" w:space="0" w:color="000000"/>
-              </w:pBdr>
-              <w:spacing w:after="100" w:before="100" w:line="240"/>
-              <w:ind w:left="100" w:right="100" w:firstLine="0" w:firstLineChars="0"/>
-              <w:rPr>
-                <w:rFonts w:ascii="Arial" w:hAnsi="Arial" w:eastAsia="Arial" w:cs="Arial"/>
-                <w:i w:val="false"/>
-                <w:b w:val="false"/>
-                <w:u w:val="none"/>
-                <w:strike w:val="false"/>
-                <w:sz w:val="22"/>
-                <w:szCs w:val="22"/>
-                <w:color w:val="000000"/>
-              </w:rPr>
-            </w:pPr>
-            <w:r>
-              <w:rPr>
-                <w:rFonts w:ascii="Arial" w:hAnsi="Arial" w:eastAsia="Arial" w:cs="Arial"/>
-                <w:i w:val="false"/>
-                <w:b w:val="false"/>
-                <w:u w:val="none"/>
-                <w:strike w:val="false"/>
-                <w:sz w:val="22"/>
-                <w:szCs w:val="22"/>
-                <w:color w:val="000000"/>
-              </w:rPr>
-              <w:t xml:space="preserve">711 (36%)</w:t>
-            </w:r>
-          </w:p>
-        </w:tc>
-        <w:tc>
-          <w:tcPr>
-            <w:tcBorders>
-              <w:bottom w:val="none" w:sz="0" w:space="0" w:color="000000"/>
-              <w:top w:val="none" w:sz="0" w:space="0" w:color="000000"/>
-              <w:left w:val="none" w:sz="0" w:space="0" w:color="000000"/>
-              <w:right w:val="none" w:sz="0" w:space="0" w:color="000000"/>
-            </w:tcBorders>
-            <w:shd w:val="clear" w:color="auto" w:fill="FFFFFF"/>
-            <w:tcMar>
-              <w:top w:w="0" w:type="dxa"/>
-              <w:bottom w:w="0" w:type="dxa"/>
-              <w:left w:w="0" w:type="dxa"/>
-              <w:right w:w="0" w:type="dxa"/>
-            </w:tcMar>
-            <w:vAlign w:val="top"/>
-          </w:tcPr>
-          <w:p>
-            <w:pPr>
-              <w:jc w:val="center"/>
-              <w:pBdr>
-                <w:bottom w:val="none" w:sz="0" w:space="0" w:color="000000"/>
-                <w:top w:val="none" w:sz="0" w:space="0" w:color="000000"/>
-                <w:left w:val="none" w:sz="0" w:space="0" w:color="000000"/>
-                <w:right w:val="none" w:sz="0" w:space="0" w:color="000000"/>
-              </w:pBdr>
-              <w:spacing w:after="100" w:before="100" w:line="240"/>
-              <w:ind w:left="100" w:right="100" w:firstLine="0" w:firstLineChars="0"/>
-              <w:rPr>
-                <w:rFonts w:ascii="Arial" w:hAnsi="Arial" w:eastAsia="Arial" w:cs="Arial"/>
-                <w:i w:val="false"/>
-                <w:b w:val="false"/>
-                <w:u w:val="none"/>
-                <w:strike w:val="false"/>
-                <w:sz w:val="22"/>
-                <w:szCs w:val="22"/>
-                <w:color w:val="000000"/>
-              </w:rPr>
-            </w:pPr>
-            <w:r>
-              <w:rPr>
-                <w:rFonts w:ascii="Arial" w:hAnsi="Arial" w:eastAsia="Arial" w:cs="Arial"/>
-                <w:i w:val="false"/>
-                <w:b w:val="false"/>
-                <w:u w:val="none"/>
-                <w:strike w:val="false"/>
-                <w:sz w:val="22"/>
-                <w:szCs w:val="22"/>
-                <w:color w:val="000000"/>
-              </w:rPr>
-              <w:t xml:space="preserve">104 (39%)</w:t>
-            </w:r>
-          </w:p>
-        </w:tc>
-        <w:tc>
-          <w:tcPr>
-            <w:tcBorders>
-              <w:bottom w:val="none" w:sz="0" w:space="0" w:color="000000"/>
-              <w:top w:val="none" w:sz="0" w:space="0" w:color="000000"/>
-              <w:left w:val="none" w:sz="0" w:space="0" w:color="000000"/>
-              <w:right w:val="none" w:sz="0" w:space="0" w:color="000000"/>
-            </w:tcBorders>
-            <w:shd w:val="clear" w:color="auto" w:fill="FFFFFF"/>
-            <w:tcMar>
-              <w:top w:w="0" w:type="dxa"/>
-              <w:bottom w:w="0" w:type="dxa"/>
-              <w:left w:w="0" w:type="dxa"/>
-              <w:right w:w="0" w:type="dxa"/>
-            </w:tcMar>
-            <w:vAlign w:val="top"/>
-          </w:tcPr>
-          <w:p>
-            <w:pPr>
-              <w:jc w:val="center"/>
-              <w:pBdr>
-                <w:bottom w:val="none" w:sz="0" w:space="0" w:color="000000"/>
-                <w:top w:val="none" w:sz="0" w:space="0" w:color="000000"/>
-                <w:left w:val="none" w:sz="0" w:space="0" w:color="000000"/>
-                <w:right w:val="none" w:sz="0" w:space="0" w:color="000000"/>
-              </w:pBdr>
-              <w:spacing w:after="100" w:before="100" w:line="240"/>
-              <w:ind w:left="100" w:right="100" w:firstLine="0" w:firstLineChars="0"/>
-              <w:rPr>
-                <w:rFonts w:ascii="Arial" w:hAnsi="Arial" w:eastAsia="Arial" w:cs="Arial"/>
-                <w:i w:val="false"/>
-                <w:b w:val="false"/>
-                <w:u w:val="none"/>
-                <w:strike w:val="false"/>
-                <w:sz w:val="22"/>
-                <w:szCs w:val="22"/>
-                <w:color w:val="000000"/>
-              </w:rPr>
-            </w:pPr>
-            <w:r>
-              <w:rPr>
-                <w:rFonts w:ascii="Arial" w:hAnsi="Arial" w:eastAsia="Arial" w:cs="Arial"/>
-                <w:i w:val="false"/>
-                <w:b w:val="false"/>
-                <w:u w:val="none"/>
-                <w:strike w:val="false"/>
-                <w:sz w:val="22"/>
-                <w:szCs w:val="22"/>
-                <w:color w:val="000000"/>
-              </w:rPr>
-              <w:t xml:space="preserve">0.4</w:t>
+              <w:t xml:space="preserve">816 (37%)</w:t>
+            </w:r>
+          </w:p>
+        </w:tc>
+        <w:tc>
+          <w:tcPr>
+            <w:tcBorders>
+              <w:bottom w:val="none" w:sz="0" w:space="0" w:color="000000"/>
+              <w:top w:val="none" w:sz="0" w:space="0" w:color="000000"/>
+              <w:left w:val="none" w:sz="0" w:space="0" w:color="000000"/>
+              <w:right w:val="none" w:sz="0" w:space="0" w:color="000000"/>
+            </w:tcBorders>
+            <w:shd w:val="clear" w:color="auto" w:fill="FFFFFF"/>
+            <w:tcMar>
+              <w:top w:w="0" w:type="dxa"/>
+              <w:bottom w:w="0" w:type="dxa"/>
+              <w:left w:w="0" w:type="dxa"/>
+              <w:right w:w="0" w:type="dxa"/>
+            </w:tcMar>
+            <w:vAlign w:val="top"/>
+          </w:tcPr>
+          <w:p>
+            <w:pPr>
+              <w:jc w:val="center"/>
+              <w:pBdr>
+                <w:bottom w:val="none" w:sz="0" w:space="0" w:color="000000"/>
+                <w:top w:val="none" w:sz="0" w:space="0" w:color="000000"/>
+                <w:left w:val="none" w:sz="0" w:space="0" w:color="000000"/>
+                <w:right w:val="none" w:sz="0" w:space="0" w:color="000000"/>
+              </w:pBdr>
+              <w:spacing w:after="100" w:before="100" w:line="240"/>
+              <w:ind w:left="100" w:right="100" w:firstLine="0" w:firstLineChars="0"/>
+              <w:rPr>
+                <w:rFonts w:ascii="Arial" w:hAnsi="Arial" w:eastAsia="Arial" w:cs="Arial"/>
+                <w:i w:val="false"/>
+                <w:b w:val="false"/>
+                <w:u w:val="none"/>
+                <w:strike w:val="false"/>
+                <w:sz w:val="22"/>
+                <w:szCs w:val="22"/>
+                <w:color w:val="000000"/>
+              </w:rPr>
+            </w:pPr>
+            <w:r>
+              <w:rPr>
+                <w:rFonts w:ascii="Arial" w:hAnsi="Arial" w:eastAsia="Arial" w:cs="Arial"/>
+                <w:i w:val="false"/>
+                <w:b w:val="false"/>
+                <w:u w:val="none"/>
+                <w:strike w:val="false"/>
+                <w:sz w:val="22"/>
+                <w:szCs w:val="22"/>
+                <w:color w:val="000000"/>
+              </w:rPr>
+              <w:t xml:space="preserve">715 (36%)</w:t>
+            </w:r>
+          </w:p>
+        </w:tc>
+        <w:tc>
+          <w:tcPr>
+            <w:tcBorders>
+              <w:bottom w:val="none" w:sz="0" w:space="0" w:color="000000"/>
+              <w:top w:val="none" w:sz="0" w:space="0" w:color="000000"/>
+              <w:left w:val="none" w:sz="0" w:space="0" w:color="000000"/>
+              <w:right w:val="none" w:sz="0" w:space="0" w:color="000000"/>
+            </w:tcBorders>
+            <w:shd w:val="clear" w:color="auto" w:fill="FFFFFF"/>
+            <w:tcMar>
+              <w:top w:w="0" w:type="dxa"/>
+              <w:bottom w:w="0" w:type="dxa"/>
+              <w:left w:w="0" w:type="dxa"/>
+              <w:right w:w="0" w:type="dxa"/>
+            </w:tcMar>
+            <w:vAlign w:val="top"/>
+          </w:tcPr>
+          <w:p>
+            <w:pPr>
+              <w:jc w:val="center"/>
+              <w:pBdr>
+                <w:bottom w:val="none" w:sz="0" w:space="0" w:color="000000"/>
+                <w:top w:val="none" w:sz="0" w:space="0" w:color="000000"/>
+                <w:left w:val="none" w:sz="0" w:space="0" w:color="000000"/>
+                <w:right w:val="none" w:sz="0" w:space="0" w:color="000000"/>
+              </w:pBdr>
+              <w:spacing w:after="100" w:before="100" w:line="240"/>
+              <w:ind w:left="100" w:right="100" w:firstLine="0" w:firstLineChars="0"/>
+              <w:rPr>
+                <w:rFonts w:ascii="Arial" w:hAnsi="Arial" w:eastAsia="Arial" w:cs="Arial"/>
+                <w:i w:val="false"/>
+                <w:b w:val="false"/>
+                <w:u w:val="none"/>
+                <w:strike w:val="false"/>
+                <w:sz w:val="22"/>
+                <w:szCs w:val="22"/>
+                <w:color w:val="000000"/>
+              </w:rPr>
+            </w:pPr>
+            <w:r>
+              <w:rPr>
+                <w:rFonts w:ascii="Arial" w:hAnsi="Arial" w:eastAsia="Arial" w:cs="Arial"/>
+                <w:i w:val="false"/>
+                <w:b w:val="false"/>
+                <w:u w:val="none"/>
+                <w:strike w:val="false"/>
+                <w:sz w:val="22"/>
+                <w:szCs w:val="22"/>
+                <w:color w:val="000000"/>
+              </w:rPr>
+              <w:t xml:space="preserve">101 (39%)</w:t>
+            </w:r>
+          </w:p>
+        </w:tc>
+        <w:tc>
+          <w:tcPr>
+            <w:tcBorders>
+              <w:bottom w:val="none" w:sz="0" w:space="0" w:color="000000"/>
+              <w:top w:val="none" w:sz="0" w:space="0" w:color="000000"/>
+              <w:left w:val="none" w:sz="0" w:space="0" w:color="000000"/>
+              <w:right w:val="none" w:sz="0" w:space="0" w:color="000000"/>
+            </w:tcBorders>
+            <w:shd w:val="clear" w:color="auto" w:fill="FFFFFF"/>
+            <w:tcMar>
+              <w:top w:w="0" w:type="dxa"/>
+              <w:bottom w:w="0" w:type="dxa"/>
+              <w:left w:w="0" w:type="dxa"/>
+              <w:right w:w="0" w:type="dxa"/>
+            </w:tcMar>
+            <w:vAlign w:val="top"/>
+          </w:tcPr>
+          <w:p>
+            <w:pPr>
+              <w:jc w:val="center"/>
+              <w:pBdr>
+                <w:bottom w:val="none" w:sz="0" w:space="0" w:color="000000"/>
+                <w:top w:val="none" w:sz="0" w:space="0" w:color="000000"/>
+                <w:left w:val="none" w:sz="0" w:space="0" w:color="000000"/>
+                <w:right w:val="none" w:sz="0" w:space="0" w:color="000000"/>
+              </w:pBdr>
+              <w:spacing w:after="100" w:before="100" w:line="240"/>
+              <w:ind w:left="100" w:right="100" w:firstLine="0" w:firstLineChars="0"/>
+              <w:rPr>
+                <w:rFonts w:ascii="Arial" w:hAnsi="Arial" w:eastAsia="Arial" w:cs="Arial"/>
+                <w:i w:val="false"/>
+                <w:b w:val="false"/>
+                <w:u w:val="none"/>
+                <w:strike w:val="false"/>
+                <w:sz w:val="22"/>
+                <w:szCs w:val="22"/>
+                <w:color w:val="000000"/>
+              </w:rPr>
+            </w:pPr>
+            <w:r>
+              <w:rPr>
+                <w:rFonts w:ascii="Arial" w:hAnsi="Arial" w:eastAsia="Arial" w:cs="Arial"/>
+                <w:i w:val="false"/>
+                <w:b w:val="false"/>
+                <w:u w:val="none"/>
+                <w:strike w:val="false"/>
+                <w:sz w:val="22"/>
+                <w:szCs w:val="22"/>
+                <w:color w:val="000000"/>
+              </w:rPr>
+              <w:t xml:space="preserve">0.5</w:t>
             </w:r>
           </w:p>
         </w:tc>
@@ -7224,115 +7224,115 @@
                 <w:szCs w:val="22"/>
                 <w:color w:val="000000"/>
               </w:rPr>
-              <w:t xml:space="preserve">1,020 (47%)</w:t>
-            </w:r>
-          </w:p>
-        </w:tc>
-        <w:tc>
-          <w:tcPr>
-            <w:tcBorders>
-              <w:bottom w:val="none" w:sz="0" w:space="0" w:color="000000"/>
-              <w:top w:val="none" w:sz="0" w:space="0" w:color="000000"/>
-              <w:left w:val="none" w:sz="0" w:space="0" w:color="000000"/>
-              <w:right w:val="none" w:sz="0" w:space="0" w:color="000000"/>
-            </w:tcBorders>
-            <w:shd w:val="clear" w:color="auto" w:fill="FFFFFF"/>
-            <w:tcMar>
-              <w:top w:w="0" w:type="dxa"/>
-              <w:bottom w:w="0" w:type="dxa"/>
-              <w:left w:w="0" w:type="dxa"/>
-              <w:right w:w="0" w:type="dxa"/>
-            </w:tcMar>
-            <w:vAlign w:val="top"/>
-          </w:tcPr>
-          <w:p>
-            <w:pPr>
-              <w:jc w:val="center"/>
-              <w:pBdr>
-                <w:bottom w:val="none" w:sz="0" w:space="0" w:color="000000"/>
-                <w:top w:val="none" w:sz="0" w:space="0" w:color="000000"/>
-                <w:left w:val="none" w:sz="0" w:space="0" w:color="000000"/>
-                <w:right w:val="none" w:sz="0" w:space="0" w:color="000000"/>
-              </w:pBdr>
-              <w:spacing w:after="100" w:before="100" w:line="240"/>
-              <w:ind w:left="100" w:right="100" w:firstLine="0" w:firstLineChars="0"/>
-              <w:rPr>
-                <w:rFonts w:ascii="Arial" w:hAnsi="Arial" w:eastAsia="Arial" w:cs="Arial"/>
-                <w:i w:val="false"/>
-                <w:b w:val="false"/>
-                <w:u w:val="none"/>
-                <w:strike w:val="false"/>
-                <w:sz w:val="22"/>
-                <w:szCs w:val="22"/>
-                <w:color w:val="000000"/>
-              </w:rPr>
-            </w:pPr>
-            <w:r>
-              <w:rPr>
-                <w:rFonts w:ascii="Arial" w:hAnsi="Arial" w:eastAsia="Arial" w:cs="Arial"/>
-                <w:i w:val="false"/>
-                <w:b w:val="false"/>
-                <w:u w:val="none"/>
-                <w:strike w:val="false"/>
-                <w:sz w:val="22"/>
-                <w:szCs w:val="22"/>
-                <w:color w:val="000000"/>
-              </w:rPr>
-              <w:t xml:space="preserve">896 (47%)</w:t>
-            </w:r>
-          </w:p>
-        </w:tc>
-        <w:tc>
-          <w:tcPr>
-            <w:tcBorders>
-              <w:bottom w:val="none" w:sz="0" w:space="0" w:color="000000"/>
-              <w:top w:val="none" w:sz="0" w:space="0" w:color="000000"/>
-              <w:left w:val="none" w:sz="0" w:space="0" w:color="000000"/>
-              <w:right w:val="none" w:sz="0" w:space="0" w:color="000000"/>
-            </w:tcBorders>
-            <w:shd w:val="clear" w:color="auto" w:fill="FFFFFF"/>
-            <w:tcMar>
-              <w:top w:w="0" w:type="dxa"/>
-              <w:bottom w:w="0" w:type="dxa"/>
-              <w:left w:w="0" w:type="dxa"/>
-              <w:right w:w="0" w:type="dxa"/>
-            </w:tcMar>
-            <w:vAlign w:val="top"/>
-          </w:tcPr>
-          <w:p>
-            <w:pPr>
-              <w:jc w:val="center"/>
-              <w:pBdr>
-                <w:bottom w:val="none" w:sz="0" w:space="0" w:color="000000"/>
-                <w:top w:val="none" w:sz="0" w:space="0" w:color="000000"/>
-                <w:left w:val="none" w:sz="0" w:space="0" w:color="000000"/>
-                <w:right w:val="none" w:sz="0" w:space="0" w:color="000000"/>
-              </w:pBdr>
-              <w:spacing w:after="100" w:before="100" w:line="240"/>
-              <w:ind w:left="100" w:right="100" w:firstLine="0" w:firstLineChars="0"/>
-              <w:rPr>
-                <w:rFonts w:ascii="Arial" w:hAnsi="Arial" w:eastAsia="Arial" w:cs="Arial"/>
-                <w:i w:val="false"/>
-                <w:b w:val="false"/>
-                <w:u w:val="none"/>
-                <w:strike w:val="false"/>
-                <w:sz w:val="22"/>
-                <w:szCs w:val="22"/>
-                <w:color w:val="000000"/>
-              </w:rPr>
-            </w:pPr>
-            <w:r>
-              <w:rPr>
-                <w:rFonts w:ascii="Arial" w:hAnsi="Arial" w:eastAsia="Arial" w:cs="Arial"/>
-                <w:i w:val="false"/>
-                <w:b w:val="false"/>
-                <w:u w:val="none"/>
-                <w:strike w:val="false"/>
-                <w:sz w:val="22"/>
-                <w:szCs w:val="22"/>
-                <w:color w:val="000000"/>
-              </w:rPr>
-              <w:t xml:space="preserve">124 (47%)</w:t>
+              <w:t xml:space="preserve">1,021 (47%)</w:t>
+            </w:r>
+          </w:p>
+        </w:tc>
+        <w:tc>
+          <w:tcPr>
+            <w:tcBorders>
+              <w:bottom w:val="none" w:sz="0" w:space="0" w:color="000000"/>
+              <w:top w:val="none" w:sz="0" w:space="0" w:color="000000"/>
+              <w:left w:val="none" w:sz="0" w:space="0" w:color="000000"/>
+              <w:right w:val="none" w:sz="0" w:space="0" w:color="000000"/>
+            </w:tcBorders>
+            <w:shd w:val="clear" w:color="auto" w:fill="FFFFFF"/>
+            <w:tcMar>
+              <w:top w:w="0" w:type="dxa"/>
+              <w:bottom w:w="0" w:type="dxa"/>
+              <w:left w:w="0" w:type="dxa"/>
+              <w:right w:w="0" w:type="dxa"/>
+            </w:tcMar>
+            <w:vAlign w:val="top"/>
+          </w:tcPr>
+          <w:p>
+            <w:pPr>
+              <w:jc w:val="center"/>
+              <w:pBdr>
+                <w:bottom w:val="none" w:sz="0" w:space="0" w:color="000000"/>
+                <w:top w:val="none" w:sz="0" w:space="0" w:color="000000"/>
+                <w:left w:val="none" w:sz="0" w:space="0" w:color="000000"/>
+                <w:right w:val="none" w:sz="0" w:space="0" w:color="000000"/>
+              </w:pBdr>
+              <w:spacing w:after="100" w:before="100" w:line="240"/>
+              <w:ind w:left="100" w:right="100" w:firstLine="0" w:firstLineChars="0"/>
+              <w:rPr>
+                <w:rFonts w:ascii="Arial" w:hAnsi="Arial" w:eastAsia="Arial" w:cs="Arial"/>
+                <w:i w:val="false"/>
+                <w:b w:val="false"/>
+                <w:u w:val="none"/>
+                <w:strike w:val="false"/>
+                <w:sz w:val="22"/>
+                <w:szCs w:val="22"/>
+                <w:color w:val="000000"/>
+              </w:rPr>
+            </w:pPr>
+            <w:r>
+              <w:rPr>
+                <w:rFonts w:ascii="Arial" w:hAnsi="Arial" w:eastAsia="Arial" w:cs="Arial"/>
+                <w:i w:val="false"/>
+                <w:b w:val="false"/>
+                <w:u w:val="none"/>
+                <w:strike w:val="false"/>
+                <w:sz w:val="22"/>
+                <w:szCs w:val="22"/>
+                <w:color w:val="000000"/>
+              </w:rPr>
+              <w:t xml:space="preserve">900 (47%)</w:t>
+            </w:r>
+          </w:p>
+        </w:tc>
+        <w:tc>
+          <w:tcPr>
+            <w:tcBorders>
+              <w:bottom w:val="none" w:sz="0" w:space="0" w:color="000000"/>
+              <w:top w:val="none" w:sz="0" w:space="0" w:color="000000"/>
+              <w:left w:val="none" w:sz="0" w:space="0" w:color="000000"/>
+              <w:right w:val="none" w:sz="0" w:space="0" w:color="000000"/>
+            </w:tcBorders>
+            <w:shd w:val="clear" w:color="auto" w:fill="FFFFFF"/>
+            <w:tcMar>
+              <w:top w:w="0" w:type="dxa"/>
+              <w:bottom w:w="0" w:type="dxa"/>
+              <w:left w:w="0" w:type="dxa"/>
+              <w:right w:w="0" w:type="dxa"/>
+            </w:tcMar>
+            <w:vAlign w:val="top"/>
+          </w:tcPr>
+          <w:p>
+            <w:pPr>
+              <w:jc w:val="center"/>
+              <w:pBdr>
+                <w:bottom w:val="none" w:sz="0" w:space="0" w:color="000000"/>
+                <w:top w:val="none" w:sz="0" w:space="0" w:color="000000"/>
+                <w:left w:val="none" w:sz="0" w:space="0" w:color="000000"/>
+                <w:right w:val="none" w:sz="0" w:space="0" w:color="000000"/>
+              </w:pBdr>
+              <w:spacing w:after="100" w:before="100" w:line="240"/>
+              <w:ind w:left="100" w:right="100" w:firstLine="0" w:firstLineChars="0"/>
+              <w:rPr>
+                <w:rFonts w:ascii="Arial" w:hAnsi="Arial" w:eastAsia="Arial" w:cs="Arial"/>
+                <w:i w:val="false"/>
+                <w:b w:val="false"/>
+                <w:u w:val="none"/>
+                <w:strike w:val="false"/>
+                <w:sz w:val="22"/>
+                <w:szCs w:val="22"/>
+                <w:color w:val="000000"/>
+              </w:rPr>
+            </w:pPr>
+            <w:r>
+              <w:rPr>
+                <w:rFonts w:ascii="Arial" w:hAnsi="Arial" w:eastAsia="Arial" w:cs="Arial"/>
+                <w:i w:val="false"/>
+                <w:b w:val="false"/>
+                <w:u w:val="none"/>
+                <w:strike w:val="false"/>
+                <w:sz w:val="22"/>
+                <w:szCs w:val="22"/>
+                <w:color w:val="000000"/>
+              </w:rPr>
+              <w:t xml:space="preserve">121 (47%)</w:t>
             </w:r>
           </w:p>
         </w:tc>
@@ -7393,7 +7393,7 @@
       </w:tr>
       <w:tr>
         <w:trPr>
-          <w:trHeight w:val="572" w:hRule="auto"/>
+          <w:trHeight w:val="571" w:hRule="auto"/>
         </w:trPr>
         body26
         <w:tc>
@@ -7500,61 +7500,61 @@
                 <w:szCs w:val="22"/>
                 <w:color w:val="000000"/>
               </w:rPr>
-              <w:t xml:space="preserve">63</w:t>
-            </w:r>
-          </w:p>
-        </w:tc>
-        <w:tc>
-          <w:tcPr>
-            <w:tcBorders>
-              <w:bottom w:val="none" w:sz="0" w:space="0" w:color="000000"/>
-              <w:top w:val="none" w:sz="0" w:space="0" w:color="000000"/>
-              <w:left w:val="none" w:sz="0" w:space="0" w:color="000000"/>
-              <w:right w:val="none" w:sz="0" w:space="0" w:color="000000"/>
-            </w:tcBorders>
-            <w:shd w:val="clear" w:color="auto" w:fill="FFFFFF"/>
-            <w:tcMar>
-              <w:top w:w="0" w:type="dxa"/>
-              <w:bottom w:w="0" w:type="dxa"/>
-              <w:left w:w="0" w:type="dxa"/>
-              <w:right w:w="0" w:type="dxa"/>
-            </w:tcMar>
-            <w:vAlign w:val="top"/>
-          </w:tcPr>
-          <w:p>
-            <w:pPr>
-              <w:jc w:val="center"/>
-              <w:pBdr>
-                <w:bottom w:val="none" w:sz="0" w:space="0" w:color="000000"/>
-                <w:top w:val="none" w:sz="0" w:space="0" w:color="000000"/>
-                <w:left w:val="none" w:sz="0" w:space="0" w:color="000000"/>
-                <w:right w:val="none" w:sz="0" w:space="0" w:color="000000"/>
-              </w:pBdr>
-              <w:spacing w:after="100" w:before="100" w:line="240"/>
-              <w:ind w:left="100" w:right="100" w:firstLine="0" w:firstLineChars="0"/>
-              <w:rPr>
-                <w:rFonts w:ascii="Arial" w:hAnsi="Arial" w:eastAsia="Arial" w:cs="Arial"/>
-                <w:i w:val="false"/>
-                <w:b w:val="false"/>
-                <w:u w:val="none"/>
-                <w:strike w:val="false"/>
-                <w:sz w:val="22"/>
-                <w:szCs w:val="22"/>
-                <w:color w:val="000000"/>
-              </w:rPr>
-            </w:pPr>
-            <w:r>
-              <w:rPr>
-                <w:rFonts w:ascii="Arial" w:hAnsi="Arial" w:eastAsia="Arial" w:cs="Arial"/>
-                <w:i w:val="false"/>
-                <w:b w:val="false"/>
-                <w:u w:val="none"/>
-                <w:strike w:val="false"/>
-                <w:sz w:val="22"/>
-                <w:szCs w:val="22"/>
-                <w:color w:val="000000"/>
-              </w:rPr>
-              <w:t xml:space="preserve">59</w:t>
+              <w:t xml:space="preserve">62</w:t>
+            </w:r>
+          </w:p>
+        </w:tc>
+        <w:tc>
+          <w:tcPr>
+            <w:tcBorders>
+              <w:bottom w:val="none" w:sz="0" w:space="0" w:color="000000"/>
+              <w:top w:val="none" w:sz="0" w:space="0" w:color="000000"/>
+              <w:left w:val="none" w:sz="0" w:space="0" w:color="000000"/>
+              <w:right w:val="none" w:sz="0" w:space="0" w:color="000000"/>
+            </w:tcBorders>
+            <w:shd w:val="clear" w:color="auto" w:fill="FFFFFF"/>
+            <w:tcMar>
+              <w:top w:w="0" w:type="dxa"/>
+              <w:bottom w:w="0" w:type="dxa"/>
+              <w:left w:w="0" w:type="dxa"/>
+              <w:right w:w="0" w:type="dxa"/>
+            </w:tcMar>
+            <w:vAlign w:val="top"/>
+          </w:tcPr>
+          <w:p>
+            <w:pPr>
+              <w:jc w:val="center"/>
+              <w:pBdr>
+                <w:bottom w:val="none" w:sz="0" w:space="0" w:color="000000"/>
+                <w:top w:val="none" w:sz="0" w:space="0" w:color="000000"/>
+                <w:left w:val="none" w:sz="0" w:space="0" w:color="000000"/>
+                <w:right w:val="none" w:sz="0" w:space="0" w:color="000000"/>
+              </w:pBdr>
+              <w:spacing w:after="100" w:before="100" w:line="240"/>
+              <w:ind w:left="100" w:right="100" w:firstLine="0" w:firstLineChars="0"/>
+              <w:rPr>
+                <w:rFonts w:ascii="Arial" w:hAnsi="Arial" w:eastAsia="Arial" w:cs="Arial"/>
+                <w:i w:val="false"/>
+                <w:b w:val="false"/>
+                <w:u w:val="none"/>
+                <w:strike w:val="false"/>
+                <w:sz w:val="22"/>
+                <w:szCs w:val="22"/>
+                <w:color w:val="000000"/>
+              </w:rPr>
+            </w:pPr>
+            <w:r>
+              <w:rPr>
+                <w:rFonts w:ascii="Arial" w:hAnsi="Arial" w:eastAsia="Arial" w:cs="Arial"/>
+                <w:i w:val="false"/>
+                <w:b w:val="false"/>
+                <w:u w:val="none"/>
+                <w:strike w:val="false"/>
+                <w:sz w:val="22"/>
+                <w:szCs w:val="22"/>
+                <w:color w:val="000000"/>
+              </w:rPr>
+              <w:t xml:space="preserve">58</w:t>
             </w:r>
           </w:p>
         </w:tc>
@@ -8106,7 +8106,7 @@
                 <w:szCs w:val="22"/>
                 <w:color w:val="000000"/>
               </w:rPr>
-              <w:t xml:space="preserve">1,794 (92%)</w:t>
+              <w:t xml:space="preserve">1,794 (91%)</w:t>
             </w:r>
           </w:p>
         </w:tc>
@@ -8436,7 +8436,7 @@
                 <w:szCs w:val="22"/>
                 <w:color w:val="000000"/>
               </w:rPr>
-              <w:t xml:space="preserve">16 (6.0%)</w:t>
+              <w:t xml:space="preserve">16 (6.2%)</w:t>
             </w:r>
           </w:p>
         </w:tc>
@@ -8934,61 +8934,61 @@
                 <w:szCs w:val="22"/>
                 <w:color w:val="000000"/>
               </w:rPr>
-              <w:t xml:space="preserve">1 (&lt;0.1%)</w:t>
-            </w:r>
-          </w:p>
-        </w:tc>
-        <w:tc>
-          <w:tcPr>
-            <w:tcBorders>
-              <w:bottom w:val="none" w:sz="0" w:space="0" w:color="000000"/>
-              <w:top w:val="none" w:sz="0" w:space="0" w:color="000000"/>
-              <w:left w:val="none" w:sz="0" w:space="0" w:color="000000"/>
-              <w:right w:val="none" w:sz="0" w:space="0" w:color="000000"/>
-            </w:tcBorders>
-            <w:shd w:val="clear" w:color="auto" w:fill="FFFFFF"/>
-            <w:tcMar>
-              <w:top w:w="0" w:type="dxa"/>
-              <w:bottom w:w="0" w:type="dxa"/>
-              <w:left w:w="0" w:type="dxa"/>
-              <w:right w:w="0" w:type="dxa"/>
-            </w:tcMar>
-            <w:vAlign w:val="top"/>
-          </w:tcPr>
-          <w:p>
-            <w:pPr>
-              <w:jc w:val="center"/>
-              <w:pBdr>
-                <w:bottom w:val="none" w:sz="0" w:space="0" w:color="000000"/>
-                <w:top w:val="none" w:sz="0" w:space="0" w:color="000000"/>
-                <w:left w:val="none" w:sz="0" w:space="0" w:color="000000"/>
-                <w:right w:val="none" w:sz="0" w:space="0" w:color="000000"/>
-              </w:pBdr>
-              <w:spacing w:after="100" w:before="100" w:line="240"/>
-              <w:ind w:left="100" w:right="100" w:firstLine="0" w:firstLineChars="0"/>
-              <w:rPr>
-                <w:rFonts w:ascii="Arial" w:hAnsi="Arial" w:eastAsia="Arial" w:cs="Arial"/>
-                <w:i w:val="false"/>
-                <w:b w:val="false"/>
-                <w:u w:val="none"/>
-                <w:strike w:val="false"/>
-                <w:sz w:val="22"/>
-                <w:szCs w:val="22"/>
-                <w:color w:val="000000"/>
-              </w:rPr>
-            </w:pPr>
-            <w:r>
-              <w:rPr>
-                <w:rFonts w:ascii="Arial" w:hAnsi="Arial" w:eastAsia="Arial" w:cs="Arial"/>
-                <w:i w:val="false"/>
-                <w:b w:val="false"/>
-                <w:u w:val="none"/>
-                <w:strike w:val="false"/>
-                <w:sz w:val="22"/>
-                <w:szCs w:val="22"/>
-                <w:color w:val="000000"/>
-              </w:rPr>
-              <w:t xml:space="preserve">10 (3.8%)</w:t>
+              <w:t xml:space="preserve">7 (0.4%)</w:t>
+            </w:r>
+          </w:p>
+        </w:tc>
+        <w:tc>
+          <w:tcPr>
+            <w:tcBorders>
+              <w:bottom w:val="none" w:sz="0" w:space="0" w:color="000000"/>
+              <w:top w:val="none" w:sz="0" w:space="0" w:color="000000"/>
+              <w:left w:val="none" w:sz="0" w:space="0" w:color="000000"/>
+              <w:right w:val="none" w:sz="0" w:space="0" w:color="000000"/>
+            </w:tcBorders>
+            <w:shd w:val="clear" w:color="auto" w:fill="FFFFFF"/>
+            <w:tcMar>
+              <w:top w:w="0" w:type="dxa"/>
+              <w:bottom w:w="0" w:type="dxa"/>
+              <w:left w:w="0" w:type="dxa"/>
+              <w:right w:w="0" w:type="dxa"/>
+            </w:tcMar>
+            <w:vAlign w:val="top"/>
+          </w:tcPr>
+          <w:p>
+            <w:pPr>
+              <w:jc w:val="center"/>
+              <w:pBdr>
+                <w:bottom w:val="none" w:sz="0" w:space="0" w:color="000000"/>
+                <w:top w:val="none" w:sz="0" w:space="0" w:color="000000"/>
+                <w:left w:val="none" w:sz="0" w:space="0" w:color="000000"/>
+                <w:right w:val="none" w:sz="0" w:space="0" w:color="000000"/>
+              </w:pBdr>
+              <w:spacing w:after="100" w:before="100" w:line="240"/>
+              <w:ind w:left="100" w:right="100" w:firstLine="0" w:firstLineChars="0"/>
+              <w:rPr>
+                <w:rFonts w:ascii="Arial" w:hAnsi="Arial" w:eastAsia="Arial" w:cs="Arial"/>
+                <w:i w:val="false"/>
+                <w:b w:val="false"/>
+                <w:u w:val="none"/>
+                <w:strike w:val="false"/>
+                <w:sz w:val="22"/>
+                <w:szCs w:val="22"/>
+                <w:color w:val="000000"/>
+              </w:rPr>
+            </w:pPr>
+            <w:r>
+              <w:rPr>
+                <w:rFonts w:ascii="Arial" w:hAnsi="Arial" w:eastAsia="Arial" w:cs="Arial"/>
+                <w:i w:val="false"/>
+                <w:b w:val="false"/>
+                <w:u w:val="none"/>
+                <w:strike w:val="false"/>
+                <w:sz w:val="22"/>
+                <w:szCs w:val="22"/>
+                <w:color w:val="000000"/>
+              </w:rPr>
+              <w:t xml:space="preserve">4 (1.5%)</w:t>
             </w:r>
           </w:p>
         </w:tc>
@@ -9264,7 +9264,7 @@
                 <w:szCs w:val="22"/>
                 <w:color w:val="000000"/>
               </w:rPr>
-              <w:t xml:space="preserve">20 (7.5%)</w:t>
+              <w:t xml:space="preserve">20 (7.7%)</w:t>
             </w:r>
           </w:p>
         </w:tc>
@@ -9540,7 +9540,7 @@
                 <w:szCs w:val="22"/>
                 <w:color w:val="000000"/>
               </w:rPr>
-              <w:t xml:space="preserve">117 (44%)</w:t>
+              <w:t xml:space="preserve">117 (45%)</w:t>
             </w:r>
           </w:p>
         </w:tc>
@@ -9816,7 +9816,7 @@
                 <w:szCs w:val="22"/>
                 <w:color w:val="000000"/>
               </w:rPr>
-              <w:t xml:space="preserve">33 (12%)</w:t>
+              <w:t xml:space="preserve">33 (13%)</w:t>
             </w:r>
           </w:p>
         </w:tc>
@@ -10092,7 +10092,7 @@
                 <w:szCs w:val="22"/>
                 <w:color w:val="000000"/>
               </w:rPr>
-              <w:t xml:space="preserve">20 (7.5%)</w:t>
+              <w:t xml:space="preserve">20 (7.7%)</w:t>
             </w:r>
           </w:p>
         </w:tc>
@@ -10422,7 +10422,7 @@
                 <w:szCs w:val="22"/>
                 <w:color w:val="000000"/>
               </w:rPr>
-              <w:t xml:space="preserve">0.002</w:t>
+              <w:t xml:space="preserve">0.003</w:t>
             </w:r>
           </w:p>
         </w:tc>
@@ -10590,61 +10590,61 @@
                 <w:szCs w:val="22"/>
                 <w:color w:val="000000"/>
               </w:rPr>
-              <w:t xml:space="preserve">311 (16%)</w:t>
-            </w:r>
-          </w:p>
-        </w:tc>
-        <w:tc>
-          <w:tcPr>
-            <w:tcBorders>
-              <w:bottom w:val="none" w:sz="0" w:space="0" w:color="000000"/>
-              <w:top w:val="none" w:sz="0" w:space="0" w:color="000000"/>
-              <w:left w:val="none" w:sz="0" w:space="0" w:color="000000"/>
-              <w:right w:val="none" w:sz="0" w:space="0" w:color="000000"/>
-            </w:tcBorders>
-            <w:shd w:val="clear" w:color="auto" w:fill="FFFFFF"/>
-            <w:tcMar>
-              <w:top w:w="0" w:type="dxa"/>
-              <w:bottom w:w="0" w:type="dxa"/>
-              <w:left w:w="0" w:type="dxa"/>
-              <w:right w:w="0" w:type="dxa"/>
-            </w:tcMar>
-            <w:vAlign w:val="top"/>
-          </w:tcPr>
-          <w:p>
-            <w:pPr>
-              <w:jc w:val="center"/>
-              <w:pBdr>
-                <w:bottom w:val="none" w:sz="0" w:space="0" w:color="000000"/>
-                <w:top w:val="none" w:sz="0" w:space="0" w:color="000000"/>
-                <w:left w:val="none" w:sz="0" w:space="0" w:color="000000"/>
-                <w:right w:val="none" w:sz="0" w:space="0" w:color="000000"/>
-              </w:pBdr>
-              <w:spacing w:after="100" w:before="100" w:line="240"/>
-              <w:ind w:left="100" w:right="100" w:firstLine="0" w:firstLineChars="0"/>
-              <w:rPr>
-                <w:rFonts w:ascii="Arial" w:hAnsi="Arial" w:eastAsia="Arial" w:cs="Arial"/>
-                <w:i w:val="false"/>
-                <w:b w:val="false"/>
-                <w:u w:val="none"/>
-                <w:strike w:val="false"/>
-                <w:sz w:val="22"/>
-                <w:szCs w:val="22"/>
-                <w:color w:val="000000"/>
-              </w:rPr>
-            </w:pPr>
-            <w:r>
-              <w:rPr>
-                <w:rFonts w:ascii="Arial" w:hAnsi="Arial" w:eastAsia="Arial" w:cs="Arial"/>
-                <w:i w:val="false"/>
-                <w:b w:val="false"/>
-                <w:u w:val="none"/>
-                <w:strike w:val="false"/>
-                <w:sz w:val="22"/>
-                <w:szCs w:val="22"/>
-                <w:color w:val="000000"/>
-              </w:rPr>
-              <w:t xml:space="preserve">53 (20%)</w:t>
+              <w:t xml:space="preserve">312 (16%)</w:t>
+            </w:r>
+          </w:p>
+        </w:tc>
+        <w:tc>
+          <w:tcPr>
+            <w:tcBorders>
+              <w:bottom w:val="none" w:sz="0" w:space="0" w:color="000000"/>
+              <w:top w:val="none" w:sz="0" w:space="0" w:color="000000"/>
+              <w:left w:val="none" w:sz="0" w:space="0" w:color="000000"/>
+              <w:right w:val="none" w:sz="0" w:space="0" w:color="000000"/>
+            </w:tcBorders>
+            <w:shd w:val="clear" w:color="auto" w:fill="FFFFFF"/>
+            <w:tcMar>
+              <w:top w:w="0" w:type="dxa"/>
+              <w:bottom w:w="0" w:type="dxa"/>
+              <w:left w:w="0" w:type="dxa"/>
+              <w:right w:w="0" w:type="dxa"/>
+            </w:tcMar>
+            <w:vAlign w:val="top"/>
+          </w:tcPr>
+          <w:p>
+            <w:pPr>
+              <w:jc w:val="center"/>
+              <w:pBdr>
+                <w:bottom w:val="none" w:sz="0" w:space="0" w:color="000000"/>
+                <w:top w:val="none" w:sz="0" w:space="0" w:color="000000"/>
+                <w:left w:val="none" w:sz="0" w:space="0" w:color="000000"/>
+                <w:right w:val="none" w:sz="0" w:space="0" w:color="000000"/>
+              </w:pBdr>
+              <w:spacing w:after="100" w:before="100" w:line="240"/>
+              <w:ind w:left="100" w:right="100" w:firstLine="0" w:firstLineChars="0"/>
+              <w:rPr>
+                <w:rFonts w:ascii="Arial" w:hAnsi="Arial" w:eastAsia="Arial" w:cs="Arial"/>
+                <w:i w:val="false"/>
+                <w:b w:val="false"/>
+                <w:u w:val="none"/>
+                <w:strike w:val="false"/>
+                <w:sz w:val="22"/>
+                <w:szCs w:val="22"/>
+                <w:color w:val="000000"/>
+              </w:rPr>
+            </w:pPr>
+            <w:r>
+              <w:rPr>
+                <w:rFonts w:ascii="Arial" w:hAnsi="Arial" w:eastAsia="Arial" w:cs="Arial"/>
+                <w:i w:val="false"/>
+                <w:b w:val="false"/>
+                <w:u w:val="none"/>
+                <w:strike w:val="false"/>
+                <w:sz w:val="22"/>
+                <w:szCs w:val="22"/>
+                <w:color w:val="000000"/>
+              </w:rPr>
+              <w:t xml:space="preserve">52 (20%)</w:t>
             </w:r>
           </w:p>
         </w:tc>
@@ -10866,7 +10866,7 @@
                 <w:szCs w:val="22"/>
                 <w:color w:val="000000"/>
               </w:rPr>
-              <w:t xml:space="preserve">245 (13%)</w:t>
+              <w:t xml:space="preserve">245 (12%)</w:t>
             </w:r>
           </w:p>
         </w:tc>
@@ -11142,61 +11142,61 @@
                 <w:szCs w:val="22"/>
                 <w:color w:val="000000"/>
               </w:rPr>
-              <w:t xml:space="preserve">667 (34%)</w:t>
-            </w:r>
-          </w:p>
-        </w:tc>
-        <w:tc>
-          <w:tcPr>
-            <w:tcBorders>
-              <w:bottom w:val="none" w:sz="0" w:space="0" w:color="000000"/>
-              <w:top w:val="none" w:sz="0" w:space="0" w:color="000000"/>
-              <w:left w:val="none" w:sz="0" w:space="0" w:color="000000"/>
-              <w:right w:val="none" w:sz="0" w:space="0" w:color="000000"/>
-            </w:tcBorders>
-            <w:shd w:val="clear" w:color="auto" w:fill="FFFFFF"/>
-            <w:tcMar>
-              <w:top w:w="0" w:type="dxa"/>
-              <w:bottom w:w="0" w:type="dxa"/>
-              <w:left w:w="0" w:type="dxa"/>
-              <w:right w:w="0" w:type="dxa"/>
-            </w:tcMar>
-            <w:vAlign w:val="top"/>
-          </w:tcPr>
-          <w:p>
-            <w:pPr>
-              <w:jc w:val="center"/>
-              <w:pBdr>
-                <w:bottom w:val="none" w:sz="0" w:space="0" w:color="000000"/>
-                <w:top w:val="none" w:sz="0" w:space="0" w:color="000000"/>
-                <w:left w:val="none" w:sz="0" w:space="0" w:color="000000"/>
-                <w:right w:val="none" w:sz="0" w:space="0" w:color="000000"/>
-              </w:pBdr>
-              <w:spacing w:after="100" w:before="100" w:line="240"/>
-              <w:ind w:left="100" w:right="100" w:firstLine="0" w:firstLineChars="0"/>
-              <w:rPr>
-                <w:rFonts w:ascii="Arial" w:hAnsi="Arial" w:eastAsia="Arial" w:cs="Arial"/>
-                <w:i w:val="false"/>
-                <w:b w:val="false"/>
-                <w:u w:val="none"/>
-                <w:strike w:val="false"/>
-                <w:sz w:val="22"/>
-                <w:szCs w:val="22"/>
-                <w:color w:val="000000"/>
-              </w:rPr>
-            </w:pPr>
-            <w:r>
-              <w:rPr>
-                <w:rFonts w:ascii="Arial" w:hAnsi="Arial" w:eastAsia="Arial" w:cs="Arial"/>
-                <w:i w:val="false"/>
-                <w:b w:val="false"/>
-                <w:u w:val="none"/>
-                <w:strike w:val="false"/>
-                <w:sz w:val="22"/>
-                <w:szCs w:val="22"/>
-                <w:color w:val="000000"/>
-              </w:rPr>
-              <w:t xml:space="preserve">60 (23%)</w:t>
+              <w:t xml:space="preserve">668 (34%)</w:t>
+            </w:r>
+          </w:p>
+        </w:tc>
+        <w:tc>
+          <w:tcPr>
+            <w:tcBorders>
+              <w:bottom w:val="none" w:sz="0" w:space="0" w:color="000000"/>
+              <w:top w:val="none" w:sz="0" w:space="0" w:color="000000"/>
+              <w:left w:val="none" w:sz="0" w:space="0" w:color="000000"/>
+              <w:right w:val="none" w:sz="0" w:space="0" w:color="000000"/>
+            </w:tcBorders>
+            <w:shd w:val="clear" w:color="auto" w:fill="FFFFFF"/>
+            <w:tcMar>
+              <w:top w:w="0" w:type="dxa"/>
+              <w:bottom w:w="0" w:type="dxa"/>
+              <w:left w:w="0" w:type="dxa"/>
+              <w:right w:w="0" w:type="dxa"/>
+            </w:tcMar>
+            <w:vAlign w:val="top"/>
+          </w:tcPr>
+          <w:p>
+            <w:pPr>
+              <w:jc w:val="center"/>
+              <w:pBdr>
+                <w:bottom w:val="none" w:sz="0" w:space="0" w:color="000000"/>
+                <w:top w:val="none" w:sz="0" w:space="0" w:color="000000"/>
+                <w:left w:val="none" w:sz="0" w:space="0" w:color="000000"/>
+                <w:right w:val="none" w:sz="0" w:space="0" w:color="000000"/>
+              </w:pBdr>
+              <w:spacing w:after="100" w:before="100" w:line="240"/>
+              <w:ind w:left="100" w:right="100" w:firstLine="0" w:firstLineChars="0"/>
+              <w:rPr>
+                <w:rFonts w:ascii="Arial" w:hAnsi="Arial" w:eastAsia="Arial" w:cs="Arial"/>
+                <w:i w:val="false"/>
+                <w:b w:val="false"/>
+                <w:u w:val="none"/>
+                <w:strike w:val="false"/>
+                <w:sz w:val="22"/>
+                <w:szCs w:val="22"/>
+                <w:color w:val="000000"/>
+              </w:rPr>
+            </w:pPr>
+            <w:r>
+              <w:rPr>
+                <w:rFonts w:ascii="Arial" w:hAnsi="Arial" w:eastAsia="Arial" w:cs="Arial"/>
+                <w:i w:val="false"/>
+                <w:b w:val="false"/>
+                <w:u w:val="none"/>
+                <w:strike w:val="false"/>
+                <w:sz w:val="22"/>
+                <w:szCs w:val="22"/>
+                <w:color w:val="000000"/>
+              </w:rPr>
+              <w:t xml:space="preserve">59 (23%)</w:t>
             </w:r>
           </w:p>
         </w:tc>
@@ -11418,61 +11418,61 @@
                 <w:szCs w:val="22"/>
                 <w:color w:val="000000"/>
               </w:rPr>
-              <w:t xml:space="preserve">733 (37%)</w:t>
-            </w:r>
-          </w:p>
-        </w:tc>
-        <w:tc>
-          <w:tcPr>
-            <w:tcBorders>
-              <w:bottom w:val="none" w:sz="0" w:space="0" w:color="000000"/>
-              <w:top w:val="none" w:sz="0" w:space="0" w:color="000000"/>
-              <w:left w:val="none" w:sz="0" w:space="0" w:color="000000"/>
-              <w:right w:val="none" w:sz="0" w:space="0" w:color="000000"/>
-            </w:tcBorders>
-            <w:shd w:val="clear" w:color="auto" w:fill="FFFFFF"/>
-            <w:tcMar>
-              <w:top w:w="0" w:type="dxa"/>
-              <w:bottom w:w="0" w:type="dxa"/>
-              <w:left w:w="0" w:type="dxa"/>
-              <w:right w:w="0" w:type="dxa"/>
-            </w:tcMar>
-            <w:vAlign w:val="top"/>
-          </w:tcPr>
-          <w:p>
-            <w:pPr>
-              <w:jc w:val="center"/>
-              <w:pBdr>
-                <w:bottom w:val="none" w:sz="0" w:space="0" w:color="000000"/>
-                <w:top w:val="none" w:sz="0" w:space="0" w:color="000000"/>
-                <w:left w:val="none" w:sz="0" w:space="0" w:color="000000"/>
-                <w:right w:val="none" w:sz="0" w:space="0" w:color="000000"/>
-              </w:pBdr>
-              <w:spacing w:after="100" w:before="100" w:line="240"/>
-              <w:ind w:left="100" w:right="100" w:firstLine="0" w:firstLineChars="0"/>
-              <w:rPr>
-                <w:rFonts w:ascii="Arial" w:hAnsi="Arial" w:eastAsia="Arial" w:cs="Arial"/>
-                <w:i w:val="false"/>
-                <w:b w:val="false"/>
-                <w:u w:val="none"/>
-                <w:strike w:val="false"/>
-                <w:sz w:val="22"/>
-                <w:szCs w:val="22"/>
-                <w:color w:val="000000"/>
-              </w:rPr>
-            </w:pPr>
-            <w:r>
-              <w:rPr>
-                <w:rFonts w:ascii="Arial" w:hAnsi="Arial" w:eastAsia="Arial" w:cs="Arial"/>
-                <w:i w:val="false"/>
-                <w:b w:val="false"/>
-                <w:u w:val="none"/>
-                <w:strike w:val="false"/>
-                <w:sz w:val="22"/>
-                <w:szCs w:val="22"/>
-                <w:color w:val="000000"/>
-              </w:rPr>
-              <w:t xml:space="preserve">117 (44%)</w:t>
+              <w:t xml:space="preserve">737 (38%)</w:t>
+            </w:r>
+          </w:p>
+        </w:tc>
+        <w:tc>
+          <w:tcPr>
+            <w:tcBorders>
+              <w:bottom w:val="none" w:sz="0" w:space="0" w:color="000000"/>
+              <w:top w:val="none" w:sz="0" w:space="0" w:color="000000"/>
+              <w:left w:val="none" w:sz="0" w:space="0" w:color="000000"/>
+              <w:right w:val="none" w:sz="0" w:space="0" w:color="000000"/>
+            </w:tcBorders>
+            <w:shd w:val="clear" w:color="auto" w:fill="FFFFFF"/>
+            <w:tcMar>
+              <w:top w:w="0" w:type="dxa"/>
+              <w:bottom w:w="0" w:type="dxa"/>
+              <w:left w:w="0" w:type="dxa"/>
+              <w:right w:w="0" w:type="dxa"/>
+            </w:tcMar>
+            <w:vAlign w:val="top"/>
+          </w:tcPr>
+          <w:p>
+            <w:pPr>
+              <w:jc w:val="center"/>
+              <w:pBdr>
+                <w:bottom w:val="none" w:sz="0" w:space="0" w:color="000000"/>
+                <w:top w:val="none" w:sz="0" w:space="0" w:color="000000"/>
+                <w:left w:val="none" w:sz="0" w:space="0" w:color="000000"/>
+                <w:right w:val="none" w:sz="0" w:space="0" w:color="000000"/>
+              </w:pBdr>
+              <w:spacing w:after="100" w:before="100" w:line="240"/>
+              <w:ind w:left="100" w:right="100" w:firstLine="0" w:firstLineChars="0"/>
+              <w:rPr>
+                <w:rFonts w:ascii="Arial" w:hAnsi="Arial" w:eastAsia="Arial" w:cs="Arial"/>
+                <w:i w:val="false"/>
+                <w:b w:val="false"/>
+                <w:u w:val="none"/>
+                <w:strike w:val="false"/>
+                <w:sz w:val="22"/>
+                <w:szCs w:val="22"/>
+                <w:color w:val="000000"/>
+              </w:rPr>
+            </w:pPr>
+            <w:r>
+              <w:rPr>
+                <w:rFonts w:ascii="Arial" w:hAnsi="Arial" w:eastAsia="Arial" w:cs="Arial"/>
+                <w:i w:val="false"/>
+                <w:b w:val="false"/>
+                <w:u w:val="none"/>
+                <w:strike w:val="false"/>
+                <w:sz w:val="22"/>
+                <w:szCs w:val="22"/>
+                <w:color w:val="000000"/>
+              </w:rPr>
+              <w:t xml:space="preserve">113 (43%)</w:t>
             </w:r>
           </w:p>
         </w:tc>
@@ -12300,7 +12300,7 @@
                 <w:szCs w:val="22"/>
                 <w:color w:val="000000"/>
               </w:rPr>
-              <w:t xml:space="preserve">23 (8.6%)</w:t>
+              <w:t xml:space="preserve">23 (8.8%)</w:t>
             </w:r>
           </w:p>
         </w:tc>
@@ -12522,61 +12522,61 @@
                 <w:szCs w:val="22"/>
                 <w:color w:val="000000"/>
               </w:rPr>
-              <w:t xml:space="preserve">148 (7.6%)</w:t>
-            </w:r>
-          </w:p>
-        </w:tc>
-        <w:tc>
-          <w:tcPr>
-            <w:tcBorders>
-              <w:bottom w:val="none" w:sz="0" w:space="0" w:color="000000"/>
-              <w:top w:val="none" w:sz="0" w:space="0" w:color="000000"/>
-              <w:left w:val="none" w:sz="0" w:space="0" w:color="000000"/>
-              <w:right w:val="none" w:sz="0" w:space="0" w:color="000000"/>
-            </w:tcBorders>
-            <w:shd w:val="clear" w:color="auto" w:fill="FFFFFF"/>
-            <w:tcMar>
-              <w:top w:w="0" w:type="dxa"/>
-              <w:bottom w:w="0" w:type="dxa"/>
-              <w:left w:w="0" w:type="dxa"/>
-              <w:right w:w="0" w:type="dxa"/>
-            </w:tcMar>
-            <w:vAlign w:val="top"/>
-          </w:tcPr>
-          <w:p>
-            <w:pPr>
-              <w:jc w:val="center"/>
-              <w:pBdr>
-                <w:bottom w:val="none" w:sz="0" w:space="0" w:color="000000"/>
-                <w:top w:val="none" w:sz="0" w:space="0" w:color="000000"/>
-                <w:left w:val="none" w:sz="0" w:space="0" w:color="000000"/>
-                <w:right w:val="none" w:sz="0" w:space="0" w:color="000000"/>
-              </w:pBdr>
-              <w:spacing w:after="100" w:before="100" w:line="240"/>
-              <w:ind w:left="100" w:right="100" w:firstLine="0" w:firstLineChars="0"/>
-              <w:rPr>
-                <w:rFonts w:ascii="Arial" w:hAnsi="Arial" w:eastAsia="Arial" w:cs="Arial"/>
-                <w:i w:val="false"/>
-                <w:b w:val="false"/>
-                <w:u w:val="none"/>
-                <w:strike w:val="false"/>
-                <w:sz w:val="22"/>
-                <w:szCs w:val="22"/>
-                <w:color w:val="000000"/>
-              </w:rPr>
-            </w:pPr>
-            <w:r>
-              <w:rPr>
-                <w:rFonts w:ascii="Arial" w:hAnsi="Arial" w:eastAsia="Arial" w:cs="Arial"/>
-                <w:i w:val="false"/>
-                <w:b w:val="false"/>
-                <w:u w:val="none"/>
-                <w:strike w:val="false"/>
-                <w:sz w:val="22"/>
-                <w:szCs w:val="22"/>
-                <w:color w:val="000000"/>
-              </w:rPr>
-              <w:t xml:space="preserve">24 (9.0%)</w:t>
+              <w:t xml:space="preserve">149 (7.6%)</w:t>
+            </w:r>
+          </w:p>
+        </w:tc>
+        <w:tc>
+          <w:tcPr>
+            <w:tcBorders>
+              <w:bottom w:val="none" w:sz="0" w:space="0" w:color="000000"/>
+              <w:top w:val="none" w:sz="0" w:space="0" w:color="000000"/>
+              <w:left w:val="none" w:sz="0" w:space="0" w:color="000000"/>
+              <w:right w:val="none" w:sz="0" w:space="0" w:color="000000"/>
+            </w:tcBorders>
+            <w:shd w:val="clear" w:color="auto" w:fill="FFFFFF"/>
+            <w:tcMar>
+              <w:top w:w="0" w:type="dxa"/>
+              <w:bottom w:w="0" w:type="dxa"/>
+              <w:left w:w="0" w:type="dxa"/>
+              <w:right w:w="0" w:type="dxa"/>
+            </w:tcMar>
+            <w:vAlign w:val="top"/>
+          </w:tcPr>
+          <w:p>
+            <w:pPr>
+              <w:jc w:val="center"/>
+              <w:pBdr>
+                <w:bottom w:val="none" w:sz="0" w:space="0" w:color="000000"/>
+                <w:top w:val="none" w:sz="0" w:space="0" w:color="000000"/>
+                <w:left w:val="none" w:sz="0" w:space="0" w:color="000000"/>
+                <w:right w:val="none" w:sz="0" w:space="0" w:color="000000"/>
+              </w:pBdr>
+              <w:spacing w:after="100" w:before="100" w:line="240"/>
+              <w:ind w:left="100" w:right="100" w:firstLine="0" w:firstLineChars="0"/>
+              <w:rPr>
+                <w:rFonts w:ascii="Arial" w:hAnsi="Arial" w:eastAsia="Arial" w:cs="Arial"/>
+                <w:i w:val="false"/>
+                <w:b w:val="false"/>
+                <w:u w:val="none"/>
+                <w:strike w:val="false"/>
+                <w:sz w:val="22"/>
+                <w:szCs w:val="22"/>
+                <w:color w:val="000000"/>
+              </w:rPr>
+            </w:pPr>
+            <w:r>
+              <w:rPr>
+                <w:rFonts w:ascii="Arial" w:hAnsi="Arial" w:eastAsia="Arial" w:cs="Arial"/>
+                <w:i w:val="false"/>
+                <w:b w:val="false"/>
+                <w:u w:val="none"/>
+                <w:strike w:val="false"/>
+                <w:sz w:val="22"/>
+                <w:szCs w:val="22"/>
+                <w:color w:val="000000"/>
+              </w:rPr>
+              <w:t xml:space="preserve">23 (8.8%)</w:t>
             </w:r>
           </w:p>
         </w:tc>
@@ -12798,61 +12798,61 @@
                 <w:szCs w:val="22"/>
                 <w:color w:val="000000"/>
               </w:rPr>
-              <w:t xml:space="preserve">190 (9.7%)</w:t>
-            </w:r>
-          </w:p>
-        </w:tc>
-        <w:tc>
-          <w:tcPr>
-            <w:tcBorders>
-              <w:bottom w:val="none" w:sz="0" w:space="0" w:color="000000"/>
-              <w:top w:val="none" w:sz="0" w:space="0" w:color="000000"/>
-              <w:left w:val="none" w:sz="0" w:space="0" w:color="000000"/>
-              <w:right w:val="none" w:sz="0" w:space="0" w:color="000000"/>
-            </w:tcBorders>
-            <w:shd w:val="clear" w:color="auto" w:fill="FFFFFF"/>
-            <w:tcMar>
-              <w:top w:w="0" w:type="dxa"/>
-              <w:bottom w:w="0" w:type="dxa"/>
-              <w:left w:w="0" w:type="dxa"/>
-              <w:right w:w="0" w:type="dxa"/>
-            </w:tcMar>
-            <w:vAlign w:val="top"/>
-          </w:tcPr>
-          <w:p>
-            <w:pPr>
-              <w:jc w:val="center"/>
-              <w:pBdr>
-                <w:bottom w:val="none" w:sz="0" w:space="0" w:color="000000"/>
-                <w:top w:val="none" w:sz="0" w:space="0" w:color="000000"/>
-                <w:left w:val="none" w:sz="0" w:space="0" w:color="000000"/>
-                <w:right w:val="none" w:sz="0" w:space="0" w:color="000000"/>
-              </w:pBdr>
-              <w:spacing w:after="100" w:before="100" w:line="240"/>
-              <w:ind w:left="100" w:right="100" w:firstLine="0" w:firstLineChars="0"/>
-              <w:rPr>
-                <w:rFonts w:ascii="Arial" w:hAnsi="Arial" w:eastAsia="Arial" w:cs="Arial"/>
-                <w:i w:val="false"/>
-                <w:b w:val="false"/>
-                <w:u w:val="none"/>
-                <w:strike w:val="false"/>
-                <w:sz w:val="22"/>
-                <w:szCs w:val="22"/>
-                <w:color w:val="000000"/>
-              </w:rPr>
-            </w:pPr>
-            <w:r>
-              <w:rPr>
-                <w:rFonts w:ascii="Arial" w:hAnsi="Arial" w:eastAsia="Arial" w:cs="Arial"/>
-                <w:i w:val="false"/>
-                <w:b w:val="false"/>
-                <w:u w:val="none"/>
-                <w:strike w:val="false"/>
-                <w:sz w:val="22"/>
-                <w:szCs w:val="22"/>
-                <w:color w:val="000000"/>
-              </w:rPr>
-              <w:t xml:space="preserve">19 (7.1%)</w:t>
+              <w:t xml:space="preserve">192 (9.8%)</w:t>
+            </w:r>
+          </w:p>
+        </w:tc>
+        <w:tc>
+          <w:tcPr>
+            <w:tcBorders>
+              <w:bottom w:val="none" w:sz="0" w:space="0" w:color="000000"/>
+              <w:top w:val="none" w:sz="0" w:space="0" w:color="000000"/>
+              <w:left w:val="none" w:sz="0" w:space="0" w:color="000000"/>
+              <w:right w:val="none" w:sz="0" w:space="0" w:color="000000"/>
+            </w:tcBorders>
+            <w:shd w:val="clear" w:color="auto" w:fill="FFFFFF"/>
+            <w:tcMar>
+              <w:top w:w="0" w:type="dxa"/>
+              <w:bottom w:w="0" w:type="dxa"/>
+              <w:left w:w="0" w:type="dxa"/>
+              <w:right w:w="0" w:type="dxa"/>
+            </w:tcMar>
+            <w:vAlign w:val="top"/>
+          </w:tcPr>
+          <w:p>
+            <w:pPr>
+              <w:jc w:val="center"/>
+              <w:pBdr>
+                <w:bottom w:val="none" w:sz="0" w:space="0" w:color="000000"/>
+                <w:top w:val="none" w:sz="0" w:space="0" w:color="000000"/>
+                <w:left w:val="none" w:sz="0" w:space="0" w:color="000000"/>
+                <w:right w:val="none" w:sz="0" w:space="0" w:color="000000"/>
+              </w:pBdr>
+              <w:spacing w:after="100" w:before="100" w:line="240"/>
+              <w:ind w:left="100" w:right="100" w:firstLine="0" w:firstLineChars="0"/>
+              <w:rPr>
+                <w:rFonts w:ascii="Arial" w:hAnsi="Arial" w:eastAsia="Arial" w:cs="Arial"/>
+                <w:i w:val="false"/>
+                <w:b w:val="false"/>
+                <w:u w:val="none"/>
+                <w:strike w:val="false"/>
+                <w:sz w:val="22"/>
+                <w:szCs w:val="22"/>
+                <w:color w:val="000000"/>
+              </w:rPr>
+            </w:pPr>
+            <w:r>
+              <w:rPr>
+                <w:rFonts w:ascii="Arial" w:hAnsi="Arial" w:eastAsia="Arial" w:cs="Arial"/>
+                <w:i w:val="false"/>
+                <w:b w:val="false"/>
+                <w:u w:val="none"/>
+                <w:strike w:val="false"/>
+                <w:sz w:val="22"/>
+                <w:szCs w:val="22"/>
+                <w:color w:val="000000"/>
+              </w:rPr>
+              <w:t xml:space="preserve">17 (6.5%)</w:t>
             </w:r>
           </w:p>
         </w:tc>
@@ -13074,61 +13074,61 @@
                 <w:szCs w:val="22"/>
                 <w:color w:val="000000"/>
               </w:rPr>
-              <w:t xml:space="preserve">138 (7.1%)</w:t>
-            </w:r>
-          </w:p>
-        </w:tc>
-        <w:tc>
-          <w:tcPr>
-            <w:tcBorders>
-              <w:bottom w:val="none" w:sz="0" w:space="0" w:color="000000"/>
-              <w:top w:val="none" w:sz="0" w:space="0" w:color="000000"/>
-              <w:left w:val="none" w:sz="0" w:space="0" w:color="000000"/>
-              <w:right w:val="none" w:sz="0" w:space="0" w:color="000000"/>
-            </w:tcBorders>
-            <w:shd w:val="clear" w:color="auto" w:fill="FFFFFF"/>
-            <w:tcMar>
-              <w:top w:w="0" w:type="dxa"/>
-              <w:bottom w:w="0" w:type="dxa"/>
-              <w:left w:w="0" w:type="dxa"/>
-              <w:right w:w="0" w:type="dxa"/>
-            </w:tcMar>
-            <w:vAlign w:val="top"/>
-          </w:tcPr>
-          <w:p>
-            <w:pPr>
-              <w:jc w:val="center"/>
-              <w:pBdr>
-                <w:bottom w:val="none" w:sz="0" w:space="0" w:color="000000"/>
-                <w:top w:val="none" w:sz="0" w:space="0" w:color="000000"/>
-                <w:left w:val="none" w:sz="0" w:space="0" w:color="000000"/>
-                <w:right w:val="none" w:sz="0" w:space="0" w:color="000000"/>
-              </w:pBdr>
-              <w:spacing w:after="100" w:before="100" w:line="240"/>
-              <w:ind w:left="100" w:right="100" w:firstLine="0" w:firstLineChars="0"/>
-              <w:rPr>
-                <w:rFonts w:ascii="Arial" w:hAnsi="Arial" w:eastAsia="Arial" w:cs="Arial"/>
-                <w:i w:val="false"/>
-                <w:b w:val="false"/>
-                <w:u w:val="none"/>
-                <w:strike w:val="false"/>
-                <w:sz w:val="22"/>
-                <w:szCs w:val="22"/>
-                <w:color w:val="000000"/>
-              </w:rPr>
-            </w:pPr>
-            <w:r>
-              <w:rPr>
-                <w:rFonts w:ascii="Arial" w:hAnsi="Arial" w:eastAsia="Arial" w:cs="Arial"/>
-                <w:i w:val="false"/>
-                <w:b w:val="false"/>
-                <w:u w:val="none"/>
-                <w:strike w:val="false"/>
-                <w:sz w:val="22"/>
-                <w:szCs w:val="22"/>
-                <w:color w:val="000000"/>
-              </w:rPr>
-              <w:t xml:space="preserve">12 (4.5%)</w:t>
+              <w:t xml:space="preserve">138 (7.0%)</w:t>
+            </w:r>
+          </w:p>
+        </w:tc>
+        <w:tc>
+          <w:tcPr>
+            <w:tcBorders>
+              <w:bottom w:val="none" w:sz="0" w:space="0" w:color="000000"/>
+              <w:top w:val="none" w:sz="0" w:space="0" w:color="000000"/>
+              <w:left w:val="none" w:sz="0" w:space="0" w:color="000000"/>
+              <w:right w:val="none" w:sz="0" w:space="0" w:color="000000"/>
+            </w:tcBorders>
+            <w:shd w:val="clear" w:color="auto" w:fill="FFFFFF"/>
+            <w:tcMar>
+              <w:top w:w="0" w:type="dxa"/>
+              <w:bottom w:w="0" w:type="dxa"/>
+              <w:left w:w="0" w:type="dxa"/>
+              <w:right w:w="0" w:type="dxa"/>
+            </w:tcMar>
+            <w:vAlign w:val="top"/>
+          </w:tcPr>
+          <w:p>
+            <w:pPr>
+              <w:jc w:val="center"/>
+              <w:pBdr>
+                <w:bottom w:val="none" w:sz="0" w:space="0" w:color="000000"/>
+                <w:top w:val="none" w:sz="0" w:space="0" w:color="000000"/>
+                <w:left w:val="none" w:sz="0" w:space="0" w:color="000000"/>
+                <w:right w:val="none" w:sz="0" w:space="0" w:color="000000"/>
+              </w:pBdr>
+              <w:spacing w:after="100" w:before="100" w:line="240"/>
+              <w:ind w:left="100" w:right="100" w:firstLine="0" w:firstLineChars="0"/>
+              <w:rPr>
+                <w:rFonts w:ascii="Arial" w:hAnsi="Arial" w:eastAsia="Arial" w:cs="Arial"/>
+                <w:i w:val="false"/>
+                <w:b w:val="false"/>
+                <w:u w:val="none"/>
+                <w:strike w:val="false"/>
+                <w:sz w:val="22"/>
+                <w:szCs w:val="22"/>
+                <w:color w:val="000000"/>
+              </w:rPr>
+            </w:pPr>
+            <w:r>
+              <w:rPr>
+                <w:rFonts w:ascii="Arial" w:hAnsi="Arial" w:eastAsia="Arial" w:cs="Arial"/>
+                <w:i w:val="false"/>
+                <w:b w:val="false"/>
+                <w:u w:val="none"/>
+                <w:strike w:val="false"/>
+                <w:sz w:val="22"/>
+                <w:szCs w:val="22"/>
+                <w:color w:val="000000"/>
+              </w:rPr>
+              <w:t xml:space="preserve">12 (4.6%)</w:t>
             </w:r>
           </w:p>
         </w:tc>
@@ -13680,7 +13680,7 @@
                 <w:szCs w:val="22"/>
                 <w:color w:val="000000"/>
               </w:rPr>
-              <w:t xml:space="preserve">41 (15%)</w:t>
+              <w:t xml:space="preserve">41 (16%)</w:t>
             </w:r>
           </w:p>
         </w:tc>
@@ -14178,61 +14178,61 @@
                 <w:szCs w:val="22"/>
                 <w:color w:val="000000"/>
               </w:rPr>
-              <w:t xml:space="preserve">310 (16%)</w:t>
-            </w:r>
-          </w:p>
-        </w:tc>
-        <w:tc>
-          <w:tcPr>
-            <w:tcBorders>
-              <w:bottom w:val="none" w:sz="0" w:space="0" w:color="000000"/>
-              <w:top w:val="none" w:sz="0" w:space="0" w:color="000000"/>
-              <w:left w:val="none" w:sz="0" w:space="0" w:color="000000"/>
-              <w:right w:val="none" w:sz="0" w:space="0" w:color="000000"/>
-            </w:tcBorders>
-            <w:shd w:val="clear" w:color="auto" w:fill="FFFFFF"/>
-            <w:tcMar>
-              <w:top w:w="0" w:type="dxa"/>
-              <w:bottom w:w="0" w:type="dxa"/>
-              <w:left w:w="0" w:type="dxa"/>
-              <w:right w:w="0" w:type="dxa"/>
-            </w:tcMar>
-            <w:vAlign w:val="top"/>
-          </w:tcPr>
-          <w:p>
-            <w:pPr>
-              <w:jc w:val="center"/>
-              <w:pBdr>
-                <w:bottom w:val="none" w:sz="0" w:space="0" w:color="000000"/>
-                <w:top w:val="none" w:sz="0" w:space="0" w:color="000000"/>
-                <w:left w:val="none" w:sz="0" w:space="0" w:color="000000"/>
-                <w:right w:val="none" w:sz="0" w:space="0" w:color="000000"/>
-              </w:pBdr>
-              <w:spacing w:after="100" w:before="100" w:line="240"/>
-              <w:ind w:left="100" w:right="100" w:firstLine="0" w:firstLineChars="0"/>
-              <w:rPr>
-                <w:rFonts w:ascii="Arial" w:hAnsi="Arial" w:eastAsia="Arial" w:cs="Arial"/>
-                <w:i w:val="false"/>
-                <w:b w:val="false"/>
-                <w:u w:val="none"/>
-                <w:strike w:val="false"/>
-                <w:sz w:val="22"/>
-                <w:szCs w:val="22"/>
-                <w:color w:val="000000"/>
-              </w:rPr>
-            </w:pPr>
-            <w:r>
-              <w:rPr>
-                <w:rFonts w:ascii="Arial" w:hAnsi="Arial" w:eastAsia="Arial" w:cs="Arial"/>
-                <w:i w:val="false"/>
-                <w:b w:val="false"/>
-                <w:u w:val="none"/>
-                <w:strike w:val="false"/>
-                <w:sz w:val="22"/>
-                <w:szCs w:val="22"/>
-                <w:color w:val="000000"/>
-              </w:rPr>
-              <w:t xml:space="preserve">50 (19%)</w:t>
+              <w:t xml:space="preserve">311 (16%)</w:t>
+            </w:r>
+          </w:p>
+        </w:tc>
+        <w:tc>
+          <w:tcPr>
+            <w:tcBorders>
+              <w:bottom w:val="none" w:sz="0" w:space="0" w:color="000000"/>
+              <w:top w:val="none" w:sz="0" w:space="0" w:color="000000"/>
+              <w:left w:val="none" w:sz="0" w:space="0" w:color="000000"/>
+              <w:right w:val="none" w:sz="0" w:space="0" w:color="000000"/>
+            </w:tcBorders>
+            <w:shd w:val="clear" w:color="auto" w:fill="FFFFFF"/>
+            <w:tcMar>
+              <w:top w:w="0" w:type="dxa"/>
+              <w:bottom w:w="0" w:type="dxa"/>
+              <w:left w:w="0" w:type="dxa"/>
+              <w:right w:w="0" w:type="dxa"/>
+            </w:tcMar>
+            <w:vAlign w:val="top"/>
+          </w:tcPr>
+          <w:p>
+            <w:pPr>
+              <w:jc w:val="center"/>
+              <w:pBdr>
+                <w:bottom w:val="none" w:sz="0" w:space="0" w:color="000000"/>
+                <w:top w:val="none" w:sz="0" w:space="0" w:color="000000"/>
+                <w:left w:val="none" w:sz="0" w:space="0" w:color="000000"/>
+                <w:right w:val="none" w:sz="0" w:space="0" w:color="000000"/>
+              </w:pBdr>
+              <w:spacing w:after="100" w:before="100" w:line="240"/>
+              <w:ind w:left="100" w:right="100" w:firstLine="0" w:firstLineChars="0"/>
+              <w:rPr>
+                <w:rFonts w:ascii="Arial" w:hAnsi="Arial" w:eastAsia="Arial" w:cs="Arial"/>
+                <w:i w:val="false"/>
+                <w:b w:val="false"/>
+                <w:u w:val="none"/>
+                <w:strike w:val="false"/>
+                <w:sz w:val="22"/>
+                <w:szCs w:val="22"/>
+                <w:color w:val="000000"/>
+              </w:rPr>
+            </w:pPr>
+            <w:r>
+              <w:rPr>
+                <w:rFonts w:ascii="Arial" w:hAnsi="Arial" w:eastAsia="Arial" w:cs="Arial"/>
+                <w:i w:val="false"/>
+                <w:b w:val="false"/>
+                <w:u w:val="none"/>
+                <w:strike w:val="false"/>
+                <w:sz w:val="22"/>
+                <w:szCs w:val="22"/>
+                <w:color w:val="000000"/>
+              </w:rPr>
+              <w:t xml:space="preserve">49 (19%)</w:t>
             </w:r>
           </w:p>
         </w:tc>
@@ -14454,61 +14454,61 @@
                 <w:szCs w:val="22"/>
                 <w:color w:val="000000"/>
               </w:rPr>
-              <w:t xml:space="preserve">306 (16%)</w:t>
-            </w:r>
-          </w:p>
-        </w:tc>
-        <w:tc>
-          <w:tcPr>
-            <w:tcBorders>
-              <w:bottom w:val="none" w:sz="0" w:space="0" w:color="000000"/>
-              <w:top w:val="none" w:sz="0" w:space="0" w:color="000000"/>
-              <w:left w:val="none" w:sz="0" w:space="0" w:color="000000"/>
-              <w:right w:val="none" w:sz="0" w:space="0" w:color="000000"/>
-            </w:tcBorders>
-            <w:shd w:val="clear" w:color="auto" w:fill="FFFFFF"/>
-            <w:tcMar>
-              <w:top w:w="0" w:type="dxa"/>
-              <w:bottom w:w="0" w:type="dxa"/>
-              <w:left w:w="0" w:type="dxa"/>
-              <w:right w:w="0" w:type="dxa"/>
-            </w:tcMar>
-            <w:vAlign w:val="top"/>
-          </w:tcPr>
-          <w:p>
-            <w:pPr>
-              <w:jc w:val="center"/>
-              <w:pBdr>
-                <w:bottom w:val="none" w:sz="0" w:space="0" w:color="000000"/>
-                <w:top w:val="none" w:sz="0" w:space="0" w:color="000000"/>
-                <w:left w:val="none" w:sz="0" w:space="0" w:color="000000"/>
-                <w:right w:val="none" w:sz="0" w:space="0" w:color="000000"/>
-              </w:pBdr>
-              <w:spacing w:after="100" w:before="100" w:line="240"/>
-              <w:ind w:left="100" w:right="100" w:firstLine="0" w:firstLineChars="0"/>
-              <w:rPr>
-                <w:rFonts w:ascii="Arial" w:hAnsi="Arial" w:eastAsia="Arial" w:cs="Arial"/>
-                <w:i w:val="false"/>
-                <w:b w:val="false"/>
-                <w:u w:val="none"/>
-                <w:strike w:val="false"/>
-                <w:sz w:val="22"/>
-                <w:szCs w:val="22"/>
-                <w:color w:val="000000"/>
-              </w:rPr>
-            </w:pPr>
-            <w:r>
-              <w:rPr>
-                <w:rFonts w:ascii="Arial" w:hAnsi="Arial" w:eastAsia="Arial" w:cs="Arial"/>
-                <w:i w:val="false"/>
-                <w:b w:val="false"/>
-                <w:u w:val="none"/>
-                <w:strike w:val="false"/>
-                <w:sz w:val="22"/>
-                <w:szCs w:val="22"/>
-                <w:color w:val="000000"/>
-              </w:rPr>
-              <w:t xml:space="preserve">47 (18%)</w:t>
+              <w:t xml:space="preserve">308 (16%)</w:t>
+            </w:r>
+          </w:p>
+        </w:tc>
+        <w:tc>
+          <w:tcPr>
+            <w:tcBorders>
+              <w:bottom w:val="none" w:sz="0" w:space="0" w:color="000000"/>
+              <w:top w:val="none" w:sz="0" w:space="0" w:color="000000"/>
+              <w:left w:val="none" w:sz="0" w:space="0" w:color="000000"/>
+              <w:right w:val="none" w:sz="0" w:space="0" w:color="000000"/>
+            </w:tcBorders>
+            <w:shd w:val="clear" w:color="auto" w:fill="FFFFFF"/>
+            <w:tcMar>
+              <w:top w:w="0" w:type="dxa"/>
+              <w:bottom w:w="0" w:type="dxa"/>
+              <w:left w:w="0" w:type="dxa"/>
+              <w:right w:w="0" w:type="dxa"/>
+            </w:tcMar>
+            <w:vAlign w:val="top"/>
+          </w:tcPr>
+          <w:p>
+            <w:pPr>
+              <w:jc w:val="center"/>
+              <w:pBdr>
+                <w:bottom w:val="none" w:sz="0" w:space="0" w:color="000000"/>
+                <w:top w:val="none" w:sz="0" w:space="0" w:color="000000"/>
+                <w:left w:val="none" w:sz="0" w:space="0" w:color="000000"/>
+                <w:right w:val="none" w:sz="0" w:space="0" w:color="000000"/>
+              </w:pBdr>
+              <w:spacing w:after="100" w:before="100" w:line="240"/>
+              <w:ind w:left="100" w:right="100" w:firstLine="0" w:firstLineChars="0"/>
+              <w:rPr>
+                <w:rFonts w:ascii="Arial" w:hAnsi="Arial" w:eastAsia="Arial" w:cs="Arial"/>
+                <w:i w:val="false"/>
+                <w:b w:val="false"/>
+                <w:u w:val="none"/>
+                <w:strike w:val="false"/>
+                <w:sz w:val="22"/>
+                <w:szCs w:val="22"/>
+                <w:color w:val="000000"/>
+              </w:rPr>
+            </w:pPr>
+            <w:r>
+              <w:rPr>
+                <w:rFonts w:ascii="Arial" w:hAnsi="Arial" w:eastAsia="Arial" w:cs="Arial"/>
+                <w:i w:val="false"/>
+                <w:b w:val="false"/>
+                <w:u w:val="none"/>
+                <w:strike w:val="false"/>
+                <w:sz w:val="22"/>
+                <w:szCs w:val="22"/>
+                <w:color w:val="000000"/>
+              </w:rPr>
+              <w:t xml:space="preserve">45 (17%)</w:t>
             </w:r>
           </w:p>
         </w:tc>
@@ -14784,7 +14784,7 @@
                 <w:szCs w:val="22"/>
                 <w:color w:val="000000"/>
               </w:rPr>
-              <w:t xml:space="preserve">22 (8.3%)</w:t>
+              <w:t xml:space="preserve">22 (8.5%)</w:t>
             </w:r>
           </w:p>
         </w:tc>
@@ -14913,7 +14913,7 @@
                 <w:szCs w:val="22"/>
                 <w:color w:val="000000"/>
               </w:rPr>
-              <w:t xml:space="preserve">"Excluded (CT)": co-detection partner CT &gt;30, missing, or inconclusive. Case dropped entirely (N=266). (All cases are already restricted to HMPV CT ≤30; see table caption.)</w:t>
+              <w:t xml:space="preserve">"Excluded (CT)": co-detection partner CT &gt;30, missing, or inconclusive. Case dropped entirely (N=260). (All cases are already restricted to HMPV CT ≤30; see table caption.)</w:t>
             </w:r>
           </w:p>
         </w:tc>
